--- a/4.质量管理/1.流程制度规范类文件/ZGS-04-01-运维服务质量管理制度.docx
+++ b/4.质量管理/1.流程制度规范类文件/ZGS-04-01-运维服务质量管理制度.docx
@@ -1,10 +1,11 @@
 
 <file path=word/document.xml><?xml version="1.0" encoding="utf-8"?>
-<w:document xmlns:wpc="http://schemas.microsoft.com/office/word/2010/wordprocessingCanvas" xmlns:mc="http://schemas.openxmlformats.org/markup-compatibility/2006" xmlns:o="urn:schemas-microsoft-com:office:office" xmlns:r="http://schemas.openxmlformats.org/officeDocument/2006/relationships" xmlns:m="http://schemas.openxmlformats.org/officeDocument/2006/math" xmlns:v="urn:schemas-microsoft-com:vml" xmlns:wp14="http://schemas.microsoft.com/office/word/2010/wordprocessingDrawing" xmlns:wp="http://schemas.openxmlformats.org/drawingml/2006/wordprocessingDrawing" xmlns:w="http://schemas.openxmlformats.org/wordprocessingml/2006/main" xmlns:w14="http://schemas.microsoft.com/office/word/2010/wordml" xmlns:w10="urn:schemas-microsoft-com:office:word" xmlns:w15="http://schemas.microsoft.com/office/word/2012/wordml" xmlns:wpg="http://schemas.microsoft.com/office/word/2010/wordprocessingGroup" xmlns:wpi="http://schemas.microsoft.com/office/word/2010/wordprocessingInk" xmlns:wne="http://schemas.microsoft.com/office/word/2006/wordml" xmlns:wps="http://schemas.microsoft.com/office/word/2010/wordprocessingShape" xmlns:wpsCustomData="http://www.wps.cn/officeDocument/2013/wpsCustomData" mc:Ignorable="w14 w15 wp14">
+<w:document xmlns:wpc="http://schemas.microsoft.com/office/word/2010/wordprocessingCanvas" xmlns:mc="http://schemas.openxmlformats.org/markup-compatibility/2006" xmlns:o="urn:schemas-microsoft-com:office:office" xmlns:r="http://schemas.openxmlformats.org/officeDocument/2006/relationships" xmlns:m="http://schemas.openxmlformats.org/officeDocument/2006/math" xmlns:v="urn:schemas-microsoft-com:vml" xmlns:wp14="http://schemas.microsoft.com/office/word/2010/wordprocessingDrawing" xmlns:wp="http://schemas.openxmlformats.org/drawingml/2006/wordprocessingDrawing" xmlns:w10="urn:schemas-microsoft-com:office:word" xmlns:w="http://schemas.openxmlformats.org/wordprocessingml/2006/main" xmlns:w14="http://schemas.microsoft.com/office/word/2010/wordml" xmlns:w15="http://schemas.microsoft.com/office/word/2012/wordml" xmlns:wne="http://schemas.microsoft.com/office/word/2006/wordml" xmlns:wpg="http://schemas.microsoft.com/office/word/2010/wordprocessingGroup" xmlns:wpi="http://schemas.microsoft.com/office/word/2010/wordprocessingInk" xmlns:wps="http://schemas.microsoft.com/office/word/2010/wordprocessingShape" mc:Ignorable="w14 w15 wp14">
+  <!-- Generated by Aspose.Words for .NET 13.3.0.1 -->
   <w:body>
     <w:p>
       <w:pPr>
-        <w:pStyle w:val="24"/>
+        <w:pStyle w:val="a"/>
         <w:keepNext w:val="0"/>
         <w:keepLines w:val="0"/>
         <w:pageBreakBefore w:val="0"/>
@@ -24,7 +25,7 @@
       <w:bookmarkStart w:id="0" w:name="_Toc26831"/>
       <w:r>
         <w:drawing>
-          <wp:anchor distT="0" distB="0" distL="114300" distR="114300" simplePos="0" relativeHeight="251660288" behindDoc="1" locked="0" layoutInCell="1" allowOverlap="1">
+          <wp:anchor distT="0" distB="0" distL="114300" distR="114300" simplePos="0" relativeHeight="251659264" behindDoc="1" locked="0" layoutInCell="1" allowOverlap="1">
             <wp:simplePos x="0" y="0"/>
             <wp:positionH relativeFrom="column">
               <wp:posOffset>0</wp:posOffset>
@@ -49,7 +50,7 @@
                     </pic:cNvPicPr>
                   </pic:nvPicPr>
                   <pic:blipFill>
-                    <a:blip r:embed="rId7"/>
+                    <a:blip xmlns:r="http://schemas.openxmlformats.org/officeDocument/2006/relationships" r:embed="rId4"/>
                     <a:stretch>
                       <a:fillRect/>
                     </a:stretch>
@@ -79,7 +80,7 @@
           <w:lang w:val="en-US" w:eastAsia="zh-CN"/>
         </w:rPr>
         <w:drawing>
-          <wp:anchor distT="0" distB="0" distL="114300" distR="114300" simplePos="0" relativeHeight="251659264" behindDoc="1" locked="0" layoutInCell="1" allowOverlap="1">
+          <wp:anchor distT="0" distB="0" distL="114300" distR="114300" simplePos="0" relativeHeight="251658240" behindDoc="1" locked="0" layoutInCell="1" allowOverlap="1">
             <wp:simplePos x="0" y="0"/>
             <wp:positionH relativeFrom="column">
               <wp:posOffset>635</wp:posOffset>
@@ -104,7 +105,7 @@
                     </pic:cNvPicPr>
                   </pic:nvPicPr>
                   <pic:blipFill>
-                    <a:blip r:embed="rId8">
+                    <a:blip xmlns:r="http://schemas.openxmlformats.org/officeDocument/2006/relationships" r:embed="rId5">
                       <a:alphaModFix amt="58000"/>
                       <a:lum contrast="-52000"/>
                     </a:blip>
@@ -138,7 +139,7 @@
     </w:p>
     <w:p>
       <w:pPr>
-        <w:pStyle w:val="25"/>
+        <w:pStyle w:val="a0"/>
         <w:keepNext w:val="0"/>
         <w:keepLines w:val="0"/>
         <w:pageBreakBefore w:val="0"/>
@@ -185,11 +186,11 @@
         <w:adjustRightInd w:val="0"/>
         <w:snapToGrid w:val="0"/>
         <w:spacing w:after="624" w:afterLines="200" w:line="219" w:lineRule="auto"/>
-        <w:ind w:left="0" w:leftChars="0" w:right="0" w:rightChars="0" w:firstLine="0" w:firstLineChars="0"/>
+        <w:ind w:left="0" w:right="0" w:firstLine="0" w:leftChars="0" w:rightChars="0" w:firstLineChars="0"/>
         <w:jc w:val="center"/>
         <w:textAlignment w:val="baseline"/>
         <w:rPr>
-          <w:rFonts w:hint="default" w:ascii="宋体" w:hAnsi="宋体" w:eastAsia="宋体" w:cs="宋体"/>
+          <w:rFonts w:ascii="宋体" w:eastAsia="宋体" w:hAnsi="宋体" w:cs="宋体" w:hint="default"/>
           <w:sz w:val="24"/>
           <w:szCs w:val="24"/>
           <w:lang w:val="en-US" w:eastAsia="zh-CN"/>
@@ -197,7 +198,7 @@
       </w:pPr>
       <w:r>
         <w:rPr>
-          <w:rFonts w:ascii="宋体" w:hAnsi="宋体" w:eastAsia="宋体" w:cs="宋体"/>
+          <w:rFonts w:ascii="宋体" w:eastAsia="宋体" w:hAnsi="宋体" w:cs="宋体"/>
           <w:b/>
           <w:bCs/>
           <w:spacing w:val="-3"/>
@@ -206,63 +207,20 @@
         </w:rPr>
         <w:t>文件编号：ZGS-04-01</w:t>
       </w:r>
-      <w:r>
-        <w:rPr>
-          <w:rFonts w:hint="eastAsia" w:ascii="宋体" w:hAnsi="宋体" w:eastAsia="宋体" w:cs="宋体"/>
-          <w:b/>
-          <w:bCs/>
-          <w:spacing w:val="-3"/>
-          <w:sz w:val="24"/>
-          <w:szCs w:val="24"/>
-          <w:lang w:val="en-US" w:eastAsia="zh-CN"/>
-        </w:rPr>
-      </w:r>
-      <w:r>
-        <w:rPr>
-          <w:rFonts w:ascii="宋体" w:hAnsi="宋体" w:eastAsia="宋体" w:cs="宋体"/>
-          <w:b/>
-          <w:bCs/>
-          <w:spacing w:val="-3"/>
-          <w:sz w:val="24"/>
-          <w:szCs w:val="24"/>
-        </w:rPr>
-      </w:r>
-      <w:r>
-        <w:rPr>
-          <w:rFonts w:hint="eastAsia" w:ascii="宋体" w:hAnsi="宋体" w:cs="宋体"/>
-          <w:b/>
-          <w:bCs/>
-          <w:spacing w:val="-3"/>
-          <w:sz w:val="24"/>
-          <w:szCs w:val="24"/>
-          <w:lang w:val="en-US" w:eastAsia="zh-CN"/>
-        </w:rPr>
-      </w:r>
-      <w:r>
-        <w:rPr>
-          <w:rFonts w:ascii="宋体" w:hAnsi="宋体" w:eastAsia="宋体" w:cs="宋体"/>
-          <w:b/>
-          <w:bCs/>
-          <w:spacing w:val="-3"/>
-          <w:sz w:val="24"/>
-          <w:szCs w:val="24"/>
-        </w:rPr>
-      </w:r>
     </w:p>
     <w:tbl>
       <w:tblPr>
-        <w:tblStyle w:val="21"/>
+        <w:tblStyle w:val="TableGrid"/>
         <w:tblW w:w="0" w:type="auto"/>
         <w:jc w:val="center"/>
         <w:tblBorders>
-          <w:top w:val="none" w:color="auto" w:sz="0" w:space="0"/>
-          <w:left w:val="none" w:color="auto" w:sz="0" w:space="0"/>
-          <w:bottom w:val="none" w:color="auto" w:sz="0" w:space="0"/>
-          <w:right w:val="none" w:color="auto" w:sz="0" w:space="0"/>
-          <w:insideH w:val="none" w:color="auto" w:sz="0" w:space="0"/>
-          <w:insideV w:val="none" w:color="auto" w:sz="0" w:space="0"/>
+          <w:top w:val="nil"/>
+          <w:left w:val="nil"/>
+          <w:bottom w:val="nil"/>
+          <w:right w:val="nil"/>
+          <w:insideH w:val="nil"/>
+          <w:insideV w:val="nil"/>
         </w:tblBorders>
-        <w:tblLayout w:type="autofit"/>
         <w:tblCellMar>
           <w:top w:w="0" w:type="dxa"/>
           <w:left w:w="108" w:type="dxa"/>
@@ -276,13 +234,15 @@
       </w:tblGrid>
       <w:tr>
         <w:tblPrEx>
+          <w:tblW w:w="0" w:type="auto"/>
+          <w:jc w:val="center"/>
           <w:tblBorders>
-            <w:top w:val="none" w:color="auto" w:sz="0" w:space="0"/>
-            <w:left w:val="none" w:color="auto" w:sz="0" w:space="0"/>
-            <w:bottom w:val="none" w:color="auto" w:sz="0" w:space="0"/>
-            <w:right w:val="none" w:color="auto" w:sz="0" w:space="0"/>
-            <w:insideH w:val="none" w:color="auto" w:sz="0" w:space="0"/>
-            <w:insideV w:val="none" w:color="auto" w:sz="0" w:space="0"/>
+            <w:top w:val="nil"/>
+            <w:left w:val="nil"/>
+            <w:bottom w:val="nil"/>
+            <w:right w:val="nil"/>
+            <w:insideH w:val="nil"/>
+            <w:insideV w:val="nil"/>
           </w:tblBorders>
           <w:tblCellMar>
             <w:top w:w="0" w:type="dxa"/>
@@ -292,7 +252,7 @@
           </w:tblCellMar>
         </w:tblPrEx>
         <w:trPr>
-          <w:trHeight w:val="810" w:hRule="atLeast"/>
+          <w:trHeight w:val="810"/>
           <w:jc w:val="center"/>
         </w:trPr>
         <w:tc>
@@ -327,23 +287,6 @@
                 <w:lang w:val="en-US" w:eastAsia="zh-CN"/>
               </w:rPr>
               <w:t>编制部门:质量部</w:t>
-            </w:r>
-            <w:r>
-              <w:rPr>
-                <w:rFonts w:hint="default" w:asciiTheme="minorAscii" w:hAnsiTheme="minorAscii" w:eastAsiaTheme="minorEastAsia"/>
-                <w:spacing w:val="227"/>
-                <w:sz w:val="21"/>
-                <w:vertAlign w:val="baseline"/>
-                <w:lang w:val="en-US" w:eastAsia="zh-CN"/>
-              </w:rPr>
-            </w:r>
-            <w:r>
-              <w:rPr>
-                <w:rFonts w:hint="eastAsia"/>
-                <w:u w:val="single"/>
-                <w:vertAlign w:val="baseline"/>
-                <w:lang w:val="en-US" w:eastAsia="zh-CN"/>
-              </w:rPr>
             </w:r>
           </w:p>
         </w:tc>
@@ -382,7 +325,7 @@
             </w:r>
             <w:r>
               <w:rPr>
-                <w:rFonts w:hint="eastAsia" w:asciiTheme="minorAscii" w:hAnsiTheme="minorAscii" w:eastAsiaTheme="minorEastAsia"/>
+                <w:rFonts w:asciiTheme="minorAscii" w:eastAsiaTheme="minorEastAsia" w:hAnsiTheme="minorAscii" w:hint="eastAsia"/>
                 <w:spacing w:val="227"/>
                 <w:sz w:val="21"/>
                 <w:vertAlign w:val="baseline"/>
@@ -404,14 +347,8 @@
       </w:tr>
       <w:tr>
         <w:tblPrEx>
-          <w:tblBorders>
-            <w:top w:val="none" w:color="auto" w:sz="0" w:space="0"/>
-            <w:left w:val="none" w:color="auto" w:sz="0" w:space="0"/>
-            <w:bottom w:val="none" w:color="auto" w:sz="0" w:space="0"/>
-            <w:right w:val="none" w:color="auto" w:sz="0" w:space="0"/>
-            <w:insideH w:val="none" w:color="auto" w:sz="0" w:space="0"/>
-            <w:insideV w:val="none" w:color="auto" w:sz="0" w:space="0"/>
-          </w:tblBorders>
+          <w:tblW w:w="0" w:type="auto"/>
+          <w:jc w:val="center"/>
           <w:tblCellMar>
             <w:top w:w="0" w:type="dxa"/>
             <w:left w:w="108" w:type="dxa"/>
@@ -420,7 +357,7 @@
           </w:tblCellMar>
         </w:tblPrEx>
         <w:trPr>
-          <w:trHeight w:val="810" w:hRule="atLeast"/>
+          <w:trHeight w:val="810"/>
           <w:jc w:val="center"/>
         </w:trPr>
         <w:tc>
@@ -444,7 +381,7 @@
               <w:snapToGrid w:val="0"/>
               <w:textAlignment w:val="baseline"/>
               <w:rPr>
-                <w:rFonts w:hint="default" w:ascii="Arial" w:hAnsi="Arial" w:eastAsia="Arial" w:cs="Arial"/>
+                <w:rFonts w:ascii="Arial" w:eastAsia="Arial" w:hAnsi="Arial" w:cs="Arial" w:hint="default"/>
                 <w:snapToGrid w:val="0"/>
                 <w:color w:val="000000"/>
                 <w:kern w:val="0"/>
@@ -476,7 +413,7 @@
             </w:r>
             <w:r>
               <w:rPr>
-                <w:rFonts w:hint="default" w:asciiTheme="minorAscii" w:hAnsiTheme="minorAscii" w:eastAsiaTheme="minorEastAsia"/>
+                <w:rFonts w:asciiTheme="minorAscii" w:eastAsiaTheme="minorEastAsia" w:hAnsiTheme="minorAscii" w:hint="default"/>
                 <w:spacing w:val="227"/>
                 <w:sz w:val="21"/>
                 <w:vertAlign w:val="baseline"/>
@@ -529,7 +466,7 @@
               <w:snapToGrid w:val="0"/>
               <w:textAlignment w:val="baseline"/>
               <w:rPr>
-                <w:rFonts w:hint="default" w:ascii="Arial" w:hAnsi="Arial" w:eastAsia="Arial" w:cs="Arial"/>
+                <w:rFonts w:ascii="Arial" w:eastAsia="Arial" w:hAnsi="Arial" w:cs="Arial" w:hint="default"/>
                 <w:snapToGrid w:val="0"/>
                 <w:color w:val="000000"/>
                 <w:kern w:val="0"/>
@@ -547,8 +484,8 @@
               </w:rPr>
               <w:t>审核</w:t>
             </w:r>
-            <w:bookmarkStart w:id="36" w:name="_GoBack"/>
-            <w:bookmarkEnd w:id="36"/>
+            <w:bookmarkStart w:id="2" w:name="_GoBack"/>
+            <w:bookmarkEnd w:id="2"/>
             <w:r>
               <w:rPr>
                 <w:rFonts w:hint="eastAsia"/>
@@ -559,7 +496,7 @@
             </w:r>
             <w:r>
               <w:rPr>
-                <w:rFonts w:hint="eastAsia" w:asciiTheme="minorAscii" w:hAnsiTheme="minorAscii" w:eastAsiaTheme="minorEastAsia"/>
+                <w:rFonts w:asciiTheme="minorAscii" w:eastAsiaTheme="minorEastAsia" w:hAnsiTheme="minorAscii" w:hint="eastAsia"/>
                 <w:spacing w:val="227"/>
                 <w:sz w:val="21"/>
                 <w:vertAlign w:val="baseline"/>
@@ -581,14 +518,8 @@
       </w:tr>
       <w:tr>
         <w:tblPrEx>
-          <w:tblBorders>
-            <w:top w:val="none" w:color="auto" w:sz="0" w:space="0"/>
-            <w:left w:val="none" w:color="auto" w:sz="0" w:space="0"/>
-            <w:bottom w:val="none" w:color="auto" w:sz="0" w:space="0"/>
-            <w:right w:val="none" w:color="auto" w:sz="0" w:space="0"/>
-            <w:insideH w:val="none" w:color="auto" w:sz="0" w:space="0"/>
-            <w:insideV w:val="none" w:color="auto" w:sz="0" w:space="0"/>
-          </w:tblBorders>
+          <w:tblW w:w="0" w:type="auto"/>
+          <w:jc w:val="center"/>
           <w:tblCellMar>
             <w:top w:w="0" w:type="dxa"/>
             <w:left w:w="108" w:type="dxa"/>
@@ -597,7 +528,7 @@
           </w:tblCellMar>
         </w:tblPrEx>
         <w:trPr>
-          <w:trHeight w:val="635" w:hRule="atLeast"/>
+          <w:trHeight w:val="635"/>
           <w:jc w:val="center"/>
         </w:trPr>
         <w:tc>
@@ -634,31 +565,6 @@
                 <w:lang w:val="en-US" w:eastAsia="zh-CN"/>
               </w:rPr>
               <w:t>批准人:刘长凡</w:t>
-            </w:r>
-            <w:r>
-              <w:rPr>
-                <w:rFonts w:hint="eastAsia"/>
-                <w:spacing w:val="1"/>
-                <w:kern w:val="0"/>
-                <w:vertAlign w:val="baseline"/>
-                <w:lang w:val="en-US" w:eastAsia="zh-CN"/>
-              </w:rPr>
-            </w:r>
-            <w:r>
-              <w:rPr>
-                <w:rFonts w:hint="eastAsia" w:asciiTheme="minorAscii" w:hAnsiTheme="minorAscii" w:eastAsiaTheme="minorEastAsia"/>
-                <w:spacing w:val="227"/>
-                <w:sz w:val="21"/>
-                <w:vertAlign w:val="baseline"/>
-                <w:lang w:val="en-US" w:eastAsia="zh-CN"/>
-              </w:rPr>
-            </w:r>
-            <w:r>
-              <w:rPr>
-                <w:rFonts w:hint="eastAsia"/>
-                <w:u w:val="single"/>
-                <w:lang w:val="en-US" w:eastAsia="zh-CN"/>
-              </w:rPr>
             </w:r>
           </w:p>
         </w:tc>
@@ -697,7 +603,7 @@
             </w:r>
             <w:r>
               <w:rPr>
-                <w:rFonts w:hint="eastAsia" w:asciiTheme="minorAscii" w:hAnsiTheme="minorAscii" w:eastAsiaTheme="minorEastAsia"/>
+                <w:rFonts w:asciiTheme="minorAscii" w:eastAsiaTheme="minorEastAsia" w:hAnsiTheme="minorAscii" w:hint="eastAsia"/>
                 <w:spacing w:val="227"/>
                 <w:sz w:val="21"/>
                 <w:vertAlign w:val="baseline"/>
@@ -756,14 +662,14 @@
         <w:ind w:left="3634"/>
         <w:textAlignment w:val="baseline"/>
         <w:rPr>
-          <w:rFonts w:ascii="宋体" w:hAnsi="宋体" w:eastAsia="宋体" w:cs="宋体"/>
+          <w:rFonts w:ascii="宋体" w:eastAsia="宋体" w:hAnsi="宋体" w:cs="宋体"/>
           <w:sz w:val="31"/>
           <w:szCs w:val="31"/>
         </w:rPr>
       </w:pPr>
       <w:r>
         <w:rPr>
-          <w:rFonts w:ascii="宋体" w:hAnsi="宋体" w:eastAsia="宋体" w:cs="宋体"/>
+          <w:rFonts w:ascii="宋体" w:eastAsia="宋体" w:hAnsi="宋体" w:cs="宋体"/>
           <w:b/>
           <w:bCs/>
           <w:spacing w:val="4"/>
@@ -775,16 +681,16 @@
     </w:p>
     <w:tbl>
       <w:tblPr>
-        <w:tblStyle w:val="26"/>
+        <w:tblStyle w:val="TableNormal0"/>
         <w:tblW w:w="7137" w:type="dxa"/>
         <w:jc w:val="center"/>
         <w:tblBorders>
-          <w:top w:val="single" w:color="000000" w:sz="2" w:space="0"/>
-          <w:left w:val="single" w:color="000000" w:sz="2" w:space="0"/>
-          <w:bottom w:val="single" w:color="000000" w:sz="2" w:space="0"/>
-          <w:right w:val="single" w:color="000000" w:sz="2" w:space="0"/>
-          <w:insideH w:val="single" w:color="000000" w:sz="2" w:space="0"/>
-          <w:insideV w:val="single" w:color="000000" w:sz="2" w:space="0"/>
+          <w:top w:val="single" w:sz="2" w:space="0" w:color="000000"/>
+          <w:left w:val="single" w:sz="2" w:space="0" w:color="000000"/>
+          <w:bottom w:val="single" w:sz="2" w:space="0" w:color="000000"/>
+          <w:right w:val="single" w:sz="2" w:space="0" w:color="000000"/>
+          <w:insideH w:val="single" w:sz="2" w:space="0" w:color="000000"/>
+          <w:insideV w:val="single" w:sz="2" w:space="0" w:color="000000"/>
         </w:tblBorders>
         <w:tblLayout w:type="fixed"/>
         <w:tblCellMar>
@@ -802,14 +708,17 @@
       </w:tblGrid>
       <w:tr>
         <w:tblPrEx>
+          <w:tblW w:w="7137" w:type="dxa"/>
+          <w:jc w:val="center"/>
           <w:tblBorders>
-            <w:top w:val="single" w:color="000000" w:sz="2" w:space="0"/>
-            <w:left w:val="single" w:color="000000" w:sz="2" w:space="0"/>
-            <w:bottom w:val="single" w:color="000000" w:sz="2" w:space="0"/>
-            <w:right w:val="single" w:color="000000" w:sz="2" w:space="0"/>
-            <w:insideH w:val="single" w:color="000000" w:sz="2" w:space="0"/>
-            <w:insideV w:val="single" w:color="000000" w:sz="2" w:space="0"/>
+            <w:top w:val="single" w:sz="2" w:space="0" w:color="000000"/>
+            <w:left w:val="single" w:sz="2" w:space="0" w:color="000000"/>
+            <w:bottom w:val="single" w:sz="2" w:space="0" w:color="000000"/>
+            <w:right w:val="single" w:sz="2" w:space="0" w:color="000000"/>
+            <w:insideH w:val="single" w:sz="2" w:space="0" w:color="000000"/>
+            <w:insideV w:val="single" w:sz="2" w:space="0" w:color="000000"/>
           </w:tblBorders>
+          <w:tblLayout w:type="fixed"/>
           <w:tblCellMar>
             <w:top w:w="0" w:type="dxa"/>
             <w:left w:w="0" w:type="dxa"/>
@@ -818,7 +727,7 @@
           </w:tblCellMar>
         </w:tblPrEx>
         <w:trPr>
-          <w:trHeight w:val="593" w:hRule="atLeast"/>
+          <w:trHeight w:val="593"/>
           <w:jc w:val="center"/>
         </w:trPr>
         <w:tc>
@@ -840,18 +749,18 @@
               <w:adjustRightInd w:val="0"/>
               <w:snapToGrid w:val="0"/>
               <w:spacing w:before="176" w:line="228" w:lineRule="auto"/>
-              <w:ind w:left="0" w:leftChars="0" w:right="0" w:rightChars="0" w:firstLine="0" w:firstLineChars="0"/>
+              <w:ind w:left="0" w:right="0" w:firstLine="0" w:leftChars="0" w:rightChars="0" w:firstLineChars="0"/>
               <w:jc w:val="center"/>
               <w:textAlignment w:val="baseline"/>
               <w:rPr>
-                <w:rFonts w:ascii="宋体" w:hAnsi="宋体" w:eastAsia="宋体" w:cs="宋体"/>
+                <w:rFonts w:ascii="宋体" w:eastAsia="宋体" w:hAnsi="宋体" w:cs="宋体"/>
                 <w:sz w:val="20"/>
                 <w:szCs w:val="20"/>
               </w:rPr>
             </w:pPr>
             <w:r>
               <w:rPr>
-                <w:rFonts w:ascii="宋体" w:hAnsi="宋体" w:eastAsia="宋体" w:cs="宋体"/>
+                <w:rFonts w:ascii="宋体" w:eastAsia="宋体" w:hAnsi="宋体" w:cs="宋体"/>
                 <w:spacing w:val="-14"/>
                 <w:sz w:val="20"/>
                 <w:szCs w:val="20"/>
@@ -879,18 +788,18 @@
               <w:adjustRightInd w:val="0"/>
               <w:snapToGrid w:val="0"/>
               <w:spacing w:before="175" w:line="227" w:lineRule="auto"/>
-              <w:ind w:left="0" w:leftChars="0" w:right="0" w:rightChars="0" w:firstLine="0" w:firstLineChars="0"/>
+              <w:ind w:left="0" w:right="0" w:firstLine="0" w:leftChars="0" w:rightChars="0" w:firstLineChars="0"/>
               <w:jc w:val="center"/>
               <w:textAlignment w:val="baseline"/>
               <w:rPr>
-                <w:rFonts w:ascii="宋体" w:hAnsi="宋体" w:eastAsia="宋体" w:cs="宋体"/>
+                <w:rFonts w:ascii="宋体" w:eastAsia="宋体" w:hAnsi="宋体" w:cs="宋体"/>
                 <w:sz w:val="20"/>
                 <w:szCs w:val="20"/>
               </w:rPr>
             </w:pPr>
             <w:r>
               <w:rPr>
-                <w:rFonts w:ascii="宋体" w:hAnsi="宋体" w:eastAsia="宋体" w:cs="宋体"/>
+                <w:rFonts w:ascii="宋体" w:eastAsia="宋体" w:hAnsi="宋体" w:cs="宋体"/>
                 <w:spacing w:val="4"/>
                 <w:sz w:val="20"/>
                 <w:szCs w:val="20"/>
@@ -918,18 +827,18 @@
               <w:adjustRightInd w:val="0"/>
               <w:snapToGrid w:val="0"/>
               <w:spacing w:before="175" w:line="228" w:lineRule="auto"/>
-              <w:ind w:left="0" w:leftChars="0" w:right="0" w:rightChars="0" w:firstLine="0" w:firstLineChars="0"/>
+              <w:ind w:left="0" w:right="0" w:firstLine="0" w:leftChars="0" w:rightChars="0" w:firstLineChars="0"/>
               <w:jc w:val="center"/>
               <w:textAlignment w:val="baseline"/>
               <w:rPr>
-                <w:rFonts w:ascii="宋体" w:hAnsi="宋体" w:eastAsia="宋体" w:cs="宋体"/>
+                <w:rFonts w:ascii="宋体" w:eastAsia="宋体" w:hAnsi="宋体" w:cs="宋体"/>
                 <w:sz w:val="20"/>
                 <w:szCs w:val="20"/>
               </w:rPr>
             </w:pPr>
             <w:r>
               <w:rPr>
-                <w:rFonts w:ascii="宋体" w:hAnsi="宋体" w:eastAsia="宋体" w:cs="宋体"/>
+                <w:rFonts w:ascii="宋体" w:eastAsia="宋体" w:hAnsi="宋体" w:cs="宋体"/>
                 <w:spacing w:val="7"/>
                 <w:sz w:val="20"/>
                 <w:szCs w:val="20"/>
@@ -957,18 +866,18 @@
               <w:adjustRightInd w:val="0"/>
               <w:snapToGrid w:val="0"/>
               <w:spacing w:before="176" w:line="229" w:lineRule="auto"/>
-              <w:ind w:left="0" w:leftChars="0" w:right="0" w:rightChars="0" w:firstLine="0" w:firstLineChars="0"/>
+              <w:ind w:left="0" w:right="0" w:firstLine="0" w:leftChars="0" w:rightChars="0" w:firstLineChars="0"/>
               <w:jc w:val="center"/>
               <w:textAlignment w:val="baseline"/>
               <w:rPr>
-                <w:rFonts w:ascii="宋体" w:hAnsi="宋体" w:eastAsia="宋体" w:cs="宋体"/>
+                <w:rFonts w:ascii="宋体" w:eastAsia="宋体" w:hAnsi="宋体" w:cs="宋体"/>
                 <w:sz w:val="20"/>
                 <w:szCs w:val="20"/>
               </w:rPr>
             </w:pPr>
             <w:r>
               <w:rPr>
-                <w:rFonts w:ascii="宋体" w:hAnsi="宋体" w:eastAsia="宋体" w:cs="宋体"/>
+                <w:rFonts w:ascii="宋体" w:eastAsia="宋体" w:hAnsi="宋体" w:cs="宋体"/>
                 <w:spacing w:val="7"/>
                 <w:sz w:val="20"/>
                 <w:szCs w:val="20"/>
@@ -980,14 +889,9 @@
       </w:tr>
       <w:tr>
         <w:tblPrEx>
-          <w:tblBorders>
-            <w:top w:val="single" w:color="000000" w:sz="2" w:space="0"/>
-            <w:left w:val="single" w:color="000000" w:sz="2" w:space="0"/>
-            <w:bottom w:val="single" w:color="000000" w:sz="2" w:space="0"/>
-            <w:right w:val="single" w:color="000000" w:sz="2" w:space="0"/>
-            <w:insideH w:val="single" w:color="000000" w:sz="2" w:space="0"/>
-            <w:insideV w:val="single" w:color="000000" w:sz="2" w:space="0"/>
-          </w:tblBorders>
+          <w:tblW w:w="7137" w:type="dxa"/>
+          <w:jc w:val="center"/>
+          <w:tblLayout w:type="fixed"/>
           <w:tblCellMar>
             <w:top w:w="0" w:type="dxa"/>
             <w:left w:w="0" w:type="dxa"/>
@@ -996,7 +900,7 @@
           </w:tblCellMar>
         </w:tblPrEx>
         <w:trPr>
-          <w:trHeight w:val="516" w:hRule="atLeast"/>
+          <w:trHeight w:val="516"/>
           <w:jc w:val="center"/>
         </w:trPr>
         <w:tc>
@@ -1018,11 +922,11 @@
               <w:adjustRightInd w:val="0"/>
               <w:snapToGrid w:val="0"/>
               <w:spacing w:before="173" w:line="267" w:lineRule="exact"/>
-              <w:ind w:left="0" w:leftChars="0" w:right="0" w:rightChars="0" w:firstLine="0" w:firstLineChars="0"/>
+              <w:ind w:left="0" w:right="0" w:firstLine="0" w:leftChars="0" w:rightChars="0" w:firstLineChars="0"/>
               <w:jc w:val="center"/>
               <w:textAlignment w:val="baseline"/>
               <w:rPr>
-                <w:rFonts w:hint="default" w:ascii="宋体" w:hAnsi="宋体" w:eastAsia="宋体" w:cs="宋体"/>
+                <w:rFonts w:ascii="宋体" w:eastAsia="宋体" w:hAnsi="宋体" w:cs="宋体" w:hint="default"/>
                 <w:sz w:val="20"/>
                 <w:szCs w:val="20"/>
                 <w:lang w:val="en-US" w:eastAsia="zh-CN"/>
@@ -1030,7 +934,7 @@
             </w:pPr>
             <w:r>
               <w:rPr>
-                <w:rFonts w:ascii="宋体" w:hAnsi="宋体" w:eastAsia="宋体" w:cs="宋体"/>
+                <w:rFonts w:ascii="宋体" w:eastAsia="宋体" w:hAnsi="宋体" w:cs="宋体"/>
                 <w:spacing w:val="3"/>
                 <w:position w:val="1"/>
                 <w:sz w:val="20"/>
@@ -1040,7 +944,7 @@
             </w:r>
             <w:r>
               <w:rPr>
-                <w:rFonts w:hint="eastAsia" w:ascii="宋体" w:hAnsi="宋体" w:cs="宋体"/>
+                <w:rFonts w:ascii="宋体" w:hAnsi="宋体" w:cs="宋体" w:hint="eastAsia"/>
                 <w:spacing w:val="3"/>
                 <w:position w:val="1"/>
                 <w:sz w:val="20"/>
@@ -1070,18 +974,18 @@
               <w:adjustRightInd w:val="0"/>
               <w:snapToGrid w:val="0"/>
               <w:spacing w:before="173" w:line="267" w:lineRule="exact"/>
-              <w:ind w:left="0" w:leftChars="0" w:right="0" w:rightChars="0" w:firstLine="0" w:firstLineChars="0"/>
+              <w:ind w:left="0" w:right="0" w:firstLine="0" w:leftChars="0" w:rightChars="0" w:firstLineChars="0"/>
               <w:jc w:val="center"/>
               <w:textAlignment w:val="baseline"/>
               <w:rPr>
-                <w:rFonts w:ascii="宋体" w:hAnsi="宋体" w:eastAsia="宋体" w:cs="宋体"/>
+                <w:rFonts w:ascii="宋体" w:eastAsia="宋体" w:hAnsi="宋体" w:cs="宋体"/>
                 <w:sz w:val="20"/>
                 <w:szCs w:val="20"/>
               </w:rPr>
             </w:pPr>
             <w:r>
               <w:rPr>
-                <w:rFonts w:ascii="宋体" w:hAnsi="宋体" w:eastAsia="宋体" w:cs="宋体"/>
+                <w:rFonts w:ascii="宋体" w:eastAsia="宋体" w:hAnsi="宋体" w:cs="宋体"/>
                 <w:spacing w:val="4"/>
                 <w:position w:val="1"/>
                 <w:sz w:val="20"/>
@@ -1110,18 +1014,18 @@
               <w:adjustRightInd w:val="0"/>
               <w:snapToGrid w:val="0"/>
               <w:spacing w:before="172" w:line="228" w:lineRule="auto"/>
-              <w:ind w:left="0" w:leftChars="0" w:right="0" w:rightChars="0" w:firstLine="0" w:firstLineChars="0"/>
+              <w:ind w:left="0" w:right="0" w:firstLine="0" w:leftChars="0" w:rightChars="0" w:firstLineChars="0"/>
               <w:jc w:val="center"/>
               <w:textAlignment w:val="baseline"/>
               <w:rPr>
-                <w:rFonts w:ascii="宋体" w:hAnsi="宋体" w:eastAsia="宋体" w:cs="宋体"/>
+                <w:rFonts w:ascii="宋体" w:eastAsia="宋体" w:hAnsi="宋体" w:cs="宋体"/>
                 <w:sz w:val="20"/>
                 <w:szCs w:val="20"/>
               </w:rPr>
             </w:pPr>
             <w:r>
               <w:rPr>
-                <w:rFonts w:ascii="宋体" w:hAnsi="宋体" w:eastAsia="宋体" w:cs="宋体"/>
+                <w:rFonts w:ascii="宋体" w:eastAsia="宋体" w:hAnsi="宋体" w:cs="宋体"/>
                 <w:spacing w:val="7"/>
                 <w:sz w:val="20"/>
                 <w:szCs w:val="20"/>
@@ -1149,11 +1053,11 @@
               <w:adjustRightInd w:val="0"/>
               <w:snapToGrid w:val="0"/>
               <w:spacing w:before="173" w:line="229" w:lineRule="auto"/>
-              <w:ind w:left="0" w:leftChars="0" w:right="0" w:rightChars="0" w:firstLine="0" w:firstLineChars="0"/>
+              <w:ind w:left="0" w:right="0" w:firstLine="0" w:leftChars="0" w:rightChars="0" w:firstLineChars="0"/>
               <w:jc w:val="center"/>
               <w:textAlignment w:val="baseline"/>
               <w:rPr>
-                <w:rFonts w:ascii="宋体" w:hAnsi="宋体" w:eastAsia="宋体" w:cs="宋体"/>
+                <w:rFonts w:ascii="宋体" w:eastAsia="宋体" w:hAnsi="宋体" w:cs="宋体"/>
                 <w:sz w:val="20"/>
                 <w:szCs w:val="20"/>
               </w:rPr>
@@ -1170,14 +1074,9 @@
       </w:tr>
       <w:tr>
         <w:tblPrEx>
-          <w:tblBorders>
-            <w:top w:val="single" w:color="000000" w:sz="2" w:space="0"/>
-            <w:left w:val="single" w:color="000000" w:sz="2" w:space="0"/>
-            <w:bottom w:val="single" w:color="000000" w:sz="2" w:space="0"/>
-            <w:right w:val="single" w:color="000000" w:sz="2" w:space="0"/>
-            <w:insideH w:val="single" w:color="000000" w:sz="2" w:space="0"/>
-            <w:insideV w:val="single" w:color="000000" w:sz="2" w:space="0"/>
-          </w:tblBorders>
+          <w:tblW w:w="7137" w:type="dxa"/>
+          <w:jc w:val="center"/>
+          <w:tblLayout w:type="fixed"/>
           <w:tblCellMar>
             <w:top w:w="0" w:type="dxa"/>
             <w:left w:w="0" w:type="dxa"/>
@@ -1186,7 +1085,7 @@
           </w:tblCellMar>
         </w:tblPrEx>
         <w:trPr>
-          <w:trHeight w:val="556" w:hRule="atLeast"/>
+          <w:trHeight w:val="556"/>
           <w:jc w:val="center"/>
         </w:trPr>
         <w:tc>
@@ -1195,7 +1094,7 @@
           </w:tcPr>
           <w:p>
             <w:pPr>
-              <w:pStyle w:val="27"/>
+              <w:pStyle w:val="TableText"/>
               <w:keepNext w:val="0"/>
               <w:keepLines w:val="0"/>
               <w:pageBreakBefore w:val="0"/>
@@ -1208,7 +1107,7 @@
               <w:bidi w:val="0"/>
               <w:adjustRightInd w:val="0"/>
               <w:snapToGrid w:val="0"/>
-              <w:ind w:left="0" w:leftChars="0" w:right="0" w:rightChars="0" w:firstLine="0" w:firstLineChars="0"/>
+              <w:ind w:left="0" w:right="0" w:firstLine="0" w:leftChars="0" w:rightChars="0" w:firstLineChars="0"/>
               <w:jc w:val="center"/>
               <w:textAlignment w:val="baseline"/>
             </w:pPr>
@@ -1220,7 +1119,7 @@
           </w:tcPr>
           <w:p>
             <w:pPr>
-              <w:pStyle w:val="27"/>
+              <w:pStyle w:val="TableText"/>
               <w:keepNext w:val="0"/>
               <w:keepLines w:val="0"/>
               <w:pageBreakBefore w:val="0"/>
@@ -1233,7 +1132,7 @@
               <w:bidi w:val="0"/>
               <w:adjustRightInd w:val="0"/>
               <w:snapToGrid w:val="0"/>
-              <w:ind w:left="0" w:leftChars="0" w:right="0" w:rightChars="0" w:firstLine="0" w:firstLineChars="0"/>
+              <w:ind w:left="0" w:right="0" w:firstLine="0" w:leftChars="0" w:rightChars="0" w:firstLineChars="0"/>
               <w:jc w:val="center"/>
               <w:textAlignment w:val="baseline"/>
             </w:pPr>
@@ -1245,7 +1144,7 @@
           </w:tcPr>
           <w:p>
             <w:pPr>
-              <w:pStyle w:val="27"/>
+              <w:pStyle w:val="TableText"/>
               <w:keepNext w:val="0"/>
               <w:keepLines w:val="0"/>
               <w:pageBreakBefore w:val="0"/>
@@ -1258,7 +1157,7 @@
               <w:bidi w:val="0"/>
               <w:adjustRightInd w:val="0"/>
               <w:snapToGrid w:val="0"/>
-              <w:ind w:left="0" w:leftChars="0" w:right="0" w:rightChars="0" w:firstLine="0" w:firstLineChars="0"/>
+              <w:ind w:left="0" w:right="0" w:firstLine="0" w:leftChars="0" w:rightChars="0" w:firstLineChars="0"/>
               <w:jc w:val="center"/>
               <w:textAlignment w:val="baseline"/>
             </w:pPr>
@@ -1270,7 +1169,7 @@
           </w:tcPr>
           <w:p>
             <w:pPr>
-              <w:pStyle w:val="27"/>
+              <w:pStyle w:val="TableText"/>
               <w:keepNext w:val="0"/>
               <w:keepLines w:val="0"/>
               <w:pageBreakBefore w:val="0"/>
@@ -1283,7 +1182,7 @@
               <w:bidi w:val="0"/>
               <w:adjustRightInd w:val="0"/>
               <w:snapToGrid w:val="0"/>
-              <w:ind w:left="0" w:leftChars="0" w:right="0" w:rightChars="0" w:firstLine="0" w:firstLineChars="0"/>
+              <w:ind w:left="0" w:right="0" w:firstLine="0" w:leftChars="0" w:rightChars="0" w:firstLineChars="0"/>
               <w:jc w:val="center"/>
               <w:textAlignment w:val="baseline"/>
             </w:pPr>
@@ -1292,14 +1191,9 @@
       </w:tr>
       <w:tr>
         <w:tblPrEx>
-          <w:tblBorders>
-            <w:top w:val="single" w:color="000000" w:sz="2" w:space="0"/>
-            <w:left w:val="single" w:color="000000" w:sz="2" w:space="0"/>
-            <w:bottom w:val="single" w:color="000000" w:sz="2" w:space="0"/>
-            <w:right w:val="single" w:color="000000" w:sz="2" w:space="0"/>
-            <w:insideH w:val="single" w:color="000000" w:sz="2" w:space="0"/>
-            <w:insideV w:val="single" w:color="000000" w:sz="2" w:space="0"/>
-          </w:tblBorders>
+          <w:tblW w:w="7137" w:type="dxa"/>
+          <w:jc w:val="center"/>
+          <w:tblLayout w:type="fixed"/>
           <w:tblCellMar>
             <w:top w:w="0" w:type="dxa"/>
             <w:left w:w="0" w:type="dxa"/>
@@ -1308,7 +1202,7 @@
           </w:tblCellMar>
         </w:tblPrEx>
         <w:trPr>
-          <w:trHeight w:val="556" w:hRule="atLeast"/>
+          <w:trHeight w:val="556"/>
           <w:jc w:val="center"/>
         </w:trPr>
         <w:tc>
@@ -1317,7 +1211,7 @@
           </w:tcPr>
           <w:p>
             <w:pPr>
-              <w:pStyle w:val="27"/>
+              <w:pStyle w:val="TableText"/>
               <w:keepNext w:val="0"/>
               <w:keepLines w:val="0"/>
               <w:pageBreakBefore w:val="0"/>
@@ -1330,7 +1224,7 @@
               <w:bidi w:val="0"/>
               <w:adjustRightInd w:val="0"/>
               <w:snapToGrid w:val="0"/>
-              <w:ind w:left="0" w:leftChars="0" w:right="0" w:rightChars="0" w:firstLine="0" w:firstLineChars="0"/>
+              <w:ind w:left="0" w:right="0" w:firstLine="0" w:leftChars="0" w:rightChars="0" w:firstLineChars="0"/>
               <w:jc w:val="center"/>
               <w:textAlignment w:val="baseline"/>
             </w:pPr>
@@ -1342,7 +1236,7 @@
           </w:tcPr>
           <w:p>
             <w:pPr>
-              <w:pStyle w:val="27"/>
+              <w:pStyle w:val="TableText"/>
               <w:keepNext w:val="0"/>
               <w:keepLines w:val="0"/>
               <w:pageBreakBefore w:val="0"/>
@@ -1355,7 +1249,7 @@
               <w:bidi w:val="0"/>
               <w:adjustRightInd w:val="0"/>
               <w:snapToGrid w:val="0"/>
-              <w:ind w:left="0" w:leftChars="0" w:right="0" w:rightChars="0" w:firstLine="0" w:firstLineChars="0"/>
+              <w:ind w:left="0" w:right="0" w:firstLine="0" w:leftChars="0" w:rightChars="0" w:firstLineChars="0"/>
               <w:jc w:val="center"/>
               <w:textAlignment w:val="baseline"/>
             </w:pPr>
@@ -1367,7 +1261,7 @@
           </w:tcPr>
           <w:p>
             <w:pPr>
-              <w:pStyle w:val="27"/>
+              <w:pStyle w:val="TableText"/>
               <w:keepNext w:val="0"/>
               <w:keepLines w:val="0"/>
               <w:pageBreakBefore w:val="0"/>
@@ -1380,7 +1274,7 @@
               <w:bidi w:val="0"/>
               <w:adjustRightInd w:val="0"/>
               <w:snapToGrid w:val="0"/>
-              <w:ind w:left="0" w:leftChars="0" w:right="0" w:rightChars="0" w:firstLine="0" w:firstLineChars="0"/>
+              <w:ind w:left="0" w:right="0" w:firstLine="0" w:leftChars="0" w:rightChars="0" w:firstLineChars="0"/>
               <w:jc w:val="center"/>
               <w:textAlignment w:val="baseline"/>
             </w:pPr>
@@ -1392,7 +1286,7 @@
           </w:tcPr>
           <w:p>
             <w:pPr>
-              <w:pStyle w:val="27"/>
+              <w:pStyle w:val="TableText"/>
               <w:keepNext w:val="0"/>
               <w:keepLines w:val="0"/>
               <w:pageBreakBefore w:val="0"/>
@@ -1405,7 +1299,7 @@
               <w:bidi w:val="0"/>
               <w:adjustRightInd w:val="0"/>
               <w:snapToGrid w:val="0"/>
-              <w:ind w:left="0" w:leftChars="0" w:right="0" w:rightChars="0" w:firstLine="0" w:firstLineChars="0"/>
+              <w:ind w:left="0" w:right="0" w:firstLine="0" w:leftChars="0" w:rightChars="0" w:firstLineChars="0"/>
               <w:jc w:val="center"/>
               <w:textAlignment w:val="baseline"/>
             </w:pPr>
@@ -1414,14 +1308,9 @@
       </w:tr>
       <w:tr>
         <w:tblPrEx>
-          <w:tblBorders>
-            <w:top w:val="single" w:color="000000" w:sz="2" w:space="0"/>
-            <w:left w:val="single" w:color="000000" w:sz="2" w:space="0"/>
-            <w:bottom w:val="single" w:color="000000" w:sz="2" w:space="0"/>
-            <w:right w:val="single" w:color="000000" w:sz="2" w:space="0"/>
-            <w:insideH w:val="single" w:color="000000" w:sz="2" w:space="0"/>
-            <w:insideV w:val="single" w:color="000000" w:sz="2" w:space="0"/>
-          </w:tblBorders>
+          <w:tblW w:w="7137" w:type="dxa"/>
+          <w:jc w:val="center"/>
+          <w:tblLayout w:type="fixed"/>
           <w:tblCellMar>
             <w:top w:w="0" w:type="dxa"/>
             <w:left w:w="0" w:type="dxa"/>
@@ -1430,7 +1319,7 @@
           </w:tblCellMar>
         </w:tblPrEx>
         <w:trPr>
-          <w:trHeight w:val="557" w:hRule="atLeast"/>
+          <w:trHeight w:val="557"/>
           <w:jc w:val="center"/>
         </w:trPr>
         <w:tc>
@@ -1439,7 +1328,7 @@
           </w:tcPr>
           <w:p>
             <w:pPr>
-              <w:pStyle w:val="27"/>
+              <w:pStyle w:val="TableText"/>
               <w:keepNext w:val="0"/>
               <w:keepLines w:val="0"/>
               <w:pageBreakBefore w:val="0"/>
@@ -1452,7 +1341,7 @@
               <w:bidi w:val="0"/>
               <w:adjustRightInd w:val="0"/>
               <w:snapToGrid w:val="0"/>
-              <w:ind w:left="0" w:leftChars="0" w:right="0" w:rightChars="0" w:firstLine="0" w:firstLineChars="0"/>
+              <w:ind w:left="0" w:right="0" w:firstLine="0" w:leftChars="0" w:rightChars="0" w:firstLineChars="0"/>
               <w:jc w:val="center"/>
               <w:textAlignment w:val="baseline"/>
             </w:pPr>
@@ -1464,7 +1353,7 @@
           </w:tcPr>
           <w:p>
             <w:pPr>
-              <w:pStyle w:val="27"/>
+              <w:pStyle w:val="TableText"/>
               <w:keepNext w:val="0"/>
               <w:keepLines w:val="0"/>
               <w:pageBreakBefore w:val="0"/>
@@ -1477,7 +1366,7 @@
               <w:bidi w:val="0"/>
               <w:adjustRightInd w:val="0"/>
               <w:snapToGrid w:val="0"/>
-              <w:ind w:left="0" w:leftChars="0" w:right="0" w:rightChars="0" w:firstLine="0" w:firstLineChars="0"/>
+              <w:ind w:left="0" w:right="0" w:firstLine="0" w:leftChars="0" w:rightChars="0" w:firstLineChars="0"/>
               <w:jc w:val="center"/>
               <w:textAlignment w:val="baseline"/>
             </w:pPr>
@@ -1489,7 +1378,7 @@
           </w:tcPr>
           <w:p>
             <w:pPr>
-              <w:pStyle w:val="27"/>
+              <w:pStyle w:val="TableText"/>
               <w:keepNext w:val="0"/>
               <w:keepLines w:val="0"/>
               <w:pageBreakBefore w:val="0"/>
@@ -1502,7 +1391,7 @@
               <w:bidi w:val="0"/>
               <w:adjustRightInd w:val="0"/>
               <w:snapToGrid w:val="0"/>
-              <w:ind w:left="0" w:leftChars="0" w:right="0" w:rightChars="0" w:firstLine="0" w:firstLineChars="0"/>
+              <w:ind w:left="0" w:right="0" w:firstLine="0" w:leftChars="0" w:rightChars="0" w:firstLineChars="0"/>
               <w:jc w:val="center"/>
               <w:textAlignment w:val="baseline"/>
             </w:pPr>
@@ -1514,7 +1403,7 @@
           </w:tcPr>
           <w:p>
             <w:pPr>
-              <w:pStyle w:val="27"/>
+              <w:pStyle w:val="TableText"/>
               <w:keepNext w:val="0"/>
               <w:keepLines w:val="0"/>
               <w:pageBreakBefore w:val="0"/>
@@ -1527,7 +1416,7 @@
               <w:bidi w:val="0"/>
               <w:adjustRightInd w:val="0"/>
               <w:snapToGrid w:val="0"/>
-              <w:ind w:left="0" w:leftChars="0" w:right="0" w:rightChars="0" w:firstLine="0" w:firstLineChars="0"/>
+              <w:ind w:left="0" w:right="0" w:firstLine="0" w:leftChars="0" w:rightChars="0" w:firstLineChars="0"/>
               <w:jc w:val="center"/>
               <w:textAlignment w:val="baseline"/>
             </w:pPr>
@@ -1558,7 +1447,7 @@
     <w:sdt>
       <w:sdtPr>
         <w:rPr>
-          <w:rFonts w:hint="eastAsia" w:ascii="宋体" w:hAnsi="宋体" w:eastAsia="宋体" w:cs="宋体"/>
+          <w:rFonts w:ascii="宋体" w:eastAsia="宋体" w:hAnsi="宋体" w:cs="宋体" w:hint="eastAsia"/>
           <w:snapToGrid w:val="0"/>
           <w:color w:val="000000"/>
           <w:kern w:val="0"/>
@@ -1574,7 +1463,7 @@
       </w:sdtPr>
       <w:sdtEndPr>
         <w:rPr>
-          <w:rFonts w:hint="eastAsia" w:ascii="宋体" w:hAnsi="宋体" w:eastAsia="宋体" w:cs="宋体"/>
+          <w:rFonts w:ascii="宋体" w:eastAsia="宋体" w:hAnsi="宋体" w:cs="宋体" w:hint="eastAsia"/>
           <w:snapToGrid w:val="0"/>
           <w:color w:val="000000"/>
           <w:kern w:val="0"/>
@@ -1600,18 +1489,18 @@
             <w:adjustRightInd w:val="0"/>
             <w:snapToGrid w:val="0"/>
             <w:spacing w:before="0" w:beforeLines="0" w:after="0" w:afterLines="0" w:line="336" w:lineRule="auto"/>
-            <w:ind w:left="0" w:leftChars="0" w:right="0" w:rightChars="0" w:firstLine="0" w:firstLineChars="0"/>
+            <w:ind w:left="0" w:right="0" w:firstLine="0" w:leftChars="0" w:rightChars="0" w:firstLineChars="0"/>
             <w:jc w:val="center"/>
             <w:textAlignment w:val="baseline"/>
             <w:rPr>
-              <w:rFonts w:hint="eastAsia" w:ascii="宋体" w:hAnsi="宋体" w:eastAsia="宋体" w:cs="宋体"/>
+              <w:rFonts w:ascii="宋体" w:eastAsia="宋体" w:hAnsi="宋体" w:cs="宋体" w:hint="eastAsia"/>
               <w:sz w:val="21"/>
               <w:szCs w:val="21"/>
             </w:rPr>
           </w:pPr>
           <w:r>
             <w:rPr>
-              <w:rFonts w:hint="eastAsia" w:ascii="宋体" w:hAnsi="宋体" w:eastAsia="宋体" w:cs="宋体"/>
+              <w:rFonts w:ascii="宋体" w:eastAsia="宋体" w:hAnsi="宋体" w:cs="宋体" w:hint="eastAsia"/>
               <w:sz w:val="21"/>
               <w:szCs w:val="21"/>
             </w:rPr>
@@ -1620,14 +1509,14 @@
         </w:p>
         <w:p>
           <w:pPr>
-            <w:pStyle w:val="16"/>
+            <w:pStyle w:val="TOC1"/>
             <w:tabs>
               <w:tab w:val="right" w:leader="dot" w:pos="8306"/>
             </w:tabs>
           </w:pPr>
           <w:r>
             <w:rPr>
-              <w:rFonts w:hint="eastAsia" w:ascii="宋体" w:hAnsi="宋体" w:eastAsia="宋体" w:cs="宋体"/>
+              <w:rFonts w:ascii="宋体" w:eastAsia="宋体" w:hAnsi="宋体" w:cs="宋体" w:hint="eastAsia"/>
               <w:sz w:val="21"/>
               <w:szCs w:val="21"/>
             </w:rPr>
@@ -1635,7 +1524,7 @@
           </w:r>
           <w:r>
             <w:rPr>
-              <w:rFonts w:hint="eastAsia" w:ascii="宋体" w:hAnsi="宋体" w:eastAsia="宋体" w:cs="宋体"/>
+              <w:rFonts w:ascii="宋体" w:eastAsia="宋体" w:hAnsi="宋体" w:cs="宋体" w:hint="eastAsia"/>
               <w:sz w:val="21"/>
               <w:szCs w:val="21"/>
             </w:rPr>
@@ -1643,7 +1532,7 @@
           </w:r>
           <w:r>
             <w:rPr>
-              <w:rFonts w:hint="eastAsia" w:ascii="宋体" w:hAnsi="宋体" w:eastAsia="宋体" w:cs="宋体"/>
+              <w:rFonts w:ascii="宋体" w:eastAsia="宋体" w:hAnsi="宋体" w:cs="宋体" w:hint="eastAsia"/>
               <w:sz w:val="21"/>
               <w:szCs w:val="21"/>
             </w:rPr>
@@ -1651,21 +1540,21 @@
           </w:r>
           <w:r>
             <w:rPr>
-              <w:rFonts w:hint="eastAsia" w:ascii="宋体" w:hAnsi="宋体" w:eastAsia="宋体" w:cs="宋体"/>
+              <w:rFonts w:ascii="宋体" w:eastAsia="宋体" w:hAnsi="宋体" w:cs="宋体" w:hint="eastAsia"/>
               <w:szCs w:val="21"/>
             </w:rPr>
             <w:fldChar w:fldCharType="begin"/>
           </w:r>
           <w:r>
             <w:rPr>
-              <w:rFonts w:hint="eastAsia" w:ascii="宋体" w:hAnsi="宋体" w:eastAsia="宋体" w:cs="宋体"/>
+              <w:rFonts w:ascii="宋体" w:eastAsia="宋体" w:hAnsi="宋体" w:cs="宋体" w:hint="eastAsia"/>
               <w:szCs w:val="21"/>
             </w:rPr>
             <w:instrText xml:space="preserve"> HYPERLINK \l _Toc26831 </w:instrText>
           </w:r>
           <w:r>
             <w:rPr>
-              <w:rFonts w:hint="eastAsia" w:ascii="宋体" w:hAnsi="宋体" w:eastAsia="宋体" w:cs="宋体"/>
+              <w:rFonts w:ascii="宋体" w:eastAsia="宋体" w:hAnsi="宋体" w:cs="宋体" w:hint="eastAsia"/>
               <w:szCs w:val="21"/>
             </w:rPr>
             <w:fldChar w:fldCharType="separate"/>
@@ -1697,7 +1586,7 @@
           </w:r>
           <w:r>
             <w:rPr>
-              <w:rFonts w:hint="eastAsia" w:ascii="宋体" w:hAnsi="宋体" w:eastAsia="宋体" w:cs="宋体"/>
+              <w:rFonts w:ascii="宋体" w:eastAsia="宋体" w:hAnsi="宋体" w:cs="宋体" w:hint="eastAsia"/>
               <w:szCs w:val="21"/>
             </w:rPr>
             <w:fldChar w:fldCharType="end"/>
@@ -1705,28 +1594,28 @@
         </w:p>
         <w:p>
           <w:pPr>
-            <w:pStyle w:val="16"/>
+            <w:pStyle w:val="TOC1"/>
             <w:tabs>
               <w:tab w:val="right" w:leader="dot" w:pos="8306"/>
             </w:tabs>
           </w:pPr>
           <w:r>
             <w:rPr>
-              <w:rFonts w:hint="eastAsia" w:ascii="宋体" w:hAnsi="宋体" w:eastAsia="宋体" w:cs="宋体"/>
+              <w:rFonts w:ascii="宋体" w:eastAsia="宋体" w:hAnsi="宋体" w:cs="宋体" w:hint="eastAsia"/>
               <w:szCs w:val="21"/>
             </w:rPr>
             <w:fldChar w:fldCharType="begin"/>
           </w:r>
           <w:r>
             <w:rPr>
-              <w:rFonts w:hint="eastAsia" w:ascii="宋体" w:hAnsi="宋体" w:eastAsia="宋体" w:cs="宋体"/>
+              <w:rFonts w:ascii="宋体" w:eastAsia="宋体" w:hAnsi="宋体" w:cs="宋体" w:hint="eastAsia"/>
               <w:szCs w:val="21"/>
             </w:rPr>
             <w:instrText xml:space="preserve"> HYPERLINK \l _Toc22606 </w:instrText>
           </w:r>
           <w:r>
             <w:rPr>
-              <w:rFonts w:hint="eastAsia" w:ascii="宋体" w:hAnsi="宋体" w:eastAsia="宋体" w:cs="宋体"/>
+              <w:rFonts w:ascii="宋体" w:eastAsia="宋体" w:hAnsi="宋体" w:cs="宋体" w:hint="eastAsia"/>
               <w:szCs w:val="21"/>
             </w:rPr>
             <w:fldChar w:fldCharType="separate"/>
@@ -1758,7 +1647,7 @@
           </w:r>
           <w:r>
             <w:rPr>
-              <w:rFonts w:hint="eastAsia" w:ascii="宋体" w:hAnsi="宋体" w:eastAsia="宋体" w:cs="宋体"/>
+              <w:rFonts w:ascii="宋体" w:eastAsia="宋体" w:hAnsi="宋体" w:cs="宋体" w:hint="eastAsia"/>
               <w:szCs w:val="21"/>
             </w:rPr>
             <w:fldChar w:fldCharType="end"/>
@@ -1766,28 +1655,28 @@
         </w:p>
         <w:p>
           <w:pPr>
-            <w:pStyle w:val="16"/>
+            <w:pStyle w:val="TOC1"/>
             <w:tabs>
               <w:tab w:val="right" w:leader="dot" w:pos="8306"/>
             </w:tabs>
           </w:pPr>
           <w:r>
             <w:rPr>
-              <w:rFonts w:hint="eastAsia" w:ascii="宋体" w:hAnsi="宋体" w:eastAsia="宋体" w:cs="宋体"/>
+              <w:rFonts w:ascii="宋体" w:eastAsia="宋体" w:hAnsi="宋体" w:cs="宋体" w:hint="eastAsia"/>
               <w:szCs w:val="21"/>
             </w:rPr>
             <w:fldChar w:fldCharType="begin"/>
           </w:r>
           <w:r>
             <w:rPr>
-              <w:rFonts w:hint="eastAsia" w:ascii="宋体" w:hAnsi="宋体" w:eastAsia="宋体" w:cs="宋体"/>
+              <w:rFonts w:ascii="宋体" w:eastAsia="宋体" w:hAnsi="宋体" w:cs="宋体" w:hint="eastAsia"/>
               <w:szCs w:val="21"/>
             </w:rPr>
             <w:instrText xml:space="preserve"> HYPERLINK \l _Toc10461 </w:instrText>
           </w:r>
           <w:r>
             <w:rPr>
-              <w:rFonts w:hint="eastAsia" w:ascii="宋体" w:hAnsi="宋体" w:eastAsia="宋体" w:cs="宋体"/>
+              <w:rFonts w:ascii="宋体" w:eastAsia="宋体" w:hAnsi="宋体" w:cs="宋体" w:hint="eastAsia"/>
               <w:szCs w:val="21"/>
             </w:rPr>
             <w:fldChar w:fldCharType="separate"/>
@@ -1825,7 +1714,7 @@
           </w:r>
           <w:r>
             <w:rPr>
-              <w:rFonts w:hint="eastAsia" w:ascii="宋体" w:hAnsi="宋体" w:eastAsia="宋体" w:cs="宋体"/>
+              <w:rFonts w:ascii="宋体" w:eastAsia="宋体" w:hAnsi="宋体" w:cs="宋体" w:hint="eastAsia"/>
               <w:szCs w:val="21"/>
             </w:rPr>
             <w:fldChar w:fldCharType="end"/>
@@ -1833,28 +1722,28 @@
         </w:p>
         <w:p>
           <w:pPr>
-            <w:pStyle w:val="17"/>
+            <w:pStyle w:val="TOC2"/>
             <w:tabs>
               <w:tab w:val="right" w:leader="dot" w:pos="8306"/>
             </w:tabs>
           </w:pPr>
           <w:r>
             <w:rPr>
-              <w:rFonts w:hint="eastAsia" w:ascii="宋体" w:hAnsi="宋体" w:eastAsia="宋体" w:cs="宋体"/>
+              <w:rFonts w:ascii="宋体" w:eastAsia="宋体" w:hAnsi="宋体" w:cs="宋体" w:hint="eastAsia"/>
               <w:szCs w:val="21"/>
             </w:rPr>
             <w:fldChar w:fldCharType="begin"/>
           </w:r>
           <w:r>
             <w:rPr>
-              <w:rFonts w:hint="eastAsia" w:ascii="宋体" w:hAnsi="宋体" w:eastAsia="宋体" w:cs="宋体"/>
+              <w:rFonts w:ascii="宋体" w:eastAsia="宋体" w:hAnsi="宋体" w:cs="宋体" w:hint="eastAsia"/>
               <w:szCs w:val="21"/>
             </w:rPr>
             <w:instrText xml:space="preserve"> HYPERLINK \l _Toc22649 </w:instrText>
           </w:r>
           <w:r>
             <w:rPr>
-              <w:rFonts w:hint="eastAsia" w:ascii="宋体" w:hAnsi="宋体" w:eastAsia="宋体" w:cs="宋体"/>
+              <w:rFonts w:ascii="宋体" w:eastAsia="宋体" w:hAnsi="宋体" w:cs="宋体" w:hint="eastAsia"/>
               <w:szCs w:val="21"/>
             </w:rPr>
             <w:fldChar w:fldCharType="separate"/>
@@ -1893,7 +1782,7 @@
           </w:r>
           <w:r>
             <w:rPr>
-              <w:rFonts w:hint="eastAsia" w:ascii="宋体" w:hAnsi="宋体" w:eastAsia="宋体" w:cs="宋体"/>
+              <w:rFonts w:ascii="宋体" w:eastAsia="宋体" w:hAnsi="宋体" w:cs="宋体" w:hint="eastAsia"/>
               <w:szCs w:val="21"/>
             </w:rPr>
             <w:fldChar w:fldCharType="end"/>
@@ -1901,28 +1790,28 @@
         </w:p>
         <w:p>
           <w:pPr>
-            <w:pStyle w:val="17"/>
+            <w:pStyle w:val="TOC2"/>
             <w:tabs>
               <w:tab w:val="right" w:leader="dot" w:pos="8306"/>
             </w:tabs>
           </w:pPr>
           <w:r>
             <w:rPr>
-              <w:rFonts w:hint="eastAsia" w:ascii="宋体" w:hAnsi="宋体" w:eastAsia="宋体" w:cs="宋体"/>
+              <w:rFonts w:ascii="宋体" w:eastAsia="宋体" w:hAnsi="宋体" w:cs="宋体" w:hint="eastAsia"/>
               <w:szCs w:val="21"/>
             </w:rPr>
             <w:fldChar w:fldCharType="begin"/>
           </w:r>
           <w:r>
             <w:rPr>
-              <w:rFonts w:hint="eastAsia" w:ascii="宋体" w:hAnsi="宋体" w:eastAsia="宋体" w:cs="宋体"/>
+              <w:rFonts w:ascii="宋体" w:eastAsia="宋体" w:hAnsi="宋体" w:cs="宋体" w:hint="eastAsia"/>
               <w:szCs w:val="21"/>
             </w:rPr>
             <w:instrText xml:space="preserve"> HYPERLINK \l _Toc10872 </w:instrText>
           </w:r>
           <w:r>
             <w:rPr>
-              <w:rFonts w:hint="eastAsia" w:ascii="宋体" w:hAnsi="宋体" w:eastAsia="宋体" w:cs="宋体"/>
+              <w:rFonts w:ascii="宋体" w:eastAsia="宋体" w:hAnsi="宋体" w:cs="宋体" w:hint="eastAsia"/>
               <w:szCs w:val="21"/>
             </w:rPr>
             <w:fldChar w:fldCharType="separate"/>
@@ -1961,7 +1850,7 @@
           </w:r>
           <w:r>
             <w:rPr>
-              <w:rFonts w:hint="eastAsia" w:ascii="宋体" w:hAnsi="宋体" w:eastAsia="宋体" w:cs="宋体"/>
+              <w:rFonts w:ascii="宋体" w:eastAsia="宋体" w:hAnsi="宋体" w:cs="宋体" w:hint="eastAsia"/>
               <w:szCs w:val="21"/>
             </w:rPr>
             <w:fldChar w:fldCharType="end"/>
@@ -1969,28 +1858,28 @@
         </w:p>
         <w:p>
           <w:pPr>
-            <w:pStyle w:val="17"/>
+            <w:pStyle w:val="TOC2"/>
             <w:tabs>
               <w:tab w:val="right" w:leader="dot" w:pos="8306"/>
             </w:tabs>
           </w:pPr>
           <w:r>
             <w:rPr>
-              <w:rFonts w:hint="eastAsia" w:ascii="宋体" w:hAnsi="宋体" w:eastAsia="宋体" w:cs="宋体"/>
+              <w:rFonts w:ascii="宋体" w:eastAsia="宋体" w:hAnsi="宋体" w:cs="宋体" w:hint="eastAsia"/>
               <w:szCs w:val="21"/>
             </w:rPr>
             <w:fldChar w:fldCharType="begin"/>
           </w:r>
           <w:r>
             <w:rPr>
-              <w:rFonts w:hint="eastAsia" w:ascii="宋体" w:hAnsi="宋体" w:eastAsia="宋体" w:cs="宋体"/>
+              <w:rFonts w:ascii="宋体" w:eastAsia="宋体" w:hAnsi="宋体" w:cs="宋体" w:hint="eastAsia"/>
               <w:szCs w:val="21"/>
             </w:rPr>
             <w:instrText xml:space="preserve"> HYPERLINK \l _Toc1008 </w:instrText>
           </w:r>
           <w:r>
             <w:rPr>
-              <w:rFonts w:hint="eastAsia" w:ascii="宋体" w:hAnsi="宋体" w:eastAsia="宋体" w:cs="宋体"/>
+              <w:rFonts w:ascii="宋体" w:eastAsia="宋体" w:hAnsi="宋体" w:cs="宋体" w:hint="eastAsia"/>
               <w:szCs w:val="21"/>
             </w:rPr>
             <w:fldChar w:fldCharType="separate"/>
@@ -2029,7 +1918,7 @@
           </w:r>
           <w:r>
             <w:rPr>
-              <w:rFonts w:hint="eastAsia" w:ascii="宋体" w:hAnsi="宋体" w:eastAsia="宋体" w:cs="宋体"/>
+              <w:rFonts w:ascii="宋体" w:eastAsia="宋体" w:hAnsi="宋体" w:cs="宋体" w:hint="eastAsia"/>
               <w:szCs w:val="21"/>
             </w:rPr>
             <w:fldChar w:fldCharType="end"/>
@@ -2037,28 +1926,28 @@
         </w:p>
         <w:p>
           <w:pPr>
-            <w:pStyle w:val="17"/>
+            <w:pStyle w:val="TOC2"/>
             <w:tabs>
               <w:tab w:val="right" w:leader="dot" w:pos="8306"/>
             </w:tabs>
           </w:pPr>
           <w:r>
             <w:rPr>
-              <w:rFonts w:hint="eastAsia" w:ascii="宋体" w:hAnsi="宋体" w:eastAsia="宋体" w:cs="宋体"/>
+              <w:rFonts w:ascii="宋体" w:eastAsia="宋体" w:hAnsi="宋体" w:cs="宋体" w:hint="eastAsia"/>
               <w:szCs w:val="21"/>
             </w:rPr>
             <w:fldChar w:fldCharType="begin"/>
           </w:r>
           <w:r>
             <w:rPr>
-              <w:rFonts w:hint="eastAsia" w:ascii="宋体" w:hAnsi="宋体" w:eastAsia="宋体" w:cs="宋体"/>
+              <w:rFonts w:ascii="宋体" w:eastAsia="宋体" w:hAnsi="宋体" w:cs="宋体" w:hint="eastAsia"/>
               <w:szCs w:val="21"/>
             </w:rPr>
             <w:instrText xml:space="preserve"> HYPERLINK \l _Toc29530 </w:instrText>
           </w:r>
           <w:r>
             <w:rPr>
-              <w:rFonts w:hint="eastAsia" w:ascii="宋体" w:hAnsi="宋体" w:eastAsia="宋体" w:cs="宋体"/>
+              <w:rFonts w:ascii="宋体" w:eastAsia="宋体" w:hAnsi="宋体" w:cs="宋体" w:hint="eastAsia"/>
               <w:szCs w:val="21"/>
             </w:rPr>
             <w:fldChar w:fldCharType="separate"/>
@@ -2097,7 +1986,7 @@
           </w:r>
           <w:r>
             <w:rPr>
-              <w:rFonts w:hint="eastAsia" w:ascii="宋体" w:hAnsi="宋体" w:eastAsia="宋体" w:cs="宋体"/>
+              <w:rFonts w:ascii="宋体" w:eastAsia="宋体" w:hAnsi="宋体" w:cs="宋体" w:hint="eastAsia"/>
               <w:szCs w:val="21"/>
             </w:rPr>
             <w:fldChar w:fldCharType="end"/>
@@ -2105,28 +1994,28 @@
         </w:p>
         <w:p>
           <w:pPr>
-            <w:pStyle w:val="13"/>
+            <w:pStyle w:val="TOC3"/>
             <w:tabs>
               <w:tab w:val="right" w:leader="dot" w:pos="8306"/>
             </w:tabs>
           </w:pPr>
           <w:r>
             <w:rPr>
-              <w:rFonts w:hint="eastAsia" w:ascii="宋体" w:hAnsi="宋体" w:eastAsia="宋体" w:cs="宋体"/>
+              <w:rFonts w:ascii="宋体" w:eastAsia="宋体" w:hAnsi="宋体" w:cs="宋体" w:hint="eastAsia"/>
               <w:szCs w:val="21"/>
             </w:rPr>
             <w:fldChar w:fldCharType="begin"/>
           </w:r>
           <w:r>
             <w:rPr>
-              <w:rFonts w:hint="eastAsia" w:ascii="宋体" w:hAnsi="宋体" w:eastAsia="宋体" w:cs="宋体"/>
+              <w:rFonts w:ascii="宋体" w:eastAsia="宋体" w:hAnsi="宋体" w:cs="宋体" w:hint="eastAsia"/>
               <w:szCs w:val="21"/>
             </w:rPr>
             <w:instrText xml:space="preserve"> HYPERLINK \l _Toc13082 </w:instrText>
           </w:r>
           <w:r>
             <w:rPr>
-              <w:rFonts w:hint="eastAsia" w:ascii="宋体" w:hAnsi="宋体" w:eastAsia="宋体" w:cs="宋体"/>
+              <w:rFonts w:ascii="宋体" w:eastAsia="宋体" w:hAnsi="宋体" w:cs="宋体" w:hint="eastAsia"/>
               <w:szCs w:val="21"/>
             </w:rPr>
             <w:fldChar w:fldCharType="separate"/>
@@ -2158,7 +2047,7 @@
           </w:r>
           <w:r>
             <w:rPr>
-              <w:rFonts w:hint="eastAsia" w:ascii="宋体" w:hAnsi="宋体" w:eastAsia="宋体" w:cs="宋体"/>
+              <w:rFonts w:ascii="宋体" w:eastAsia="宋体" w:hAnsi="宋体" w:cs="宋体" w:hint="eastAsia"/>
               <w:szCs w:val="21"/>
             </w:rPr>
             <w:fldChar w:fldCharType="end"/>
@@ -2166,28 +2055,28 @@
         </w:p>
         <w:p>
           <w:pPr>
-            <w:pStyle w:val="13"/>
+            <w:pStyle w:val="TOC3"/>
             <w:tabs>
               <w:tab w:val="right" w:leader="dot" w:pos="8306"/>
             </w:tabs>
           </w:pPr>
           <w:r>
             <w:rPr>
-              <w:rFonts w:hint="eastAsia" w:ascii="宋体" w:hAnsi="宋体" w:eastAsia="宋体" w:cs="宋体"/>
+              <w:rFonts w:ascii="宋体" w:eastAsia="宋体" w:hAnsi="宋体" w:cs="宋体" w:hint="eastAsia"/>
               <w:szCs w:val="21"/>
             </w:rPr>
             <w:fldChar w:fldCharType="begin"/>
           </w:r>
           <w:r>
             <w:rPr>
-              <w:rFonts w:hint="eastAsia" w:ascii="宋体" w:hAnsi="宋体" w:eastAsia="宋体" w:cs="宋体"/>
+              <w:rFonts w:ascii="宋体" w:eastAsia="宋体" w:hAnsi="宋体" w:cs="宋体" w:hint="eastAsia"/>
               <w:szCs w:val="21"/>
             </w:rPr>
             <w:instrText xml:space="preserve"> HYPERLINK \l _Toc1432 </w:instrText>
           </w:r>
           <w:r>
             <w:rPr>
-              <w:rFonts w:hint="eastAsia" w:ascii="宋体" w:hAnsi="宋体" w:eastAsia="宋体" w:cs="宋体"/>
+              <w:rFonts w:ascii="宋体" w:eastAsia="宋体" w:hAnsi="宋体" w:cs="宋体" w:hint="eastAsia"/>
               <w:szCs w:val="21"/>
             </w:rPr>
             <w:fldChar w:fldCharType="separate"/>
@@ -2219,7 +2108,7 @@
           </w:r>
           <w:r>
             <w:rPr>
-              <w:rFonts w:hint="eastAsia" w:ascii="宋体" w:hAnsi="宋体" w:eastAsia="宋体" w:cs="宋体"/>
+              <w:rFonts w:ascii="宋体" w:eastAsia="宋体" w:hAnsi="宋体" w:cs="宋体" w:hint="eastAsia"/>
               <w:szCs w:val="21"/>
             </w:rPr>
             <w:fldChar w:fldCharType="end"/>
@@ -2227,28 +2116,28 @@
         </w:p>
         <w:p>
           <w:pPr>
-            <w:pStyle w:val="13"/>
+            <w:pStyle w:val="TOC3"/>
             <w:tabs>
               <w:tab w:val="right" w:leader="dot" w:pos="8306"/>
             </w:tabs>
           </w:pPr>
           <w:r>
             <w:rPr>
-              <w:rFonts w:hint="eastAsia" w:ascii="宋体" w:hAnsi="宋体" w:eastAsia="宋体" w:cs="宋体"/>
+              <w:rFonts w:ascii="宋体" w:eastAsia="宋体" w:hAnsi="宋体" w:cs="宋体" w:hint="eastAsia"/>
               <w:szCs w:val="21"/>
             </w:rPr>
             <w:fldChar w:fldCharType="begin"/>
           </w:r>
           <w:r>
             <w:rPr>
-              <w:rFonts w:hint="eastAsia" w:ascii="宋体" w:hAnsi="宋体" w:eastAsia="宋体" w:cs="宋体"/>
+              <w:rFonts w:ascii="宋体" w:eastAsia="宋体" w:hAnsi="宋体" w:cs="宋体" w:hint="eastAsia"/>
               <w:szCs w:val="21"/>
             </w:rPr>
             <w:instrText xml:space="preserve"> HYPERLINK \l _Toc26065 </w:instrText>
           </w:r>
           <w:r>
             <w:rPr>
-              <w:rFonts w:hint="eastAsia" w:ascii="宋体" w:hAnsi="宋体" w:eastAsia="宋体" w:cs="宋体"/>
+              <w:rFonts w:ascii="宋体" w:eastAsia="宋体" w:hAnsi="宋体" w:cs="宋体" w:hint="eastAsia"/>
               <w:szCs w:val="21"/>
             </w:rPr>
             <w:fldChar w:fldCharType="separate"/>
@@ -2280,7 +2169,7 @@
           </w:r>
           <w:r>
             <w:rPr>
-              <w:rFonts w:hint="eastAsia" w:ascii="宋体" w:hAnsi="宋体" w:eastAsia="宋体" w:cs="宋体"/>
+              <w:rFonts w:ascii="宋体" w:eastAsia="宋体" w:hAnsi="宋体" w:cs="宋体" w:hint="eastAsia"/>
               <w:szCs w:val="21"/>
             </w:rPr>
             <w:fldChar w:fldCharType="end"/>
@@ -2288,28 +2177,28 @@
         </w:p>
         <w:p>
           <w:pPr>
-            <w:pStyle w:val="13"/>
+            <w:pStyle w:val="TOC3"/>
             <w:tabs>
               <w:tab w:val="right" w:leader="dot" w:pos="8306"/>
             </w:tabs>
           </w:pPr>
           <w:r>
             <w:rPr>
-              <w:rFonts w:hint="eastAsia" w:ascii="宋体" w:hAnsi="宋体" w:eastAsia="宋体" w:cs="宋体"/>
+              <w:rFonts w:ascii="宋体" w:eastAsia="宋体" w:hAnsi="宋体" w:cs="宋体" w:hint="eastAsia"/>
               <w:szCs w:val="21"/>
             </w:rPr>
             <w:fldChar w:fldCharType="begin"/>
           </w:r>
           <w:r>
             <w:rPr>
-              <w:rFonts w:hint="eastAsia" w:ascii="宋体" w:hAnsi="宋体" w:eastAsia="宋体" w:cs="宋体"/>
+              <w:rFonts w:ascii="宋体" w:eastAsia="宋体" w:hAnsi="宋体" w:cs="宋体" w:hint="eastAsia"/>
               <w:szCs w:val="21"/>
             </w:rPr>
             <w:instrText xml:space="preserve"> HYPERLINK \l _Toc22328 </w:instrText>
           </w:r>
           <w:r>
             <w:rPr>
-              <w:rFonts w:hint="eastAsia" w:ascii="宋体" w:hAnsi="宋体" w:eastAsia="宋体" w:cs="宋体"/>
+              <w:rFonts w:ascii="宋体" w:eastAsia="宋体" w:hAnsi="宋体" w:cs="宋体" w:hint="eastAsia"/>
               <w:szCs w:val="21"/>
             </w:rPr>
             <w:fldChar w:fldCharType="separate"/>
@@ -2341,7 +2230,7 @@
           </w:r>
           <w:r>
             <w:rPr>
-              <w:rFonts w:hint="eastAsia" w:ascii="宋体" w:hAnsi="宋体" w:eastAsia="宋体" w:cs="宋体"/>
+              <w:rFonts w:ascii="宋体" w:eastAsia="宋体" w:hAnsi="宋体" w:cs="宋体" w:hint="eastAsia"/>
               <w:szCs w:val="21"/>
             </w:rPr>
             <w:fldChar w:fldCharType="end"/>
@@ -2349,28 +2238,28 @@
         </w:p>
         <w:p>
           <w:pPr>
-            <w:pStyle w:val="13"/>
+            <w:pStyle w:val="TOC3"/>
             <w:tabs>
               <w:tab w:val="right" w:leader="dot" w:pos="8306"/>
             </w:tabs>
           </w:pPr>
           <w:r>
             <w:rPr>
-              <w:rFonts w:hint="eastAsia" w:ascii="宋体" w:hAnsi="宋体" w:eastAsia="宋体" w:cs="宋体"/>
+              <w:rFonts w:ascii="宋体" w:eastAsia="宋体" w:hAnsi="宋体" w:cs="宋体" w:hint="eastAsia"/>
               <w:szCs w:val="21"/>
             </w:rPr>
             <w:fldChar w:fldCharType="begin"/>
           </w:r>
           <w:r>
             <w:rPr>
-              <w:rFonts w:hint="eastAsia" w:ascii="宋体" w:hAnsi="宋体" w:eastAsia="宋体" w:cs="宋体"/>
+              <w:rFonts w:ascii="宋体" w:eastAsia="宋体" w:hAnsi="宋体" w:cs="宋体" w:hint="eastAsia"/>
               <w:szCs w:val="21"/>
             </w:rPr>
             <w:instrText xml:space="preserve"> HYPERLINK \l _Toc16701 </w:instrText>
           </w:r>
           <w:r>
             <w:rPr>
-              <w:rFonts w:hint="eastAsia" w:ascii="宋体" w:hAnsi="宋体" w:eastAsia="宋体" w:cs="宋体"/>
+              <w:rFonts w:ascii="宋体" w:eastAsia="宋体" w:hAnsi="宋体" w:cs="宋体" w:hint="eastAsia"/>
               <w:szCs w:val="21"/>
             </w:rPr>
             <w:fldChar w:fldCharType="separate"/>
@@ -2402,7 +2291,7 @@
           </w:r>
           <w:r>
             <w:rPr>
-              <w:rFonts w:hint="eastAsia" w:ascii="宋体" w:hAnsi="宋体" w:eastAsia="宋体" w:cs="宋体"/>
+              <w:rFonts w:ascii="宋体" w:eastAsia="宋体" w:hAnsi="宋体" w:cs="宋体" w:hint="eastAsia"/>
               <w:szCs w:val="21"/>
             </w:rPr>
             <w:fldChar w:fldCharType="end"/>
@@ -2410,28 +2299,28 @@
         </w:p>
         <w:p>
           <w:pPr>
-            <w:pStyle w:val="13"/>
+            <w:pStyle w:val="TOC3"/>
             <w:tabs>
               <w:tab w:val="right" w:leader="dot" w:pos="8306"/>
             </w:tabs>
           </w:pPr>
           <w:r>
             <w:rPr>
-              <w:rFonts w:hint="eastAsia" w:ascii="宋体" w:hAnsi="宋体" w:eastAsia="宋体" w:cs="宋体"/>
+              <w:rFonts w:ascii="宋体" w:eastAsia="宋体" w:hAnsi="宋体" w:cs="宋体" w:hint="eastAsia"/>
               <w:szCs w:val="21"/>
             </w:rPr>
             <w:fldChar w:fldCharType="begin"/>
           </w:r>
           <w:r>
             <w:rPr>
-              <w:rFonts w:hint="eastAsia" w:ascii="宋体" w:hAnsi="宋体" w:eastAsia="宋体" w:cs="宋体"/>
+              <w:rFonts w:ascii="宋体" w:eastAsia="宋体" w:hAnsi="宋体" w:cs="宋体" w:hint="eastAsia"/>
               <w:szCs w:val="21"/>
             </w:rPr>
             <w:instrText xml:space="preserve"> HYPERLINK \l _Toc11058 </w:instrText>
           </w:r>
           <w:r>
             <w:rPr>
-              <w:rFonts w:hint="eastAsia" w:ascii="宋体" w:hAnsi="宋体" w:eastAsia="宋体" w:cs="宋体"/>
+              <w:rFonts w:ascii="宋体" w:eastAsia="宋体" w:hAnsi="宋体" w:cs="宋体" w:hint="eastAsia"/>
               <w:szCs w:val="21"/>
             </w:rPr>
             <w:fldChar w:fldCharType="separate"/>
@@ -2463,7 +2352,7 @@
           </w:r>
           <w:r>
             <w:rPr>
-              <w:rFonts w:hint="eastAsia" w:ascii="宋体" w:hAnsi="宋体" w:eastAsia="宋体" w:cs="宋体"/>
+              <w:rFonts w:ascii="宋体" w:eastAsia="宋体" w:hAnsi="宋体" w:cs="宋体" w:hint="eastAsia"/>
               <w:szCs w:val="21"/>
             </w:rPr>
             <w:fldChar w:fldCharType="end"/>
@@ -2471,28 +2360,28 @@
         </w:p>
         <w:p>
           <w:pPr>
-            <w:pStyle w:val="16"/>
+            <w:pStyle w:val="TOC1"/>
             <w:tabs>
               <w:tab w:val="right" w:leader="dot" w:pos="8306"/>
             </w:tabs>
           </w:pPr>
           <w:r>
             <w:rPr>
-              <w:rFonts w:hint="eastAsia" w:ascii="宋体" w:hAnsi="宋体" w:eastAsia="宋体" w:cs="宋体"/>
+              <w:rFonts w:ascii="宋体" w:eastAsia="宋体" w:hAnsi="宋体" w:cs="宋体" w:hint="eastAsia"/>
               <w:szCs w:val="21"/>
             </w:rPr>
             <w:fldChar w:fldCharType="begin"/>
           </w:r>
           <w:r>
             <w:rPr>
-              <w:rFonts w:hint="eastAsia" w:ascii="宋体" w:hAnsi="宋体" w:eastAsia="宋体" w:cs="宋体"/>
+              <w:rFonts w:ascii="宋体" w:eastAsia="宋体" w:hAnsi="宋体" w:cs="宋体" w:hint="eastAsia"/>
               <w:szCs w:val="21"/>
             </w:rPr>
             <w:instrText xml:space="preserve"> HYPERLINK \l _Toc3379 </w:instrText>
           </w:r>
           <w:r>
             <w:rPr>
-              <w:rFonts w:hint="eastAsia" w:ascii="宋体" w:hAnsi="宋体" w:eastAsia="宋体" w:cs="宋体"/>
+              <w:rFonts w:ascii="宋体" w:eastAsia="宋体" w:hAnsi="宋体" w:cs="宋体" w:hint="eastAsia"/>
               <w:szCs w:val="21"/>
             </w:rPr>
             <w:fldChar w:fldCharType="separate"/>
@@ -2531,7 +2420,7 @@
           </w:r>
           <w:r>
             <w:rPr>
-              <w:rFonts w:hint="eastAsia" w:ascii="宋体" w:hAnsi="宋体" w:eastAsia="宋体" w:cs="宋体"/>
+              <w:rFonts w:ascii="宋体" w:eastAsia="宋体" w:hAnsi="宋体" w:cs="宋体" w:hint="eastAsia"/>
               <w:szCs w:val="21"/>
             </w:rPr>
             <w:fldChar w:fldCharType="end"/>
@@ -2539,28 +2428,28 @@
         </w:p>
         <w:p>
           <w:pPr>
-            <w:pStyle w:val="16"/>
+            <w:pStyle w:val="TOC1"/>
             <w:tabs>
               <w:tab w:val="right" w:leader="dot" w:pos="8306"/>
             </w:tabs>
           </w:pPr>
           <w:r>
             <w:rPr>
-              <w:rFonts w:hint="eastAsia" w:ascii="宋体" w:hAnsi="宋体" w:eastAsia="宋体" w:cs="宋体"/>
+              <w:rFonts w:ascii="宋体" w:eastAsia="宋体" w:hAnsi="宋体" w:cs="宋体" w:hint="eastAsia"/>
               <w:szCs w:val="21"/>
             </w:rPr>
             <w:fldChar w:fldCharType="begin"/>
           </w:r>
           <w:r>
             <w:rPr>
-              <w:rFonts w:hint="eastAsia" w:ascii="宋体" w:hAnsi="宋体" w:eastAsia="宋体" w:cs="宋体"/>
+              <w:rFonts w:ascii="宋体" w:eastAsia="宋体" w:hAnsi="宋体" w:cs="宋体" w:hint="eastAsia"/>
               <w:szCs w:val="21"/>
             </w:rPr>
             <w:instrText xml:space="preserve"> HYPERLINK \l _Toc32703 </w:instrText>
           </w:r>
           <w:r>
             <w:rPr>
-              <w:rFonts w:hint="eastAsia" w:ascii="宋体" w:hAnsi="宋体" w:eastAsia="宋体" w:cs="宋体"/>
+              <w:rFonts w:ascii="宋体" w:eastAsia="宋体" w:hAnsi="宋体" w:cs="宋体" w:hint="eastAsia"/>
               <w:szCs w:val="21"/>
             </w:rPr>
             <w:fldChar w:fldCharType="separate"/>
@@ -2598,7 +2487,7 @@
           </w:r>
           <w:r>
             <w:rPr>
-              <w:rFonts w:hint="eastAsia" w:ascii="宋体" w:hAnsi="宋体" w:eastAsia="宋体" w:cs="宋体"/>
+              <w:rFonts w:ascii="宋体" w:eastAsia="宋体" w:hAnsi="宋体" w:cs="宋体" w:hint="eastAsia"/>
               <w:szCs w:val="21"/>
             </w:rPr>
             <w:fldChar w:fldCharType="end"/>
@@ -2606,28 +2495,28 @@
         </w:p>
         <w:p>
           <w:pPr>
-            <w:pStyle w:val="17"/>
+            <w:pStyle w:val="TOC2"/>
             <w:tabs>
               <w:tab w:val="right" w:leader="dot" w:pos="8306"/>
             </w:tabs>
           </w:pPr>
           <w:r>
             <w:rPr>
-              <w:rFonts w:hint="eastAsia" w:ascii="宋体" w:hAnsi="宋体" w:eastAsia="宋体" w:cs="宋体"/>
+              <w:rFonts w:ascii="宋体" w:eastAsia="宋体" w:hAnsi="宋体" w:cs="宋体" w:hint="eastAsia"/>
               <w:szCs w:val="21"/>
             </w:rPr>
             <w:fldChar w:fldCharType="begin"/>
           </w:r>
           <w:r>
             <w:rPr>
-              <w:rFonts w:hint="eastAsia" w:ascii="宋体" w:hAnsi="宋体" w:eastAsia="宋体" w:cs="宋体"/>
+              <w:rFonts w:ascii="宋体" w:eastAsia="宋体" w:hAnsi="宋体" w:cs="宋体" w:hint="eastAsia"/>
               <w:szCs w:val="21"/>
             </w:rPr>
             <w:instrText xml:space="preserve"> HYPERLINK \l _Toc13791 </w:instrText>
           </w:r>
           <w:r>
             <w:rPr>
-              <w:rFonts w:hint="eastAsia" w:ascii="宋体" w:hAnsi="宋体" w:eastAsia="宋体" w:cs="宋体"/>
+              <w:rFonts w:ascii="宋体" w:eastAsia="宋体" w:hAnsi="宋体" w:cs="宋体" w:hint="eastAsia"/>
               <w:szCs w:val="21"/>
             </w:rPr>
             <w:fldChar w:fldCharType="separate"/>
@@ -2664,7 +2553,7 @@
           </w:r>
           <w:r>
             <w:rPr>
-              <w:rFonts w:hint="eastAsia" w:ascii="宋体" w:hAnsi="宋体" w:eastAsia="宋体" w:cs="宋体"/>
+              <w:rFonts w:ascii="宋体" w:eastAsia="宋体" w:hAnsi="宋体" w:cs="宋体" w:hint="eastAsia"/>
               <w:szCs w:val="21"/>
             </w:rPr>
             <w:fldChar w:fldCharType="end"/>
@@ -2672,28 +2561,28 @@
         </w:p>
         <w:p>
           <w:pPr>
-            <w:pStyle w:val="17"/>
+            <w:pStyle w:val="TOC2"/>
             <w:tabs>
               <w:tab w:val="right" w:leader="dot" w:pos="8306"/>
             </w:tabs>
           </w:pPr>
           <w:r>
             <w:rPr>
-              <w:rFonts w:hint="eastAsia" w:ascii="宋体" w:hAnsi="宋体" w:eastAsia="宋体" w:cs="宋体"/>
+              <w:rFonts w:ascii="宋体" w:eastAsia="宋体" w:hAnsi="宋体" w:cs="宋体" w:hint="eastAsia"/>
               <w:szCs w:val="21"/>
             </w:rPr>
             <w:fldChar w:fldCharType="begin"/>
           </w:r>
           <w:r>
             <w:rPr>
-              <w:rFonts w:hint="eastAsia" w:ascii="宋体" w:hAnsi="宋体" w:eastAsia="宋体" w:cs="宋体"/>
+              <w:rFonts w:ascii="宋体" w:eastAsia="宋体" w:hAnsi="宋体" w:cs="宋体" w:hint="eastAsia"/>
               <w:szCs w:val="21"/>
             </w:rPr>
             <w:instrText xml:space="preserve"> HYPERLINK \l _Toc9190 </w:instrText>
           </w:r>
           <w:r>
             <w:rPr>
-              <w:rFonts w:hint="eastAsia" w:ascii="宋体" w:hAnsi="宋体" w:eastAsia="宋体" w:cs="宋体"/>
+              <w:rFonts w:ascii="宋体" w:eastAsia="宋体" w:hAnsi="宋体" w:cs="宋体" w:hint="eastAsia"/>
               <w:szCs w:val="21"/>
             </w:rPr>
             <w:fldChar w:fldCharType="separate"/>
@@ -2730,7 +2619,7 @@
           </w:r>
           <w:r>
             <w:rPr>
-              <w:rFonts w:hint="eastAsia" w:ascii="宋体" w:hAnsi="宋体" w:eastAsia="宋体" w:cs="宋体"/>
+              <w:rFonts w:ascii="宋体" w:eastAsia="宋体" w:hAnsi="宋体" w:cs="宋体" w:hint="eastAsia"/>
               <w:szCs w:val="21"/>
             </w:rPr>
             <w:fldChar w:fldCharType="end"/>
@@ -2738,28 +2627,28 @@
         </w:p>
         <w:p>
           <w:pPr>
-            <w:pStyle w:val="17"/>
+            <w:pStyle w:val="TOC2"/>
             <w:tabs>
               <w:tab w:val="right" w:leader="dot" w:pos="8306"/>
             </w:tabs>
           </w:pPr>
           <w:r>
             <w:rPr>
-              <w:rFonts w:hint="eastAsia" w:ascii="宋体" w:hAnsi="宋体" w:eastAsia="宋体" w:cs="宋体"/>
+              <w:rFonts w:ascii="宋体" w:eastAsia="宋体" w:hAnsi="宋体" w:cs="宋体" w:hint="eastAsia"/>
               <w:szCs w:val="21"/>
             </w:rPr>
             <w:fldChar w:fldCharType="begin"/>
           </w:r>
           <w:r>
             <w:rPr>
-              <w:rFonts w:hint="eastAsia" w:ascii="宋体" w:hAnsi="宋体" w:eastAsia="宋体" w:cs="宋体"/>
+              <w:rFonts w:ascii="宋体" w:eastAsia="宋体" w:hAnsi="宋体" w:cs="宋体" w:hint="eastAsia"/>
               <w:szCs w:val="21"/>
             </w:rPr>
             <w:instrText xml:space="preserve"> HYPERLINK \l _Toc15243 </w:instrText>
           </w:r>
           <w:r>
             <w:rPr>
-              <w:rFonts w:hint="eastAsia" w:ascii="宋体" w:hAnsi="宋体" w:eastAsia="宋体" w:cs="宋体"/>
+              <w:rFonts w:ascii="宋体" w:eastAsia="宋体" w:hAnsi="宋体" w:cs="宋体" w:hint="eastAsia"/>
               <w:szCs w:val="21"/>
             </w:rPr>
             <w:fldChar w:fldCharType="separate"/>
@@ -2796,7 +2685,7 @@
           </w:r>
           <w:r>
             <w:rPr>
-              <w:rFonts w:hint="eastAsia" w:ascii="宋体" w:hAnsi="宋体" w:eastAsia="宋体" w:cs="宋体"/>
+              <w:rFonts w:ascii="宋体" w:eastAsia="宋体" w:hAnsi="宋体" w:cs="宋体" w:hint="eastAsia"/>
               <w:szCs w:val="21"/>
             </w:rPr>
             <w:fldChar w:fldCharType="end"/>
@@ -2804,28 +2693,28 @@
         </w:p>
         <w:p>
           <w:pPr>
-            <w:pStyle w:val="17"/>
+            <w:pStyle w:val="TOC2"/>
             <w:tabs>
               <w:tab w:val="right" w:leader="dot" w:pos="8306"/>
             </w:tabs>
           </w:pPr>
           <w:r>
             <w:rPr>
-              <w:rFonts w:hint="eastAsia" w:ascii="宋体" w:hAnsi="宋体" w:eastAsia="宋体" w:cs="宋体"/>
+              <w:rFonts w:ascii="宋体" w:eastAsia="宋体" w:hAnsi="宋体" w:cs="宋体" w:hint="eastAsia"/>
               <w:szCs w:val="21"/>
             </w:rPr>
             <w:fldChar w:fldCharType="begin"/>
           </w:r>
           <w:r>
             <w:rPr>
-              <w:rFonts w:hint="eastAsia" w:ascii="宋体" w:hAnsi="宋体" w:eastAsia="宋体" w:cs="宋体"/>
+              <w:rFonts w:ascii="宋体" w:eastAsia="宋体" w:hAnsi="宋体" w:cs="宋体" w:hint="eastAsia"/>
               <w:szCs w:val="21"/>
             </w:rPr>
             <w:instrText xml:space="preserve"> HYPERLINK \l _Toc22178 </w:instrText>
           </w:r>
           <w:r>
             <w:rPr>
-              <w:rFonts w:hint="eastAsia" w:ascii="宋体" w:hAnsi="宋体" w:eastAsia="宋体" w:cs="宋体"/>
+              <w:rFonts w:ascii="宋体" w:eastAsia="宋体" w:hAnsi="宋体" w:cs="宋体" w:hint="eastAsia"/>
               <w:szCs w:val="21"/>
             </w:rPr>
             <w:fldChar w:fldCharType="separate"/>
@@ -2862,7 +2751,7 @@
           </w:r>
           <w:r>
             <w:rPr>
-              <w:rFonts w:hint="eastAsia" w:ascii="宋体" w:hAnsi="宋体" w:eastAsia="宋体" w:cs="宋体"/>
+              <w:rFonts w:ascii="宋体" w:eastAsia="宋体" w:hAnsi="宋体" w:cs="宋体" w:hint="eastAsia"/>
               <w:szCs w:val="21"/>
             </w:rPr>
             <w:fldChar w:fldCharType="end"/>
@@ -2870,28 +2759,28 @@
         </w:p>
         <w:p>
           <w:pPr>
-            <w:pStyle w:val="16"/>
+            <w:pStyle w:val="TOC1"/>
             <w:tabs>
               <w:tab w:val="right" w:leader="dot" w:pos="8306"/>
             </w:tabs>
           </w:pPr>
           <w:r>
             <w:rPr>
-              <w:rFonts w:hint="eastAsia" w:ascii="宋体" w:hAnsi="宋体" w:eastAsia="宋体" w:cs="宋体"/>
+              <w:rFonts w:ascii="宋体" w:eastAsia="宋体" w:hAnsi="宋体" w:cs="宋体" w:hint="eastAsia"/>
               <w:szCs w:val="21"/>
             </w:rPr>
             <w:fldChar w:fldCharType="begin"/>
           </w:r>
           <w:r>
             <w:rPr>
-              <w:rFonts w:hint="eastAsia" w:ascii="宋体" w:hAnsi="宋体" w:eastAsia="宋体" w:cs="宋体"/>
+              <w:rFonts w:ascii="宋体" w:eastAsia="宋体" w:hAnsi="宋体" w:cs="宋体" w:hint="eastAsia"/>
               <w:szCs w:val="21"/>
             </w:rPr>
             <w:instrText xml:space="preserve"> HYPERLINK \l _Toc2487 </w:instrText>
           </w:r>
           <w:r>
             <w:rPr>
-              <w:rFonts w:hint="eastAsia" w:ascii="宋体" w:hAnsi="宋体" w:eastAsia="宋体" w:cs="宋体"/>
+              <w:rFonts w:ascii="宋体" w:eastAsia="宋体" w:hAnsi="宋体" w:cs="宋体" w:hint="eastAsia"/>
               <w:szCs w:val="21"/>
             </w:rPr>
             <w:fldChar w:fldCharType="separate"/>
@@ -2930,7 +2819,7 @@
           </w:r>
           <w:r>
             <w:rPr>
-              <w:rFonts w:hint="eastAsia" w:ascii="宋体" w:hAnsi="宋体" w:eastAsia="宋体" w:cs="宋体"/>
+              <w:rFonts w:ascii="宋体" w:eastAsia="宋体" w:hAnsi="宋体" w:cs="宋体" w:hint="eastAsia"/>
               <w:szCs w:val="21"/>
             </w:rPr>
             <w:fldChar w:fldCharType="end"/>
@@ -2938,28 +2827,28 @@
         </w:p>
         <w:p>
           <w:pPr>
-            <w:pStyle w:val="17"/>
+            <w:pStyle w:val="TOC2"/>
             <w:tabs>
               <w:tab w:val="right" w:leader="dot" w:pos="8306"/>
             </w:tabs>
           </w:pPr>
           <w:r>
             <w:rPr>
-              <w:rFonts w:hint="eastAsia" w:ascii="宋体" w:hAnsi="宋体" w:eastAsia="宋体" w:cs="宋体"/>
+              <w:rFonts w:ascii="宋体" w:eastAsia="宋体" w:hAnsi="宋体" w:cs="宋体" w:hint="eastAsia"/>
               <w:szCs w:val="21"/>
             </w:rPr>
             <w:fldChar w:fldCharType="begin"/>
           </w:r>
           <w:r>
             <w:rPr>
-              <w:rFonts w:hint="eastAsia" w:ascii="宋体" w:hAnsi="宋体" w:eastAsia="宋体" w:cs="宋体"/>
+              <w:rFonts w:ascii="宋体" w:eastAsia="宋体" w:hAnsi="宋体" w:cs="宋体" w:hint="eastAsia"/>
               <w:szCs w:val="21"/>
             </w:rPr>
             <w:instrText xml:space="preserve"> HYPERLINK \l _Toc9247 </w:instrText>
           </w:r>
           <w:r>
             <w:rPr>
-              <w:rFonts w:hint="eastAsia" w:ascii="宋体" w:hAnsi="宋体" w:eastAsia="宋体" w:cs="宋体"/>
+              <w:rFonts w:ascii="宋体" w:eastAsia="宋体" w:hAnsi="宋体" w:cs="宋体" w:hint="eastAsia"/>
               <w:szCs w:val="21"/>
             </w:rPr>
             <w:fldChar w:fldCharType="separate"/>
@@ -2991,7 +2880,7 @@
           </w:r>
           <w:r>
             <w:rPr>
-              <w:rFonts w:hint="eastAsia" w:ascii="宋体" w:hAnsi="宋体" w:eastAsia="宋体" w:cs="宋体"/>
+              <w:rFonts w:ascii="宋体" w:eastAsia="宋体" w:hAnsi="宋体" w:cs="宋体" w:hint="eastAsia"/>
               <w:szCs w:val="21"/>
             </w:rPr>
             <w:fldChar w:fldCharType="end"/>
@@ -2999,28 +2888,28 @@
         </w:p>
         <w:p>
           <w:pPr>
-            <w:pStyle w:val="13"/>
+            <w:pStyle w:val="TOC3"/>
             <w:tabs>
               <w:tab w:val="right" w:leader="dot" w:pos="8306"/>
             </w:tabs>
           </w:pPr>
           <w:r>
             <w:rPr>
-              <w:rFonts w:hint="eastAsia" w:ascii="宋体" w:hAnsi="宋体" w:eastAsia="宋体" w:cs="宋体"/>
+              <w:rFonts w:ascii="宋体" w:eastAsia="宋体" w:hAnsi="宋体" w:cs="宋体" w:hint="eastAsia"/>
               <w:szCs w:val="21"/>
             </w:rPr>
             <w:fldChar w:fldCharType="begin"/>
           </w:r>
           <w:r>
             <w:rPr>
-              <w:rFonts w:hint="eastAsia" w:ascii="宋体" w:hAnsi="宋体" w:eastAsia="宋体" w:cs="宋体"/>
+              <w:rFonts w:ascii="宋体" w:eastAsia="宋体" w:hAnsi="宋体" w:cs="宋体" w:hint="eastAsia"/>
               <w:szCs w:val="21"/>
             </w:rPr>
             <w:instrText xml:space="preserve"> HYPERLINK \l _Toc14306 </w:instrText>
           </w:r>
           <w:r>
             <w:rPr>
-              <w:rFonts w:hint="eastAsia" w:ascii="宋体" w:hAnsi="宋体" w:eastAsia="宋体" w:cs="宋体"/>
+              <w:rFonts w:ascii="宋体" w:eastAsia="宋体" w:hAnsi="宋体" w:cs="宋体" w:hint="eastAsia"/>
               <w:szCs w:val="21"/>
             </w:rPr>
             <w:fldChar w:fldCharType="separate"/>
@@ -3052,7 +2941,7 @@
           </w:r>
           <w:r>
             <w:rPr>
-              <w:rFonts w:hint="eastAsia" w:ascii="宋体" w:hAnsi="宋体" w:eastAsia="宋体" w:cs="宋体"/>
+              <w:rFonts w:ascii="宋体" w:eastAsia="宋体" w:hAnsi="宋体" w:cs="宋体" w:hint="eastAsia"/>
               <w:szCs w:val="21"/>
             </w:rPr>
             <w:fldChar w:fldCharType="end"/>
@@ -3060,28 +2949,28 @@
         </w:p>
         <w:p>
           <w:pPr>
-            <w:pStyle w:val="13"/>
+            <w:pStyle w:val="TOC3"/>
             <w:tabs>
               <w:tab w:val="right" w:leader="dot" w:pos="8306"/>
             </w:tabs>
           </w:pPr>
           <w:r>
             <w:rPr>
-              <w:rFonts w:hint="eastAsia" w:ascii="宋体" w:hAnsi="宋体" w:eastAsia="宋体" w:cs="宋体"/>
+              <w:rFonts w:ascii="宋体" w:eastAsia="宋体" w:hAnsi="宋体" w:cs="宋体" w:hint="eastAsia"/>
               <w:szCs w:val="21"/>
             </w:rPr>
             <w:fldChar w:fldCharType="begin"/>
           </w:r>
           <w:r>
             <w:rPr>
-              <w:rFonts w:hint="eastAsia" w:ascii="宋体" w:hAnsi="宋体" w:eastAsia="宋体" w:cs="宋体"/>
+              <w:rFonts w:ascii="宋体" w:eastAsia="宋体" w:hAnsi="宋体" w:cs="宋体" w:hint="eastAsia"/>
               <w:szCs w:val="21"/>
             </w:rPr>
             <w:instrText xml:space="preserve"> HYPERLINK \l _Toc6612 </w:instrText>
           </w:r>
           <w:r>
             <w:rPr>
-              <w:rFonts w:hint="eastAsia" w:ascii="宋体" w:hAnsi="宋体" w:eastAsia="宋体" w:cs="宋体"/>
+              <w:rFonts w:ascii="宋体" w:eastAsia="宋体" w:hAnsi="宋体" w:cs="宋体" w:hint="eastAsia"/>
               <w:szCs w:val="21"/>
             </w:rPr>
             <w:fldChar w:fldCharType="separate"/>
@@ -3113,7 +3002,7 @@
           </w:r>
           <w:r>
             <w:rPr>
-              <w:rFonts w:hint="eastAsia" w:ascii="宋体" w:hAnsi="宋体" w:eastAsia="宋体" w:cs="宋体"/>
+              <w:rFonts w:ascii="宋体" w:eastAsia="宋体" w:hAnsi="宋体" w:cs="宋体" w:hint="eastAsia"/>
               <w:szCs w:val="21"/>
             </w:rPr>
             <w:fldChar w:fldCharType="end"/>
@@ -3121,28 +3010,28 @@
         </w:p>
         <w:p>
           <w:pPr>
-            <w:pStyle w:val="17"/>
+            <w:pStyle w:val="TOC2"/>
             <w:tabs>
               <w:tab w:val="right" w:leader="dot" w:pos="8306"/>
             </w:tabs>
           </w:pPr>
           <w:r>
             <w:rPr>
-              <w:rFonts w:hint="eastAsia" w:ascii="宋体" w:hAnsi="宋体" w:eastAsia="宋体" w:cs="宋体"/>
+              <w:rFonts w:ascii="宋体" w:eastAsia="宋体" w:hAnsi="宋体" w:cs="宋体" w:hint="eastAsia"/>
               <w:szCs w:val="21"/>
             </w:rPr>
             <w:fldChar w:fldCharType="begin"/>
           </w:r>
           <w:r>
             <w:rPr>
-              <w:rFonts w:hint="eastAsia" w:ascii="宋体" w:hAnsi="宋体" w:eastAsia="宋体" w:cs="宋体"/>
+              <w:rFonts w:ascii="宋体" w:eastAsia="宋体" w:hAnsi="宋体" w:cs="宋体" w:hint="eastAsia"/>
               <w:szCs w:val="21"/>
             </w:rPr>
             <w:instrText xml:space="preserve"> HYPERLINK \l _Toc2489 </w:instrText>
           </w:r>
           <w:r>
             <w:rPr>
-              <w:rFonts w:hint="eastAsia" w:ascii="宋体" w:hAnsi="宋体" w:eastAsia="宋体" w:cs="宋体"/>
+              <w:rFonts w:ascii="宋体" w:eastAsia="宋体" w:hAnsi="宋体" w:cs="宋体" w:hint="eastAsia"/>
               <w:szCs w:val="21"/>
             </w:rPr>
             <w:fldChar w:fldCharType="separate"/>
@@ -3174,7 +3063,7 @@
           </w:r>
           <w:r>
             <w:rPr>
-              <w:rFonts w:hint="eastAsia" w:ascii="宋体" w:hAnsi="宋体" w:eastAsia="宋体" w:cs="宋体"/>
+              <w:rFonts w:ascii="宋体" w:eastAsia="宋体" w:hAnsi="宋体" w:cs="宋体" w:hint="eastAsia"/>
               <w:szCs w:val="21"/>
             </w:rPr>
             <w:fldChar w:fldCharType="end"/>
@@ -3182,28 +3071,28 @@
         </w:p>
         <w:p>
           <w:pPr>
-            <w:pStyle w:val="13"/>
+            <w:pStyle w:val="TOC3"/>
             <w:tabs>
               <w:tab w:val="right" w:leader="dot" w:pos="8306"/>
             </w:tabs>
           </w:pPr>
           <w:r>
             <w:rPr>
-              <w:rFonts w:hint="eastAsia" w:ascii="宋体" w:hAnsi="宋体" w:eastAsia="宋体" w:cs="宋体"/>
+              <w:rFonts w:ascii="宋体" w:eastAsia="宋体" w:hAnsi="宋体" w:cs="宋体" w:hint="eastAsia"/>
               <w:szCs w:val="21"/>
             </w:rPr>
             <w:fldChar w:fldCharType="begin"/>
           </w:r>
           <w:r>
             <w:rPr>
-              <w:rFonts w:hint="eastAsia" w:ascii="宋体" w:hAnsi="宋体" w:eastAsia="宋体" w:cs="宋体"/>
+              <w:rFonts w:ascii="宋体" w:eastAsia="宋体" w:hAnsi="宋体" w:cs="宋体" w:hint="eastAsia"/>
               <w:szCs w:val="21"/>
             </w:rPr>
             <w:instrText xml:space="preserve"> HYPERLINK \l _Toc28813 </w:instrText>
           </w:r>
           <w:r>
             <w:rPr>
-              <w:rFonts w:hint="eastAsia" w:ascii="宋体" w:hAnsi="宋体" w:eastAsia="宋体" w:cs="宋体"/>
+              <w:rFonts w:ascii="宋体" w:eastAsia="宋体" w:hAnsi="宋体" w:cs="宋体" w:hint="eastAsia"/>
               <w:szCs w:val="21"/>
             </w:rPr>
             <w:fldChar w:fldCharType="separate"/>
@@ -3249,7 +3138,7 @@
           </w:r>
           <w:r>
             <w:rPr>
-              <w:rFonts w:hint="eastAsia" w:ascii="宋体" w:hAnsi="宋体" w:eastAsia="宋体" w:cs="宋体"/>
+              <w:rFonts w:ascii="宋体" w:eastAsia="宋体" w:hAnsi="宋体" w:cs="宋体" w:hint="eastAsia"/>
               <w:szCs w:val="21"/>
             </w:rPr>
             <w:fldChar w:fldCharType="end"/>
@@ -3257,28 +3146,28 @@
         </w:p>
         <w:p>
           <w:pPr>
-            <w:pStyle w:val="13"/>
+            <w:pStyle w:val="TOC3"/>
             <w:tabs>
               <w:tab w:val="right" w:leader="dot" w:pos="8306"/>
             </w:tabs>
           </w:pPr>
           <w:r>
             <w:rPr>
-              <w:rFonts w:hint="eastAsia" w:ascii="宋体" w:hAnsi="宋体" w:eastAsia="宋体" w:cs="宋体"/>
+              <w:rFonts w:ascii="宋体" w:eastAsia="宋体" w:hAnsi="宋体" w:cs="宋体" w:hint="eastAsia"/>
               <w:szCs w:val="21"/>
             </w:rPr>
             <w:fldChar w:fldCharType="begin"/>
           </w:r>
           <w:r>
             <w:rPr>
-              <w:rFonts w:hint="eastAsia" w:ascii="宋体" w:hAnsi="宋体" w:eastAsia="宋体" w:cs="宋体"/>
+              <w:rFonts w:ascii="宋体" w:eastAsia="宋体" w:hAnsi="宋体" w:cs="宋体" w:hint="eastAsia"/>
               <w:szCs w:val="21"/>
             </w:rPr>
             <w:instrText xml:space="preserve"> HYPERLINK \l _Toc29051 </w:instrText>
           </w:r>
           <w:r>
             <w:rPr>
-              <w:rFonts w:hint="eastAsia" w:ascii="宋体" w:hAnsi="宋体" w:eastAsia="宋体" w:cs="宋体"/>
+              <w:rFonts w:ascii="宋体" w:eastAsia="宋体" w:hAnsi="宋体" w:cs="宋体" w:hint="eastAsia"/>
               <w:szCs w:val="21"/>
             </w:rPr>
             <w:fldChar w:fldCharType="separate"/>
@@ -3310,7 +3199,7 @@
           </w:r>
           <w:r>
             <w:rPr>
-              <w:rFonts w:hint="eastAsia" w:ascii="宋体" w:hAnsi="宋体" w:eastAsia="宋体" w:cs="宋体"/>
+              <w:rFonts w:ascii="宋体" w:eastAsia="宋体" w:hAnsi="宋体" w:cs="宋体" w:hint="eastAsia"/>
               <w:szCs w:val="21"/>
             </w:rPr>
             <w:fldChar w:fldCharType="end"/>
@@ -3318,28 +3207,28 @@
         </w:p>
         <w:p>
           <w:pPr>
-            <w:pStyle w:val="17"/>
+            <w:pStyle w:val="TOC2"/>
             <w:tabs>
               <w:tab w:val="right" w:leader="dot" w:pos="8306"/>
             </w:tabs>
           </w:pPr>
           <w:r>
             <w:rPr>
-              <w:rFonts w:hint="eastAsia" w:ascii="宋体" w:hAnsi="宋体" w:eastAsia="宋体" w:cs="宋体"/>
+              <w:rFonts w:ascii="宋体" w:eastAsia="宋体" w:hAnsi="宋体" w:cs="宋体" w:hint="eastAsia"/>
               <w:szCs w:val="21"/>
             </w:rPr>
             <w:fldChar w:fldCharType="begin"/>
           </w:r>
           <w:r>
             <w:rPr>
-              <w:rFonts w:hint="eastAsia" w:ascii="宋体" w:hAnsi="宋体" w:eastAsia="宋体" w:cs="宋体"/>
+              <w:rFonts w:ascii="宋体" w:eastAsia="宋体" w:hAnsi="宋体" w:cs="宋体" w:hint="eastAsia"/>
               <w:szCs w:val="21"/>
             </w:rPr>
             <w:instrText xml:space="preserve"> HYPERLINK \l _Toc926 </w:instrText>
           </w:r>
           <w:r>
             <w:rPr>
-              <w:rFonts w:hint="eastAsia" w:ascii="宋体" w:hAnsi="宋体" w:eastAsia="宋体" w:cs="宋体"/>
+              <w:rFonts w:ascii="宋体" w:eastAsia="宋体" w:hAnsi="宋体" w:cs="宋体" w:hint="eastAsia"/>
               <w:szCs w:val="21"/>
             </w:rPr>
             <w:fldChar w:fldCharType="separate"/>
@@ -3371,7 +3260,7 @@
           </w:r>
           <w:r>
             <w:rPr>
-              <w:rFonts w:hint="eastAsia" w:ascii="宋体" w:hAnsi="宋体" w:eastAsia="宋体" w:cs="宋体"/>
+              <w:rFonts w:ascii="宋体" w:eastAsia="宋体" w:hAnsi="宋体" w:cs="宋体" w:hint="eastAsia"/>
               <w:szCs w:val="21"/>
             </w:rPr>
             <w:fldChar w:fldCharType="end"/>
@@ -3379,28 +3268,28 @@
         </w:p>
         <w:p>
           <w:pPr>
-            <w:pStyle w:val="13"/>
+            <w:pStyle w:val="TOC3"/>
             <w:tabs>
               <w:tab w:val="right" w:leader="dot" w:pos="8306"/>
             </w:tabs>
           </w:pPr>
           <w:r>
             <w:rPr>
-              <w:rFonts w:hint="eastAsia" w:ascii="宋体" w:hAnsi="宋体" w:eastAsia="宋体" w:cs="宋体"/>
+              <w:rFonts w:ascii="宋体" w:eastAsia="宋体" w:hAnsi="宋体" w:cs="宋体" w:hint="eastAsia"/>
               <w:szCs w:val="21"/>
             </w:rPr>
             <w:fldChar w:fldCharType="begin"/>
           </w:r>
           <w:r>
             <w:rPr>
-              <w:rFonts w:hint="eastAsia" w:ascii="宋体" w:hAnsi="宋体" w:eastAsia="宋体" w:cs="宋体"/>
+              <w:rFonts w:ascii="宋体" w:eastAsia="宋体" w:hAnsi="宋体" w:cs="宋体" w:hint="eastAsia"/>
               <w:szCs w:val="21"/>
             </w:rPr>
             <w:instrText xml:space="preserve"> HYPERLINK \l _Toc11998 </w:instrText>
           </w:r>
           <w:r>
             <w:rPr>
-              <w:rFonts w:hint="eastAsia" w:ascii="宋体" w:hAnsi="宋体" w:eastAsia="宋体" w:cs="宋体"/>
+              <w:rFonts w:ascii="宋体" w:eastAsia="宋体" w:hAnsi="宋体" w:cs="宋体" w:hint="eastAsia"/>
               <w:szCs w:val="21"/>
             </w:rPr>
             <w:fldChar w:fldCharType="separate"/>
@@ -3432,7 +3321,7 @@
           </w:r>
           <w:r>
             <w:rPr>
-              <w:rFonts w:hint="eastAsia" w:ascii="宋体" w:hAnsi="宋体" w:eastAsia="宋体" w:cs="宋体"/>
+              <w:rFonts w:ascii="宋体" w:eastAsia="宋体" w:hAnsi="宋体" w:cs="宋体" w:hint="eastAsia"/>
               <w:szCs w:val="21"/>
             </w:rPr>
             <w:fldChar w:fldCharType="end"/>
@@ -3440,28 +3329,28 @@
         </w:p>
         <w:p>
           <w:pPr>
-            <w:pStyle w:val="13"/>
+            <w:pStyle w:val="TOC3"/>
             <w:tabs>
               <w:tab w:val="right" w:leader="dot" w:pos="8306"/>
             </w:tabs>
           </w:pPr>
           <w:r>
             <w:rPr>
-              <w:rFonts w:hint="eastAsia" w:ascii="宋体" w:hAnsi="宋体" w:eastAsia="宋体" w:cs="宋体"/>
+              <w:rFonts w:ascii="宋体" w:eastAsia="宋体" w:hAnsi="宋体" w:cs="宋体" w:hint="eastAsia"/>
               <w:szCs w:val="21"/>
             </w:rPr>
             <w:fldChar w:fldCharType="begin"/>
           </w:r>
           <w:r>
             <w:rPr>
-              <w:rFonts w:hint="eastAsia" w:ascii="宋体" w:hAnsi="宋体" w:eastAsia="宋体" w:cs="宋体"/>
+              <w:rFonts w:ascii="宋体" w:eastAsia="宋体" w:hAnsi="宋体" w:cs="宋体" w:hint="eastAsia"/>
               <w:szCs w:val="21"/>
             </w:rPr>
             <w:instrText xml:space="preserve"> HYPERLINK \l _Toc26326 </w:instrText>
           </w:r>
           <w:r>
             <w:rPr>
-              <w:rFonts w:hint="eastAsia" w:ascii="宋体" w:hAnsi="宋体" w:eastAsia="宋体" w:cs="宋体"/>
+              <w:rFonts w:ascii="宋体" w:eastAsia="宋体" w:hAnsi="宋体" w:cs="宋体" w:hint="eastAsia"/>
               <w:szCs w:val="21"/>
             </w:rPr>
             <w:fldChar w:fldCharType="separate"/>
@@ -3493,7 +3382,7 @@
           </w:r>
           <w:r>
             <w:rPr>
-              <w:rFonts w:hint="eastAsia" w:ascii="宋体" w:hAnsi="宋体" w:eastAsia="宋体" w:cs="宋体"/>
+              <w:rFonts w:ascii="宋体" w:eastAsia="宋体" w:hAnsi="宋体" w:cs="宋体" w:hint="eastAsia"/>
               <w:szCs w:val="21"/>
             </w:rPr>
             <w:fldChar w:fldCharType="end"/>
@@ -3501,28 +3390,28 @@
         </w:p>
         <w:p>
           <w:pPr>
-            <w:pStyle w:val="17"/>
+            <w:pStyle w:val="TOC2"/>
             <w:tabs>
               <w:tab w:val="right" w:leader="dot" w:pos="8306"/>
             </w:tabs>
           </w:pPr>
           <w:r>
             <w:rPr>
-              <w:rFonts w:hint="eastAsia" w:ascii="宋体" w:hAnsi="宋体" w:eastAsia="宋体" w:cs="宋体"/>
+              <w:rFonts w:ascii="宋体" w:eastAsia="宋体" w:hAnsi="宋体" w:cs="宋体" w:hint="eastAsia"/>
               <w:szCs w:val="21"/>
             </w:rPr>
             <w:fldChar w:fldCharType="begin"/>
           </w:r>
           <w:r>
             <w:rPr>
-              <w:rFonts w:hint="eastAsia" w:ascii="宋体" w:hAnsi="宋体" w:eastAsia="宋体" w:cs="宋体"/>
+              <w:rFonts w:ascii="宋体" w:eastAsia="宋体" w:hAnsi="宋体" w:cs="宋体" w:hint="eastAsia"/>
               <w:szCs w:val="21"/>
             </w:rPr>
             <w:instrText xml:space="preserve"> HYPERLINK \l _Toc13750 </w:instrText>
           </w:r>
           <w:r>
             <w:rPr>
-              <w:rFonts w:hint="eastAsia" w:ascii="宋体" w:hAnsi="宋体" w:eastAsia="宋体" w:cs="宋体"/>
+              <w:rFonts w:ascii="宋体" w:eastAsia="宋体" w:hAnsi="宋体" w:cs="宋体" w:hint="eastAsia"/>
               <w:szCs w:val="21"/>
             </w:rPr>
             <w:fldChar w:fldCharType="separate"/>
@@ -3554,7 +3443,7 @@
           </w:r>
           <w:r>
             <w:rPr>
-              <w:rFonts w:hint="eastAsia" w:ascii="宋体" w:hAnsi="宋体" w:eastAsia="宋体" w:cs="宋体"/>
+              <w:rFonts w:ascii="宋体" w:eastAsia="宋体" w:hAnsi="宋体" w:cs="宋体" w:hint="eastAsia"/>
               <w:szCs w:val="21"/>
             </w:rPr>
             <w:fldChar w:fldCharType="end"/>
@@ -3562,42 +3451,42 @@
         </w:p>
         <w:p>
           <w:pPr>
-            <w:pStyle w:val="16"/>
+            <w:pStyle w:val="TOC1"/>
             <w:tabs>
               <w:tab w:val="right" w:leader="dot" w:pos="8306"/>
             </w:tabs>
           </w:pPr>
           <w:r>
             <w:rPr>
-              <w:rFonts w:hint="eastAsia" w:ascii="宋体" w:hAnsi="宋体" w:eastAsia="宋体" w:cs="宋体"/>
+              <w:rFonts w:ascii="宋体" w:eastAsia="宋体" w:hAnsi="宋体" w:cs="宋体" w:hint="eastAsia"/>
               <w:szCs w:val="21"/>
             </w:rPr>
             <w:fldChar w:fldCharType="begin"/>
           </w:r>
           <w:r>
             <w:rPr>
-              <w:rFonts w:hint="eastAsia" w:ascii="宋体" w:hAnsi="宋体" w:eastAsia="宋体" w:cs="宋体"/>
+              <w:rFonts w:ascii="宋体" w:eastAsia="宋体" w:hAnsi="宋体" w:cs="宋体" w:hint="eastAsia"/>
               <w:szCs w:val="21"/>
             </w:rPr>
             <w:instrText xml:space="preserve"> HYPERLINK \l _Toc14575 </w:instrText>
           </w:r>
           <w:r>
             <w:rPr>
-              <w:rFonts w:hint="eastAsia" w:ascii="宋体" w:hAnsi="宋体" w:eastAsia="宋体" w:cs="宋体"/>
+              <w:rFonts w:ascii="宋体" w:eastAsia="宋体" w:hAnsi="宋体" w:cs="宋体" w:hint="eastAsia"/>
               <w:szCs w:val="21"/>
             </w:rPr>
             <w:fldChar w:fldCharType="separate"/>
           </w:r>
           <w:r>
             <w:rPr>
-              <w:rFonts w:hint="default" w:eastAsia="宋体"/>
+              <w:rFonts w:eastAsia="宋体" w:hint="default"/>
               <w:lang w:val="en-US" w:eastAsia="zh-CN"/>
             </w:rPr>
             <w:t xml:space="preserve">5. </w:t>
           </w:r>
           <w:r>
             <w:rPr>
-              <w:rFonts w:hint="eastAsia" w:eastAsia="宋体"/>
+              <w:rFonts w:eastAsia="宋体" w:hint="eastAsia"/>
               <w:lang w:val="en-US" w:eastAsia="zh-CN"/>
             </w:rPr>
             <w:t>附则</w:t>
@@ -3622,7 +3511,7 @@
           </w:r>
           <w:r>
             <w:rPr>
-              <w:rFonts w:hint="eastAsia" w:ascii="宋体" w:hAnsi="宋体" w:eastAsia="宋体" w:cs="宋体"/>
+              <w:rFonts w:ascii="宋体" w:eastAsia="宋体" w:hAnsi="宋体" w:cs="宋体" w:hint="eastAsia"/>
               <w:szCs w:val="21"/>
             </w:rPr>
             <w:fldChar w:fldCharType="end"/>
@@ -3630,28 +3519,28 @@
         </w:p>
         <w:p>
           <w:pPr>
-            <w:pStyle w:val="16"/>
+            <w:pStyle w:val="TOC1"/>
             <w:tabs>
               <w:tab w:val="right" w:leader="dot" w:pos="8306"/>
             </w:tabs>
           </w:pPr>
           <w:r>
             <w:rPr>
-              <w:rFonts w:hint="eastAsia" w:ascii="宋体" w:hAnsi="宋体" w:eastAsia="宋体" w:cs="宋体"/>
+              <w:rFonts w:ascii="宋体" w:eastAsia="宋体" w:hAnsi="宋体" w:cs="宋体" w:hint="eastAsia"/>
               <w:szCs w:val="21"/>
             </w:rPr>
             <w:fldChar w:fldCharType="begin"/>
           </w:r>
           <w:r>
             <w:rPr>
-              <w:rFonts w:hint="eastAsia" w:ascii="宋体" w:hAnsi="宋体" w:eastAsia="宋体" w:cs="宋体"/>
+              <w:rFonts w:ascii="宋体" w:eastAsia="宋体" w:hAnsi="宋体" w:cs="宋体" w:hint="eastAsia"/>
               <w:szCs w:val="21"/>
             </w:rPr>
             <w:instrText xml:space="preserve"> HYPERLINK \l _Toc8999 </w:instrText>
           </w:r>
           <w:r>
             <w:rPr>
-              <w:rFonts w:hint="eastAsia" w:ascii="宋体" w:hAnsi="宋体" w:eastAsia="宋体" w:cs="宋体"/>
+              <w:rFonts w:ascii="宋体" w:eastAsia="宋体" w:hAnsi="宋体" w:cs="宋体" w:hint="eastAsia"/>
               <w:szCs w:val="21"/>
             </w:rPr>
             <w:fldChar w:fldCharType="separate"/>
@@ -3690,7 +3579,7 @@
           </w:r>
           <w:r>
             <w:rPr>
-              <w:rFonts w:hint="eastAsia" w:ascii="宋体" w:hAnsi="宋体" w:eastAsia="宋体" w:cs="宋体"/>
+              <w:rFonts w:ascii="宋体" w:eastAsia="宋体" w:hAnsi="宋体" w:cs="宋体" w:hint="eastAsia"/>
               <w:szCs w:val="21"/>
             </w:rPr>
             <w:fldChar w:fldCharType="end"/>
@@ -3698,28 +3587,28 @@
         </w:p>
         <w:p>
           <w:pPr>
-            <w:pStyle w:val="16"/>
+            <w:pStyle w:val="TOC1"/>
             <w:tabs>
               <w:tab w:val="right" w:leader="dot" w:pos="8306"/>
             </w:tabs>
           </w:pPr>
           <w:r>
             <w:rPr>
-              <w:rFonts w:hint="eastAsia" w:ascii="宋体" w:hAnsi="宋体" w:eastAsia="宋体" w:cs="宋体"/>
+              <w:rFonts w:ascii="宋体" w:eastAsia="宋体" w:hAnsi="宋体" w:cs="宋体" w:hint="eastAsia"/>
               <w:szCs w:val="21"/>
             </w:rPr>
             <w:fldChar w:fldCharType="begin"/>
           </w:r>
           <w:r>
             <w:rPr>
-              <w:rFonts w:hint="eastAsia" w:ascii="宋体" w:hAnsi="宋体" w:eastAsia="宋体" w:cs="宋体"/>
+              <w:rFonts w:ascii="宋体" w:eastAsia="宋体" w:hAnsi="宋体" w:cs="宋体" w:hint="eastAsia"/>
               <w:szCs w:val="21"/>
             </w:rPr>
             <w:instrText xml:space="preserve"> HYPERLINK \l _Toc32392 </w:instrText>
           </w:r>
           <w:r>
             <w:rPr>
-              <w:rFonts w:hint="eastAsia" w:ascii="宋体" w:hAnsi="宋体" w:eastAsia="宋体" w:cs="宋体"/>
+              <w:rFonts w:ascii="宋体" w:eastAsia="宋体" w:hAnsi="宋体" w:cs="宋体" w:hint="eastAsia"/>
               <w:szCs w:val="21"/>
             </w:rPr>
             <w:fldChar w:fldCharType="separate"/>
@@ -3758,7 +3647,7 @@
           </w:r>
           <w:r>
             <w:rPr>
-              <w:rFonts w:hint="eastAsia" w:ascii="宋体" w:hAnsi="宋体" w:eastAsia="宋体" w:cs="宋体"/>
+              <w:rFonts w:ascii="宋体" w:eastAsia="宋体" w:hAnsi="宋体" w:cs="宋体" w:hint="eastAsia"/>
               <w:szCs w:val="21"/>
             </w:rPr>
             <w:fldChar w:fldCharType="end"/>
@@ -3782,7 +3671,7 @@
             <w:spacing w:line="336" w:lineRule="auto"/>
             <w:textAlignment w:val="baseline"/>
             <w:rPr>
-              <w:rFonts w:hint="eastAsia" w:ascii="宋体" w:hAnsi="宋体" w:eastAsia="宋体" w:cs="宋体"/>
+              <w:rFonts w:ascii="宋体" w:eastAsia="宋体" w:hAnsi="宋体" w:cs="宋体" w:hint="eastAsia"/>
               <w:snapToGrid w:val="0"/>
               <w:color w:val="000000"/>
               <w:kern w:val="0"/>
@@ -3793,7 +3682,7 @@
           </w:pPr>
           <w:r>
             <w:rPr>
-              <w:rFonts w:hint="eastAsia" w:ascii="宋体" w:hAnsi="宋体" w:eastAsia="宋体" w:cs="宋体"/>
+              <w:rFonts w:ascii="宋体" w:eastAsia="宋体" w:hAnsi="宋体" w:cs="宋体" w:hint="eastAsia"/>
               <w:szCs w:val="21"/>
             </w:rPr>
             <w:fldChar w:fldCharType="end"/>
@@ -3812,7 +3701,7 @@
     </w:p>
     <w:p>
       <w:pPr>
-        <w:pStyle w:val="28"/>
+        <w:pStyle w:val="1"/>
         <w:keepNext w:val="0"/>
         <w:keepLines w:val="0"/>
         <w:pageBreakBefore w:val="0"/>
@@ -3827,7 +3716,7 @@
         <w:snapToGrid w:val="0"/>
         <w:textAlignment w:val="baseline"/>
       </w:pPr>
-      <w:bookmarkStart w:id="2" w:name="_Toc10461"/>
+      <w:bookmarkStart w:id="3" w:name="_Toc10461"/>
       <w:r>
         <w:rPr>
           <w:rFonts w:hint="eastAsia"/>
@@ -3835,11 +3724,11 @@
         </w:rPr>
         <w:t>总则</w:t>
       </w:r>
-      <w:bookmarkEnd w:id="2"/>
+      <w:bookmarkEnd w:id="3"/>
     </w:p>
     <w:p>
       <w:pPr>
-        <w:pStyle w:val="30"/>
+        <w:pStyle w:val="2"/>
         <w:keepNext w:val="0"/>
         <w:keepLines w:val="0"/>
         <w:pageBreakBefore w:val="0"/>
@@ -3858,7 +3747,7 @@
           <w:lang w:val="en-US" w:eastAsia="zh-CN"/>
         </w:rPr>
       </w:pPr>
-      <w:bookmarkStart w:id="3" w:name="_Toc22649"/>
+      <w:bookmarkStart w:id="4" w:name="_Toc22649"/>
       <w:r>
         <w:rPr>
           <w:rFonts w:hint="eastAsia"/>
@@ -3866,11 +3755,11 @@
         </w:rPr>
         <w:t>目的</w:t>
       </w:r>
-      <w:bookmarkEnd w:id="3"/>
+      <w:bookmarkEnd w:id="4"/>
     </w:p>
     <w:p>
       <w:pPr>
-        <w:pStyle w:val="29"/>
+        <w:pStyle w:val="a1"/>
         <w:keepNext w:val="0"/>
         <w:keepLines w:val="0"/>
         <w:pageBreakBefore w:val="0"/>
@@ -3899,7 +3788,7 @@
     </w:p>
     <w:p>
       <w:pPr>
-        <w:pStyle w:val="30"/>
+        <w:pStyle w:val="2"/>
         <w:keepNext w:val="0"/>
         <w:keepLines w:val="0"/>
         <w:pageBreakBefore w:val="0"/>
@@ -3918,7 +3807,7 @@
           <w:lang w:val="en-US" w:eastAsia="zh-CN"/>
         </w:rPr>
       </w:pPr>
-      <w:bookmarkStart w:id="4" w:name="_Toc10872"/>
+      <w:bookmarkStart w:id="5" w:name="_Toc10872"/>
       <w:r>
         <w:rPr>
           <w:rFonts w:hint="eastAsia"/>
@@ -3926,11 +3815,11 @@
         </w:rPr>
         <w:t>适用范围</w:t>
       </w:r>
-      <w:bookmarkEnd w:id="4"/>
+      <w:bookmarkEnd w:id="5"/>
     </w:p>
     <w:p>
       <w:pPr>
-        <w:pStyle w:val="29"/>
+        <w:pStyle w:val="a1"/>
         <w:keepNext w:val="0"/>
         <w:keepLines w:val="0"/>
         <w:pageBreakBefore w:val="0"/>
@@ -3959,7 +3848,7 @@
     </w:p>
     <w:p>
       <w:pPr>
-        <w:pStyle w:val="30"/>
+        <w:pStyle w:val="2"/>
         <w:keepNext w:val="0"/>
         <w:keepLines w:val="0"/>
         <w:pageBreakBefore w:val="0"/>
@@ -3978,7 +3867,7 @@
           <w:lang w:val="en-US" w:eastAsia="zh-CN"/>
         </w:rPr>
       </w:pPr>
-      <w:bookmarkStart w:id="5" w:name="_Toc1008"/>
+      <w:bookmarkStart w:id="6" w:name="_Toc1008"/>
       <w:r>
         <w:rPr>
           <w:rFonts w:hint="eastAsia"/>
@@ -3986,11 +3875,11 @@
         </w:rPr>
         <w:t>原则</w:t>
       </w:r>
-      <w:bookmarkEnd w:id="5"/>
+      <w:bookmarkEnd w:id="6"/>
     </w:p>
     <w:p>
       <w:pPr>
-        <w:pStyle w:val="29"/>
+        <w:pStyle w:val="a1"/>
         <w:keepNext w:val="0"/>
         <w:keepLines w:val="0"/>
         <w:pageBreakBefore w:val="0"/>
@@ -4007,7 +3896,7 @@
         <w:bidi w:val="0"/>
         <w:adjustRightInd w:val="0"/>
         <w:snapToGrid w:val="0"/>
-        <w:ind w:left="425" w:leftChars="0" w:hanging="425" w:firstLineChars="0"/>
+        <w:ind w:left="425" w:hanging="425" w:leftChars="0" w:firstLineChars="0"/>
         <w:textAlignment w:val="baseline"/>
         <w:rPr>
           <w:rFonts w:hint="eastAsia"/>
@@ -4024,7 +3913,7 @@
     </w:p>
     <w:p>
       <w:pPr>
-        <w:pStyle w:val="29"/>
+        <w:pStyle w:val="a1"/>
         <w:keepNext w:val="0"/>
         <w:keepLines w:val="0"/>
         <w:pageBreakBefore w:val="0"/>
@@ -4041,7 +3930,7 @@
         <w:bidi w:val="0"/>
         <w:adjustRightInd w:val="0"/>
         <w:snapToGrid w:val="0"/>
-        <w:ind w:left="425" w:leftChars="0" w:hanging="425" w:firstLineChars="0"/>
+        <w:ind w:left="425" w:hanging="425" w:leftChars="0" w:firstLineChars="0"/>
         <w:textAlignment w:val="baseline"/>
         <w:rPr>
           <w:rFonts w:hint="eastAsia"/>
@@ -4058,7 +3947,7 @@
     </w:p>
     <w:p>
       <w:pPr>
-        <w:pStyle w:val="29"/>
+        <w:pStyle w:val="a1"/>
         <w:keepNext w:val="0"/>
         <w:keepLines w:val="0"/>
         <w:pageBreakBefore w:val="0"/>
@@ -4075,7 +3964,7 @@
         <w:bidi w:val="0"/>
         <w:adjustRightInd w:val="0"/>
         <w:snapToGrid w:val="0"/>
-        <w:ind w:left="425" w:leftChars="0" w:hanging="425" w:firstLineChars="0"/>
+        <w:ind w:left="425" w:hanging="425" w:leftChars="0" w:firstLineChars="0"/>
         <w:textAlignment w:val="baseline"/>
         <w:rPr>
           <w:rFonts w:hint="eastAsia"/>
@@ -4092,7 +3981,7 @@
     </w:p>
     <w:p>
       <w:pPr>
-        <w:pStyle w:val="30"/>
+        <w:pStyle w:val="2"/>
         <w:keepNext w:val="0"/>
         <w:keepLines w:val="0"/>
         <w:pageBreakBefore w:val="0"/>
@@ -4111,7 +4000,7 @@
           <w:lang w:val="en-US" w:eastAsia="zh-CN"/>
         </w:rPr>
       </w:pPr>
-      <w:bookmarkStart w:id="6" w:name="_Toc29530"/>
+      <w:bookmarkStart w:id="7" w:name="_Toc29530"/>
       <w:r>
         <w:rPr>
           <w:rFonts w:hint="eastAsia"/>
@@ -4119,11 +4008,11 @@
         </w:rPr>
         <w:t>岗位职责</w:t>
       </w:r>
-      <w:bookmarkEnd w:id="6"/>
+      <w:bookmarkEnd w:id="7"/>
     </w:p>
     <w:p>
       <w:pPr>
-        <w:pStyle w:val="31"/>
+        <w:pStyle w:val="3"/>
         <w:keepNext w:val="0"/>
         <w:keepLines w:val="0"/>
         <w:pageBreakBefore w:val="0"/>
@@ -4142,7 +4031,7 @@
           <w:lang w:val="en-US" w:eastAsia="zh-CN"/>
         </w:rPr>
       </w:pPr>
-      <w:bookmarkStart w:id="7" w:name="_Toc13082"/>
+      <w:bookmarkStart w:id="8" w:name="_Toc13082"/>
       <w:r>
         <w:rPr>
           <w:rFonts w:hint="default"/>
@@ -4150,11 +4039,11 @@
         </w:rPr>
         <w:t>公司高层</w:t>
       </w:r>
-      <w:bookmarkEnd w:id="7"/>
+      <w:bookmarkEnd w:id="8"/>
     </w:p>
     <w:p>
       <w:pPr>
-        <w:pStyle w:val="29"/>
+        <w:pStyle w:val="a1"/>
         <w:keepNext w:val="0"/>
         <w:keepLines w:val="0"/>
         <w:pageBreakBefore w:val="0"/>
@@ -4183,7 +4072,7 @@
     </w:p>
     <w:p>
       <w:pPr>
-        <w:pStyle w:val="31"/>
+        <w:pStyle w:val="3"/>
         <w:keepNext w:val="0"/>
         <w:keepLines w:val="0"/>
         <w:pageBreakBefore w:val="0"/>
@@ -4202,7 +4091,7 @@
           <w:lang w:val="en-US" w:eastAsia="zh-CN"/>
         </w:rPr>
       </w:pPr>
-      <w:bookmarkStart w:id="8" w:name="_Toc1432"/>
+      <w:bookmarkStart w:id="9" w:name="_Toc1432"/>
       <w:r>
         <w:rPr>
           <w:rFonts w:hint="default"/>
@@ -4210,11 +4099,11 @@
         </w:rPr>
         <w:t>管理者代表</w:t>
       </w:r>
-      <w:bookmarkEnd w:id="8"/>
+      <w:bookmarkEnd w:id="9"/>
     </w:p>
     <w:p>
       <w:pPr>
-        <w:pStyle w:val="29"/>
+        <w:pStyle w:val="a1"/>
         <w:keepNext w:val="0"/>
         <w:keepLines w:val="0"/>
         <w:pageBreakBefore w:val="0"/>
@@ -4243,7 +4132,7 @@
     </w:p>
     <w:p>
       <w:pPr>
-        <w:pStyle w:val="31"/>
+        <w:pStyle w:val="3"/>
         <w:keepNext w:val="0"/>
         <w:keepLines w:val="0"/>
         <w:pageBreakBefore w:val="0"/>
@@ -4262,7 +4151,7 @@
           <w:lang w:val="en-US" w:eastAsia="zh-CN"/>
         </w:rPr>
       </w:pPr>
-      <w:bookmarkStart w:id="9" w:name="_Toc26065"/>
+      <w:bookmarkStart w:id="10" w:name="_Toc26065"/>
       <w:r>
         <w:rPr>
           <w:rFonts w:hint="default"/>
@@ -4270,11 +4159,11 @@
         </w:rPr>
         <w:t>质量部</w:t>
       </w:r>
-      <w:bookmarkEnd w:id="9"/>
+      <w:bookmarkEnd w:id="10"/>
     </w:p>
     <w:p>
       <w:pPr>
-        <w:pStyle w:val="29"/>
+        <w:pStyle w:val="a1"/>
         <w:keepNext w:val="0"/>
         <w:keepLines w:val="0"/>
         <w:pageBreakBefore w:val="0"/>
@@ -4303,7 +4192,7 @@
     </w:p>
     <w:p>
       <w:pPr>
-        <w:pStyle w:val="31"/>
+        <w:pStyle w:val="3"/>
         <w:keepNext w:val="0"/>
         <w:keepLines w:val="0"/>
         <w:pageBreakBefore w:val="0"/>
@@ -4322,7 +4211,7 @@
           <w:lang w:val="en-US" w:eastAsia="zh-CN"/>
         </w:rPr>
       </w:pPr>
-      <w:bookmarkStart w:id="10" w:name="_Toc22328"/>
+      <w:bookmarkStart w:id="11" w:name="_Toc22328"/>
       <w:r>
         <w:rPr>
           <w:rFonts w:hint="default"/>
@@ -4330,11 +4219,11 @@
         </w:rPr>
         <w:t>运维部</w:t>
       </w:r>
-      <w:bookmarkEnd w:id="10"/>
+      <w:bookmarkEnd w:id="11"/>
     </w:p>
     <w:p>
       <w:pPr>
-        <w:pStyle w:val="29"/>
+        <w:pStyle w:val="a1"/>
         <w:keepNext w:val="0"/>
         <w:keepLines w:val="0"/>
         <w:pageBreakBefore w:val="0"/>
@@ -4363,7 +4252,7 @@
     </w:p>
     <w:p>
       <w:pPr>
-        <w:pStyle w:val="31"/>
+        <w:pStyle w:val="3"/>
         <w:keepNext w:val="0"/>
         <w:keepLines w:val="0"/>
         <w:pageBreakBefore w:val="0"/>
@@ -4382,7 +4271,7 @@
           <w:lang w:val="en-US" w:eastAsia="zh-CN"/>
         </w:rPr>
       </w:pPr>
-      <w:bookmarkStart w:id="11" w:name="_Toc16701"/>
+      <w:bookmarkStart w:id="12" w:name="_Toc16701"/>
       <w:r>
         <w:rPr>
           <w:rFonts w:hint="default"/>
@@ -4390,11 +4279,11 @@
         </w:rPr>
         <w:t>人力部</w:t>
       </w:r>
-      <w:bookmarkEnd w:id="11"/>
+      <w:bookmarkEnd w:id="12"/>
     </w:p>
     <w:p>
       <w:pPr>
-        <w:pStyle w:val="29"/>
+        <w:pStyle w:val="a1"/>
         <w:keepNext w:val="0"/>
         <w:keepLines w:val="0"/>
         <w:pageBreakBefore w:val="0"/>
@@ -4423,7 +4312,7 @@
     </w:p>
     <w:p>
       <w:pPr>
-        <w:pStyle w:val="31"/>
+        <w:pStyle w:val="3"/>
         <w:keepNext w:val="0"/>
         <w:keepLines w:val="0"/>
         <w:pageBreakBefore w:val="0"/>
@@ -4442,7 +4331,7 @@
           <w:lang w:val="en-US" w:eastAsia="zh-CN"/>
         </w:rPr>
       </w:pPr>
-      <w:bookmarkStart w:id="12" w:name="_Toc11058"/>
+      <w:bookmarkStart w:id="13" w:name="_Toc11058"/>
       <w:r>
         <w:rPr>
           <w:rFonts w:hint="default"/>
@@ -4450,11 +4339,11 @@
         </w:rPr>
         <w:t>采购部</w:t>
       </w:r>
-      <w:bookmarkEnd w:id="12"/>
+      <w:bookmarkEnd w:id="13"/>
     </w:p>
     <w:p>
       <w:pPr>
-        <w:pStyle w:val="29"/>
+        <w:pStyle w:val="a1"/>
         <w:keepNext w:val="0"/>
         <w:keepLines w:val="0"/>
         <w:pageBreakBefore w:val="0"/>
@@ -4483,7 +4372,7 @@
     </w:p>
     <w:p>
       <w:pPr>
-        <w:pStyle w:val="28"/>
+        <w:pStyle w:val="1"/>
         <w:keepNext w:val="0"/>
         <w:keepLines w:val="0"/>
         <w:pageBreakBefore w:val="0"/>
@@ -4502,7 +4391,7 @@
           <w:lang w:val="en-US" w:eastAsia="zh-CN"/>
         </w:rPr>
       </w:pPr>
-      <w:bookmarkStart w:id="13" w:name="_Toc3379"/>
+      <w:bookmarkStart w:id="14" w:name="_Toc3379"/>
       <w:r>
         <w:rPr>
           <w:rFonts w:hint="eastAsia"/>
@@ -4510,11 +4399,11 @@
         </w:rPr>
         <w:t>引用依据</w:t>
       </w:r>
-      <w:bookmarkEnd w:id="13"/>
+      <w:bookmarkEnd w:id="14"/>
     </w:p>
     <w:p>
       <w:pPr>
-        <w:pStyle w:val="29"/>
+        <w:pStyle w:val="a1"/>
         <w:keepNext w:val="0"/>
         <w:keepLines w:val="0"/>
         <w:pageBreakBefore w:val="0"/>
@@ -4531,7 +4420,7 @@
         <w:bidi w:val="0"/>
         <w:adjustRightInd w:val="0"/>
         <w:snapToGrid w:val="0"/>
-        <w:ind w:left="425" w:leftChars="0" w:hanging="425" w:firstLineChars="0"/>
+        <w:ind w:left="425" w:hanging="425" w:leftChars="0" w:firstLineChars="0"/>
         <w:textAlignment w:val="baseline"/>
         <w:rPr>
           <w:rFonts w:hint="eastAsia"/>
@@ -4548,7 +4437,7 @@
     </w:p>
     <w:p>
       <w:pPr>
-        <w:pStyle w:val="29"/>
+        <w:pStyle w:val="a1"/>
         <w:keepNext w:val="0"/>
         <w:keepLines w:val="0"/>
         <w:pageBreakBefore w:val="0"/>
@@ -4565,7 +4454,7 @@
         <w:bidi w:val="0"/>
         <w:adjustRightInd w:val="0"/>
         <w:snapToGrid w:val="0"/>
-        <w:ind w:left="425" w:leftChars="0" w:hanging="425" w:firstLineChars="0"/>
+        <w:ind w:left="425" w:hanging="425" w:leftChars="0" w:firstLineChars="0"/>
         <w:textAlignment w:val="baseline"/>
         <w:rPr>
           <w:rFonts w:hint="eastAsia"/>
@@ -4582,7 +4471,7 @@
     </w:p>
     <w:p>
       <w:pPr>
-        <w:pStyle w:val="29"/>
+        <w:pStyle w:val="a1"/>
         <w:keepNext w:val="0"/>
         <w:keepLines w:val="0"/>
         <w:pageBreakBefore w:val="0"/>
@@ -4599,7 +4488,7 @@
         <w:bidi w:val="0"/>
         <w:adjustRightInd w:val="0"/>
         <w:snapToGrid w:val="0"/>
-        <w:ind w:left="425" w:leftChars="0" w:hanging="425" w:firstLineChars="0"/>
+        <w:ind w:left="425" w:hanging="425" w:leftChars="0" w:firstLineChars="0"/>
         <w:textAlignment w:val="baseline"/>
         <w:rPr>
           <w:rFonts w:hint="eastAsia"/>
@@ -4616,7 +4505,7 @@
     </w:p>
     <w:p>
       <w:pPr>
-        <w:pStyle w:val="29"/>
+        <w:pStyle w:val="a1"/>
         <w:keepNext w:val="0"/>
         <w:keepLines w:val="0"/>
         <w:pageBreakBefore w:val="0"/>
@@ -4633,7 +4522,7 @@
         <w:bidi w:val="0"/>
         <w:adjustRightInd w:val="0"/>
         <w:snapToGrid w:val="0"/>
-        <w:ind w:left="425" w:leftChars="0" w:hanging="425" w:firstLineChars="0"/>
+        <w:ind w:left="425" w:hanging="425" w:leftChars="0" w:firstLineChars="0"/>
         <w:textAlignment w:val="baseline"/>
         <w:rPr>
           <w:rFonts w:hint="eastAsia"/>
@@ -4650,7 +4539,7 @@
     </w:p>
     <w:p>
       <w:pPr>
-        <w:pStyle w:val="29"/>
+        <w:pStyle w:val="a1"/>
         <w:keepNext w:val="0"/>
         <w:keepLines w:val="0"/>
         <w:pageBreakBefore w:val="0"/>
@@ -4667,7 +4556,7 @@
         <w:bidi w:val="0"/>
         <w:adjustRightInd w:val="0"/>
         <w:snapToGrid w:val="0"/>
-        <w:ind w:left="425" w:leftChars="0" w:hanging="425" w:firstLineChars="0"/>
+        <w:ind w:left="425" w:hanging="425" w:leftChars="0" w:firstLineChars="0"/>
         <w:textAlignment w:val="baseline"/>
         <w:rPr>
           <w:rFonts w:hint="eastAsia"/>
@@ -4684,7 +4573,7 @@
     </w:p>
     <w:p>
       <w:pPr>
-        <w:pStyle w:val="28"/>
+        <w:pStyle w:val="1"/>
         <w:keepNext w:val="0"/>
         <w:keepLines w:val="0"/>
         <w:pageBreakBefore w:val="0"/>
@@ -4699,7 +4588,7 @@
         <w:snapToGrid w:val="0"/>
         <w:textAlignment w:val="baseline"/>
       </w:pPr>
-      <w:bookmarkStart w:id="14" w:name="_Toc32703"/>
+      <w:bookmarkStart w:id="15" w:name="_Toc32703"/>
       <w:r>
         <w:rPr>
           <w:rFonts w:hint="eastAsia"/>
@@ -4707,11 +4596,11 @@
         </w:rPr>
         <w:t>定义与术语</w:t>
       </w:r>
-      <w:bookmarkEnd w:id="14"/>
+      <w:bookmarkEnd w:id="15"/>
     </w:p>
     <w:p>
       <w:pPr>
-        <w:pStyle w:val="30"/>
+        <w:pStyle w:val="2"/>
         <w:keepNext w:val="0"/>
         <w:keepLines w:val="0"/>
         <w:pageBreakBefore w:val="0"/>
@@ -4729,18 +4618,18 @@
           <w:rFonts w:hint="eastAsia"/>
         </w:rPr>
       </w:pPr>
-      <w:bookmarkStart w:id="15" w:name="_Toc13791"/>
+      <w:bookmarkStart w:id="16" w:name="_Toc13791"/>
       <w:r>
         <w:rPr>
           <w:rFonts w:hint="eastAsia"/>
         </w:rPr>
         <w:t>SLA</w:t>
       </w:r>
-      <w:bookmarkEnd w:id="15"/>
+      <w:bookmarkEnd w:id="16"/>
     </w:p>
     <w:p>
       <w:pPr>
-        <w:pStyle w:val="29"/>
+        <w:pStyle w:val="a1"/>
         <w:keepNext w:val="0"/>
         <w:keepLines w:val="0"/>
         <w:pageBreakBefore w:val="0"/>
@@ -4767,7 +4656,7 @@
     </w:p>
     <w:p>
       <w:pPr>
-        <w:pStyle w:val="30"/>
+        <w:pStyle w:val="2"/>
         <w:keepNext w:val="0"/>
         <w:keepLines w:val="0"/>
         <w:pageBreakBefore w:val="0"/>
@@ -4785,18 +4674,18 @@
           <w:rFonts w:hint="eastAsia"/>
         </w:rPr>
       </w:pPr>
-      <w:bookmarkStart w:id="16" w:name="_Toc9190"/>
+      <w:bookmarkStart w:id="17" w:name="_Toc9190"/>
       <w:r>
         <w:rPr>
           <w:rFonts w:hint="eastAsia"/>
         </w:rPr>
         <w:t>内部审核</w:t>
       </w:r>
-      <w:bookmarkEnd w:id="16"/>
+      <w:bookmarkEnd w:id="17"/>
     </w:p>
     <w:p>
       <w:pPr>
-        <w:pStyle w:val="29"/>
+        <w:pStyle w:val="a1"/>
         <w:keepNext w:val="0"/>
         <w:keepLines w:val="0"/>
         <w:pageBreakBefore w:val="0"/>
@@ -4823,7 +4712,7 @@
     </w:p>
     <w:p>
       <w:pPr>
-        <w:pStyle w:val="30"/>
+        <w:pStyle w:val="2"/>
         <w:keepNext w:val="0"/>
         <w:keepLines w:val="0"/>
         <w:pageBreakBefore w:val="0"/>
@@ -4841,18 +4730,18 @@
           <w:rFonts w:hint="eastAsia"/>
         </w:rPr>
       </w:pPr>
-      <w:bookmarkStart w:id="17" w:name="_Toc15243"/>
+      <w:bookmarkStart w:id="18" w:name="_Toc15243"/>
       <w:r>
         <w:rPr>
           <w:rFonts w:hint="eastAsia"/>
         </w:rPr>
         <w:t>管理评审</w:t>
       </w:r>
-      <w:bookmarkEnd w:id="17"/>
+      <w:bookmarkEnd w:id="18"/>
     </w:p>
     <w:p>
       <w:pPr>
-        <w:pStyle w:val="29"/>
+        <w:pStyle w:val="a1"/>
         <w:keepNext w:val="0"/>
         <w:keepLines w:val="0"/>
         <w:pageBreakBefore w:val="0"/>
@@ -4879,7 +4768,7 @@
     </w:p>
     <w:p>
       <w:pPr>
-        <w:pStyle w:val="30"/>
+        <w:pStyle w:val="2"/>
         <w:keepNext w:val="0"/>
         <w:keepLines w:val="0"/>
         <w:pageBreakBefore w:val="0"/>
@@ -4897,18 +4786,18 @@
           <w:rFonts w:hint="eastAsia"/>
         </w:rPr>
       </w:pPr>
-      <w:bookmarkStart w:id="18" w:name="_Toc22178"/>
+      <w:bookmarkStart w:id="19" w:name="_Toc22178"/>
       <w:r>
         <w:rPr>
           <w:rFonts w:hint="eastAsia"/>
         </w:rPr>
         <w:t>不符合项</w:t>
       </w:r>
-      <w:bookmarkEnd w:id="18"/>
+      <w:bookmarkEnd w:id="19"/>
     </w:p>
     <w:p>
       <w:pPr>
-        <w:pStyle w:val="29"/>
+        <w:pStyle w:val="a1"/>
         <w:keepNext w:val="0"/>
         <w:keepLines w:val="0"/>
         <w:pageBreakBefore w:val="0"/>
@@ -4932,7 +4821,7 @@
     </w:p>
     <w:p>
       <w:pPr>
-        <w:pStyle w:val="28"/>
+        <w:pStyle w:val="1"/>
         <w:keepNext w:val="0"/>
         <w:keepLines w:val="0"/>
         <w:pageBreakBefore w:val="0"/>
@@ -4951,7 +4840,7 @@
           <w:lang w:val="en-US" w:eastAsia="zh-CN"/>
         </w:rPr>
       </w:pPr>
-      <w:bookmarkStart w:id="19" w:name="_Toc2487"/>
+      <w:bookmarkStart w:id="20" w:name="_Toc2487"/>
       <w:r>
         <w:rPr>
           <w:rFonts w:hint="eastAsia"/>
@@ -4959,11 +4848,11 @@
         </w:rPr>
         <w:t>管理内容与要求</w:t>
       </w:r>
-      <w:bookmarkEnd w:id="19"/>
+      <w:bookmarkEnd w:id="20"/>
     </w:p>
     <w:p>
       <w:pPr>
-        <w:pStyle w:val="30"/>
+        <w:pStyle w:val="2"/>
         <w:keepNext w:val="0"/>
         <w:keepLines w:val="0"/>
         <w:pageBreakBefore w:val="0"/>
@@ -4982,7 +4871,7 @@
           <w:lang w:val="en-US" w:eastAsia="zh-CN"/>
         </w:rPr>
       </w:pPr>
-      <w:bookmarkStart w:id="20" w:name="_Toc9247"/>
+      <w:bookmarkStart w:id="21" w:name="_Toc9247"/>
       <w:r>
         <w:rPr>
           <w:rFonts w:hint="default"/>
@@ -4990,11 +4879,11 @@
         </w:rPr>
         <w:t>体系审核与评审管理</w:t>
       </w:r>
-      <w:bookmarkEnd w:id="20"/>
+      <w:bookmarkEnd w:id="21"/>
     </w:p>
     <w:p>
       <w:pPr>
-        <w:pStyle w:val="29"/>
+        <w:pStyle w:val="a1"/>
         <w:keepNext w:val="0"/>
         <w:keepLines w:val="0"/>
         <w:pageBreakBefore w:val="0"/>
@@ -5023,7 +4912,7 @@
     </w:p>
     <w:p>
       <w:pPr>
-        <w:pStyle w:val="31"/>
+        <w:pStyle w:val="3"/>
         <w:keepNext w:val="0"/>
         <w:keepLines w:val="0"/>
         <w:pageBreakBefore w:val="0"/>
@@ -5042,7 +4931,7 @@
           <w:lang w:val="en-US" w:eastAsia="zh-CN"/>
         </w:rPr>
       </w:pPr>
-      <w:bookmarkStart w:id="21" w:name="_Toc14306"/>
+      <w:bookmarkStart w:id="22" w:name="_Toc14306"/>
       <w:r>
         <w:rPr>
           <w:rFonts w:hint="default"/>
@@ -5050,11 +4939,11 @@
         </w:rPr>
         <w:t>内部审核</w:t>
       </w:r>
-      <w:bookmarkEnd w:id="21"/>
+      <w:bookmarkEnd w:id="22"/>
     </w:p>
     <w:p>
       <w:pPr>
-        <w:pStyle w:val="29"/>
+        <w:pStyle w:val="a1"/>
         <w:keepNext w:val="0"/>
         <w:keepLines w:val="0"/>
         <w:pageBreakBefore w:val="0"/>
@@ -5083,7 +4972,7 @@
     </w:p>
     <w:p>
       <w:pPr>
-        <w:pStyle w:val="29"/>
+        <w:pStyle w:val="a1"/>
         <w:keepNext w:val="0"/>
         <w:keepLines w:val="0"/>
         <w:pageBreakBefore w:val="0"/>
@@ -5126,7 +5015,7 @@
     </w:p>
     <w:p>
       <w:pPr>
-        <w:pStyle w:val="29"/>
+        <w:pStyle w:val="a1"/>
         <w:keepNext w:val="0"/>
         <w:keepLines w:val="0"/>
         <w:pageBreakBefore w:val="0"/>
@@ -5155,7 +5044,7 @@
     </w:p>
     <w:p>
       <w:pPr>
-        <w:pStyle w:val="31"/>
+        <w:pStyle w:val="3"/>
         <w:keepNext w:val="0"/>
         <w:keepLines w:val="0"/>
         <w:pageBreakBefore w:val="0"/>
@@ -5174,7 +5063,7 @@
           <w:lang w:val="en-US" w:eastAsia="zh-CN"/>
         </w:rPr>
       </w:pPr>
-      <w:bookmarkStart w:id="22" w:name="_Toc6612"/>
+      <w:bookmarkStart w:id="23" w:name="_Toc6612"/>
       <w:r>
         <w:rPr>
           <w:rFonts w:hint="default"/>
@@ -5182,11 +5071,11 @@
         </w:rPr>
         <w:t>管理评审</w:t>
       </w:r>
-      <w:bookmarkEnd w:id="22"/>
+      <w:bookmarkEnd w:id="23"/>
     </w:p>
     <w:p>
       <w:pPr>
-        <w:pStyle w:val="29"/>
+        <w:pStyle w:val="a1"/>
         <w:keepNext w:val="0"/>
         <w:keepLines w:val="0"/>
         <w:pageBreakBefore w:val="0"/>
@@ -5215,7 +5104,7 @@
     </w:p>
     <w:p>
       <w:pPr>
-        <w:pStyle w:val="29"/>
+        <w:pStyle w:val="a1"/>
         <w:keepNext w:val="0"/>
         <w:keepLines w:val="0"/>
         <w:pageBreakBefore w:val="0"/>
@@ -5258,7 +5147,7 @@
     </w:p>
     <w:p>
       <w:pPr>
-        <w:pStyle w:val="30"/>
+        <w:pStyle w:val="2"/>
         <w:keepNext w:val="0"/>
         <w:keepLines w:val="0"/>
         <w:pageBreakBefore w:val="0"/>
@@ -5277,7 +5166,7 @@
           <w:lang w:val="en-US" w:eastAsia="zh-CN"/>
         </w:rPr>
       </w:pPr>
-      <w:bookmarkStart w:id="23" w:name="_Toc2489"/>
+      <w:bookmarkStart w:id="24" w:name="_Toc2489"/>
       <w:r>
         <w:rPr>
           <w:rFonts w:hint="default"/>
@@ -5285,11 +5174,11 @@
         </w:rPr>
         <w:t>服务质量过程控制</w:t>
       </w:r>
-      <w:bookmarkEnd w:id="23"/>
+      <w:bookmarkEnd w:id="24"/>
     </w:p>
     <w:p>
       <w:pPr>
-        <w:pStyle w:val="29"/>
+        <w:pStyle w:val="a1"/>
         <w:keepNext w:val="0"/>
         <w:keepLines w:val="0"/>
         <w:pageBreakBefore w:val="0"/>
@@ -5318,7 +5207,7 @@
     </w:p>
     <w:p>
       <w:pPr>
-        <w:pStyle w:val="31"/>
+        <w:pStyle w:val="3"/>
         <w:keepNext w:val="0"/>
         <w:keepLines w:val="0"/>
         <w:pageBreakBefore w:val="0"/>
@@ -5337,7 +5226,7 @@
           <w:lang w:val="en-US" w:eastAsia="zh-CN"/>
         </w:rPr>
       </w:pPr>
-      <w:bookmarkStart w:id="24" w:name="_Toc28813"/>
+      <w:bookmarkStart w:id="25" w:name="_Toc28813"/>
       <w:r>
         <w:rPr>
           <w:rFonts w:hint="default"/>
@@ -5359,11 +5248,11 @@
         </w:rPr>
         <w:t>交付控制</w:t>
       </w:r>
-      <w:bookmarkEnd w:id="24"/>
+      <w:bookmarkEnd w:id="25"/>
     </w:p>
     <w:p>
       <w:pPr>
-        <w:pStyle w:val="29"/>
+        <w:pStyle w:val="a1"/>
         <w:keepNext w:val="0"/>
         <w:keepLines w:val="0"/>
         <w:pageBreakBefore w:val="0"/>
@@ -5392,7 +5281,7 @@
     </w:p>
     <w:p>
       <w:pPr>
-        <w:pStyle w:val="29"/>
+        <w:pStyle w:val="a1"/>
         <w:keepNext w:val="0"/>
         <w:keepLines w:val="0"/>
         <w:pageBreakBefore w:val="0"/>
@@ -5421,7 +5310,7 @@
     </w:p>
     <w:p>
       <w:pPr>
-        <w:pStyle w:val="31"/>
+        <w:pStyle w:val="3"/>
         <w:keepNext w:val="0"/>
         <w:keepLines w:val="0"/>
         <w:pageBreakBefore w:val="0"/>
@@ -5440,7 +5329,7 @@
           <w:lang w:val="en-US" w:eastAsia="zh-CN"/>
         </w:rPr>
       </w:pPr>
-      <w:bookmarkStart w:id="25" w:name="_Toc29051"/>
+      <w:bookmarkStart w:id="26" w:name="_Toc29051"/>
       <w:r>
         <w:rPr>
           <w:rFonts w:hint="default"/>
@@ -5448,11 +5337,11 @@
         </w:rPr>
         <w:t>服务质量度量与分析</w:t>
       </w:r>
-      <w:bookmarkEnd w:id="25"/>
+      <w:bookmarkEnd w:id="26"/>
     </w:p>
     <w:p>
       <w:pPr>
-        <w:pStyle w:val="29"/>
+        <w:pStyle w:val="a1"/>
         <w:keepNext w:val="0"/>
         <w:keepLines w:val="0"/>
         <w:pageBreakBefore w:val="0"/>
@@ -5481,7 +5370,7 @@
     </w:p>
     <w:p>
       <w:pPr>
-        <w:pStyle w:val="29"/>
+        <w:pStyle w:val="a1"/>
         <w:keepNext w:val="0"/>
         <w:keepLines w:val="0"/>
         <w:pageBreakBefore w:val="0"/>
@@ -5505,12 +5394,12 @@
           <w:rFonts w:hint="default"/>
           <w:lang w:val="en-US" w:eastAsia="zh-CN"/>
         </w:rPr>
-        <w:t>定期分析：运维部部长每月组织召开质量分析会，基于数据形成《月度质量分析报告》，识别趋势性问题并启动改进。</w:t>
+        <w:t>定期分析：运维部经理每月组织召开质量分析会，基于数据形成《月度质量分析报告》，识别趋势性问题并启动改进。</w:t>
       </w:r>
     </w:p>
     <w:p>
       <w:pPr>
-        <w:pStyle w:val="30"/>
+        <w:pStyle w:val="2"/>
         <w:keepNext w:val="0"/>
         <w:keepLines w:val="0"/>
         <w:pageBreakBefore w:val="0"/>
@@ -5529,7 +5418,7 @@
           <w:lang w:val="en-US" w:eastAsia="zh-CN"/>
         </w:rPr>
       </w:pPr>
-      <w:bookmarkStart w:id="26" w:name="_Toc926"/>
+      <w:bookmarkStart w:id="27" w:name="_Toc926"/>
       <w:r>
         <w:rPr>
           <w:rFonts w:hint="default"/>
@@ -5537,11 +5426,11 @@
         </w:rPr>
         <w:t>客户满意度管理</w:t>
       </w:r>
-      <w:bookmarkEnd w:id="26"/>
+      <w:bookmarkEnd w:id="27"/>
     </w:p>
     <w:p>
       <w:pPr>
-        <w:pStyle w:val="29"/>
+        <w:pStyle w:val="a1"/>
         <w:keepNext w:val="0"/>
         <w:keepLines w:val="0"/>
         <w:pageBreakBefore w:val="0"/>
@@ -5570,7 +5459,7 @@
     </w:p>
     <w:p>
       <w:pPr>
-        <w:pStyle w:val="31"/>
+        <w:pStyle w:val="3"/>
         <w:keepNext w:val="0"/>
         <w:keepLines w:val="0"/>
         <w:pageBreakBefore w:val="0"/>
@@ -5589,7 +5478,7 @@
           <w:lang w:val="en-US" w:eastAsia="zh-CN"/>
         </w:rPr>
       </w:pPr>
-      <w:bookmarkStart w:id="27" w:name="_Toc11998"/>
+      <w:bookmarkStart w:id="28" w:name="_Toc11998"/>
       <w:r>
         <w:rPr>
           <w:rFonts w:hint="default"/>
@@ -5597,11 +5486,11 @@
         </w:rPr>
         <w:t>多层级满意度调查</w:t>
       </w:r>
-      <w:bookmarkEnd w:id="27"/>
+      <w:bookmarkEnd w:id="28"/>
     </w:p>
     <w:p>
       <w:pPr>
-        <w:pStyle w:val="29"/>
+        <w:pStyle w:val="a1"/>
         <w:keepNext w:val="0"/>
         <w:keepLines w:val="0"/>
         <w:pageBreakBefore w:val="0"/>
@@ -5618,7 +5507,7 @@
         <w:bidi w:val="0"/>
         <w:adjustRightInd w:val="0"/>
         <w:snapToGrid w:val="0"/>
-        <w:ind w:left="425" w:leftChars="0" w:hanging="425" w:firstLineChars="0"/>
+        <w:ind w:left="425" w:hanging="425" w:leftChars="0" w:firstLineChars="0"/>
         <w:textAlignment w:val="baseline"/>
         <w:rPr>
           <w:rFonts w:hint="default"/>
@@ -5649,7 +5538,7 @@
     </w:p>
     <w:p>
       <w:pPr>
-        <w:pStyle w:val="29"/>
+        <w:pStyle w:val="a1"/>
         <w:keepNext w:val="0"/>
         <w:keepLines w:val="0"/>
         <w:pageBreakBefore w:val="0"/>
@@ -5666,7 +5555,7 @@
         <w:bidi w:val="0"/>
         <w:adjustRightInd w:val="0"/>
         <w:snapToGrid w:val="0"/>
-        <w:ind w:left="425" w:leftChars="0" w:hanging="425" w:firstLineChars="0"/>
+        <w:ind w:left="425" w:hanging="425" w:leftChars="0" w:firstLineChars="0"/>
         <w:textAlignment w:val="baseline"/>
         <w:rPr>
           <w:rFonts w:hint="default"/>
@@ -5683,7 +5572,7 @@
     </w:p>
     <w:p>
       <w:pPr>
-        <w:pStyle w:val="29"/>
+        <w:pStyle w:val="a1"/>
         <w:keepNext w:val="0"/>
         <w:keepLines w:val="0"/>
         <w:pageBreakBefore w:val="0"/>
@@ -5700,7 +5589,7 @@
         <w:bidi w:val="0"/>
         <w:adjustRightInd w:val="0"/>
         <w:snapToGrid w:val="0"/>
-        <w:ind w:left="425" w:leftChars="0" w:hanging="425" w:firstLineChars="0"/>
+        <w:ind w:left="425" w:hanging="425" w:leftChars="0" w:firstLineChars="0"/>
         <w:textAlignment w:val="baseline"/>
         <w:rPr>
           <w:rFonts w:hint="default"/>
@@ -5717,7 +5606,7 @@
     </w:p>
     <w:p>
       <w:pPr>
-        <w:pStyle w:val="31"/>
+        <w:pStyle w:val="3"/>
         <w:keepNext w:val="0"/>
         <w:keepLines w:val="0"/>
         <w:pageBreakBefore w:val="0"/>
@@ -5736,7 +5625,7 @@
           <w:lang w:val="en-US" w:eastAsia="zh-CN"/>
         </w:rPr>
       </w:pPr>
-      <w:bookmarkStart w:id="28" w:name="_Toc26326"/>
+      <w:bookmarkStart w:id="29" w:name="_Toc26326"/>
       <w:r>
         <w:rPr>
           <w:rFonts w:hint="default"/>
@@ -5744,11 +5633,11 @@
         </w:rPr>
         <w:t>客户沟通与关系维护</w:t>
       </w:r>
-      <w:bookmarkEnd w:id="28"/>
+      <w:bookmarkEnd w:id="29"/>
     </w:p>
     <w:p>
       <w:pPr>
-        <w:pStyle w:val="29"/>
+        <w:pStyle w:val="a1"/>
         <w:keepNext w:val="0"/>
         <w:keepLines w:val="0"/>
         <w:pageBreakBefore w:val="0"/>
@@ -5772,12 +5661,12 @@
           <w:rFonts w:hint="default"/>
           <w:lang w:val="en-US" w:eastAsia="zh-CN"/>
         </w:rPr>
-        <w:t>运维部部长及以上人员应定期对重点客户进行拜访，直接获取高层次反馈，并记录于《客户拜访记录表》。</w:t>
+        <w:t>运维部经理及以上人员应定期对重点客户进行拜访，直接获取高层次反馈，并记录于《客户拜访记录表》。</w:t>
       </w:r>
     </w:p>
     <w:p>
       <w:pPr>
-        <w:pStyle w:val="30"/>
+        <w:pStyle w:val="2"/>
         <w:keepNext w:val="0"/>
         <w:keepLines w:val="0"/>
         <w:pageBreakBefore w:val="0"/>
@@ -5796,7 +5685,7 @@
           <w:lang w:val="en-US" w:eastAsia="zh-CN"/>
         </w:rPr>
       </w:pPr>
-      <w:bookmarkStart w:id="29" w:name="_Toc13750"/>
+      <w:bookmarkStart w:id="30" w:name="_Toc13750"/>
       <w:r>
         <w:rPr>
           <w:rFonts w:hint="default"/>
@@ -5804,11 +5693,11 @@
         </w:rPr>
         <w:t>持续改进机制</w:t>
       </w:r>
-      <w:bookmarkEnd w:id="29"/>
+      <w:bookmarkEnd w:id="30"/>
     </w:p>
     <w:p>
       <w:pPr>
-        <w:pStyle w:val="29"/>
+        <w:pStyle w:val="a1"/>
         <w:keepNext w:val="0"/>
         <w:keepLines w:val="0"/>
         <w:pageBreakBefore w:val="0"/>
@@ -5837,7 +5726,7 @@
     </w:p>
     <w:p>
       <w:pPr>
-        <w:pStyle w:val="29"/>
+        <w:pStyle w:val="a1"/>
         <w:keepNext w:val="0"/>
         <w:keepLines w:val="0"/>
         <w:pageBreakBefore w:val="0"/>
@@ -5866,7 +5755,7 @@
     </w:p>
     <w:p>
       <w:pPr>
-        <w:pStyle w:val="29"/>
+        <w:pStyle w:val="a1"/>
         <w:keepNext w:val="0"/>
         <w:keepLines w:val="0"/>
         <w:pageBreakBefore w:val="0"/>
@@ -5895,7 +5784,7 @@
     </w:p>
     <w:p>
       <w:pPr>
-        <w:pStyle w:val="29"/>
+        <w:pStyle w:val="a1"/>
         <w:keepNext w:val="0"/>
         <w:keepLines w:val="0"/>
         <w:pageBreakBefore w:val="0"/>
@@ -5908,7 +5797,7 @@
         <w:bidi w:val="0"/>
         <w:adjustRightInd w:val="0"/>
         <w:snapToGrid w:val="0"/>
-        <w:ind w:left="0" w:leftChars="0" w:right="0" w:rightChars="0" w:firstLine="0" w:firstLineChars="0"/>
+        <w:ind w:left="0" w:right="0" w:firstLine="0" w:leftChars="0" w:rightChars="0" w:firstLineChars="0"/>
         <w:jc w:val="center"/>
         <w:textAlignment w:val="baseline"/>
         <w:rPr>
@@ -6038,16 +5927,16 @@
     </w:p>
     <w:tbl>
       <w:tblPr>
-        <w:tblStyle w:val="39"/>
+        <w:tblStyle w:val="TableNormal1"/>
         <w:tblW w:w="9306" w:type="dxa"/>
         <w:tblInd w:w="5" w:type="dxa"/>
         <w:tblBorders>
-          <w:top w:val="single" w:color="000000" w:sz="4" w:space="0"/>
-          <w:left w:val="single" w:color="000000" w:sz="4" w:space="0"/>
-          <w:bottom w:val="single" w:color="000000" w:sz="4" w:space="0"/>
-          <w:right w:val="single" w:color="000000" w:sz="4" w:space="0"/>
-          <w:insideH w:val="single" w:color="000000" w:sz="4" w:space="0"/>
-          <w:insideV w:val="single" w:color="000000" w:sz="4" w:space="0"/>
+          <w:top w:val="single" w:sz="4" w:space="0" w:color="000000"/>
+          <w:left w:val="single" w:sz="4" w:space="0" w:color="000000"/>
+          <w:bottom w:val="single" w:sz="4" w:space="0" w:color="000000"/>
+          <w:right w:val="single" w:sz="4" w:space="0" w:color="000000"/>
+          <w:insideH w:val="single" w:sz="4" w:space="0" w:color="000000"/>
+          <w:insideV w:val="single" w:sz="4" w:space="0" w:color="000000"/>
         </w:tblBorders>
         <w:tblLayout w:type="fixed"/>
         <w:tblCellMar>
@@ -6065,14 +5954,17 @@
       </w:tblGrid>
       <w:tr>
         <w:tblPrEx>
+          <w:tblW w:w="9306" w:type="dxa"/>
+          <w:tblInd w:w="5" w:type="dxa"/>
           <w:tblBorders>
-            <w:top w:val="single" w:color="000000" w:sz="4" w:space="0"/>
-            <w:left w:val="single" w:color="000000" w:sz="4" w:space="0"/>
-            <w:bottom w:val="single" w:color="000000" w:sz="4" w:space="0"/>
-            <w:right w:val="single" w:color="000000" w:sz="4" w:space="0"/>
-            <w:insideH w:val="single" w:color="000000" w:sz="4" w:space="0"/>
-            <w:insideV w:val="single" w:color="000000" w:sz="4" w:space="0"/>
+            <w:top w:val="single" w:sz="4" w:space="0" w:color="000000"/>
+            <w:left w:val="single" w:sz="4" w:space="0" w:color="000000"/>
+            <w:bottom w:val="single" w:sz="4" w:space="0" w:color="000000"/>
+            <w:right w:val="single" w:sz="4" w:space="0" w:color="000000"/>
+            <w:insideH w:val="single" w:sz="4" w:space="0" w:color="000000"/>
+            <w:insideV w:val="single" w:sz="4" w:space="0" w:color="000000"/>
           </w:tblBorders>
+          <w:tblLayout w:type="fixed"/>
           <w:tblCellMar>
             <w:top w:w="0" w:type="dxa"/>
             <w:left w:w="0" w:type="dxa"/>
@@ -6081,7 +5973,7 @@
           </w:tblCellMar>
         </w:tblPrEx>
         <w:trPr>
-          <w:trHeight w:val="945" w:hRule="atLeast"/>
+          <w:trHeight w:val="945"/>
         </w:trPr>
         <w:tc>
           <w:tcPr>
@@ -6105,14 +5997,14 @@
               <w:ind w:left="1253"/>
               <w:textAlignment w:val="baseline"/>
               <w:rPr>
-                <w:rFonts w:ascii="宋体" w:hAnsi="宋体" w:eastAsia="宋体" w:cs="宋体"/>
+                <w:rFonts w:ascii="宋体" w:eastAsia="宋体" w:hAnsi="宋体" w:cs="宋体"/>
                 <w:sz w:val="24"/>
                 <w:szCs w:val="24"/>
               </w:rPr>
             </w:pPr>
             <w:r>
               <w:rPr>
-                <w:rFonts w:ascii="宋体" w:hAnsi="宋体" w:eastAsia="宋体" w:cs="宋体"/>
+                <w:rFonts w:ascii="宋体" w:eastAsia="宋体" w:hAnsi="宋体" w:cs="宋体"/>
                 <w:b/>
                 <w:bCs/>
                 <w:spacing w:val="-4"/>
@@ -6145,14 +6037,14 @@
               <w:ind w:left="582"/>
               <w:textAlignment w:val="baseline"/>
               <w:rPr>
-                <w:rFonts w:ascii="宋体" w:hAnsi="宋体" w:eastAsia="宋体" w:cs="宋体"/>
+                <w:rFonts w:ascii="宋体" w:eastAsia="宋体" w:hAnsi="宋体" w:cs="宋体"/>
                 <w:sz w:val="24"/>
                 <w:szCs w:val="24"/>
               </w:rPr>
             </w:pPr>
             <w:r>
               <w:rPr>
-                <w:rFonts w:ascii="宋体" w:hAnsi="宋体" w:eastAsia="宋体" w:cs="宋体"/>
+                <w:rFonts w:ascii="宋体" w:eastAsia="宋体" w:hAnsi="宋体" w:cs="宋体"/>
                 <w:b/>
                 <w:bCs/>
                 <w:spacing w:val="-4"/>
@@ -6185,14 +6077,14 @@
               <w:ind w:left="471"/>
               <w:textAlignment w:val="baseline"/>
               <w:rPr>
-                <w:rFonts w:ascii="宋体" w:hAnsi="宋体" w:eastAsia="宋体" w:cs="宋体"/>
+                <w:rFonts w:ascii="宋体" w:eastAsia="宋体" w:hAnsi="宋体" w:cs="宋体"/>
                 <w:sz w:val="24"/>
                 <w:szCs w:val="24"/>
               </w:rPr>
             </w:pPr>
             <w:r>
               <w:rPr>
-                <w:rFonts w:ascii="宋体" w:hAnsi="宋体" w:eastAsia="宋体" w:cs="宋体"/>
+                <w:rFonts w:ascii="宋体" w:eastAsia="宋体" w:hAnsi="宋体" w:cs="宋体"/>
                 <w:b/>
                 <w:bCs/>
                 <w:spacing w:val="-6"/>
@@ -6225,14 +6117,14 @@
               <w:ind w:left="137"/>
               <w:textAlignment w:val="baseline"/>
               <w:rPr>
-                <w:rFonts w:ascii="宋体" w:hAnsi="宋体" w:eastAsia="宋体" w:cs="宋体"/>
+                <w:rFonts w:ascii="宋体" w:eastAsia="宋体" w:hAnsi="宋体" w:cs="宋体"/>
                 <w:sz w:val="24"/>
                 <w:szCs w:val="24"/>
               </w:rPr>
             </w:pPr>
             <w:r>
               <w:rPr>
-                <w:rFonts w:ascii="宋体" w:hAnsi="宋体" w:eastAsia="宋体" w:cs="宋体"/>
+                <w:rFonts w:ascii="宋体" w:eastAsia="宋体" w:hAnsi="宋体" w:cs="宋体"/>
                 <w:b/>
                 <w:bCs/>
                 <w:spacing w:val="-4"/>
@@ -6246,14 +6138,9 @@
       </w:tr>
       <w:tr>
         <w:tblPrEx>
-          <w:tblBorders>
-            <w:top w:val="single" w:color="000000" w:sz="4" w:space="0"/>
-            <w:left w:val="single" w:color="000000" w:sz="4" w:space="0"/>
-            <w:bottom w:val="single" w:color="000000" w:sz="4" w:space="0"/>
-            <w:right w:val="single" w:color="000000" w:sz="4" w:space="0"/>
-            <w:insideH w:val="single" w:color="000000" w:sz="4" w:space="0"/>
-            <w:insideV w:val="single" w:color="000000" w:sz="4" w:space="0"/>
-          </w:tblBorders>
+          <w:tblW w:w="9306" w:type="dxa"/>
+          <w:tblInd w:w="5" w:type="dxa"/>
+          <w:tblLayout w:type="fixed"/>
           <w:tblCellMar>
             <w:top w:w="0" w:type="dxa"/>
             <w:left w:w="0" w:type="dxa"/>
@@ -6262,7 +6149,7 @@
           </w:tblCellMar>
         </w:tblPrEx>
         <w:trPr>
-          <w:trHeight w:val="1403" w:hRule="atLeast"/>
+          <w:trHeight w:val="1403"/>
         </w:trPr>
         <w:tc>
           <w:tcPr>
@@ -6287,14 +6174,14 @@
               <w:ind w:left="117" w:right="104" w:hanging="5"/>
               <w:textAlignment w:val="baseline"/>
               <w:rPr>
-                <w:rFonts w:ascii="宋体" w:hAnsi="宋体" w:eastAsia="宋体" w:cs="宋体"/>
+                <w:rFonts w:ascii="宋体" w:eastAsia="宋体" w:hAnsi="宋体" w:cs="宋体"/>
                 <w:sz w:val="24"/>
                 <w:szCs w:val="24"/>
               </w:rPr>
             </w:pPr>
             <w:r>
               <w:rPr>
-                <w:rFonts w:ascii="宋体" w:hAnsi="宋体" w:eastAsia="宋体" w:cs="宋体"/>
+                <w:rFonts w:ascii="宋体" w:eastAsia="宋体" w:hAnsi="宋体" w:cs="宋体"/>
                 <w:spacing w:val="-1"/>
                 <w:sz w:val="24"/>
                 <w:szCs w:val="24"/>
@@ -6303,7 +6190,7 @@
             </w:r>
             <w:r>
               <w:rPr>
-                <w:rFonts w:ascii="宋体" w:hAnsi="宋体" w:eastAsia="宋体" w:cs="宋体"/>
+                <w:rFonts w:ascii="宋体" w:eastAsia="宋体" w:hAnsi="宋体" w:cs="宋体"/>
                 <w:spacing w:val="-8"/>
                 <w:sz w:val="24"/>
                 <w:szCs w:val="24"/>
@@ -6312,7 +6199,7 @@
             </w:r>
             <w:r>
               <w:rPr>
-                <w:rFonts w:ascii="宋体" w:hAnsi="宋体" w:eastAsia="宋体" w:cs="宋体"/>
+                <w:rFonts w:ascii="宋体" w:eastAsia="宋体" w:hAnsi="宋体" w:cs="宋体"/>
                 <w:spacing w:val="-7"/>
                 <w:sz w:val="24"/>
                 <w:szCs w:val="24"/>
@@ -6344,14 +6231,14 @@
               <w:ind w:left="586"/>
               <w:textAlignment w:val="baseline"/>
               <w:rPr>
-                <w:rFonts w:ascii="宋体" w:hAnsi="宋体" w:eastAsia="宋体" w:cs="宋体"/>
+                <w:rFonts w:ascii="宋体" w:eastAsia="宋体" w:hAnsi="宋体" w:cs="宋体"/>
                 <w:sz w:val="24"/>
                 <w:szCs w:val="24"/>
               </w:rPr>
             </w:pPr>
             <w:r>
               <w:rPr>
-                <w:rFonts w:ascii="宋体" w:hAnsi="宋体" w:eastAsia="宋体" w:cs="宋体"/>
+                <w:rFonts w:ascii="宋体" w:eastAsia="宋体" w:hAnsi="宋体" w:cs="宋体"/>
                 <w:spacing w:val="-2"/>
                 <w:sz w:val="24"/>
                 <w:szCs w:val="24"/>
@@ -6383,14 +6270,14 @@
               <w:ind w:left="236"/>
               <w:textAlignment w:val="baseline"/>
               <w:rPr>
-                <w:rFonts w:ascii="宋体" w:hAnsi="宋体" w:eastAsia="宋体" w:cs="宋体"/>
+                <w:rFonts w:ascii="宋体" w:eastAsia="宋体" w:hAnsi="宋体" w:cs="宋体"/>
                 <w:sz w:val="24"/>
                 <w:szCs w:val="24"/>
               </w:rPr>
             </w:pPr>
             <w:r>
               <w:rPr>
-                <w:rFonts w:ascii="宋体" w:hAnsi="宋体" w:eastAsia="宋体" w:cs="宋体"/>
+                <w:rFonts w:ascii="宋体" w:eastAsia="宋体" w:hAnsi="宋体" w:cs="宋体"/>
                 <w:spacing w:val="-3"/>
                 <w:sz w:val="24"/>
                 <w:szCs w:val="24"/>
@@ -6422,7 +6309,7 @@
               <w:ind w:left="200"/>
               <w:textAlignment w:val="baseline"/>
               <w:rPr>
-                <w:rFonts w:hint="eastAsia" w:ascii="宋体" w:hAnsi="宋体" w:eastAsia="宋体" w:cs="宋体"/>
+                <w:rFonts w:ascii="宋体" w:eastAsia="宋体" w:hAnsi="宋体" w:cs="宋体" w:hint="eastAsia"/>
                 <w:sz w:val="24"/>
                 <w:szCs w:val="24"/>
                 <w:lang w:eastAsia="zh-CN"/>
@@ -6430,7 +6317,7 @@
             </w:pPr>
             <w:r>
               <w:rPr>
-                <w:rFonts w:hint="eastAsia" w:ascii="宋体" w:hAnsi="宋体" w:eastAsia="宋体" w:cs="宋体"/>
+                <w:rFonts w:ascii="宋体" w:eastAsia="宋体" w:hAnsi="宋体" w:cs="宋体" w:hint="eastAsia"/>
                 <w:spacing w:val="-2"/>
                 <w:sz w:val="24"/>
                 <w:szCs w:val="24"/>
@@ -6443,14 +6330,9 @@
       </w:tr>
       <w:tr>
         <w:tblPrEx>
-          <w:tblBorders>
-            <w:top w:val="single" w:color="000000" w:sz="4" w:space="0"/>
-            <w:left w:val="single" w:color="000000" w:sz="4" w:space="0"/>
-            <w:bottom w:val="single" w:color="000000" w:sz="4" w:space="0"/>
-            <w:right w:val="single" w:color="000000" w:sz="4" w:space="0"/>
-            <w:insideH w:val="single" w:color="000000" w:sz="4" w:space="0"/>
-            <w:insideV w:val="single" w:color="000000" w:sz="4" w:space="0"/>
-          </w:tblBorders>
+          <w:tblW w:w="9306" w:type="dxa"/>
+          <w:tblInd w:w="5" w:type="dxa"/>
+          <w:tblLayout w:type="fixed"/>
           <w:tblCellMar>
             <w:top w:w="0" w:type="dxa"/>
             <w:left w:w="0" w:type="dxa"/>
@@ -6459,7 +6341,7 @@
           </w:tblCellMar>
         </w:tblPrEx>
         <w:trPr>
-          <w:trHeight w:val="1403" w:hRule="atLeast"/>
+          <w:trHeight w:val="1403"/>
         </w:trPr>
         <w:tc>
           <w:tcPr>
@@ -6484,14 +6366,14 @@
               <w:ind w:left="112" w:right="103"/>
               <w:textAlignment w:val="baseline"/>
               <w:rPr>
-                <w:rFonts w:ascii="宋体" w:hAnsi="宋体" w:eastAsia="宋体" w:cs="宋体"/>
+                <w:rFonts w:ascii="宋体" w:eastAsia="宋体" w:hAnsi="宋体" w:cs="宋体"/>
                 <w:sz w:val="24"/>
                 <w:szCs w:val="24"/>
               </w:rPr>
             </w:pPr>
             <w:r>
               <w:rPr>
-                <w:rFonts w:ascii="宋体" w:hAnsi="宋体" w:eastAsia="宋体" w:cs="宋体"/>
+                <w:rFonts w:ascii="宋体" w:eastAsia="宋体" w:hAnsi="宋体" w:cs="宋体"/>
                 <w:spacing w:val="-1"/>
                 <w:sz w:val="24"/>
                 <w:szCs w:val="24"/>
@@ -6500,7 +6382,7 @@
             </w:r>
             <w:r>
               <w:rPr>
-                <w:rFonts w:ascii="宋体" w:hAnsi="宋体" w:eastAsia="宋体" w:cs="宋体"/>
+                <w:rFonts w:ascii="宋体" w:eastAsia="宋体" w:hAnsi="宋体" w:cs="宋体"/>
                 <w:spacing w:val="-8"/>
                 <w:sz w:val="24"/>
                 <w:szCs w:val="24"/>
@@ -6509,7 +6391,7 @@
             </w:r>
             <w:r>
               <w:rPr>
-                <w:rFonts w:ascii="宋体" w:hAnsi="宋体" w:eastAsia="宋体" w:cs="宋体"/>
+                <w:rFonts w:ascii="宋体" w:eastAsia="宋体" w:hAnsi="宋体" w:cs="宋体"/>
                 <w:spacing w:val="-1"/>
                 <w:sz w:val="24"/>
                 <w:szCs w:val="24"/>
@@ -6541,14 +6423,14 @@
               <w:ind w:left="832"/>
               <w:textAlignment w:val="baseline"/>
               <w:rPr>
-                <w:rFonts w:ascii="宋体" w:hAnsi="宋体" w:eastAsia="宋体" w:cs="宋体"/>
+                <w:rFonts w:ascii="宋体" w:eastAsia="宋体" w:hAnsi="宋体" w:cs="宋体"/>
                 <w:sz w:val="24"/>
                 <w:szCs w:val="24"/>
               </w:rPr>
             </w:pPr>
             <w:r>
               <w:rPr>
-                <w:rFonts w:ascii="宋体" w:hAnsi="宋体" w:eastAsia="宋体" w:cs="宋体"/>
+                <w:rFonts w:ascii="宋体" w:eastAsia="宋体" w:hAnsi="宋体" w:cs="宋体"/>
                 <w:spacing w:val="-4"/>
                 <w:sz w:val="24"/>
                 <w:szCs w:val="24"/>
@@ -6580,14 +6462,14 @@
               <w:ind w:left="230"/>
               <w:textAlignment w:val="baseline"/>
               <w:rPr>
-                <w:rFonts w:ascii="宋体" w:hAnsi="宋体" w:eastAsia="宋体" w:cs="宋体"/>
+                <w:rFonts w:ascii="宋体" w:eastAsia="宋体" w:hAnsi="宋体" w:cs="宋体"/>
                 <w:sz w:val="24"/>
                 <w:szCs w:val="24"/>
               </w:rPr>
             </w:pPr>
             <w:r>
               <w:rPr>
-                <w:rFonts w:ascii="宋体" w:hAnsi="宋体" w:eastAsia="宋体" w:cs="宋体"/>
+                <w:rFonts w:ascii="宋体" w:eastAsia="宋体" w:hAnsi="宋体" w:cs="宋体"/>
                 <w:spacing w:val="-2"/>
                 <w:sz w:val="24"/>
                 <w:szCs w:val="24"/>
@@ -6596,7 +6478,7 @@
             </w:r>
             <w:r>
               <w:rPr>
-                <w:rFonts w:ascii="宋体" w:hAnsi="宋体" w:eastAsia="宋体" w:cs="宋体"/>
+                <w:rFonts w:ascii="宋体" w:eastAsia="宋体" w:hAnsi="宋体" w:cs="宋体"/>
                 <w:spacing w:val="-3"/>
                 <w:sz w:val="24"/>
                 <w:szCs w:val="24"/>
@@ -6605,7 +6487,7 @@
             </w:r>
             <w:r>
               <w:rPr>
-                <w:rFonts w:ascii="宋体" w:hAnsi="宋体" w:eastAsia="宋体" w:cs="宋体"/>
+                <w:rFonts w:ascii="宋体" w:eastAsia="宋体" w:hAnsi="宋体" w:cs="宋体"/>
                 <w:sz w:val="24"/>
                 <w:szCs w:val="24"/>
               </w:rPr>
@@ -6636,14 +6518,14 @@
               <w:ind w:left="200"/>
               <w:textAlignment w:val="baseline"/>
               <w:rPr>
-                <w:rFonts w:ascii="宋体" w:hAnsi="宋体" w:eastAsia="宋体" w:cs="宋体"/>
+                <w:rFonts w:ascii="宋体" w:eastAsia="宋体" w:hAnsi="宋体" w:cs="宋体"/>
                 <w:sz w:val="24"/>
                 <w:szCs w:val="24"/>
               </w:rPr>
             </w:pPr>
             <w:r>
               <w:rPr>
-                <w:rFonts w:hint="eastAsia" w:ascii="宋体" w:hAnsi="宋体" w:eastAsia="宋体" w:cs="宋体"/>
+                <w:rFonts w:ascii="宋体" w:eastAsia="宋体" w:hAnsi="宋体" w:cs="宋体" w:hint="eastAsia"/>
                 <w:spacing w:val="-2"/>
                 <w:sz w:val="24"/>
                 <w:szCs w:val="24"/>
@@ -6656,14 +6538,9 @@
       </w:tr>
       <w:tr>
         <w:tblPrEx>
-          <w:tblBorders>
-            <w:top w:val="single" w:color="000000" w:sz="4" w:space="0"/>
-            <w:left w:val="single" w:color="000000" w:sz="4" w:space="0"/>
-            <w:bottom w:val="single" w:color="000000" w:sz="4" w:space="0"/>
-            <w:right w:val="single" w:color="000000" w:sz="4" w:space="0"/>
-            <w:insideH w:val="single" w:color="000000" w:sz="4" w:space="0"/>
-            <w:insideV w:val="single" w:color="000000" w:sz="4" w:space="0"/>
-          </w:tblBorders>
+          <w:tblW w:w="9306" w:type="dxa"/>
+          <w:tblInd w:w="5" w:type="dxa"/>
+          <w:tblLayout w:type="fixed"/>
           <w:tblCellMar>
             <w:top w:w="0" w:type="dxa"/>
             <w:left w:w="0" w:type="dxa"/>
@@ -6672,7 +6549,7 @@
           </w:tblCellMar>
         </w:tblPrEx>
         <w:trPr>
-          <w:trHeight w:val="717" w:hRule="atLeast"/>
+          <w:trHeight w:val="717"/>
         </w:trPr>
         <w:tc>
           <w:tcPr>
@@ -6697,14 +6574,14 @@
               <w:ind w:left="112"/>
               <w:textAlignment w:val="baseline"/>
               <w:rPr>
-                <w:rFonts w:ascii="宋体" w:hAnsi="宋体" w:eastAsia="宋体" w:cs="宋体"/>
+                <w:rFonts w:ascii="宋体" w:eastAsia="宋体" w:hAnsi="宋体" w:cs="宋体"/>
                 <w:sz w:val="24"/>
                 <w:szCs w:val="24"/>
               </w:rPr>
             </w:pPr>
             <w:r>
               <w:rPr>
-                <w:rFonts w:ascii="宋体" w:hAnsi="宋体" w:eastAsia="宋体" w:cs="宋体"/>
+                <w:rFonts w:ascii="宋体" w:eastAsia="宋体" w:hAnsi="宋体" w:cs="宋体"/>
                 <w:spacing w:val="-2"/>
                 <w:sz w:val="24"/>
                 <w:szCs w:val="24"/>
@@ -6713,7 +6590,7 @@
             </w:r>
             <w:r>
               <w:rPr>
-                <w:rFonts w:ascii="宋体" w:hAnsi="宋体" w:eastAsia="宋体" w:cs="宋体"/>
+                <w:rFonts w:ascii="宋体" w:eastAsia="宋体" w:hAnsi="宋体" w:cs="宋体"/>
                 <w:spacing w:val="-53"/>
                 <w:sz w:val="24"/>
                 <w:szCs w:val="24"/>
@@ -6722,7 +6599,7 @@
             </w:r>
             <w:r>
               <w:rPr>
-                <w:rFonts w:ascii="宋体" w:hAnsi="宋体" w:eastAsia="宋体" w:cs="宋体"/>
+                <w:rFonts w:ascii="宋体" w:eastAsia="宋体" w:hAnsi="宋体" w:cs="宋体"/>
                 <w:spacing w:val="-2"/>
                 <w:sz w:val="24"/>
                 <w:szCs w:val="24"/>
@@ -6731,7 +6608,7 @@
             </w:r>
             <w:r>
               <w:rPr>
-                <w:rFonts w:ascii="宋体" w:hAnsi="宋体" w:eastAsia="宋体" w:cs="宋体"/>
+                <w:rFonts w:ascii="宋体" w:eastAsia="宋体" w:hAnsi="宋体" w:cs="宋体"/>
                 <w:spacing w:val="-48"/>
                 <w:sz w:val="24"/>
                 <w:szCs w:val="24"/>
@@ -6740,7 +6617,7 @@
             </w:r>
             <w:r>
               <w:rPr>
-                <w:rFonts w:ascii="宋体" w:hAnsi="宋体" w:eastAsia="宋体" w:cs="宋体"/>
+                <w:rFonts w:ascii="宋体" w:eastAsia="宋体" w:hAnsi="宋体" w:cs="宋体"/>
                 <w:spacing w:val="-2"/>
                 <w:sz w:val="24"/>
                 <w:szCs w:val="24"/>
@@ -6772,14 +6649,14 @@
               <w:ind w:left="706"/>
               <w:textAlignment w:val="baseline"/>
               <w:rPr>
-                <w:rFonts w:ascii="宋体" w:hAnsi="宋体" w:eastAsia="宋体" w:cs="宋体"/>
+                <w:rFonts w:ascii="宋体" w:eastAsia="宋体" w:hAnsi="宋体" w:cs="宋体"/>
                 <w:sz w:val="24"/>
                 <w:szCs w:val="24"/>
               </w:rPr>
             </w:pPr>
             <w:r>
               <w:rPr>
-                <w:rFonts w:ascii="宋体" w:hAnsi="宋体" w:eastAsia="宋体" w:cs="宋体"/>
+                <w:rFonts w:ascii="宋体" w:eastAsia="宋体" w:hAnsi="宋体" w:cs="宋体"/>
                 <w:spacing w:val="-3"/>
                 <w:sz w:val="24"/>
                 <w:szCs w:val="24"/>
@@ -6811,14 +6688,14 @@
               <w:ind w:left="137"/>
               <w:textAlignment w:val="baseline"/>
               <w:rPr>
-                <w:rFonts w:ascii="宋体" w:hAnsi="宋体" w:eastAsia="宋体" w:cs="宋体"/>
+                <w:rFonts w:ascii="宋体" w:eastAsia="宋体" w:hAnsi="宋体" w:cs="宋体"/>
                 <w:sz w:val="24"/>
                 <w:szCs w:val="24"/>
               </w:rPr>
             </w:pPr>
             <w:r>
               <w:rPr>
-                <w:rFonts w:ascii="宋体" w:hAnsi="宋体" w:eastAsia="宋体" w:cs="宋体"/>
+                <w:rFonts w:ascii="宋体" w:eastAsia="宋体" w:hAnsi="宋体" w:cs="宋体"/>
                 <w:spacing w:val="-2"/>
                 <w:sz w:val="24"/>
                 <w:szCs w:val="24"/>
@@ -6827,7 +6704,7 @@
             </w:r>
             <w:r>
               <w:rPr>
-                <w:rFonts w:ascii="宋体" w:hAnsi="宋体" w:eastAsia="宋体" w:cs="宋体"/>
+                <w:rFonts w:ascii="宋体" w:eastAsia="宋体" w:hAnsi="宋体" w:cs="宋体"/>
                 <w:spacing w:val="-49"/>
                 <w:sz w:val="24"/>
                 <w:szCs w:val="24"/>
@@ -6836,7 +6713,7 @@
             </w:r>
             <w:r>
               <w:rPr>
-                <w:rFonts w:ascii="宋体" w:hAnsi="宋体" w:eastAsia="宋体" w:cs="宋体"/>
+                <w:rFonts w:ascii="宋体" w:eastAsia="宋体" w:hAnsi="宋体" w:cs="宋体"/>
                 <w:spacing w:val="-2"/>
                 <w:sz w:val="24"/>
                 <w:szCs w:val="24"/>
@@ -6867,14 +6744,14 @@
               <w:spacing w:before="238" w:line="220" w:lineRule="auto"/>
               <w:textAlignment w:val="baseline"/>
               <w:rPr>
-                <w:rFonts w:ascii="宋体" w:hAnsi="宋体" w:eastAsia="宋体" w:cs="宋体"/>
+                <w:rFonts w:ascii="宋体" w:eastAsia="宋体" w:hAnsi="宋体" w:cs="宋体"/>
                 <w:sz w:val="24"/>
                 <w:szCs w:val="24"/>
               </w:rPr>
             </w:pPr>
             <w:r>
               <w:rPr>
-                <w:rFonts w:hint="eastAsia" w:ascii="宋体" w:hAnsi="宋体" w:eastAsia="宋体" w:cs="宋体"/>
+                <w:rFonts w:ascii="宋体" w:eastAsia="宋体" w:hAnsi="宋体" w:cs="宋体" w:hint="eastAsia"/>
                 <w:spacing w:val="-2"/>
                 <w:sz w:val="24"/>
                 <w:szCs w:val="24"/>
@@ -6887,14 +6764,9 @@
       </w:tr>
       <w:tr>
         <w:tblPrEx>
-          <w:tblBorders>
-            <w:top w:val="single" w:color="000000" w:sz="4" w:space="0"/>
-            <w:left w:val="single" w:color="000000" w:sz="4" w:space="0"/>
-            <w:bottom w:val="single" w:color="000000" w:sz="4" w:space="0"/>
-            <w:right w:val="single" w:color="000000" w:sz="4" w:space="0"/>
-            <w:insideH w:val="single" w:color="000000" w:sz="4" w:space="0"/>
-            <w:insideV w:val="single" w:color="000000" w:sz="4" w:space="0"/>
-          </w:tblBorders>
+          <w:tblW w:w="9306" w:type="dxa"/>
+          <w:tblInd w:w="5" w:type="dxa"/>
+          <w:tblLayout w:type="fixed"/>
           <w:tblCellMar>
             <w:top w:w="0" w:type="dxa"/>
             <w:left w:w="0" w:type="dxa"/>
@@ -6903,7 +6775,7 @@
           </w:tblCellMar>
         </w:tblPrEx>
         <w:trPr>
-          <w:trHeight w:val="1403" w:hRule="atLeast"/>
+          <w:trHeight w:val="1403"/>
         </w:trPr>
         <w:tc>
           <w:tcPr>
@@ -6929,14 +6801,14 @@
               <w:jc w:val="both"/>
               <w:textAlignment w:val="baseline"/>
               <w:rPr>
-                <w:rFonts w:ascii="宋体" w:hAnsi="宋体" w:eastAsia="宋体" w:cs="宋体"/>
+                <w:rFonts w:ascii="宋体" w:eastAsia="宋体" w:hAnsi="宋体" w:cs="宋体"/>
                 <w:sz w:val="24"/>
                 <w:szCs w:val="24"/>
               </w:rPr>
             </w:pPr>
             <w:r>
               <w:rPr>
-                <w:rFonts w:ascii="宋体" w:hAnsi="宋体" w:eastAsia="宋体" w:cs="宋体"/>
+                <w:rFonts w:ascii="宋体" w:eastAsia="宋体" w:hAnsi="宋体" w:cs="宋体"/>
                 <w:spacing w:val="-8"/>
                 <w:sz w:val="24"/>
                 <w:szCs w:val="24"/>
@@ -6945,7 +6817,7 @@
             </w:r>
             <w:r>
               <w:rPr>
-                <w:rFonts w:hint="eastAsia" w:ascii="宋体" w:hAnsi="宋体" w:cs="宋体"/>
+                <w:rFonts w:ascii="宋体" w:hAnsi="宋体" w:cs="宋体" w:hint="eastAsia"/>
                 <w:spacing w:val="-8"/>
                 <w:sz w:val="24"/>
                 <w:szCs w:val="24"/>
@@ -6955,7 +6827,7 @@
             </w:r>
             <w:r>
               <w:rPr>
-                <w:rFonts w:ascii="宋体" w:hAnsi="宋体" w:eastAsia="宋体" w:cs="宋体"/>
+                <w:rFonts w:ascii="宋体" w:eastAsia="宋体" w:hAnsi="宋体" w:cs="宋体"/>
                 <w:spacing w:val="-8"/>
                 <w:sz w:val="24"/>
                 <w:szCs w:val="24"/>
@@ -6964,7 +6836,7 @@
             </w:r>
             <w:r>
               <w:rPr>
-                <w:rFonts w:ascii="宋体" w:hAnsi="宋体" w:eastAsia="宋体" w:cs="宋体"/>
+                <w:rFonts w:ascii="宋体" w:eastAsia="宋体" w:hAnsi="宋体" w:cs="宋体"/>
                 <w:spacing w:val="-2"/>
                 <w:sz w:val="24"/>
                 <w:szCs w:val="24"/>
@@ -6996,14 +6868,14 @@
               <w:ind w:left="226" w:right="217"/>
               <w:textAlignment w:val="baseline"/>
               <w:rPr>
-                <w:rFonts w:ascii="宋体" w:hAnsi="宋体" w:eastAsia="宋体" w:cs="宋体"/>
+                <w:rFonts w:ascii="宋体" w:eastAsia="宋体" w:hAnsi="宋体" w:cs="宋体"/>
                 <w:sz w:val="24"/>
                 <w:szCs w:val="24"/>
               </w:rPr>
             </w:pPr>
             <w:r>
               <w:rPr>
-                <w:rFonts w:ascii="宋体" w:hAnsi="宋体" w:eastAsia="宋体" w:cs="宋体"/>
+                <w:rFonts w:ascii="宋体" w:eastAsia="宋体" w:hAnsi="宋体" w:cs="宋体"/>
                 <w:spacing w:val="-2"/>
                 <w:sz w:val="24"/>
                 <w:szCs w:val="24"/>
@@ -7035,14 +6907,14 @@
               <w:ind w:left="589" w:right="217" w:hanging="335"/>
               <w:textAlignment w:val="baseline"/>
               <w:rPr>
-                <w:rFonts w:ascii="宋体" w:hAnsi="宋体" w:eastAsia="宋体" w:cs="宋体"/>
+                <w:rFonts w:ascii="宋体" w:eastAsia="宋体" w:hAnsi="宋体" w:cs="宋体"/>
                 <w:sz w:val="24"/>
                 <w:szCs w:val="24"/>
               </w:rPr>
             </w:pPr>
             <w:r>
               <w:rPr>
-                <w:rFonts w:ascii="宋体" w:hAnsi="宋体" w:eastAsia="宋体" w:cs="宋体"/>
+                <w:rFonts w:ascii="宋体" w:eastAsia="宋体" w:hAnsi="宋体" w:cs="宋体"/>
                 <w:spacing w:val="-7"/>
                 <w:sz w:val="24"/>
                 <w:szCs w:val="24"/>
@@ -7051,7 +6923,7 @@
             </w:r>
             <w:r>
               <w:rPr>
-                <w:rFonts w:ascii="宋体" w:hAnsi="宋体" w:eastAsia="宋体" w:cs="宋体"/>
+                <w:rFonts w:ascii="宋体" w:eastAsia="宋体" w:hAnsi="宋体" w:cs="宋体"/>
                 <w:spacing w:val="-3"/>
                 <w:sz w:val="24"/>
                 <w:szCs w:val="24"/>
@@ -7083,7 +6955,7 @@
               <w:ind w:right="186"/>
               <w:textAlignment w:val="baseline"/>
               <w:rPr>
-                <w:rFonts w:hint="default" w:ascii="宋体" w:hAnsi="宋体" w:eastAsia="宋体" w:cs="宋体"/>
+                <w:rFonts w:ascii="宋体" w:eastAsia="宋体" w:hAnsi="宋体" w:cs="宋体" w:hint="default"/>
                 <w:sz w:val="24"/>
                 <w:szCs w:val="24"/>
                 <w:lang w:val="en-US" w:eastAsia="zh-CN"/>
@@ -7091,7 +6963,7 @@
             </w:pPr>
             <w:r>
               <w:rPr>
-                <w:rFonts w:hint="eastAsia" w:ascii="宋体" w:hAnsi="宋体" w:eastAsia="宋体" w:cs="宋体"/>
+                <w:rFonts w:ascii="宋体" w:eastAsia="宋体" w:hAnsi="宋体" w:cs="宋体" w:hint="eastAsia"/>
                 <w:sz w:val="24"/>
                 <w:szCs w:val="24"/>
                 <w:lang w:val="en-US" w:eastAsia="zh-CN"/>
@@ -7103,14 +6975,9 @@
       </w:tr>
       <w:tr>
         <w:tblPrEx>
-          <w:tblBorders>
-            <w:top w:val="single" w:color="000000" w:sz="4" w:space="0"/>
-            <w:left w:val="single" w:color="000000" w:sz="4" w:space="0"/>
-            <w:bottom w:val="single" w:color="000000" w:sz="4" w:space="0"/>
-            <w:right w:val="single" w:color="000000" w:sz="4" w:space="0"/>
-            <w:insideH w:val="single" w:color="000000" w:sz="4" w:space="0"/>
-            <w:insideV w:val="single" w:color="000000" w:sz="4" w:space="0"/>
-          </w:tblBorders>
+          <w:tblW w:w="9306" w:type="dxa"/>
+          <w:tblInd w:w="5" w:type="dxa"/>
+          <w:tblLayout w:type="fixed"/>
           <w:tblCellMar>
             <w:top w:w="0" w:type="dxa"/>
             <w:left w:w="0" w:type="dxa"/>
@@ -7119,7 +6986,7 @@
           </w:tblCellMar>
         </w:tblPrEx>
         <w:trPr>
-          <w:trHeight w:val="1871" w:hRule="atLeast"/>
+          <w:trHeight w:val="1871"/>
         </w:trPr>
         <w:tc>
           <w:tcPr>
@@ -7145,14 +7012,14 @@
               <w:jc w:val="both"/>
               <w:textAlignment w:val="baseline"/>
               <w:rPr>
-                <w:rFonts w:ascii="宋体" w:hAnsi="宋体" w:eastAsia="宋体" w:cs="宋体"/>
+                <w:rFonts w:ascii="宋体" w:eastAsia="宋体" w:hAnsi="宋体" w:cs="宋体"/>
                 <w:sz w:val="24"/>
                 <w:szCs w:val="24"/>
               </w:rPr>
             </w:pPr>
             <w:r>
               <w:rPr>
-                <w:rFonts w:ascii="宋体" w:hAnsi="宋体" w:eastAsia="宋体" w:cs="宋体"/>
+                <w:rFonts w:ascii="宋体" w:eastAsia="宋体" w:hAnsi="宋体" w:cs="宋体"/>
                 <w:spacing w:val="-8"/>
                 <w:sz w:val="24"/>
                 <w:szCs w:val="24"/>
@@ -7161,7 +7028,7 @@
             </w:r>
             <w:r>
               <w:rPr>
-                <w:rFonts w:ascii="宋体" w:hAnsi="宋体" w:eastAsia="宋体" w:cs="宋体"/>
+                <w:rFonts w:ascii="宋体" w:eastAsia="宋体" w:hAnsi="宋体" w:cs="宋体"/>
                 <w:spacing w:val="-1"/>
                 <w:sz w:val="24"/>
                 <w:szCs w:val="24"/>
@@ -7193,14 +7060,14 @@
               <w:ind w:left="228"/>
               <w:textAlignment w:val="baseline"/>
               <w:rPr>
-                <w:rFonts w:ascii="宋体" w:hAnsi="宋体" w:eastAsia="宋体" w:cs="宋体"/>
+                <w:rFonts w:ascii="宋体" w:eastAsia="宋体" w:hAnsi="宋体" w:cs="宋体"/>
                 <w:sz w:val="24"/>
                 <w:szCs w:val="24"/>
               </w:rPr>
             </w:pPr>
             <w:r>
               <w:rPr>
-                <w:rFonts w:ascii="宋体" w:hAnsi="宋体" w:eastAsia="宋体" w:cs="宋体"/>
+                <w:rFonts w:ascii="宋体" w:eastAsia="宋体" w:hAnsi="宋体" w:cs="宋体"/>
                 <w:spacing w:val="-2"/>
                 <w:sz w:val="24"/>
                 <w:szCs w:val="24"/>
@@ -7232,14 +7099,14 @@
               <w:ind w:left="350"/>
               <w:textAlignment w:val="baseline"/>
               <w:rPr>
-                <w:rFonts w:ascii="宋体" w:hAnsi="宋体" w:eastAsia="宋体" w:cs="宋体"/>
+                <w:rFonts w:ascii="宋体" w:eastAsia="宋体" w:hAnsi="宋体" w:cs="宋体"/>
                 <w:sz w:val="24"/>
                 <w:szCs w:val="24"/>
               </w:rPr>
             </w:pPr>
             <w:r>
               <w:rPr>
-                <w:rFonts w:ascii="宋体" w:hAnsi="宋体" w:eastAsia="宋体" w:cs="宋体"/>
+                <w:rFonts w:ascii="宋体" w:eastAsia="宋体" w:hAnsi="宋体" w:cs="宋体"/>
                 <w:spacing w:val="-2"/>
                 <w:sz w:val="24"/>
                 <w:szCs w:val="24"/>
@@ -7271,14 +7138,14 @@
               <w:ind w:left="688" w:right="126" w:hanging="549"/>
               <w:textAlignment w:val="baseline"/>
               <w:rPr>
-                <w:rFonts w:ascii="宋体" w:hAnsi="宋体" w:eastAsia="宋体" w:cs="宋体"/>
+                <w:rFonts w:ascii="宋体" w:eastAsia="宋体" w:hAnsi="宋体" w:cs="宋体"/>
                 <w:sz w:val="24"/>
                 <w:szCs w:val="24"/>
               </w:rPr>
             </w:pPr>
             <w:r>
               <w:rPr>
-                <w:rFonts w:hint="eastAsia" w:ascii="宋体" w:hAnsi="宋体" w:eastAsia="宋体" w:cs="宋体"/>
+                <w:rFonts w:ascii="宋体" w:eastAsia="宋体" w:hAnsi="宋体" w:cs="宋体" w:hint="eastAsia"/>
                 <w:sz w:val="24"/>
                 <w:szCs w:val="24"/>
                 <w:lang w:val="en-US" w:eastAsia="zh-CN"/>
@@ -7290,14 +7157,9 @@
       </w:tr>
       <w:tr>
         <w:tblPrEx>
-          <w:tblBorders>
-            <w:top w:val="single" w:color="000000" w:sz="4" w:space="0"/>
-            <w:left w:val="single" w:color="000000" w:sz="4" w:space="0"/>
-            <w:bottom w:val="single" w:color="000000" w:sz="4" w:space="0"/>
-            <w:right w:val="single" w:color="000000" w:sz="4" w:space="0"/>
-            <w:insideH w:val="single" w:color="000000" w:sz="4" w:space="0"/>
-            <w:insideV w:val="single" w:color="000000" w:sz="4" w:space="0"/>
-          </w:tblBorders>
+          <w:tblW w:w="9306" w:type="dxa"/>
+          <w:tblInd w:w="5" w:type="dxa"/>
+          <w:tblLayout w:type="fixed"/>
           <w:tblCellMar>
             <w:top w:w="0" w:type="dxa"/>
             <w:left w:w="0" w:type="dxa"/>
@@ -7306,7 +7168,7 @@
           </w:tblCellMar>
         </w:tblPrEx>
         <w:trPr>
-          <w:trHeight w:val="1403" w:hRule="atLeast"/>
+          <w:trHeight w:val="1403"/>
         </w:trPr>
         <w:tc>
           <w:tcPr>
@@ -7331,19 +7193,19 @@
               <w:ind w:left="112"/>
               <w:textAlignment w:val="baseline"/>
               <w:rPr>
-                <w:rFonts w:ascii="宋体" w:hAnsi="宋体" w:eastAsia="宋体" w:cs="宋体"/>
+                <w:rFonts w:ascii="宋体" w:eastAsia="宋体" w:hAnsi="宋体" w:cs="宋体"/>
                 <w:sz w:val="24"/>
                 <w:szCs w:val="24"/>
               </w:rPr>
             </w:pPr>
             <w:r>
               <w:rPr>
-                <w:rFonts w:ascii="宋体" w:hAnsi="宋体" w:eastAsia="宋体" w:cs="宋体"/>
+                <w:rFonts w:ascii="宋体" w:eastAsia="宋体" w:hAnsi="宋体" w:cs="宋体"/>
                 <w:spacing w:val="-1"/>
                 <w:sz w:val="24"/>
                 <w:szCs w:val="24"/>
               </w:rPr>
-              <w:t>运维部部长对重点客户的拜访</w:t>
+              <w:t>运维部经理对重点客户的拜访</w:t>
             </w:r>
           </w:p>
         </w:tc>
@@ -7370,14 +7232,14 @@
               <w:ind w:left="230" w:right="145" w:hanging="120"/>
               <w:textAlignment w:val="baseline"/>
               <w:rPr>
-                <w:rFonts w:ascii="宋体" w:hAnsi="宋体" w:eastAsia="宋体" w:cs="宋体"/>
+                <w:rFonts w:ascii="宋体" w:eastAsia="宋体" w:hAnsi="宋体" w:cs="宋体"/>
                 <w:sz w:val="24"/>
                 <w:szCs w:val="24"/>
               </w:rPr>
             </w:pPr>
             <w:r>
               <w:rPr>
-                <w:rFonts w:ascii="宋体" w:hAnsi="宋体" w:eastAsia="宋体" w:cs="宋体"/>
+                <w:rFonts w:ascii="宋体" w:eastAsia="宋体" w:hAnsi="宋体" w:cs="宋体"/>
                 <w:spacing w:val="-8"/>
                 <w:sz w:val="24"/>
                 <w:szCs w:val="24"/>
@@ -7386,7 +7248,7 @@
             </w:r>
             <w:r>
               <w:rPr>
-                <w:rFonts w:ascii="宋体" w:hAnsi="宋体" w:eastAsia="宋体" w:cs="宋体"/>
+                <w:rFonts w:ascii="宋体" w:eastAsia="宋体" w:hAnsi="宋体" w:cs="宋体"/>
                 <w:spacing w:val="-2"/>
                 <w:sz w:val="24"/>
                 <w:szCs w:val="24"/>
@@ -7412,14 +7274,14 @@
               <w:ind w:left="837"/>
               <w:textAlignment w:val="baseline"/>
               <w:rPr>
-                <w:rFonts w:ascii="宋体" w:hAnsi="宋体" w:eastAsia="宋体" w:cs="宋体"/>
+                <w:rFonts w:ascii="宋体" w:eastAsia="宋体" w:hAnsi="宋体" w:cs="宋体"/>
                 <w:sz w:val="24"/>
                 <w:szCs w:val="24"/>
               </w:rPr>
             </w:pPr>
             <w:r>
               <w:rPr>
-                <w:rFonts w:ascii="宋体" w:hAnsi="宋体" w:eastAsia="宋体" w:cs="宋体"/>
+                <w:rFonts w:ascii="宋体" w:eastAsia="宋体" w:hAnsi="宋体" w:cs="宋体"/>
                 <w:spacing w:val="-6"/>
                 <w:sz w:val="24"/>
                 <w:szCs w:val="24"/>
@@ -7451,14 +7313,14 @@
               <w:ind w:left="711" w:right="217" w:hanging="479"/>
               <w:textAlignment w:val="baseline"/>
               <w:rPr>
-                <w:rFonts w:ascii="宋体" w:hAnsi="宋体" w:eastAsia="宋体" w:cs="宋体"/>
+                <w:rFonts w:ascii="宋体" w:eastAsia="宋体" w:hAnsi="宋体" w:cs="宋体"/>
                 <w:sz w:val="24"/>
                 <w:szCs w:val="24"/>
               </w:rPr>
             </w:pPr>
             <w:r>
               <w:rPr>
-                <w:rFonts w:ascii="宋体" w:hAnsi="宋体" w:eastAsia="宋体" w:cs="宋体"/>
+                <w:rFonts w:ascii="宋体" w:eastAsia="宋体" w:hAnsi="宋体" w:cs="宋体"/>
                 <w:spacing w:val="-3"/>
                 <w:sz w:val="24"/>
                 <w:szCs w:val="24"/>
@@ -7467,7 +7329,7 @@
             </w:r>
             <w:r>
               <w:rPr>
-                <w:rFonts w:ascii="宋体" w:hAnsi="宋体" w:eastAsia="宋体" w:cs="宋体"/>
+                <w:rFonts w:ascii="宋体" w:eastAsia="宋体" w:hAnsi="宋体" w:cs="宋体"/>
                 <w:sz w:val="24"/>
                 <w:szCs w:val="24"/>
               </w:rPr>
@@ -7498,33 +7360,28 @@
               <w:ind w:left="199"/>
               <w:textAlignment w:val="baseline"/>
               <w:rPr>
-                <w:rFonts w:ascii="宋体" w:hAnsi="宋体" w:eastAsia="宋体" w:cs="宋体"/>
+                <w:rFonts w:ascii="宋体" w:eastAsia="宋体" w:hAnsi="宋体" w:cs="宋体"/>
                 <w:sz w:val="24"/>
                 <w:szCs w:val="24"/>
               </w:rPr>
             </w:pPr>
             <w:r>
               <w:rPr>
-                <w:rFonts w:ascii="宋体" w:hAnsi="宋体" w:eastAsia="宋体" w:cs="宋体"/>
+                <w:rFonts w:ascii="宋体" w:eastAsia="宋体" w:hAnsi="宋体" w:cs="宋体"/>
                 <w:spacing w:val="-2"/>
                 <w:sz w:val="24"/>
                 <w:szCs w:val="24"/>
               </w:rPr>
-              <w:t>运维部部长</w:t>
+              <w:t>运维部经理</w:t>
             </w:r>
           </w:p>
         </w:tc>
       </w:tr>
       <w:tr>
         <w:tblPrEx>
-          <w:tblBorders>
-            <w:top w:val="single" w:color="000000" w:sz="4" w:space="0"/>
-            <w:left w:val="single" w:color="000000" w:sz="4" w:space="0"/>
-            <w:bottom w:val="single" w:color="000000" w:sz="4" w:space="0"/>
-            <w:right w:val="single" w:color="000000" w:sz="4" w:space="0"/>
-            <w:insideH w:val="single" w:color="000000" w:sz="4" w:space="0"/>
-            <w:insideV w:val="single" w:color="000000" w:sz="4" w:space="0"/>
-          </w:tblBorders>
+          <w:tblW w:w="9306" w:type="dxa"/>
+          <w:tblInd w:w="5" w:type="dxa"/>
+          <w:tblLayout w:type="fixed"/>
           <w:tblCellMar>
             <w:top w:w="0" w:type="dxa"/>
             <w:left w:w="0" w:type="dxa"/>
@@ -7533,7 +7390,7 @@
           </w:tblCellMar>
         </w:tblPrEx>
         <w:trPr>
-          <w:trHeight w:val="935" w:hRule="atLeast"/>
+          <w:trHeight w:val="935"/>
         </w:trPr>
         <w:tc>
           <w:tcPr>
@@ -7558,14 +7415,14 @@
               <w:ind w:left="116" w:right="104" w:hanging="1"/>
               <w:textAlignment w:val="baseline"/>
               <w:rPr>
-                <w:rFonts w:ascii="宋体" w:hAnsi="宋体" w:eastAsia="宋体" w:cs="宋体"/>
+                <w:rFonts w:ascii="宋体" w:eastAsia="宋体" w:hAnsi="宋体" w:cs="宋体"/>
                 <w:sz w:val="24"/>
                 <w:szCs w:val="24"/>
               </w:rPr>
             </w:pPr>
             <w:r>
               <w:rPr>
-                <w:rFonts w:ascii="宋体" w:hAnsi="宋体" w:eastAsia="宋体" w:cs="宋体"/>
+                <w:rFonts w:ascii="宋体" w:eastAsia="宋体" w:hAnsi="宋体" w:cs="宋体"/>
                 <w:spacing w:val="-8"/>
                 <w:sz w:val="24"/>
                 <w:szCs w:val="24"/>
@@ -7574,7 +7431,7 @@
             </w:r>
             <w:r>
               <w:rPr>
-                <w:rFonts w:ascii="宋体" w:hAnsi="宋体" w:eastAsia="宋体" w:cs="宋体"/>
+                <w:rFonts w:ascii="宋体" w:eastAsia="宋体" w:hAnsi="宋体" w:cs="宋体"/>
                 <w:spacing w:val="-3"/>
                 <w:sz w:val="24"/>
                 <w:szCs w:val="24"/>
@@ -7606,14 +7463,14 @@
               <w:ind w:left="586"/>
               <w:textAlignment w:val="baseline"/>
               <w:rPr>
-                <w:rFonts w:ascii="宋体" w:hAnsi="宋体" w:eastAsia="宋体" w:cs="宋体"/>
+                <w:rFonts w:ascii="宋体" w:eastAsia="宋体" w:hAnsi="宋体" w:cs="宋体"/>
                 <w:sz w:val="24"/>
                 <w:szCs w:val="24"/>
               </w:rPr>
             </w:pPr>
             <w:r>
               <w:rPr>
-                <w:rFonts w:ascii="宋体" w:hAnsi="宋体" w:eastAsia="宋体" w:cs="宋体"/>
+                <w:rFonts w:ascii="宋体" w:eastAsia="宋体" w:hAnsi="宋体" w:cs="宋体"/>
                 <w:spacing w:val="-3"/>
                 <w:sz w:val="24"/>
                 <w:szCs w:val="24"/>
@@ -7645,14 +7502,14 @@
               <w:ind w:left="709" w:right="217" w:hanging="479"/>
               <w:textAlignment w:val="baseline"/>
               <w:rPr>
-                <w:rFonts w:ascii="宋体" w:hAnsi="宋体" w:eastAsia="宋体" w:cs="宋体"/>
+                <w:rFonts w:ascii="宋体" w:eastAsia="宋体" w:hAnsi="宋体" w:cs="宋体"/>
                 <w:sz w:val="24"/>
                 <w:szCs w:val="24"/>
               </w:rPr>
             </w:pPr>
             <w:r>
               <w:rPr>
-                <w:rFonts w:ascii="宋体" w:hAnsi="宋体" w:eastAsia="宋体" w:cs="宋体"/>
+                <w:rFonts w:ascii="宋体" w:eastAsia="宋体" w:hAnsi="宋体" w:cs="宋体"/>
                 <w:spacing w:val="-2"/>
                 <w:sz w:val="24"/>
                 <w:szCs w:val="24"/>
@@ -7661,7 +7518,7 @@
             </w:r>
             <w:r>
               <w:rPr>
-                <w:rFonts w:ascii="宋体" w:hAnsi="宋体" w:eastAsia="宋体" w:cs="宋体"/>
+                <w:rFonts w:ascii="宋体" w:eastAsia="宋体" w:hAnsi="宋体" w:cs="宋体"/>
                 <w:sz w:val="24"/>
                 <w:szCs w:val="24"/>
               </w:rPr>
@@ -7692,7 +7549,7 @@
               <w:ind w:left="448" w:right="186" w:hanging="248"/>
               <w:textAlignment w:val="baseline"/>
               <w:rPr>
-                <w:rFonts w:hint="eastAsia" w:ascii="宋体" w:hAnsi="宋体" w:eastAsia="宋体" w:cs="宋体"/>
+                <w:rFonts w:ascii="宋体" w:eastAsia="宋体" w:hAnsi="宋体" w:cs="宋体" w:hint="eastAsia"/>
                 <w:sz w:val="24"/>
                 <w:szCs w:val="24"/>
                 <w:lang w:val="en-US" w:eastAsia="zh-CN"/>
@@ -7700,26 +7557,21 @@
             </w:pPr>
             <w:r>
               <w:rPr>
-                <w:rFonts w:ascii="宋体" w:hAnsi="宋体" w:eastAsia="宋体" w:cs="宋体"/>
+                <w:rFonts w:ascii="宋体" w:eastAsia="宋体" w:hAnsi="宋体" w:cs="宋体"/>
                 <w:spacing w:val="-3"/>
                 <w:sz w:val="24"/>
                 <w:szCs w:val="24"/>
               </w:rPr>
-              <w:t>质量部部长</w:t>
+              <w:t>质量部经理</w:t>
             </w:r>
           </w:p>
         </w:tc>
       </w:tr>
       <w:tr>
         <w:tblPrEx>
-          <w:tblBorders>
-            <w:top w:val="single" w:color="000000" w:sz="4" w:space="0"/>
-            <w:left w:val="single" w:color="000000" w:sz="4" w:space="0"/>
-            <w:bottom w:val="single" w:color="000000" w:sz="4" w:space="0"/>
-            <w:right w:val="single" w:color="000000" w:sz="4" w:space="0"/>
-            <w:insideH w:val="single" w:color="000000" w:sz="4" w:space="0"/>
-            <w:insideV w:val="single" w:color="000000" w:sz="4" w:space="0"/>
-          </w:tblBorders>
+          <w:tblW w:w="9306" w:type="dxa"/>
+          <w:tblInd w:w="5" w:type="dxa"/>
+          <w:tblLayout w:type="fixed"/>
           <w:tblCellMar>
             <w:top w:w="0" w:type="dxa"/>
             <w:left w:w="0" w:type="dxa"/>
@@ -7728,7 +7580,7 @@
           </w:tblCellMar>
         </w:tblPrEx>
         <w:trPr>
-          <w:trHeight w:val="1403" w:hRule="atLeast"/>
+          <w:trHeight w:val="1403"/>
         </w:trPr>
         <w:tc>
           <w:tcPr>
@@ -7753,7 +7605,7 @@
               <w:ind w:left="112"/>
               <w:textAlignment w:val="baseline"/>
               <w:rPr>
-                <w:rFonts w:hint="eastAsia" w:ascii="宋体" w:hAnsi="宋体" w:eastAsia="宋体" w:cs="宋体"/>
+                <w:rFonts w:ascii="宋体" w:eastAsia="宋体" w:hAnsi="宋体" w:cs="宋体" w:hint="eastAsia"/>
                 <w:sz w:val="24"/>
                 <w:szCs w:val="24"/>
                 <w:lang w:val="en-US" w:eastAsia="zh-CN"/>
@@ -7761,7 +7613,7 @@
             </w:pPr>
             <w:r>
               <w:rPr>
-                <w:rFonts w:ascii="宋体" w:hAnsi="宋体" w:eastAsia="宋体" w:cs="宋体"/>
+                <w:rFonts w:ascii="宋体" w:eastAsia="宋体" w:hAnsi="宋体" w:cs="宋体"/>
                 <w:spacing w:val="-1"/>
                 <w:sz w:val="24"/>
                 <w:szCs w:val="24"/>
@@ -7793,14 +7645,14 @@
               <w:ind w:left="706"/>
               <w:textAlignment w:val="baseline"/>
               <w:rPr>
-                <w:rFonts w:ascii="宋体" w:hAnsi="宋体" w:eastAsia="宋体" w:cs="宋体"/>
+                <w:rFonts w:ascii="宋体" w:eastAsia="宋体" w:hAnsi="宋体" w:cs="宋体"/>
                 <w:sz w:val="24"/>
                 <w:szCs w:val="24"/>
               </w:rPr>
             </w:pPr>
             <w:r>
               <w:rPr>
-                <w:rFonts w:ascii="宋体" w:hAnsi="宋体" w:eastAsia="宋体" w:cs="宋体"/>
+                <w:rFonts w:ascii="宋体" w:eastAsia="宋体" w:hAnsi="宋体" w:cs="宋体"/>
                 <w:spacing w:val="-3"/>
                 <w:sz w:val="24"/>
                 <w:szCs w:val="24"/>
@@ -7832,14 +7684,14 @@
               <w:ind w:left="232"/>
               <w:textAlignment w:val="baseline"/>
               <w:rPr>
-                <w:rFonts w:ascii="宋体" w:hAnsi="宋体" w:eastAsia="宋体" w:cs="宋体"/>
+                <w:rFonts w:ascii="宋体" w:eastAsia="宋体" w:hAnsi="宋体" w:cs="宋体"/>
                 <w:sz w:val="24"/>
                 <w:szCs w:val="24"/>
               </w:rPr>
             </w:pPr>
             <w:r>
               <w:rPr>
-                <w:rFonts w:ascii="宋体" w:hAnsi="宋体" w:eastAsia="宋体" w:cs="宋体"/>
+                <w:rFonts w:ascii="宋体" w:eastAsia="宋体" w:hAnsi="宋体" w:cs="宋体"/>
                 <w:spacing w:val="-2"/>
                 <w:sz w:val="24"/>
                 <w:szCs w:val="24"/>
@@ -7865,14 +7717,14 @@
               <w:ind w:left="715" w:right="217" w:hanging="483"/>
               <w:textAlignment w:val="baseline"/>
               <w:rPr>
-                <w:rFonts w:ascii="宋体" w:hAnsi="宋体" w:eastAsia="宋体" w:cs="宋体"/>
+                <w:rFonts w:ascii="宋体" w:eastAsia="宋体" w:hAnsi="宋体" w:cs="宋体"/>
                 <w:sz w:val="24"/>
                 <w:szCs w:val="24"/>
               </w:rPr>
             </w:pPr>
             <w:r>
               <w:rPr>
-                <w:rFonts w:ascii="宋体" w:hAnsi="宋体" w:eastAsia="宋体" w:cs="宋体"/>
+                <w:rFonts w:ascii="宋体" w:eastAsia="宋体" w:hAnsi="宋体" w:cs="宋体"/>
                 <w:spacing w:val="-3"/>
                 <w:sz w:val="24"/>
                 <w:szCs w:val="24"/>
@@ -7881,7 +7733,7 @@
             </w:r>
             <w:r>
               <w:rPr>
-                <w:rFonts w:ascii="宋体" w:hAnsi="宋体" w:eastAsia="宋体" w:cs="宋体"/>
+                <w:rFonts w:ascii="宋体" w:eastAsia="宋体" w:hAnsi="宋体" w:cs="宋体"/>
                 <w:sz w:val="24"/>
                 <w:szCs w:val="24"/>
               </w:rPr>
@@ -7912,33 +7764,28 @@
               <w:ind w:left="448" w:right="186" w:hanging="248"/>
               <w:textAlignment w:val="baseline"/>
               <w:rPr>
-                <w:rFonts w:ascii="宋体" w:hAnsi="宋体" w:eastAsia="宋体" w:cs="宋体"/>
+                <w:rFonts w:ascii="宋体" w:eastAsia="宋体" w:hAnsi="宋体" w:cs="宋体"/>
                 <w:sz w:val="24"/>
                 <w:szCs w:val="24"/>
               </w:rPr>
             </w:pPr>
             <w:r>
               <w:rPr>
-                <w:rFonts w:ascii="宋体" w:hAnsi="宋体" w:eastAsia="宋体" w:cs="宋体"/>
+                <w:rFonts w:ascii="宋体" w:eastAsia="宋体" w:hAnsi="宋体" w:cs="宋体"/>
                 <w:spacing w:val="-3"/>
                 <w:sz w:val="24"/>
                 <w:szCs w:val="24"/>
               </w:rPr>
-              <w:t>质量部部长</w:t>
+              <w:t>质量部经理</w:t>
             </w:r>
           </w:p>
         </w:tc>
       </w:tr>
       <w:tr>
         <w:tblPrEx>
-          <w:tblBorders>
-            <w:top w:val="single" w:color="000000" w:sz="4" w:space="0"/>
-            <w:left w:val="single" w:color="000000" w:sz="4" w:space="0"/>
-            <w:bottom w:val="single" w:color="000000" w:sz="4" w:space="0"/>
-            <w:right w:val="single" w:color="000000" w:sz="4" w:space="0"/>
-            <w:insideH w:val="single" w:color="000000" w:sz="4" w:space="0"/>
-            <w:insideV w:val="single" w:color="000000" w:sz="4" w:space="0"/>
-          </w:tblBorders>
+          <w:tblW w:w="9306" w:type="dxa"/>
+          <w:tblInd w:w="5" w:type="dxa"/>
+          <w:tblLayout w:type="fixed"/>
           <w:tblCellMar>
             <w:top w:w="0" w:type="dxa"/>
             <w:left w:w="0" w:type="dxa"/>
@@ -7947,7 +7794,7 @@
           </w:tblCellMar>
         </w:tblPrEx>
         <w:trPr>
-          <w:trHeight w:val="1408" w:hRule="atLeast"/>
+          <w:trHeight w:val="1408"/>
         </w:trPr>
         <w:tc>
           <w:tcPr>
@@ -7972,14 +7819,14 @@
               <w:ind w:left="114" w:right="104"/>
               <w:textAlignment w:val="baseline"/>
               <w:rPr>
-                <w:rFonts w:ascii="宋体" w:hAnsi="宋体" w:eastAsia="宋体" w:cs="宋体"/>
+                <w:rFonts w:ascii="宋体" w:eastAsia="宋体" w:hAnsi="宋体" w:cs="宋体"/>
                 <w:sz w:val="24"/>
                 <w:szCs w:val="24"/>
               </w:rPr>
             </w:pPr>
             <w:r>
               <w:rPr>
-                <w:rFonts w:ascii="宋体" w:hAnsi="宋体" w:eastAsia="宋体" w:cs="宋体"/>
+                <w:rFonts w:ascii="宋体" w:eastAsia="宋体" w:hAnsi="宋体" w:cs="宋体"/>
                 <w:spacing w:val="-9"/>
                 <w:sz w:val="24"/>
                 <w:szCs w:val="24"/>
@@ -7988,7 +7835,7 @@
             </w:r>
             <w:r>
               <w:rPr>
-                <w:rFonts w:ascii="宋体" w:hAnsi="宋体" w:eastAsia="宋体" w:cs="宋体"/>
+                <w:rFonts w:ascii="宋体" w:eastAsia="宋体" w:hAnsi="宋体" w:cs="宋体"/>
                 <w:spacing w:val="-2"/>
                 <w:sz w:val="24"/>
                 <w:szCs w:val="24"/>
@@ -8020,14 +7867,14 @@
               <w:ind w:left="346" w:right="217" w:hanging="122"/>
               <w:textAlignment w:val="baseline"/>
               <w:rPr>
-                <w:rFonts w:ascii="宋体" w:hAnsi="宋体" w:eastAsia="宋体" w:cs="宋体"/>
+                <w:rFonts w:ascii="宋体" w:eastAsia="宋体" w:hAnsi="宋体" w:cs="宋体"/>
                 <w:sz w:val="24"/>
                 <w:szCs w:val="24"/>
               </w:rPr>
             </w:pPr>
             <w:r>
               <w:rPr>
-                <w:rFonts w:ascii="宋体" w:hAnsi="宋体" w:eastAsia="宋体" w:cs="宋体"/>
+                <w:rFonts w:ascii="宋体" w:eastAsia="宋体" w:hAnsi="宋体" w:cs="宋体"/>
                 <w:spacing w:val="-2"/>
                 <w:sz w:val="24"/>
                 <w:szCs w:val="24"/>
@@ -8059,14 +7906,14 @@
               <w:ind w:left="600" w:right="217" w:hanging="368"/>
               <w:textAlignment w:val="baseline"/>
               <w:rPr>
-                <w:rFonts w:ascii="宋体" w:hAnsi="宋体" w:eastAsia="宋体" w:cs="宋体"/>
+                <w:rFonts w:ascii="宋体" w:eastAsia="宋体" w:hAnsi="宋体" w:cs="宋体"/>
                 <w:sz w:val="24"/>
                 <w:szCs w:val="24"/>
               </w:rPr>
             </w:pPr>
             <w:r>
               <w:rPr>
-                <w:rFonts w:ascii="宋体" w:hAnsi="宋体" w:eastAsia="宋体" w:cs="宋体"/>
+                <w:rFonts w:ascii="宋体" w:eastAsia="宋体" w:hAnsi="宋体" w:cs="宋体"/>
                 <w:spacing w:val="-3"/>
                 <w:sz w:val="24"/>
                 <w:szCs w:val="24"/>
@@ -8075,7 +7922,7 @@
             </w:r>
             <w:r>
               <w:rPr>
-                <w:rFonts w:ascii="宋体" w:hAnsi="宋体" w:eastAsia="宋体" w:cs="宋体"/>
+                <w:rFonts w:ascii="宋体" w:eastAsia="宋体" w:hAnsi="宋体" w:cs="宋体"/>
                 <w:spacing w:val="-5"/>
                 <w:sz w:val="24"/>
                 <w:szCs w:val="24"/>
@@ -8107,7 +7954,7 @@
               <w:ind w:left="680" w:right="186" w:hanging="480"/>
               <w:textAlignment w:val="baseline"/>
               <w:rPr>
-                <w:rFonts w:hint="default" w:ascii="宋体" w:hAnsi="宋体" w:eastAsia="宋体" w:cs="宋体"/>
+                <w:rFonts w:ascii="宋体" w:eastAsia="宋体" w:hAnsi="宋体" w:cs="宋体" w:hint="default"/>
                 <w:sz w:val="24"/>
                 <w:szCs w:val="24"/>
                 <w:lang w:val="en-US" w:eastAsia="zh-CN"/>
@@ -8115,13 +7962,13 @@
             </w:pPr>
             <w:r>
               <w:rPr>
-                <w:rFonts w:hint="eastAsia" w:ascii="宋体" w:hAnsi="宋体" w:eastAsia="宋体" w:cs="宋体"/>
+                <w:rFonts w:ascii="宋体" w:eastAsia="宋体" w:hAnsi="宋体" w:cs="宋体" w:hint="eastAsia"/>
                 <w:spacing w:val="-2"/>
                 <w:sz w:val="24"/>
                 <w:szCs w:val="24"/>
                 <w:lang w:val="en-US" w:eastAsia="zh-CN"/>
               </w:rPr>
-              <w:t>运维部部长</w:t>
+              <w:t>运维部经理</w:t>
             </w:r>
           </w:p>
         </w:tc>
@@ -8129,7 +7976,7 @@
     </w:tbl>
     <w:p>
       <w:pPr>
-        <w:pStyle w:val="28"/>
+        <w:pStyle w:val="1"/>
         <w:keepNext w:val="0"/>
         <w:keepLines w:val="0"/>
         <w:pageBreakBefore w:val="0"/>
@@ -8144,25 +7991,25 @@
         <w:snapToGrid w:val="0"/>
         <w:textAlignment w:val="baseline"/>
         <w:rPr>
-          <w:rStyle w:val="38"/>
-          <w:rFonts w:hint="default" w:eastAsia="宋体"/>
-          <w:lang w:val="en-US" w:eastAsia="zh-CN"/>
-        </w:rPr>
-      </w:pPr>
-      <w:bookmarkStart w:id="30" w:name="bookmark3"/>
-      <w:bookmarkEnd w:id="30"/>
-      <w:bookmarkStart w:id="31" w:name="_Toc17424"/>
-      <w:bookmarkStart w:id="32" w:name="_Toc14575"/>
-      <w:r>
-        <w:rPr>
-          <w:rStyle w:val="38"/>
-          <w:rFonts w:hint="eastAsia" w:eastAsia="宋体"/>
+          <w:rStyle w:val="1Char"/>
+          <w:rFonts w:eastAsia="宋体" w:hint="default"/>
+          <w:lang w:val="en-US" w:eastAsia="zh-CN"/>
+        </w:rPr>
+      </w:pPr>
+      <w:bookmarkStart w:id="31" w:name="bookmark3"/>
+      <w:bookmarkEnd w:id="31"/>
+      <w:bookmarkStart w:id="32" w:name="_Toc17424"/>
+      <w:bookmarkStart w:id="33" w:name="_Toc14575"/>
+      <w:r>
+        <w:rPr>
+          <w:rStyle w:val="1Char"/>
+          <w:rFonts w:eastAsia="宋体" w:hint="eastAsia"/>
           <w:lang w:val="en-US" w:eastAsia="zh-CN"/>
         </w:rPr>
         <w:t>附则</w:t>
       </w:r>
-      <w:bookmarkEnd w:id="31"/>
       <w:bookmarkEnd w:id="32"/>
+      <w:bookmarkEnd w:id="33"/>
     </w:p>
     <w:p>
       <w:pPr>
@@ -8184,39 +8031,22 @@
         <w:adjustRightInd w:val="0"/>
         <w:snapToGrid w:val="0"/>
         <w:spacing w:line="360" w:lineRule="auto"/>
-        <w:ind w:left="425" w:leftChars="0" w:hanging="425" w:firstLineChars="0"/>
+        <w:ind w:left="425" w:hanging="425" w:leftChars="0" w:firstLineChars="0"/>
         <w:textAlignment w:val="baseline"/>
         <w:rPr>
-          <w:rFonts w:ascii="宋体" w:hAnsi="宋体" w:eastAsia="宋体" w:cs="宋体"/>
+          <w:rFonts w:ascii="宋体" w:eastAsia="宋体" w:hAnsi="宋体" w:cs="宋体"/>
           <w:sz w:val="24"/>
           <w:szCs w:val="24"/>
         </w:rPr>
       </w:pPr>
       <w:r>
         <w:rPr>
-          <w:rFonts w:ascii="宋体" w:hAnsi="宋体" w:eastAsia="宋体" w:cs="宋体"/>
+          <w:rFonts w:ascii="宋体" w:eastAsia="宋体" w:hAnsi="宋体" w:cs="宋体"/>
           <w:spacing w:val="-1"/>
           <w:sz w:val="24"/>
           <w:szCs w:val="24"/>
         </w:rPr>
         <w:t>本制度最终解释权和修订权归质量部。</w:t>
-      </w:r>
-      <w:r>
-        <w:rPr>
-          <w:rFonts w:hint="eastAsia" w:ascii="宋体" w:hAnsi="宋体" w:cs="宋体"/>
-          <w:spacing w:val="-1"/>
-          <w:sz w:val="24"/>
-          <w:szCs w:val="24"/>
-          <w:lang w:val="en-US" w:eastAsia="zh-CN"/>
-        </w:rPr>
-      </w:r>
-      <w:r>
-        <w:rPr>
-          <w:rFonts w:ascii="宋体" w:hAnsi="宋体" w:eastAsia="宋体" w:cs="宋体"/>
-          <w:spacing w:val="-1"/>
-          <w:sz w:val="24"/>
-          <w:szCs w:val="24"/>
-        </w:rPr>
       </w:r>
     </w:p>
     <w:p>
@@ -8239,7 +8069,7 @@
         <w:adjustRightInd w:val="0"/>
         <w:snapToGrid w:val="0"/>
         <w:spacing w:line="360" w:lineRule="auto"/>
-        <w:ind w:left="425" w:leftChars="0" w:hanging="425" w:firstLineChars="0"/>
+        <w:ind w:left="425" w:hanging="425" w:leftChars="0" w:firstLineChars="0"/>
         <w:textAlignment w:val="baseline"/>
         <w:rPr>
           <w:rFonts w:hint="default"/>
@@ -8248,7 +8078,7 @@
       </w:pPr>
       <w:r>
         <w:rPr>
-          <w:rFonts w:ascii="宋体" w:hAnsi="宋体" w:eastAsia="宋体" w:cs="宋体"/>
+          <w:rFonts w:ascii="宋体" w:eastAsia="宋体" w:hAnsi="宋体" w:cs="宋体"/>
           <w:spacing w:val="-2"/>
           <w:sz w:val="24"/>
           <w:szCs w:val="24"/>
@@ -8258,7 +8088,7 @@
     </w:p>
     <w:p>
       <w:pPr>
-        <w:pStyle w:val="28"/>
+        <w:pStyle w:val="1"/>
         <w:keepNext w:val="0"/>
         <w:keepLines w:val="0"/>
         <w:pageBreakBefore w:val="0"/>
@@ -8277,9 +8107,9 @@
           <w:lang w:val="en-US" w:eastAsia="zh-CN"/>
         </w:rPr>
       </w:pPr>
-      <w:bookmarkStart w:id="33" w:name="bookmark14"/>
-      <w:bookmarkEnd w:id="33"/>
-      <w:bookmarkStart w:id="34" w:name="_Toc8999"/>
+      <w:bookmarkStart w:id="34" w:name="bookmark14"/>
+      <w:bookmarkEnd w:id="34"/>
+      <w:bookmarkStart w:id="35" w:name="_Toc8999"/>
       <w:r>
         <w:rPr>
           <w:rFonts w:hint="eastAsia"/>
@@ -8287,11 +8117,11 @@
         </w:rPr>
         <w:t>附件</w:t>
       </w:r>
-      <w:bookmarkEnd w:id="34"/>
+      <w:bookmarkEnd w:id="35"/>
     </w:p>
     <w:p>
       <w:pPr>
-        <w:pStyle w:val="29"/>
+        <w:pStyle w:val="a1"/>
         <w:keepNext w:val="0"/>
         <w:keepLines w:val="0"/>
         <w:pageBreakBefore w:val="0"/>
@@ -8308,7 +8138,7 @@
         <w:bidi w:val="0"/>
         <w:adjustRightInd w:val="0"/>
         <w:snapToGrid w:val="0"/>
-        <w:ind w:left="425" w:leftChars="0" w:hanging="425" w:firstLineChars="0"/>
+        <w:ind w:left="425" w:hanging="425" w:leftChars="0" w:firstLineChars="0"/>
         <w:textAlignment w:val="baseline"/>
         <w:rPr>
           <w:rFonts w:hint="default"/>
@@ -8325,7 +8155,7 @@
     </w:p>
     <w:p>
       <w:pPr>
-        <w:pStyle w:val="29"/>
+        <w:pStyle w:val="a1"/>
         <w:keepNext w:val="0"/>
         <w:keepLines w:val="0"/>
         <w:pageBreakBefore w:val="0"/>
@@ -8342,7 +8172,7 @@
         <w:bidi w:val="0"/>
         <w:adjustRightInd w:val="0"/>
         <w:snapToGrid w:val="0"/>
-        <w:ind w:left="425" w:leftChars="0" w:hanging="425" w:firstLineChars="0"/>
+        <w:ind w:left="425" w:hanging="425" w:leftChars="0" w:firstLineChars="0"/>
         <w:textAlignment w:val="baseline"/>
         <w:rPr>
           <w:rFonts w:hint="default"/>
@@ -8359,7 +8189,7 @@
     </w:p>
     <w:p>
       <w:pPr>
-        <w:pStyle w:val="29"/>
+        <w:pStyle w:val="a1"/>
         <w:keepNext w:val="0"/>
         <w:keepLines w:val="0"/>
         <w:pageBreakBefore w:val="0"/>
@@ -8376,7 +8206,7 @@
         <w:bidi w:val="0"/>
         <w:adjustRightInd w:val="0"/>
         <w:snapToGrid w:val="0"/>
-        <w:ind w:left="425" w:leftChars="0" w:hanging="425" w:firstLineChars="0"/>
+        <w:ind w:left="425" w:hanging="425" w:leftChars="0" w:firstLineChars="0"/>
         <w:textAlignment w:val="baseline"/>
         <w:rPr>
           <w:rFonts w:hint="default"/>
@@ -8393,7 +8223,7 @@
     </w:p>
     <w:p>
       <w:pPr>
-        <w:pStyle w:val="29"/>
+        <w:pStyle w:val="a1"/>
         <w:keepNext w:val="0"/>
         <w:keepLines w:val="0"/>
         <w:pageBreakBefore w:val="0"/>
@@ -8410,7 +8240,7 @@
         <w:bidi w:val="0"/>
         <w:adjustRightInd w:val="0"/>
         <w:snapToGrid w:val="0"/>
-        <w:ind w:left="425" w:leftChars="0" w:hanging="425" w:firstLineChars="0"/>
+        <w:ind w:left="425" w:hanging="425" w:leftChars="0" w:firstLineChars="0"/>
         <w:textAlignment w:val="baseline"/>
         <w:rPr>
           <w:rFonts w:hint="default"/>
@@ -8427,7 +8257,7 @@
     </w:p>
     <w:p>
       <w:pPr>
-        <w:pStyle w:val="28"/>
+        <w:pStyle w:val="1"/>
         <w:keepNext w:val="0"/>
         <w:keepLines w:val="0"/>
         <w:pageBreakBefore w:val="0"/>
@@ -8446,7 +8276,7 @@
           <w:lang w:val="en-US" w:eastAsia="zh-CN"/>
         </w:rPr>
       </w:pPr>
-      <w:bookmarkStart w:id="35" w:name="_Toc32392"/>
+      <w:bookmarkStart w:id="36" w:name="_Toc32392"/>
       <w:r>
         <w:rPr>
           <w:rFonts w:hint="eastAsia"/>
@@ -8454,11 +8284,11 @@
         </w:rPr>
         <w:t>记录</w:t>
       </w:r>
-      <w:bookmarkEnd w:id="35"/>
+      <w:bookmarkEnd w:id="36"/>
     </w:p>
     <w:p>
       <w:pPr>
-        <w:pStyle w:val="29"/>
+        <w:pStyle w:val="a1"/>
         <w:keepNext w:val="0"/>
         <w:keepLines w:val="0"/>
         <w:pageBreakBefore w:val="0"/>
@@ -8475,7 +8305,7 @@
         <w:bidi w:val="0"/>
         <w:adjustRightInd w:val="0"/>
         <w:snapToGrid w:val="0"/>
-        <w:ind w:left="425" w:leftChars="0" w:hanging="425" w:firstLineChars="0"/>
+        <w:ind w:left="425" w:hanging="425" w:leftChars="0" w:firstLineChars="0"/>
         <w:textAlignment w:val="baseline"/>
         <w:rPr>
           <w:rFonts w:hint="eastAsia"/>
@@ -8492,7 +8322,7 @@
     </w:p>
     <w:p>
       <w:pPr>
-        <w:pStyle w:val="29"/>
+        <w:pStyle w:val="a1"/>
         <w:keepNext w:val="0"/>
         <w:keepLines w:val="0"/>
         <w:pageBreakBefore w:val="0"/>
@@ -8509,7 +8339,7 @@
         <w:bidi w:val="0"/>
         <w:adjustRightInd w:val="0"/>
         <w:snapToGrid w:val="0"/>
-        <w:ind w:left="425" w:leftChars="0" w:hanging="425" w:firstLineChars="0"/>
+        <w:ind w:left="425" w:hanging="425" w:leftChars="0" w:firstLineChars="0"/>
         <w:textAlignment w:val="baseline"/>
         <w:rPr>
           <w:rFonts w:hint="eastAsia"/>
@@ -8526,7 +8356,7 @@
     </w:p>
     <w:p>
       <w:pPr>
-        <w:pStyle w:val="29"/>
+        <w:pStyle w:val="a1"/>
         <w:keepNext w:val="0"/>
         <w:keepLines w:val="0"/>
         <w:pageBreakBefore w:val="0"/>
@@ -8543,7 +8373,7 @@
         <w:bidi w:val="0"/>
         <w:adjustRightInd w:val="0"/>
         <w:snapToGrid w:val="0"/>
-        <w:ind w:left="425" w:leftChars="0" w:hanging="425" w:firstLineChars="0"/>
+        <w:ind w:left="425" w:hanging="425" w:leftChars="0" w:firstLineChars="0"/>
         <w:textAlignment w:val="baseline"/>
         <w:rPr>
           <w:rFonts w:hint="eastAsia"/>
@@ -8560,7 +8390,7 @@
     </w:p>
     <w:p>
       <w:pPr>
-        <w:pStyle w:val="29"/>
+        <w:pStyle w:val="a1"/>
         <w:keepNext w:val="0"/>
         <w:keepLines w:val="0"/>
         <w:pageBreakBefore w:val="0"/>
@@ -8577,7 +8407,7 @@
         <w:bidi w:val="0"/>
         <w:adjustRightInd w:val="0"/>
         <w:snapToGrid w:val="0"/>
-        <w:ind w:left="425" w:leftChars="0" w:hanging="425" w:firstLineChars="0"/>
+        <w:ind w:left="425" w:hanging="425" w:leftChars="0" w:firstLineChars="0"/>
         <w:textAlignment w:val="baseline"/>
         <w:rPr>
           <w:rFonts w:hint="eastAsia"/>
@@ -8594,7 +8424,7 @@
     </w:p>
     <w:p>
       <w:pPr>
-        <w:pStyle w:val="29"/>
+        <w:pStyle w:val="a1"/>
         <w:keepNext w:val="0"/>
         <w:keepLines w:val="0"/>
         <w:pageBreakBefore w:val="0"/>
@@ -8611,7 +8441,7 @@
         <w:bidi w:val="0"/>
         <w:adjustRightInd w:val="0"/>
         <w:snapToGrid w:val="0"/>
-        <w:ind w:left="425" w:leftChars="0" w:hanging="425" w:firstLineChars="0"/>
+        <w:ind w:left="425" w:hanging="425" w:leftChars="0" w:firstLineChars="0"/>
         <w:textAlignment w:val="baseline"/>
         <w:rPr>
           <w:rFonts w:hint="eastAsia"/>
@@ -8628,7 +8458,7 @@
     </w:p>
     <w:p>
       <w:pPr>
-        <w:pStyle w:val="29"/>
+        <w:pStyle w:val="a1"/>
         <w:keepNext w:val="0"/>
         <w:keepLines w:val="0"/>
         <w:pageBreakBefore w:val="0"/>
@@ -8645,7 +8475,7 @@
         <w:bidi w:val="0"/>
         <w:adjustRightInd w:val="0"/>
         <w:snapToGrid w:val="0"/>
-        <w:ind w:left="425" w:leftChars="0" w:hanging="425" w:firstLineChars="0"/>
+        <w:ind w:left="425" w:hanging="425" w:leftChars="0" w:firstLineChars="0"/>
         <w:textAlignment w:val="baseline"/>
         <w:rPr>
           <w:rFonts w:hint="eastAsia"/>
@@ -8662,7 +8492,7 @@
     </w:p>
     <w:p>
       <w:pPr>
-        <w:pStyle w:val="29"/>
+        <w:pStyle w:val="a1"/>
         <w:keepNext w:val="0"/>
         <w:keepLines w:val="0"/>
         <w:pageBreakBefore w:val="0"/>
@@ -8690,108 +8520,52 @@
       </w:r>
     </w:p>
     <w:sectPr>
-      <w:headerReference r:id="rId5" w:type="default"/>
-      <w:footerReference w:type="default" r:id="rId11"/>
-      <w:headerReference w:type="first" r:id="rId12"/>
-      <w:footerReference w:type="first" r:id="rId13"/>
-      <w:headerReference w:type="even" r:id="rId14"/>
-      <w:footerReference w:type="even" r:id="rId15"/>
+      <w:headerReference w:type="even" r:id="rId6"/>
+      <w:headerReference w:type="default" r:id="rId7"/>
+      <w:footerReference w:type="even" r:id="rId8"/>
+      <w:footerReference w:type="default" r:id="rId9"/>
+      <w:headerReference w:type="first" r:id="rId10"/>
+      <w:footerReference w:type="first" r:id="rId11"/>
       <w:pgSz w:w="11906" w:h="16838"/>
       <w:pgMar w:top="1417" w:right="1800" w:bottom="1440" w:left="1800" w:header="1140" w:footer="992" w:gutter="0"/>
-      <w:cols w:space="425" w:num="1"/>
+      <w:cols w:num="1" w:space="425"/>
       <w:docGrid w:type="lines" w:linePitch="312" w:charSpace="0"/>
     </w:sectPr>
   </w:body>
 </w:document>
 </file>
 
-<file path=word/endnotes.xml><?xml version="1.0" encoding="utf-8"?>
-<w:endnotes xmlns:wpc="http://schemas.microsoft.com/office/word/2010/wordprocessingCanvas" xmlns:mc="http://schemas.openxmlformats.org/markup-compatibility/2006" xmlns:o="urn:schemas-microsoft-com:office:office" xmlns:r="http://schemas.openxmlformats.org/officeDocument/2006/relationships" xmlns:m="http://schemas.openxmlformats.org/officeDocument/2006/math" xmlns:v="urn:schemas-microsoft-com:vml" xmlns:wp14="http://schemas.microsoft.com/office/word/2010/wordprocessingDrawing" xmlns:wp="http://schemas.openxmlformats.org/drawingml/2006/wordprocessingDrawing" xmlns:w="http://schemas.openxmlformats.org/wordprocessingml/2006/main" xmlns:w14="http://schemas.microsoft.com/office/word/2010/wordml" xmlns:w15="http://schemas.microsoft.com/office/word/2012/wordml" xmlns:w10="urn:schemas-microsoft-com:office:word" xmlns:wpg="http://schemas.microsoft.com/office/word/2010/wordprocessingGroup" xmlns:wpi="http://schemas.microsoft.com/office/word/2010/wordprocessingInk" xmlns:wne="http://schemas.microsoft.com/office/word/2006/wordml" xmlns:wps="http://schemas.microsoft.com/office/word/2010/wordprocessingShape" xmlns:wpsCustomData="http://www.wps.cn/officeDocument/2013/wpsCustomData" mc:Ignorable="w14 w15 wp14">
-  <w:endnote w:type="separator" w:id="0">
-    <w:p>
-      <w:pPr>
-        <w:spacing w:line="240" w:lineRule="auto"/>
-      </w:pPr>
-      <w:r>
-        <w:separator/>
-      </w:r>
-    </w:p>
-  </w:endnote>
-  <w:endnote w:type="continuationSeparator" w:id="1">
-    <w:p>
-      <w:pPr>
-        <w:spacing w:line="240" w:lineRule="auto"/>
-      </w:pPr>
-      <w:r>
-        <w:continuationSeparator/>
-      </w:r>
-    </w:p>
-  </w:endnote>
-</w:endnotes>
-</file>
-
 <file path=word/footer1.xml><?xml version="1.0" encoding="utf-8"?>
-<w:ftr xmlns:m="http://schemas.openxmlformats.org/officeDocument/2006/math" xmlns:mc="http://schemas.openxmlformats.org/markup-compatibility/2006" xmlns:mo="http://schemas.microsoft.com/office/mac/office/2008/main" xmlns:mv="urn:schemas-microsoft-com:mac:vml" xmlns:o="urn:schemas-microsoft-com:office:office" xmlns:r="http://schemas.openxmlformats.org/officeDocument/2006/relationships" xmlns:v="urn:schemas-microsoft-com:vml" xmlns:w10="urn:schemas-microsoft-com:office:word" xmlns:w14="http://schemas.microsoft.com/office/word/2010/wordml" xmlns:w="http://schemas.openxmlformats.org/wordprocessingml/2006/main" xmlns:wne="http://schemas.microsoft.com/office/word/2006/wordml" xmlns:wp14="http://schemas.microsoft.com/office/word/2010/wordprocessingDrawing" xmlns:wp="http://schemas.openxmlformats.org/drawingml/2006/wordprocessingDrawing" xmlns:wpc="http://schemas.microsoft.com/office/word/2010/wordprocessingCanvas" xmlns:wpg="http://schemas.microsoft.com/office/word/2010/wordprocessingGroup" xmlns:wpi="http://schemas.microsoft.com/office/word/2010/wordprocessingInk" xmlns:wps="http://schemas.microsoft.com/office/word/2010/wordprocessingShape" mc:Ignorable="w14 wp14">
-  <w:p>
-    <w:pPr>
-      <w:pStyle w:val="Footer"/>
-    </w:pPr>
-  </w:p>
+<w:ftr xmlns:wpc="http://schemas.microsoft.com/office/word/2010/wordprocessingCanvas" xmlns:mc="http://schemas.openxmlformats.org/markup-compatibility/2006" xmlns:o="urn:schemas-microsoft-com:office:office" xmlns:r="http://schemas.openxmlformats.org/officeDocument/2006/relationships" xmlns:m="http://schemas.openxmlformats.org/officeDocument/2006/math" xmlns:v="urn:schemas-microsoft-com:vml" xmlns:wp14="http://schemas.microsoft.com/office/word/2010/wordprocessingDrawing" xmlns:wp="http://schemas.openxmlformats.org/drawingml/2006/wordprocessingDrawing" xmlns:w10="urn:schemas-microsoft-com:office:word" xmlns:w="http://schemas.openxmlformats.org/wordprocessingml/2006/main" xmlns:w14="http://schemas.microsoft.com/office/word/2010/wordml" xmlns:w15="http://schemas.microsoft.com/office/word/2012/wordml" xmlns:wne="http://schemas.microsoft.com/office/word/2006/wordml" xmlns:wpg="http://schemas.microsoft.com/office/word/2010/wordprocessingGroup" xmlns:wpi="http://schemas.microsoft.com/office/word/2010/wordprocessingInk" xmlns:wps="http://schemas.microsoft.com/office/word/2010/wordprocessingShape" mc:Ignorable="w14 w15 wp14">
+  <w:p/>
 </w:ftr>
 </file>
 
 <file path=word/footer2.xml><?xml version="1.0" encoding="utf-8"?>
-<w:ftr xmlns:m="http://schemas.openxmlformats.org/officeDocument/2006/math" xmlns:mc="http://schemas.openxmlformats.org/markup-compatibility/2006" xmlns:mo="http://schemas.microsoft.com/office/mac/office/2008/main" xmlns:mv="urn:schemas-microsoft-com:mac:vml" xmlns:o="urn:schemas-microsoft-com:office:office" xmlns:r="http://schemas.openxmlformats.org/officeDocument/2006/relationships" xmlns:v="urn:schemas-microsoft-com:vml" xmlns:w10="urn:schemas-microsoft-com:office:word" xmlns:w14="http://schemas.microsoft.com/office/word/2010/wordml" xmlns:w="http://schemas.openxmlformats.org/wordprocessingml/2006/main" xmlns:wne="http://schemas.microsoft.com/office/word/2006/wordml" xmlns:wp14="http://schemas.microsoft.com/office/word/2010/wordprocessingDrawing" xmlns:wp="http://schemas.openxmlformats.org/drawingml/2006/wordprocessingDrawing" xmlns:wpc="http://schemas.microsoft.com/office/word/2010/wordprocessingCanvas" xmlns:wpg="http://schemas.microsoft.com/office/word/2010/wordprocessingGroup" xmlns:wpi="http://schemas.microsoft.com/office/word/2010/wordprocessingInk" xmlns:wps="http://schemas.microsoft.com/office/word/2010/wordprocessingShape" mc:Ignorable="w14 wp14">
-  <w:p>
-    <w:pPr>
-      <w:pStyle w:val="Footer"/>
-    </w:pPr>
-  </w:p>
+<w:ftr xmlns:wpc="http://schemas.microsoft.com/office/word/2010/wordprocessingCanvas" xmlns:mc="http://schemas.openxmlformats.org/markup-compatibility/2006" xmlns:o="urn:schemas-microsoft-com:office:office" xmlns:r="http://schemas.openxmlformats.org/officeDocument/2006/relationships" xmlns:m="http://schemas.openxmlformats.org/officeDocument/2006/math" xmlns:v="urn:schemas-microsoft-com:vml" xmlns:wp14="http://schemas.microsoft.com/office/word/2010/wordprocessingDrawing" xmlns:wp="http://schemas.openxmlformats.org/drawingml/2006/wordprocessingDrawing" xmlns:w10="urn:schemas-microsoft-com:office:word" xmlns:w="http://schemas.openxmlformats.org/wordprocessingml/2006/main" xmlns:w14="http://schemas.microsoft.com/office/word/2010/wordml" xmlns:w15="http://schemas.microsoft.com/office/word/2012/wordml" xmlns:wne="http://schemas.microsoft.com/office/word/2006/wordml" xmlns:wpg="http://schemas.microsoft.com/office/word/2010/wordprocessingGroup" xmlns:wpi="http://schemas.microsoft.com/office/word/2010/wordprocessingInk" xmlns:wps="http://schemas.microsoft.com/office/word/2010/wordprocessingShape" mc:Ignorable="w14 w15 wp14">
+  <w:p/>
 </w:ftr>
 </file>
 
 <file path=word/footer3.xml><?xml version="1.0" encoding="utf-8"?>
-<w:ftr xmlns:m="http://schemas.openxmlformats.org/officeDocument/2006/math" xmlns:mc="http://schemas.openxmlformats.org/markup-compatibility/2006" xmlns:mo="http://schemas.microsoft.com/office/mac/office/2008/main" xmlns:mv="urn:schemas-microsoft-com:mac:vml" xmlns:o="urn:schemas-microsoft-com:office:office" xmlns:r="http://schemas.openxmlformats.org/officeDocument/2006/relationships" xmlns:v="urn:schemas-microsoft-com:vml" xmlns:w10="urn:schemas-microsoft-com:office:word" xmlns:w14="http://schemas.microsoft.com/office/word/2010/wordml" xmlns:w="http://schemas.openxmlformats.org/wordprocessingml/2006/main" xmlns:wne="http://schemas.microsoft.com/office/word/2006/wordml" xmlns:wp14="http://schemas.microsoft.com/office/word/2010/wordprocessingDrawing" xmlns:wp="http://schemas.openxmlformats.org/drawingml/2006/wordprocessingDrawing" xmlns:wpc="http://schemas.microsoft.com/office/word/2010/wordprocessingCanvas" xmlns:wpg="http://schemas.microsoft.com/office/word/2010/wordprocessingGroup" xmlns:wpi="http://schemas.microsoft.com/office/word/2010/wordprocessingInk" xmlns:wps="http://schemas.microsoft.com/office/word/2010/wordprocessingShape" mc:Ignorable="w14 wp14">
-  <w:p>
-    <w:pPr>
-      <w:pStyle w:val="Footer"/>
-    </w:pPr>
-  </w:p>
+<w:ftr xmlns:wpc="http://schemas.microsoft.com/office/word/2010/wordprocessingCanvas" xmlns:mc="http://schemas.openxmlformats.org/markup-compatibility/2006" xmlns:o="urn:schemas-microsoft-com:office:office" xmlns:r="http://schemas.openxmlformats.org/officeDocument/2006/relationships" xmlns:m="http://schemas.openxmlformats.org/officeDocument/2006/math" xmlns:v="urn:schemas-microsoft-com:vml" xmlns:wp14="http://schemas.microsoft.com/office/word/2010/wordprocessingDrawing" xmlns:wp="http://schemas.openxmlformats.org/drawingml/2006/wordprocessingDrawing" xmlns:w10="urn:schemas-microsoft-com:office:word" xmlns:w="http://schemas.openxmlformats.org/wordprocessingml/2006/main" xmlns:w14="http://schemas.microsoft.com/office/word/2010/wordml" xmlns:w15="http://schemas.microsoft.com/office/word/2012/wordml" xmlns:wne="http://schemas.microsoft.com/office/word/2006/wordml" xmlns:wpg="http://schemas.microsoft.com/office/word/2010/wordprocessingGroup" xmlns:wpi="http://schemas.microsoft.com/office/word/2010/wordprocessingInk" xmlns:wps="http://schemas.microsoft.com/office/word/2010/wordprocessingShape" mc:Ignorable="w14 w15 wp14">
+  <w:p/>
 </w:ftr>
 </file>
 
-<file path=word/footnotes.xml><?xml version="1.0" encoding="utf-8"?>
-<w:footnotes xmlns:wpc="http://schemas.microsoft.com/office/word/2010/wordprocessingCanvas" xmlns:mc="http://schemas.openxmlformats.org/markup-compatibility/2006" xmlns:o="urn:schemas-microsoft-com:office:office" xmlns:r="http://schemas.openxmlformats.org/officeDocument/2006/relationships" xmlns:m="http://schemas.openxmlformats.org/officeDocument/2006/math" xmlns:v="urn:schemas-microsoft-com:vml" xmlns:wp14="http://schemas.microsoft.com/office/word/2010/wordprocessingDrawing" xmlns:wp="http://schemas.openxmlformats.org/drawingml/2006/wordprocessingDrawing" xmlns:w="http://schemas.openxmlformats.org/wordprocessingml/2006/main" xmlns:w14="http://schemas.microsoft.com/office/word/2010/wordml" xmlns:w15="http://schemas.microsoft.com/office/word/2012/wordml" xmlns:w10="urn:schemas-microsoft-com:office:word" xmlns:wpg="http://schemas.microsoft.com/office/word/2010/wordprocessingGroup" xmlns:wpi="http://schemas.microsoft.com/office/word/2010/wordprocessingInk" xmlns:wne="http://schemas.microsoft.com/office/word/2006/wordml" xmlns:wps="http://schemas.microsoft.com/office/word/2010/wordprocessingShape" xmlns:wpsCustomData="http://www.wps.cn/officeDocument/2013/wpsCustomData" mc:Ignorable="w14 w15 wp14">
-  <w:footnote w:type="separator" w:id="0">
-    <w:p>
-      <w:pPr>
-        <w:spacing w:line="360" w:lineRule="auto"/>
-      </w:pPr>
-      <w:r>
-        <w:separator/>
-      </w:r>
-    </w:p>
-  </w:footnote>
-  <w:footnote w:type="continuationSeparator" w:id="1">
-    <w:p>
-      <w:pPr>
-        <w:spacing w:line="360" w:lineRule="auto"/>
-      </w:pPr>
-      <w:r>
-        <w:continuationSeparator/>
-      </w:r>
-    </w:p>
-  </w:footnote>
-</w:footnotes>
+<file path=word/header1.xml><?xml version="1.0" encoding="utf-8"?>
+<w:hdr xmlns:wpc="http://schemas.microsoft.com/office/word/2010/wordprocessingCanvas" xmlns:mc="http://schemas.openxmlformats.org/markup-compatibility/2006" xmlns:o="urn:schemas-microsoft-com:office:office" xmlns:r="http://schemas.openxmlformats.org/officeDocument/2006/relationships" xmlns:m="http://schemas.openxmlformats.org/officeDocument/2006/math" xmlns:v="urn:schemas-microsoft-com:vml" xmlns:wp14="http://schemas.microsoft.com/office/word/2010/wordprocessingDrawing" xmlns:wp="http://schemas.openxmlformats.org/drawingml/2006/wordprocessingDrawing" xmlns:w10="urn:schemas-microsoft-com:office:word" xmlns:w="http://schemas.openxmlformats.org/wordprocessingml/2006/main" xmlns:w14="http://schemas.microsoft.com/office/word/2010/wordml" xmlns:w15="http://schemas.microsoft.com/office/word/2012/wordml" xmlns:wne="http://schemas.microsoft.com/office/word/2006/wordml" xmlns:wpg="http://schemas.microsoft.com/office/word/2010/wordprocessingGroup" xmlns:wpi="http://schemas.microsoft.com/office/word/2010/wordprocessingInk" xmlns:wps="http://schemas.microsoft.com/office/word/2010/wordprocessingShape" mc:Ignorable="w14 w15 wp14">
+  <w:p/>
+</w:hdr>
 </file>
 
-<file path=word/header1.xml><?xml version="1.0" encoding="utf-8"?>
-<w:hdr xmlns:wpc="http://schemas.microsoft.com/office/word/2010/wordprocessingCanvas" xmlns:mc="http://schemas.openxmlformats.org/markup-compatibility/2006" xmlns:o="urn:schemas-microsoft-com:office:office" xmlns:r="http://schemas.openxmlformats.org/officeDocument/2006/relationships" xmlns:m="http://schemas.openxmlformats.org/officeDocument/2006/math" xmlns:v="urn:schemas-microsoft-com:vml" xmlns:wp14="http://schemas.microsoft.com/office/word/2010/wordprocessingDrawing" xmlns:wp="http://schemas.openxmlformats.org/drawingml/2006/wordprocessingDrawing" xmlns:w10="urn:schemas-microsoft-com:office:word" xmlns:w="http://schemas.openxmlformats.org/wordprocessingml/2006/main" xmlns:w14="http://schemas.microsoft.com/office/word/2010/wordml" xmlns:w15="http://schemas.microsoft.com/office/word/2012/wordml" xmlns:wpg="http://schemas.microsoft.com/office/word/2010/wordprocessingGroup" xmlns:wpi="http://schemas.microsoft.com/office/word/2010/wordprocessingInk" xmlns:wne="http://schemas.microsoft.com/office/word/2006/wordml" xmlns:wps="http://schemas.microsoft.com/office/word/2010/wordprocessingShape" xmlns:wpsCustomData="http://www.wps.cn/officeDocument/2013/wpsCustomData" mc:Ignorable="w14 w15 wp14">
+<file path=word/header2.xml><?xml version="1.0" encoding="utf-8"?>
+<w:hdr xmlns:wpc="http://schemas.microsoft.com/office/word/2010/wordprocessingCanvas" xmlns:mc="http://schemas.openxmlformats.org/markup-compatibility/2006" xmlns:o="urn:schemas-microsoft-com:office:office" xmlns:r="http://schemas.openxmlformats.org/officeDocument/2006/relationships" xmlns:m="http://schemas.openxmlformats.org/officeDocument/2006/math" xmlns:v="urn:schemas-microsoft-com:vml" xmlns:wp14="http://schemas.microsoft.com/office/word/2010/wordprocessingDrawing" xmlns:wp="http://schemas.openxmlformats.org/drawingml/2006/wordprocessingDrawing" xmlns:w10="urn:schemas-microsoft-com:office:word" xmlns:w="http://schemas.openxmlformats.org/wordprocessingml/2006/main" xmlns:w14="http://schemas.microsoft.com/office/word/2010/wordml" xmlns:w15="http://schemas.microsoft.com/office/word/2012/wordml" xmlns:wne="http://schemas.microsoft.com/office/word/2006/wordml" xmlns:wpg="http://schemas.microsoft.com/office/word/2010/wordprocessingGroup" xmlns:wpi="http://schemas.microsoft.com/office/word/2010/wordprocessingInk" xmlns:wps="http://schemas.microsoft.com/office/word/2010/wordprocessingShape" mc:Ignorable="w14 w15 wp14">
   <w:p>
     <w:pPr>
-      <w:pStyle w:val="15"/>
+      <w:pStyle w:val="Header"/>
       <w:pBdr>
-        <w:bottom w:val="single" w:color="auto" w:sz="4" w:space="1"/>
+        <w:bottom w:val="single" w:sz="4" w:space="1" w:color="auto"/>
       </w:pBdr>
       <w:tabs>
         <w:tab w:val="left" w:pos="335"/>
@@ -8799,62 +8573,36 @@
       </w:tabs>
       <w:jc w:val="right"/>
       <w:rPr>
-        <w:rFonts w:hint="eastAsia" w:eastAsiaTheme="minorEastAsia"/>
+        <w:rFonts w:eastAsiaTheme="minorEastAsia" w:hint="eastAsia"/>
         <w:lang w:eastAsia="zh-CN"/>
       </w:rPr>
     </w:pPr>
     <w:r>
       <w:rPr>
-        <w:rFonts w:hint="eastAsia" w:eastAsiaTheme="minorEastAsia"/>
+        <w:rFonts w:eastAsiaTheme="minorEastAsia" w:hint="eastAsia"/>
         <w:lang w:val="en-US" w:eastAsia="zh-CN"/>
       </w:rPr>
       <w:tab/>
       <w:tab/>
       <w:t>重庆市鹧鸪哨信息技术有限责任公司</w:t>
     </w:r>
-    <w:r>
-      <w:rPr>
-        <w:rFonts w:hint="eastAsia" w:eastAsiaTheme="minorEastAsia"/>
-        <w:lang w:val="en-US" w:eastAsia="zh-CN"/>
-      </w:rPr>
-    </w:r>
-    <w:r>
-      <w:rPr>
-        <w:rFonts w:hint="eastAsia" w:eastAsiaTheme="minorEastAsia"/>
-        <w:lang w:val="en-US" w:eastAsia="zh-CN"/>
-      </w:rPr>
-    </w:r>
-  </w:p>
-</w:hdr>
-</file>
-
-<file path=word/header2.xml><?xml version="1.0" encoding="utf-8"?>
-<w:hdr xmlns:m="http://schemas.openxmlformats.org/officeDocument/2006/math" xmlns:mc="http://schemas.openxmlformats.org/markup-compatibility/2006" xmlns:mo="http://schemas.microsoft.com/office/mac/office/2008/main" xmlns:mv="urn:schemas-microsoft-com:mac:vml" xmlns:o="urn:schemas-microsoft-com:office:office" xmlns:r="http://schemas.openxmlformats.org/officeDocument/2006/relationships" xmlns:v="urn:schemas-microsoft-com:vml" xmlns:w10="urn:schemas-microsoft-com:office:word" xmlns:w14="http://schemas.microsoft.com/office/word/2010/wordml" xmlns:w="http://schemas.openxmlformats.org/wordprocessingml/2006/main" xmlns:wne="http://schemas.microsoft.com/office/word/2006/wordml" xmlns:wp14="http://schemas.microsoft.com/office/word/2010/wordprocessingDrawing" xmlns:wp="http://schemas.openxmlformats.org/drawingml/2006/wordprocessingDrawing" xmlns:wpc="http://schemas.microsoft.com/office/word/2010/wordprocessingCanvas" xmlns:wpg="http://schemas.microsoft.com/office/word/2010/wordprocessingGroup" xmlns:wpi="http://schemas.microsoft.com/office/word/2010/wordprocessingInk" xmlns:wps="http://schemas.microsoft.com/office/word/2010/wordprocessingShape" mc:Ignorable="w14 wp14">
-  <w:p>
-    <w:pPr>
-      <w:pStyle w:val="Header"/>
-    </w:pPr>
   </w:p>
 </w:hdr>
 </file>
 
 <file path=word/header3.xml><?xml version="1.0" encoding="utf-8"?>
-<w:hdr xmlns:m="http://schemas.openxmlformats.org/officeDocument/2006/math" xmlns:mc="http://schemas.openxmlformats.org/markup-compatibility/2006" xmlns:mo="http://schemas.microsoft.com/office/mac/office/2008/main" xmlns:mv="urn:schemas-microsoft-com:mac:vml" xmlns:o="urn:schemas-microsoft-com:office:office" xmlns:r="http://schemas.openxmlformats.org/officeDocument/2006/relationships" xmlns:v="urn:schemas-microsoft-com:vml" xmlns:w10="urn:schemas-microsoft-com:office:word" xmlns:w14="http://schemas.microsoft.com/office/word/2010/wordml" xmlns:w="http://schemas.openxmlformats.org/wordprocessingml/2006/main" xmlns:wne="http://schemas.microsoft.com/office/word/2006/wordml" xmlns:wp14="http://schemas.microsoft.com/office/word/2010/wordprocessingDrawing" xmlns:wp="http://schemas.openxmlformats.org/drawingml/2006/wordprocessingDrawing" xmlns:wpc="http://schemas.microsoft.com/office/word/2010/wordprocessingCanvas" xmlns:wpg="http://schemas.microsoft.com/office/word/2010/wordprocessingGroup" xmlns:wpi="http://schemas.microsoft.com/office/word/2010/wordprocessingInk" xmlns:wps="http://schemas.microsoft.com/office/word/2010/wordprocessingShape" mc:Ignorable="w14 wp14">
-  <w:p>
-    <w:pPr>
-      <w:pStyle w:val="Header"/>
-    </w:pPr>
-  </w:p>
+<w:hdr xmlns:wpc="http://schemas.microsoft.com/office/word/2010/wordprocessingCanvas" xmlns:mc="http://schemas.openxmlformats.org/markup-compatibility/2006" xmlns:o="urn:schemas-microsoft-com:office:office" xmlns:r="http://schemas.openxmlformats.org/officeDocument/2006/relationships" xmlns:m="http://schemas.openxmlformats.org/officeDocument/2006/math" xmlns:v="urn:schemas-microsoft-com:vml" xmlns:wp14="http://schemas.microsoft.com/office/word/2010/wordprocessingDrawing" xmlns:wp="http://schemas.openxmlformats.org/drawingml/2006/wordprocessingDrawing" xmlns:w10="urn:schemas-microsoft-com:office:word" xmlns:w="http://schemas.openxmlformats.org/wordprocessingml/2006/main" xmlns:w14="http://schemas.microsoft.com/office/word/2010/wordml" xmlns:w15="http://schemas.microsoft.com/office/word/2012/wordml" xmlns:wne="http://schemas.microsoft.com/office/word/2006/wordml" xmlns:wpg="http://schemas.microsoft.com/office/word/2010/wordprocessingGroup" xmlns:wpi="http://schemas.microsoft.com/office/word/2010/wordprocessingInk" xmlns:wps="http://schemas.microsoft.com/office/word/2010/wordprocessingShape" mc:Ignorable="w14 w15 wp14">
+  <w:p/>
 </w:hdr>
 </file>
 
 <file path=word/numbering.xml><?xml version="1.0" encoding="utf-8"?>
-<w:numbering xmlns:wpc="http://schemas.microsoft.com/office/word/2010/wordprocessingCanvas" xmlns:mc="http://schemas.openxmlformats.org/markup-compatibility/2006" xmlns:o="urn:schemas-microsoft-com:office:office" xmlns:r="http://schemas.openxmlformats.org/officeDocument/2006/relationships" xmlns:m="http://schemas.openxmlformats.org/officeDocument/2006/math" xmlns:v="urn:schemas-microsoft-com:vml" xmlns:wp14="http://schemas.microsoft.com/office/word/2010/wordprocessingDrawing" xmlns:wp="http://schemas.openxmlformats.org/drawingml/2006/wordprocessingDrawing" xmlns:w10="urn:schemas-microsoft-com:office:word" xmlns:w="http://schemas.openxmlformats.org/wordprocessingml/2006/main" xmlns:w14="http://schemas.microsoft.com/office/word/2010/wordml" xmlns:wpg="http://schemas.microsoft.com/office/word/2010/wordprocessingGroup" xmlns:wpi="http://schemas.microsoft.com/office/word/2010/wordprocessingInk" xmlns:wne="http://schemas.microsoft.com/office/word/2006/wordml" xmlns:wps="http://schemas.microsoft.com/office/word/2010/wordprocessingShape" xmlns:wpsCustomData="http://www.wps.cn/officeDocument/2013/wpsCustomData" mc:Ignorable="w14 wp14">
+<w:numbering xmlns:wpc="http://schemas.microsoft.com/office/word/2010/wordprocessingCanvas" xmlns:mc="http://schemas.openxmlformats.org/markup-compatibility/2006" xmlns:o="urn:schemas-microsoft-com:office:office" xmlns:r="http://schemas.openxmlformats.org/officeDocument/2006/relationships" xmlns:m="http://schemas.openxmlformats.org/officeDocument/2006/math" xmlns:v="urn:schemas-microsoft-com:vml" xmlns:wp14="http://schemas.microsoft.com/office/word/2010/wordprocessingDrawing" xmlns:wp="http://schemas.openxmlformats.org/drawingml/2006/wordprocessingDrawing" xmlns:w10="urn:schemas-microsoft-com:office:word" xmlns:w="http://schemas.openxmlformats.org/wordprocessingml/2006/main" xmlns:w14="http://schemas.microsoft.com/office/word/2010/wordml" xmlns:w15="http://schemas.microsoft.com/office/word/2012/wordml" xmlns:wne="http://schemas.microsoft.com/office/word/2006/wordml" xmlns:wpg="http://schemas.microsoft.com/office/word/2010/wordprocessingGroup" xmlns:wpi="http://schemas.microsoft.com/office/word/2010/wordprocessingInk" xmlns:wps="http://schemas.microsoft.com/office/word/2010/wordprocessingShape" mc:Ignorable="w14 w15 wp14">
   <w:abstractNum w:abstractNumId="0">
     <w:nsid w:val="8586E705"/>
     <w:multiLevelType w:val="singleLevel"/>
     <w:tmpl w:val="8586E705"/>
-    <w:lvl w:ilvl="0" w:tentative="0">
+    <w:lvl w:ilvl="0">
       <w:start w:val="1"/>
       <w:numFmt w:val="decimal"/>
       <w:lvlText w:val="%1."/>
@@ -8871,10 +8619,10 @@
     <w:nsid w:val="8E964DCE"/>
     <w:multiLevelType w:val="multilevel"/>
     <w:tmpl w:val="8E964DCE"/>
-    <w:lvl w:ilvl="0" w:tentative="0">
+    <w:lvl w:ilvl="0">
       <w:start w:val="1"/>
       <w:numFmt w:val="decimal"/>
-      <w:pStyle w:val="2"/>
+      <w:pStyle w:val="Heading1"/>
       <w:lvlText w:val="%1."/>
       <w:lvlJc w:val="left"/>
       <w:pPr>
@@ -8884,10 +8632,10 @@
         <w:rFonts w:hint="default"/>
       </w:rPr>
     </w:lvl>
-    <w:lvl w:ilvl="1" w:tentative="0">
+    <w:lvl w:ilvl="1">
       <w:start w:val="1"/>
       <w:numFmt w:val="decimal"/>
-      <w:pStyle w:val="3"/>
+      <w:pStyle w:val="Heading2"/>
       <w:lvlText w:val="%1.%2."/>
       <w:lvlJc w:val="left"/>
       <w:pPr>
@@ -8897,10 +8645,10 @@
         <w:rFonts w:hint="default"/>
       </w:rPr>
     </w:lvl>
-    <w:lvl w:ilvl="2" w:tentative="0">
+    <w:lvl w:ilvl="2">
       <w:start w:val="1"/>
       <w:numFmt w:val="decimal"/>
-      <w:pStyle w:val="4"/>
+      <w:pStyle w:val="Heading3"/>
       <w:lvlText w:val="%1.%2.%3."/>
       <w:lvlJc w:val="left"/>
       <w:pPr>
@@ -8910,10 +8658,10 @@
         <w:rFonts w:hint="default"/>
       </w:rPr>
     </w:lvl>
-    <w:lvl w:ilvl="3" w:tentative="0">
+    <w:lvl w:ilvl="3">
       <w:start w:val="1"/>
       <w:numFmt w:val="decimal"/>
-      <w:pStyle w:val="5"/>
+      <w:pStyle w:val="Heading4"/>
       <w:lvlText w:val="%1.%2.%3.%4."/>
       <w:lvlJc w:val="left"/>
       <w:pPr>
@@ -8923,10 +8671,10 @@
         <w:rFonts w:hint="default"/>
       </w:rPr>
     </w:lvl>
-    <w:lvl w:ilvl="4" w:tentative="0">
+    <w:lvl w:ilvl="4">
       <w:start w:val="1"/>
       <w:numFmt w:val="decimal"/>
-      <w:pStyle w:val="6"/>
+      <w:pStyle w:val="Heading5"/>
       <w:lvlText w:val="%1.%2.%3.%4.%5."/>
       <w:lvlJc w:val="left"/>
       <w:pPr>
@@ -8936,10 +8684,10 @@
         <w:rFonts w:hint="default"/>
       </w:rPr>
     </w:lvl>
-    <w:lvl w:ilvl="5" w:tentative="0">
+    <w:lvl w:ilvl="5">
       <w:start w:val="1"/>
       <w:numFmt w:val="decimal"/>
-      <w:pStyle w:val="7"/>
+      <w:pStyle w:val="Heading6"/>
       <w:lvlText w:val="%1.%2.%3.%4.%5.%6."/>
       <w:lvlJc w:val="left"/>
       <w:pPr>
@@ -8949,10 +8697,10 @@
         <w:rFonts w:hint="default"/>
       </w:rPr>
     </w:lvl>
-    <w:lvl w:ilvl="6" w:tentative="0">
+    <w:lvl w:ilvl="6">
       <w:start w:val="1"/>
       <w:numFmt w:val="decimal"/>
-      <w:pStyle w:val="8"/>
+      <w:pStyle w:val="Heading7"/>
       <w:lvlText w:val="%1.%2.%3.%4.%5.%6.%7."/>
       <w:lvlJc w:val="left"/>
       <w:pPr>
@@ -8962,10 +8710,10 @@
         <w:rFonts w:hint="default"/>
       </w:rPr>
     </w:lvl>
-    <w:lvl w:ilvl="7" w:tentative="0">
+    <w:lvl w:ilvl="7">
       <w:start w:val="1"/>
       <w:numFmt w:val="decimal"/>
-      <w:pStyle w:val="9"/>
+      <w:pStyle w:val="Heading8"/>
       <w:lvlText w:val="%1.%2.%3.%4.%5.%6.%7.%8."/>
       <w:lvlJc w:val="left"/>
       <w:pPr>
@@ -8975,10 +8723,10 @@
         <w:rFonts w:hint="default"/>
       </w:rPr>
     </w:lvl>
-    <w:lvl w:ilvl="8" w:tentative="0">
+    <w:lvl w:ilvl="8">
       <w:start w:val="1"/>
       <w:numFmt w:val="decimal"/>
-      <w:pStyle w:val="10"/>
+      <w:pStyle w:val="Heading9"/>
       <w:lvlText w:val="%1.%2.%3.%4.%5.%6.%7.%8.%9."/>
       <w:lvlJc w:val="left"/>
       <w:pPr>
@@ -8993,7 +8741,7 @@
     <w:nsid w:val="9701F65D"/>
     <w:multiLevelType w:val="singleLevel"/>
     <w:tmpl w:val="9701F65D"/>
-    <w:lvl w:ilvl="0" w:tentative="0">
+    <w:lvl w:ilvl="0">
       <w:start w:val="1"/>
       <w:numFmt w:val="decimal"/>
       <w:lvlText w:val="%1."/>
@@ -9010,7 +8758,7 @@
     <w:nsid w:val="976136C6"/>
     <w:multiLevelType w:val="singleLevel"/>
     <w:tmpl w:val="976136C6"/>
-    <w:lvl w:ilvl="0" w:tentative="0">
+    <w:lvl w:ilvl="0">
       <w:start w:val="1"/>
       <w:numFmt w:val="decimal"/>
       <w:lvlText w:val="%1."/>
@@ -9027,7 +8775,7 @@
     <w:nsid w:val="D90276AA"/>
     <w:multiLevelType w:val="singleLevel"/>
     <w:tmpl w:val="D90276AA"/>
-    <w:lvl w:ilvl="0" w:tentative="0">
+    <w:lvl w:ilvl="0">
       <w:start w:val="1"/>
       <w:numFmt w:val="decimal"/>
       <w:lvlText w:val="%1."/>
@@ -9044,7 +8792,7 @@
     <w:nsid w:val="F9539CF3"/>
     <w:multiLevelType w:val="singleLevel"/>
     <w:tmpl w:val="F9539CF3"/>
-    <w:lvl w:ilvl="0" w:tentative="0">
+    <w:lvl w:ilvl="0">
       <w:start w:val="1"/>
       <w:numFmt w:val="decimal"/>
       <w:lvlText w:val="%1."/>
@@ -9061,7 +8809,7 @@
     <w:nsid w:val="051FF8A0"/>
     <w:multiLevelType w:val="singleLevel"/>
     <w:tmpl w:val="051FF8A0"/>
-    <w:lvl w:ilvl="0" w:tentative="0">
+    <w:lvl w:ilvl="0">
       <w:start w:val="1"/>
       <w:numFmt w:val="decimal"/>
       <w:lvlText w:val="%1."/>
@@ -9099,269 +8847,267 @@
 </file>
 
 <file path=word/styles.xml><?xml version="1.0" encoding="utf-8"?>
-<w:styles xmlns:mc="http://schemas.openxmlformats.org/markup-compatibility/2006" xmlns:o="urn:schemas-microsoft-com:office:office" xmlns:r="http://schemas.openxmlformats.org/officeDocument/2006/relationships" xmlns:m="http://schemas.openxmlformats.org/officeDocument/2006/math" xmlns:v="urn:schemas-microsoft-com:vml" xmlns:w="http://schemas.openxmlformats.org/wordprocessingml/2006/main" xmlns:w14="http://schemas.microsoft.com/office/word/2010/wordml" xmlns:w10="urn:schemas-microsoft-com:office:word" xmlns:sl="http://schemas.openxmlformats.org/schemaLibrary/2006/main" xmlns:wpsCustomData="http://www.wps.cn/officeDocument/2013/wpsCustomData" mc:Ignorable="w14">
+<w:styles xmlns:mc="http://schemas.openxmlformats.org/markup-compatibility/2006" xmlns:r="http://schemas.openxmlformats.org/officeDocument/2006/relationships" xmlns:w="http://schemas.openxmlformats.org/wordprocessingml/2006/main" xmlns:w14="http://schemas.microsoft.com/office/word/2010/wordml" xmlns:w15="http://schemas.microsoft.com/office/word/2012/wordml" mc:Ignorable="w14 w15">
   <w:docDefaults>
     <w:rPrDefault>
       <w:rPr>
-        <w:rFonts w:ascii="Times New Roman" w:hAnsi="Times New Roman" w:eastAsia="宋体" w:cs="Times New Roman"/>
+        <w:rFonts w:ascii="Times New Roman" w:eastAsia="宋体" w:hAnsi="Times New Roman" w:cs="Times New Roman"/>
       </w:rPr>
     </w:rPrDefault>
     <w:pPrDefault/>
   </w:docDefaults>
-  <w:latentStyles w:count="260" w:defQFormat="0" w:defUnhideWhenUsed="1" w:defSemiHidden="1" w:defUIPriority="99" w:defLockedState="0">
-    <w:lsdException w:qFormat="1" w:unhideWhenUsed="0" w:uiPriority="0" w:semiHidden="0" w:name="Normal"/>
-    <w:lsdException w:qFormat="1" w:unhideWhenUsed="0" w:uiPriority="0" w:semiHidden="0" w:name="heading 1"/>
-    <w:lsdException w:qFormat="1" w:uiPriority="0" w:semiHidden="0" w:name="heading 2"/>
-    <w:lsdException w:qFormat="1" w:uiPriority="0" w:name="heading 3"/>
-    <w:lsdException w:qFormat="1" w:uiPriority="0" w:semiHidden="0" w:name="heading 4"/>
-    <w:lsdException w:qFormat="1" w:uiPriority="0" w:name="heading 5"/>
-    <w:lsdException w:qFormat="1" w:uiPriority="0" w:name="heading 6"/>
-    <w:lsdException w:qFormat="1" w:uiPriority="0" w:name="heading 7"/>
-    <w:lsdException w:qFormat="1" w:uiPriority="0" w:name="heading 8"/>
-    <w:lsdException w:qFormat="1" w:uiPriority="0" w:name="heading 9"/>
-    <w:lsdException w:unhideWhenUsed="0" w:uiPriority="0" w:semiHidden="0" w:name="index 1"/>
-    <w:lsdException w:unhideWhenUsed="0" w:uiPriority="0" w:semiHidden="0" w:name="index 2"/>
-    <w:lsdException w:unhideWhenUsed="0" w:uiPriority="0" w:semiHidden="0" w:name="index 3"/>
-    <w:lsdException w:unhideWhenUsed="0" w:uiPriority="0" w:semiHidden="0" w:name="index 4"/>
-    <w:lsdException w:unhideWhenUsed="0" w:uiPriority="0" w:semiHidden="0" w:name="index 5"/>
-    <w:lsdException w:unhideWhenUsed="0" w:uiPriority="0" w:semiHidden="0" w:name="index 6"/>
-    <w:lsdException w:unhideWhenUsed="0" w:uiPriority="0" w:semiHidden="0" w:name="index 7"/>
-    <w:lsdException w:unhideWhenUsed="0" w:uiPriority="0" w:semiHidden="0" w:name="index 8"/>
-    <w:lsdException w:unhideWhenUsed="0" w:uiPriority="0" w:semiHidden="0" w:name="index 9"/>
-    <w:lsdException w:qFormat="1" w:unhideWhenUsed="0" w:uiPriority="0" w:semiHidden="0" w:name="toc 1"/>
-    <w:lsdException w:qFormat="1" w:unhideWhenUsed="0" w:uiPriority="0" w:semiHidden="0" w:name="toc 2"/>
-    <w:lsdException w:qFormat="1" w:unhideWhenUsed="0" w:uiPriority="0" w:semiHidden="0" w:name="toc 3"/>
-    <w:lsdException w:unhideWhenUsed="0" w:uiPriority="0" w:semiHidden="0" w:name="toc 4"/>
-    <w:lsdException w:unhideWhenUsed="0" w:uiPriority="0" w:semiHidden="0" w:name="toc 5"/>
-    <w:lsdException w:unhideWhenUsed="0" w:uiPriority="0" w:semiHidden="0" w:name="toc 6"/>
-    <w:lsdException w:unhideWhenUsed="0" w:uiPriority="0" w:semiHidden="0" w:name="toc 7"/>
-    <w:lsdException w:unhideWhenUsed="0" w:uiPriority="0" w:semiHidden="0" w:name="toc 8"/>
-    <w:lsdException w:unhideWhenUsed="0" w:uiPriority="0" w:semiHidden="0" w:name="toc 9"/>
-    <w:lsdException w:unhideWhenUsed="0" w:uiPriority="0" w:semiHidden="0" w:name="Normal Indent"/>
-    <w:lsdException w:unhideWhenUsed="0" w:uiPriority="0" w:semiHidden="0" w:name="footnote text"/>
-    <w:lsdException w:qFormat="1" w:unhideWhenUsed="0" w:uiPriority="0" w:semiHidden="0" w:name="annotation text"/>
-    <w:lsdException w:qFormat="1" w:unhideWhenUsed="0" w:uiPriority="0" w:semiHidden="0" w:name="header"/>
-    <w:lsdException w:qFormat="1" w:unhideWhenUsed="0" w:uiPriority="0" w:semiHidden="0" w:name="footer"/>
-    <w:lsdException w:unhideWhenUsed="0" w:uiPriority="0" w:semiHidden="0" w:name="index heading"/>
-    <w:lsdException w:qFormat="1" w:uiPriority="0" w:name="caption"/>
-    <w:lsdException w:unhideWhenUsed="0" w:uiPriority="0" w:semiHidden="0" w:name="table of figures"/>
-    <w:lsdException w:unhideWhenUsed="0" w:uiPriority="0" w:semiHidden="0" w:name="envelope address"/>
-    <w:lsdException w:unhideWhenUsed="0" w:uiPriority="0" w:semiHidden="0" w:name="envelope return"/>
-    <w:lsdException w:unhideWhenUsed="0" w:uiPriority="0" w:semiHidden="0" w:name="footnote reference"/>
-    <w:lsdException w:unhideWhenUsed="0" w:uiPriority="0" w:semiHidden="0" w:name="annotation reference"/>
-    <w:lsdException w:unhideWhenUsed="0" w:uiPriority="0" w:semiHidden="0" w:name="line number"/>
-    <w:lsdException w:unhideWhenUsed="0" w:uiPriority="0" w:semiHidden="0" w:name="page number"/>
-    <w:lsdException w:unhideWhenUsed="0" w:uiPriority="0" w:semiHidden="0" w:name="endnote reference"/>
-    <w:lsdException w:unhideWhenUsed="0" w:uiPriority="0" w:semiHidden="0" w:name="endnote text"/>
-    <w:lsdException w:unhideWhenUsed="0" w:uiPriority="0" w:semiHidden="0" w:name="table of authorities"/>
-    <w:lsdException w:unhideWhenUsed="0" w:uiPriority="0" w:semiHidden="0" w:name="macro"/>
-    <w:lsdException w:unhideWhenUsed="0" w:uiPriority="0" w:semiHidden="0" w:name="toa heading"/>
-    <w:lsdException w:unhideWhenUsed="0" w:uiPriority="0" w:semiHidden="0" w:name="List"/>
-    <w:lsdException w:unhideWhenUsed="0" w:uiPriority="0" w:semiHidden="0" w:name="List Bullet"/>
-    <w:lsdException w:unhideWhenUsed="0" w:uiPriority="0" w:semiHidden="0" w:name="List Number"/>
-    <w:lsdException w:unhideWhenUsed="0" w:uiPriority="0" w:semiHidden="0" w:name="List 2"/>
-    <w:lsdException w:unhideWhenUsed="0" w:uiPriority="0" w:semiHidden="0" w:name="List 3"/>
-    <w:lsdException w:unhideWhenUsed="0" w:uiPriority="0" w:semiHidden="0" w:name="List 4"/>
-    <w:lsdException w:unhideWhenUsed="0" w:uiPriority="0" w:semiHidden="0" w:name="List 5"/>
-    <w:lsdException w:unhideWhenUsed="0" w:uiPriority="0" w:semiHidden="0" w:name="List Bullet 2"/>
-    <w:lsdException w:unhideWhenUsed="0" w:uiPriority="0" w:semiHidden="0" w:name="List Bullet 3"/>
-    <w:lsdException w:unhideWhenUsed="0" w:uiPriority="0" w:semiHidden="0" w:name="List Bullet 4"/>
-    <w:lsdException w:unhideWhenUsed="0" w:uiPriority="0" w:semiHidden="0" w:name="List Bullet 5"/>
-    <w:lsdException w:unhideWhenUsed="0" w:uiPriority="0" w:semiHidden="0" w:name="List Number 2"/>
-    <w:lsdException w:unhideWhenUsed="0" w:uiPriority="0" w:semiHidden="0" w:name="List Number 3"/>
-    <w:lsdException w:unhideWhenUsed="0" w:uiPriority="0" w:semiHidden="0" w:name="List Number 4"/>
-    <w:lsdException w:unhideWhenUsed="0" w:uiPriority="0" w:semiHidden="0" w:name="List Number 5"/>
-    <w:lsdException w:qFormat="1" w:unhideWhenUsed="0" w:uiPriority="0" w:semiHidden="0" w:name="Title"/>
-    <w:lsdException w:unhideWhenUsed="0" w:uiPriority="0" w:semiHidden="0" w:name="Closing"/>
-    <w:lsdException w:unhideWhenUsed="0" w:uiPriority="0" w:semiHidden="0" w:name="Signature"/>
-    <w:lsdException w:qFormat="1" w:unhideWhenUsed="0" w:uiPriority="0" w:name="Default Paragraph Font"/>
-    <w:lsdException w:qFormat="1" w:unhideWhenUsed="0" w:uiPriority="0" w:name="Body Text"/>
-    <w:lsdException w:unhideWhenUsed="0" w:uiPriority="0" w:semiHidden="0" w:name="Body Text Indent"/>
-    <w:lsdException w:unhideWhenUsed="0" w:uiPriority="0" w:semiHidden="0" w:name="List Continue"/>
-    <w:lsdException w:unhideWhenUsed="0" w:uiPriority="0" w:semiHidden="0" w:name="List Continue 2"/>
-    <w:lsdException w:unhideWhenUsed="0" w:uiPriority="0" w:semiHidden="0" w:name="List Continue 3"/>
-    <w:lsdException w:unhideWhenUsed="0" w:uiPriority="0" w:semiHidden="0" w:name="List Continue 4"/>
-    <w:lsdException w:unhideWhenUsed="0" w:uiPriority="0" w:semiHidden="0" w:name="List Continue 5"/>
-    <w:lsdException w:unhideWhenUsed="0" w:uiPriority="0" w:semiHidden="0" w:name="Message Header"/>
-    <w:lsdException w:qFormat="1" w:unhideWhenUsed="0" w:uiPriority="0" w:semiHidden="0" w:name="Subtitle"/>
-    <w:lsdException w:unhideWhenUsed="0" w:uiPriority="0" w:semiHidden="0" w:name="Salutation"/>
-    <w:lsdException w:unhideWhenUsed="0" w:uiPriority="0" w:semiHidden="0" w:name="Date"/>
-    <w:lsdException w:unhideWhenUsed="0" w:uiPriority="0" w:semiHidden="0" w:name="Body Text First Indent"/>
-    <w:lsdException w:unhideWhenUsed="0" w:uiPriority="0" w:semiHidden="0" w:name="Body Text First Indent 2"/>
-    <w:lsdException w:uiPriority="99" w:name="Note Heading"/>
-    <w:lsdException w:unhideWhenUsed="0" w:uiPriority="0" w:semiHidden="0" w:name="Body Text 2"/>
-    <w:lsdException w:unhideWhenUsed="0" w:uiPriority="0" w:semiHidden="0" w:name="Body Text 3"/>
-    <w:lsdException w:unhideWhenUsed="0" w:uiPriority="0" w:semiHidden="0" w:name="Body Text Indent 2"/>
-    <w:lsdException w:unhideWhenUsed="0" w:uiPriority="0" w:semiHidden="0" w:name="Body Text Indent 3"/>
-    <w:lsdException w:unhideWhenUsed="0" w:uiPriority="0" w:semiHidden="0" w:name="Block Text"/>
-    <w:lsdException w:unhideWhenUsed="0" w:uiPriority="0" w:semiHidden="0" w:name="Hyperlink"/>
-    <w:lsdException w:unhideWhenUsed="0" w:uiPriority="0" w:semiHidden="0" w:name="FollowedHyperlink"/>
-    <w:lsdException w:qFormat="1" w:unhideWhenUsed="0" w:uiPriority="0" w:semiHidden="0" w:name="Strong"/>
-    <w:lsdException w:qFormat="1" w:unhideWhenUsed="0" w:uiPriority="0" w:semiHidden="0" w:name="Emphasis"/>
-    <w:lsdException w:unhideWhenUsed="0" w:uiPriority="0" w:semiHidden="0" w:name="Document Map"/>
-    <w:lsdException w:unhideWhenUsed="0" w:uiPriority="0" w:semiHidden="0" w:name="Plain Text"/>
-    <w:lsdException w:unhideWhenUsed="0" w:uiPriority="0" w:semiHidden="0" w:name="E-mail Signature"/>
-    <w:lsdException w:qFormat="1" w:unhideWhenUsed="0" w:uiPriority="0" w:semiHidden="0" w:name="Normal (Web)"/>
-    <w:lsdException w:unhideWhenUsed="0" w:uiPriority="0" w:semiHidden="0" w:name="HTML Acronym"/>
-    <w:lsdException w:unhideWhenUsed="0" w:uiPriority="0" w:semiHidden="0" w:name="HTML Address"/>
-    <w:lsdException w:unhideWhenUsed="0" w:uiPriority="0" w:semiHidden="0" w:name="HTML Cite"/>
-    <w:lsdException w:unhideWhenUsed="0" w:uiPriority="0" w:semiHidden="0" w:name="HTML Code"/>
-    <w:lsdException w:unhideWhenUsed="0" w:uiPriority="0" w:semiHidden="0" w:name="HTML Definition"/>
-    <w:lsdException w:unhideWhenUsed="0" w:uiPriority="0" w:semiHidden="0" w:name="HTML Keyboard"/>
-    <w:lsdException w:unhideWhenUsed="0" w:uiPriority="0" w:semiHidden="0" w:name="HTML Preformatted"/>
-    <w:lsdException w:unhideWhenUsed="0" w:uiPriority="0" w:semiHidden="0" w:name="HTML Sample"/>
-    <w:lsdException w:unhideWhenUsed="0" w:uiPriority="0" w:semiHidden="0" w:name="HTML Typewriter"/>
-    <w:lsdException w:unhideWhenUsed="0" w:uiPriority="0" w:semiHidden="0" w:name="HTML Variable"/>
-    <w:lsdException w:qFormat="1" w:unhideWhenUsed="0" w:uiPriority="0" w:name="Normal Table"/>
-    <w:lsdException w:unhideWhenUsed="0" w:uiPriority="0" w:semiHidden="0" w:name="annotation subject"/>
-    <w:lsdException w:unhideWhenUsed="0" w:uiPriority="0" w:semiHidden="0" w:name="Table Simple 1"/>
-    <w:lsdException w:unhideWhenUsed="0" w:uiPriority="0" w:semiHidden="0" w:name="Table Simple 2"/>
-    <w:lsdException w:unhideWhenUsed="0" w:uiPriority="0" w:semiHidden="0" w:name="Table Simple 3"/>
-    <w:lsdException w:unhideWhenUsed="0" w:uiPriority="0" w:semiHidden="0" w:name="Table Classic 1"/>
-    <w:lsdException w:unhideWhenUsed="0" w:uiPriority="0" w:semiHidden="0" w:name="Table Classic 2"/>
-    <w:lsdException w:unhideWhenUsed="0" w:uiPriority="0" w:semiHidden="0" w:name="Table Classic 3"/>
-    <w:lsdException w:unhideWhenUsed="0" w:uiPriority="0" w:semiHidden="0" w:name="Table Classic 4"/>
-    <w:lsdException w:unhideWhenUsed="0" w:uiPriority="0" w:semiHidden="0" w:name="Table Colorful 1"/>
-    <w:lsdException w:unhideWhenUsed="0" w:uiPriority="0" w:semiHidden="0" w:name="Table Colorful 2"/>
-    <w:lsdException w:unhideWhenUsed="0" w:uiPriority="0" w:semiHidden="0" w:name="Table Colorful 3"/>
-    <w:lsdException w:unhideWhenUsed="0" w:uiPriority="0" w:semiHidden="0" w:name="Table Columns 1"/>
-    <w:lsdException w:unhideWhenUsed="0" w:uiPriority="0" w:semiHidden="0" w:name="Table Columns 2"/>
-    <w:lsdException w:unhideWhenUsed="0" w:uiPriority="0" w:semiHidden="0" w:name="Table Columns 3"/>
-    <w:lsdException w:unhideWhenUsed="0" w:uiPriority="0" w:semiHidden="0" w:name="Table Columns 4"/>
-    <w:lsdException w:unhideWhenUsed="0" w:uiPriority="0" w:semiHidden="0" w:name="Table Columns 5"/>
-    <w:lsdException w:unhideWhenUsed="0" w:uiPriority="0" w:semiHidden="0" w:name="Table Grid 1"/>
-    <w:lsdException w:unhideWhenUsed="0" w:uiPriority="0" w:semiHidden="0" w:name="Table Grid 2"/>
-    <w:lsdException w:unhideWhenUsed="0" w:uiPriority="0" w:semiHidden="0" w:name="Table Grid 3"/>
-    <w:lsdException w:unhideWhenUsed="0" w:uiPriority="0" w:semiHidden="0" w:name="Table Grid 4"/>
-    <w:lsdException w:unhideWhenUsed="0" w:uiPriority="0" w:semiHidden="0" w:name="Table Grid 5"/>
-    <w:lsdException w:unhideWhenUsed="0" w:uiPriority="0" w:semiHidden="0" w:name="Table Grid 6"/>
-    <w:lsdException w:unhideWhenUsed="0" w:uiPriority="0" w:semiHidden="0" w:name="Table Grid 7"/>
-    <w:lsdException w:unhideWhenUsed="0" w:uiPriority="0" w:semiHidden="0" w:name="Table Grid 8"/>
-    <w:lsdException w:unhideWhenUsed="0" w:uiPriority="0" w:semiHidden="0" w:name="Table List 1"/>
-    <w:lsdException w:unhideWhenUsed="0" w:uiPriority="0" w:semiHidden="0" w:name="Table List 2"/>
-    <w:lsdException w:unhideWhenUsed="0" w:uiPriority="0" w:semiHidden="0" w:name="Table List 3"/>
-    <w:lsdException w:unhideWhenUsed="0" w:uiPriority="0" w:semiHidden="0" w:name="Table List 4"/>
-    <w:lsdException w:unhideWhenUsed="0" w:uiPriority="0" w:semiHidden="0" w:name="Table List 5"/>
-    <w:lsdException w:unhideWhenUsed="0" w:uiPriority="0" w:semiHidden="0" w:name="Table List 6"/>
-    <w:lsdException w:unhideWhenUsed="0" w:uiPriority="0" w:semiHidden="0" w:name="Table List 7"/>
-    <w:lsdException w:unhideWhenUsed="0" w:uiPriority="0" w:semiHidden="0" w:name="Table List 8"/>
-    <w:lsdException w:unhideWhenUsed="0" w:uiPriority="0" w:semiHidden="0" w:name="Table 3D effects 1"/>
-    <w:lsdException w:unhideWhenUsed="0" w:uiPriority="0" w:semiHidden="0" w:name="Table 3D effects 2"/>
-    <w:lsdException w:unhideWhenUsed="0" w:uiPriority="0" w:semiHidden="0" w:name="Table 3D effects 3"/>
-    <w:lsdException w:unhideWhenUsed="0" w:uiPriority="0" w:semiHidden="0" w:name="Table Contemporary"/>
-    <w:lsdException w:unhideWhenUsed="0" w:uiPriority="0" w:semiHidden="0" w:name="Table Elegant"/>
-    <w:lsdException w:unhideWhenUsed="0" w:uiPriority="0" w:semiHidden="0" w:name="Table Professional"/>
-    <w:lsdException w:unhideWhenUsed="0" w:uiPriority="0" w:semiHidden="0" w:name="Table Subtle 1"/>
-    <w:lsdException w:unhideWhenUsed="0" w:uiPriority="0" w:semiHidden="0" w:name="Table Subtle 2"/>
-    <w:lsdException w:unhideWhenUsed="0" w:uiPriority="0" w:semiHidden="0" w:name="Table Web 1"/>
-    <w:lsdException w:unhideWhenUsed="0" w:uiPriority="0" w:semiHidden="0" w:name="Table Web 2"/>
-    <w:lsdException w:unhideWhenUsed="0" w:uiPriority="0" w:semiHidden="0" w:name="Table Web 3"/>
-    <w:lsdException w:unhideWhenUsed="0" w:uiPriority="0" w:semiHidden="0" w:name="Balloon Text"/>
-    <w:lsdException w:qFormat="1" w:unhideWhenUsed="0" w:uiPriority="0" w:semiHidden="0" w:name="Table Grid"/>
-    <w:lsdException w:unhideWhenUsed="0" w:uiPriority="0" w:semiHidden="0" w:name="Table Theme"/>
-    <w:lsdException w:unhideWhenUsed="0" w:uiPriority="60" w:semiHidden="0" w:name="Light Shading"/>
-    <w:lsdException w:unhideWhenUsed="0" w:uiPriority="61" w:semiHidden="0" w:name="Light List"/>
-    <w:lsdException w:unhideWhenUsed="0" w:uiPriority="62" w:semiHidden="0" w:name="Light Grid"/>
-    <w:lsdException w:unhideWhenUsed="0" w:uiPriority="63" w:semiHidden="0" w:name="Medium Shading 1"/>
-    <w:lsdException w:unhideWhenUsed="0" w:uiPriority="64" w:semiHidden="0" w:name="Medium Shading 2"/>
-    <w:lsdException w:unhideWhenUsed="0" w:uiPriority="65" w:semiHidden="0" w:name="Medium List 1"/>
-    <w:lsdException w:unhideWhenUsed="0" w:uiPriority="66" w:semiHidden="0" w:name="Medium List 2"/>
-    <w:lsdException w:unhideWhenUsed="0" w:uiPriority="67" w:semiHidden="0" w:name="Medium Grid 1"/>
-    <w:lsdException w:unhideWhenUsed="0" w:uiPriority="68" w:semiHidden="0" w:name="Medium Grid 2"/>
-    <w:lsdException w:unhideWhenUsed="0" w:uiPriority="69" w:semiHidden="0" w:name="Medium Grid 3"/>
-    <w:lsdException w:unhideWhenUsed="0" w:uiPriority="70" w:semiHidden="0" w:name="Dark List"/>
-    <w:lsdException w:unhideWhenUsed="0" w:uiPriority="71" w:semiHidden="0" w:name="Colorful Shading"/>
-    <w:lsdException w:unhideWhenUsed="0" w:uiPriority="72" w:semiHidden="0" w:name="Colorful List"/>
-    <w:lsdException w:unhideWhenUsed="0" w:uiPriority="73" w:semiHidden="0" w:name="Colorful Grid"/>
-    <w:lsdException w:unhideWhenUsed="0" w:uiPriority="60" w:semiHidden="0" w:name="Light Shading Accent 1"/>
-    <w:lsdException w:unhideWhenUsed="0" w:uiPriority="61" w:semiHidden="0" w:name="Light List Accent 1"/>
-    <w:lsdException w:unhideWhenUsed="0" w:uiPriority="62" w:semiHidden="0" w:name="Light Grid Accent 1"/>
-    <w:lsdException w:unhideWhenUsed="0" w:uiPriority="63" w:semiHidden="0" w:name="Medium Shading 1 Accent 1"/>
-    <w:lsdException w:unhideWhenUsed="0" w:uiPriority="64" w:semiHidden="0" w:name="Medium Shading 2 Accent 1"/>
-    <w:lsdException w:unhideWhenUsed="0" w:uiPriority="65" w:semiHidden="0" w:name="Medium List 1 Accent 1"/>
-    <w:lsdException w:unhideWhenUsed="0" w:uiPriority="66" w:semiHidden="0" w:name="Medium List 2 Accent 1"/>
-    <w:lsdException w:unhideWhenUsed="0" w:uiPriority="67" w:semiHidden="0" w:name="Medium Grid 1 Accent 1"/>
-    <w:lsdException w:unhideWhenUsed="0" w:uiPriority="68" w:semiHidden="0" w:name="Medium Grid 2 Accent 1"/>
-    <w:lsdException w:unhideWhenUsed="0" w:uiPriority="69" w:semiHidden="0" w:name="Medium Grid 3 Accent 1"/>
-    <w:lsdException w:unhideWhenUsed="0" w:uiPriority="70" w:semiHidden="0" w:name="Dark List Accent 1"/>
-    <w:lsdException w:unhideWhenUsed="0" w:uiPriority="71" w:semiHidden="0" w:name="Colorful Shading Accent 1"/>
-    <w:lsdException w:unhideWhenUsed="0" w:uiPriority="72" w:semiHidden="0" w:name="Colorful List Accent 1"/>
-    <w:lsdException w:unhideWhenUsed="0" w:uiPriority="73" w:semiHidden="0" w:name="Colorful Grid Accent 1"/>
-    <w:lsdException w:unhideWhenUsed="0" w:uiPriority="60" w:semiHidden="0" w:name="Light Shading Accent 2"/>
-    <w:lsdException w:unhideWhenUsed="0" w:uiPriority="61" w:semiHidden="0" w:name="Light List Accent 2"/>
-    <w:lsdException w:unhideWhenUsed="0" w:uiPriority="62" w:semiHidden="0" w:name="Light Grid Accent 2"/>
-    <w:lsdException w:unhideWhenUsed="0" w:uiPriority="63" w:semiHidden="0" w:name="Medium Shading 1 Accent 2"/>
-    <w:lsdException w:unhideWhenUsed="0" w:uiPriority="64" w:semiHidden="0" w:name="Medium Shading 2 Accent 2"/>
-    <w:lsdException w:unhideWhenUsed="0" w:uiPriority="65" w:semiHidden="0" w:name="Medium List 1 Accent 2"/>
-    <w:lsdException w:unhideWhenUsed="0" w:uiPriority="66" w:semiHidden="0" w:name="Medium List 2 Accent 2"/>
-    <w:lsdException w:unhideWhenUsed="0" w:uiPriority="67" w:semiHidden="0" w:name="Medium Grid 1 Accent 2"/>
-    <w:lsdException w:unhideWhenUsed="0" w:uiPriority="68" w:semiHidden="0" w:name="Medium Grid 2 Accent 2"/>
-    <w:lsdException w:unhideWhenUsed="0" w:uiPriority="69" w:semiHidden="0" w:name="Medium Grid 3 Accent 2"/>
-    <w:lsdException w:unhideWhenUsed="0" w:uiPriority="70" w:semiHidden="0" w:name="Dark List Accent 2"/>
-    <w:lsdException w:unhideWhenUsed="0" w:uiPriority="71" w:semiHidden="0" w:name="Colorful Shading Accent 2"/>
-    <w:lsdException w:unhideWhenUsed="0" w:uiPriority="72" w:semiHidden="0" w:name="Colorful List Accent 2"/>
-    <w:lsdException w:unhideWhenUsed="0" w:uiPriority="73" w:semiHidden="0" w:name="Colorful Grid Accent 2"/>
-    <w:lsdException w:unhideWhenUsed="0" w:uiPriority="60" w:semiHidden="0" w:name="Light Shading Accent 3"/>
-    <w:lsdException w:unhideWhenUsed="0" w:uiPriority="61" w:semiHidden="0" w:name="Light List Accent 3"/>
-    <w:lsdException w:unhideWhenUsed="0" w:uiPriority="62" w:semiHidden="0" w:name="Light Grid Accent 3"/>
-    <w:lsdException w:unhideWhenUsed="0" w:uiPriority="63" w:semiHidden="0" w:name="Medium Shading 1 Accent 3"/>
-    <w:lsdException w:unhideWhenUsed="0" w:uiPriority="64" w:semiHidden="0" w:name="Medium Shading 2 Accent 3"/>
-    <w:lsdException w:unhideWhenUsed="0" w:uiPriority="65" w:semiHidden="0" w:name="Medium List 1 Accent 3"/>
-    <w:lsdException w:unhideWhenUsed="0" w:uiPriority="66" w:semiHidden="0" w:name="Medium List 2 Accent 3"/>
-    <w:lsdException w:unhideWhenUsed="0" w:uiPriority="67" w:semiHidden="0" w:name="Medium Grid 1 Accent 3"/>
-    <w:lsdException w:unhideWhenUsed="0" w:uiPriority="68" w:semiHidden="0" w:name="Medium Grid 2 Accent 3"/>
-    <w:lsdException w:unhideWhenUsed="0" w:uiPriority="69" w:semiHidden="0" w:name="Medium Grid 3 Accent 3"/>
-    <w:lsdException w:unhideWhenUsed="0" w:uiPriority="70" w:semiHidden="0" w:name="Dark List Accent 3"/>
-    <w:lsdException w:unhideWhenUsed="0" w:uiPriority="71" w:semiHidden="0" w:name="Colorful Shading Accent 3"/>
-    <w:lsdException w:unhideWhenUsed="0" w:uiPriority="72" w:semiHidden="0" w:name="Colorful List Accent 3"/>
-    <w:lsdException w:unhideWhenUsed="0" w:uiPriority="73" w:semiHidden="0" w:name="Colorful Grid Accent 3"/>
-    <w:lsdException w:unhideWhenUsed="0" w:uiPriority="60" w:semiHidden="0" w:name="Light Shading Accent 4"/>
-    <w:lsdException w:unhideWhenUsed="0" w:uiPriority="61" w:semiHidden="0" w:name="Light List Accent 4"/>
-    <w:lsdException w:unhideWhenUsed="0" w:uiPriority="62" w:semiHidden="0" w:name="Light Grid Accent 4"/>
-    <w:lsdException w:unhideWhenUsed="0" w:uiPriority="63" w:semiHidden="0" w:name="Medium Shading 1 Accent 4"/>
-    <w:lsdException w:unhideWhenUsed="0" w:uiPriority="64" w:semiHidden="0" w:name="Medium Shading 2 Accent 4"/>
-    <w:lsdException w:unhideWhenUsed="0" w:uiPriority="65" w:semiHidden="0" w:name="Medium List 1 Accent 4"/>
-    <w:lsdException w:unhideWhenUsed="0" w:uiPriority="66" w:semiHidden="0" w:name="Medium List 2 Accent 4"/>
-    <w:lsdException w:unhideWhenUsed="0" w:uiPriority="67" w:semiHidden="0" w:name="Medium Grid 1 Accent 4"/>
-    <w:lsdException w:unhideWhenUsed="0" w:uiPriority="68" w:semiHidden="0" w:name="Medium Grid 2 Accent 4"/>
-    <w:lsdException w:unhideWhenUsed="0" w:uiPriority="69" w:semiHidden="0" w:name="Medium Grid 3 Accent 4"/>
-    <w:lsdException w:unhideWhenUsed="0" w:uiPriority="70" w:semiHidden="0" w:name="Dark List Accent 4"/>
-    <w:lsdException w:unhideWhenUsed="0" w:uiPriority="71" w:semiHidden="0" w:name="Colorful Shading Accent 4"/>
-    <w:lsdException w:unhideWhenUsed="0" w:uiPriority="72" w:semiHidden="0" w:name="Colorful List Accent 4"/>
-    <w:lsdException w:unhideWhenUsed="0" w:uiPriority="73" w:semiHidden="0" w:name="Colorful Grid Accent 4"/>
-    <w:lsdException w:unhideWhenUsed="0" w:uiPriority="60" w:semiHidden="0" w:name="Light Shading Accent 5"/>
-    <w:lsdException w:unhideWhenUsed="0" w:uiPriority="61" w:semiHidden="0" w:name="Light List Accent 5"/>
-    <w:lsdException w:unhideWhenUsed="0" w:uiPriority="62" w:semiHidden="0" w:name="Light Grid Accent 5"/>
-    <w:lsdException w:unhideWhenUsed="0" w:uiPriority="63" w:semiHidden="0" w:name="Medium Shading 1 Accent 5"/>
-    <w:lsdException w:unhideWhenUsed="0" w:uiPriority="64" w:semiHidden="0" w:name="Medium Shading 2 Accent 5"/>
-    <w:lsdException w:unhideWhenUsed="0" w:uiPriority="65" w:semiHidden="0" w:name="Medium List 1 Accent 5"/>
-    <w:lsdException w:unhideWhenUsed="0" w:uiPriority="66" w:semiHidden="0" w:name="Medium List 2 Accent 5"/>
-    <w:lsdException w:unhideWhenUsed="0" w:uiPriority="67" w:semiHidden="0" w:name="Medium Grid 1 Accent 5"/>
-    <w:lsdException w:unhideWhenUsed="0" w:uiPriority="68" w:semiHidden="0" w:name="Medium Grid 2 Accent 5"/>
-    <w:lsdException w:unhideWhenUsed="0" w:uiPriority="69" w:semiHidden="0" w:name="Medium Grid 3 Accent 5"/>
-    <w:lsdException w:unhideWhenUsed="0" w:uiPriority="70" w:semiHidden="0" w:name="Dark List Accent 5"/>
-    <w:lsdException w:unhideWhenUsed="0" w:uiPriority="71" w:semiHidden="0" w:name="Colorful Shading Accent 5"/>
-    <w:lsdException w:unhideWhenUsed="0" w:uiPriority="72" w:semiHidden="0" w:name="Colorful List Accent 5"/>
-    <w:lsdException w:unhideWhenUsed="0" w:uiPriority="73" w:semiHidden="0" w:name="Colorful Grid Accent 5"/>
-    <w:lsdException w:unhideWhenUsed="0" w:uiPriority="60" w:semiHidden="0" w:name="Light Shading Accent 6"/>
-    <w:lsdException w:unhideWhenUsed="0" w:uiPriority="61" w:semiHidden="0" w:name="Light List Accent 6"/>
-    <w:lsdException w:unhideWhenUsed="0" w:uiPriority="62" w:semiHidden="0" w:name="Light Grid Accent 6"/>
-    <w:lsdException w:unhideWhenUsed="0" w:uiPriority="63" w:semiHidden="0" w:name="Medium Shading 1 Accent 6"/>
-    <w:lsdException w:unhideWhenUsed="0" w:uiPriority="64" w:semiHidden="0" w:name="Medium Shading 2 Accent 6"/>
-    <w:lsdException w:unhideWhenUsed="0" w:uiPriority="65" w:semiHidden="0" w:name="Medium List 1 Accent 6"/>
-    <w:lsdException w:unhideWhenUsed="0" w:uiPriority="66" w:semiHidden="0" w:name="Medium List 2 Accent 6"/>
-    <w:lsdException w:unhideWhenUsed="0" w:uiPriority="67" w:semiHidden="0" w:name="Medium Grid 1 Accent 6"/>
-    <w:lsdException w:unhideWhenUsed="0" w:uiPriority="68" w:semiHidden="0" w:name="Medium Grid 2 Accent 6"/>
-    <w:lsdException w:unhideWhenUsed="0" w:uiPriority="69" w:semiHidden="0" w:name="Medium Grid 3 Accent 6"/>
-    <w:lsdException w:unhideWhenUsed="0" w:uiPriority="70" w:semiHidden="0" w:name="Dark List Accent 6"/>
-    <w:lsdException w:unhideWhenUsed="0" w:uiPriority="71" w:semiHidden="0" w:name="Colorful Shading Accent 6"/>
-    <w:lsdException w:unhideWhenUsed="0" w:uiPriority="72" w:semiHidden="0" w:name="Colorful List Accent 6"/>
-    <w:lsdException w:unhideWhenUsed="0" w:uiPriority="73" w:semiHidden="0" w:name="Colorful Grid Accent 6"/>
+  <w:latentStyles w:defLockedState="0" w:defUIPriority="99" w:defSemiHidden="1" w:defUnhideWhenUsed="1" w:defQFormat="0" w:count="260">
+    <w:lsdException w:name="Normal" w:semiHidden="0" w:uiPriority="0" w:unhideWhenUsed="0" w:qFormat="1"/>
+    <w:lsdException w:name="heading 1" w:semiHidden="0" w:uiPriority="0" w:unhideWhenUsed="0" w:qFormat="1"/>
+    <w:lsdException w:name="heading 2" w:semiHidden="0" w:uiPriority="0" w:qFormat="1"/>
+    <w:lsdException w:name="heading 3" w:uiPriority="0" w:qFormat="1"/>
+    <w:lsdException w:name="heading 4" w:semiHidden="0" w:uiPriority="0" w:qFormat="1"/>
+    <w:lsdException w:name="heading 5" w:uiPriority="0" w:qFormat="1"/>
+    <w:lsdException w:name="heading 6" w:uiPriority="0" w:qFormat="1"/>
+    <w:lsdException w:name="heading 7" w:uiPriority="0" w:qFormat="1"/>
+    <w:lsdException w:name="heading 8" w:uiPriority="0" w:qFormat="1"/>
+    <w:lsdException w:name="heading 9" w:uiPriority="0" w:qFormat="1"/>
+    <w:lsdException w:name="index 1" w:semiHidden="0" w:uiPriority="0" w:unhideWhenUsed="0"/>
+    <w:lsdException w:name="index 2" w:semiHidden="0" w:uiPriority="0" w:unhideWhenUsed="0"/>
+    <w:lsdException w:name="index 3" w:semiHidden="0" w:uiPriority="0" w:unhideWhenUsed="0"/>
+    <w:lsdException w:name="index 4" w:semiHidden="0" w:uiPriority="0" w:unhideWhenUsed="0"/>
+    <w:lsdException w:name="index 5" w:semiHidden="0" w:uiPriority="0" w:unhideWhenUsed="0"/>
+    <w:lsdException w:name="index 6" w:semiHidden="0" w:uiPriority="0" w:unhideWhenUsed="0"/>
+    <w:lsdException w:name="index 7" w:semiHidden="0" w:uiPriority="0" w:unhideWhenUsed="0"/>
+    <w:lsdException w:name="index 8" w:semiHidden="0" w:uiPriority="0" w:unhideWhenUsed="0"/>
+    <w:lsdException w:name="index 9" w:semiHidden="0" w:uiPriority="0" w:unhideWhenUsed="0"/>
+    <w:lsdException w:name="toc 1" w:semiHidden="0" w:uiPriority="0" w:unhideWhenUsed="0" w:qFormat="1"/>
+    <w:lsdException w:name="toc 2" w:semiHidden="0" w:uiPriority="0" w:unhideWhenUsed="0" w:qFormat="1"/>
+    <w:lsdException w:name="toc 3" w:semiHidden="0" w:uiPriority="0" w:unhideWhenUsed="0" w:qFormat="1"/>
+    <w:lsdException w:name="toc 4" w:semiHidden="0" w:uiPriority="0" w:unhideWhenUsed="0"/>
+    <w:lsdException w:name="toc 5" w:semiHidden="0" w:uiPriority="0" w:unhideWhenUsed="0"/>
+    <w:lsdException w:name="toc 6" w:semiHidden="0" w:uiPriority="0" w:unhideWhenUsed="0"/>
+    <w:lsdException w:name="toc 7" w:semiHidden="0" w:uiPriority="0" w:unhideWhenUsed="0"/>
+    <w:lsdException w:name="toc 8" w:semiHidden="0" w:uiPriority="0" w:unhideWhenUsed="0"/>
+    <w:lsdException w:name="toc 9" w:semiHidden="0" w:uiPriority="0" w:unhideWhenUsed="0"/>
+    <w:lsdException w:name="Normal Indent" w:semiHidden="0" w:uiPriority="0" w:unhideWhenUsed="0"/>
+    <w:lsdException w:name="footnote text" w:semiHidden="0" w:uiPriority="0" w:unhideWhenUsed="0"/>
+    <w:lsdException w:name="annotation text" w:semiHidden="0" w:uiPriority="0" w:unhideWhenUsed="0" w:qFormat="1"/>
+    <w:lsdException w:name="header" w:semiHidden="0" w:uiPriority="0" w:unhideWhenUsed="0" w:qFormat="1"/>
+    <w:lsdException w:name="footer" w:semiHidden="0" w:uiPriority="0" w:unhideWhenUsed="0" w:qFormat="1"/>
+    <w:lsdException w:name="index heading" w:semiHidden="0" w:uiPriority="0" w:unhideWhenUsed="0"/>
+    <w:lsdException w:name="caption" w:uiPriority="0" w:qFormat="1"/>
+    <w:lsdException w:name="table of figures" w:semiHidden="0" w:uiPriority="0" w:unhideWhenUsed="0"/>
+    <w:lsdException w:name="envelope address" w:semiHidden="0" w:uiPriority="0" w:unhideWhenUsed="0"/>
+    <w:lsdException w:name="envelope return" w:semiHidden="0" w:uiPriority="0" w:unhideWhenUsed="0"/>
+    <w:lsdException w:name="footnote reference" w:semiHidden="0" w:uiPriority="0" w:unhideWhenUsed="0"/>
+    <w:lsdException w:name="annotation reference" w:semiHidden="0" w:uiPriority="0" w:unhideWhenUsed="0"/>
+    <w:lsdException w:name="line number" w:semiHidden="0" w:uiPriority="0" w:unhideWhenUsed="0"/>
+    <w:lsdException w:name="page number" w:semiHidden="0" w:uiPriority="0" w:unhideWhenUsed="0"/>
+    <w:lsdException w:name="endnote reference" w:semiHidden="0" w:uiPriority="0" w:unhideWhenUsed="0"/>
+    <w:lsdException w:name="endnote text" w:semiHidden="0" w:uiPriority="0" w:unhideWhenUsed="0"/>
+    <w:lsdException w:name="table of authorities" w:semiHidden="0" w:uiPriority="0" w:unhideWhenUsed="0"/>
+    <w:lsdException w:name="macro" w:semiHidden="0" w:uiPriority="0" w:unhideWhenUsed="0"/>
+    <w:lsdException w:name="toa heading" w:semiHidden="0" w:uiPriority="0" w:unhideWhenUsed="0"/>
+    <w:lsdException w:name="List" w:semiHidden="0" w:uiPriority="0" w:unhideWhenUsed="0"/>
+    <w:lsdException w:name="List Bullet" w:semiHidden="0" w:uiPriority="0" w:unhideWhenUsed="0"/>
+    <w:lsdException w:name="List Number" w:semiHidden="0" w:uiPriority="0" w:unhideWhenUsed="0"/>
+    <w:lsdException w:name="List 2" w:semiHidden="0" w:uiPriority="0" w:unhideWhenUsed="0"/>
+    <w:lsdException w:name="List 3" w:semiHidden="0" w:uiPriority="0" w:unhideWhenUsed="0"/>
+    <w:lsdException w:name="List 4" w:semiHidden="0" w:uiPriority="0" w:unhideWhenUsed="0"/>
+    <w:lsdException w:name="List 5" w:semiHidden="0" w:uiPriority="0" w:unhideWhenUsed="0"/>
+    <w:lsdException w:name="List Bullet 2" w:semiHidden="0" w:uiPriority="0" w:unhideWhenUsed="0"/>
+    <w:lsdException w:name="List Bullet 3" w:semiHidden="0" w:uiPriority="0" w:unhideWhenUsed="0"/>
+    <w:lsdException w:name="List Bullet 4" w:semiHidden="0" w:uiPriority="0" w:unhideWhenUsed="0"/>
+    <w:lsdException w:name="List Bullet 5" w:semiHidden="0" w:uiPriority="0" w:unhideWhenUsed="0"/>
+    <w:lsdException w:name="List Number 2" w:semiHidden="0" w:uiPriority="0" w:unhideWhenUsed="0"/>
+    <w:lsdException w:name="List Number 3" w:semiHidden="0" w:uiPriority="0" w:unhideWhenUsed="0"/>
+    <w:lsdException w:name="List Number 4" w:semiHidden="0" w:uiPriority="0" w:unhideWhenUsed="0"/>
+    <w:lsdException w:name="List Number 5" w:semiHidden="0" w:uiPriority="0" w:unhideWhenUsed="0"/>
+    <w:lsdException w:name="Title" w:semiHidden="0" w:uiPriority="0" w:unhideWhenUsed="0" w:qFormat="1"/>
+    <w:lsdException w:name="Closing" w:semiHidden="0" w:uiPriority="0" w:unhideWhenUsed="0"/>
+    <w:lsdException w:name="Signature" w:semiHidden="0" w:uiPriority="0" w:unhideWhenUsed="0"/>
+    <w:lsdException w:name="Default Paragraph Font" w:uiPriority="0" w:unhideWhenUsed="0" w:qFormat="1"/>
+    <w:lsdException w:name="Body Text" w:uiPriority="0" w:unhideWhenUsed="0" w:qFormat="1"/>
+    <w:lsdException w:name="Body Text Indent" w:semiHidden="0" w:uiPriority="0" w:unhideWhenUsed="0"/>
+    <w:lsdException w:name="List Continue" w:semiHidden="0" w:uiPriority="0" w:unhideWhenUsed="0"/>
+    <w:lsdException w:name="List Continue 2" w:semiHidden="0" w:uiPriority="0" w:unhideWhenUsed="0"/>
+    <w:lsdException w:name="List Continue 3" w:semiHidden="0" w:uiPriority="0" w:unhideWhenUsed="0"/>
+    <w:lsdException w:name="List Continue 4" w:semiHidden="0" w:uiPriority="0" w:unhideWhenUsed="0"/>
+    <w:lsdException w:name="List Continue 5" w:semiHidden="0" w:uiPriority="0" w:unhideWhenUsed="0"/>
+    <w:lsdException w:name="Message Header" w:semiHidden="0" w:uiPriority="0" w:unhideWhenUsed="0"/>
+    <w:lsdException w:name="Subtitle" w:semiHidden="0" w:uiPriority="0" w:unhideWhenUsed="0" w:qFormat="1"/>
+    <w:lsdException w:name="Salutation" w:semiHidden="0" w:uiPriority="0" w:unhideWhenUsed="0"/>
+    <w:lsdException w:name="Date" w:semiHidden="0" w:uiPriority="0" w:unhideWhenUsed="0"/>
+    <w:lsdException w:name="Body Text First Indent" w:semiHidden="0" w:uiPriority="0" w:unhideWhenUsed="0"/>
+    <w:lsdException w:name="Body Text First Indent 2" w:semiHidden="0" w:uiPriority="0" w:unhideWhenUsed="0"/>
+    <w:lsdException w:name="Body Text 2" w:semiHidden="0" w:uiPriority="0" w:unhideWhenUsed="0"/>
+    <w:lsdException w:name="Body Text 3" w:semiHidden="0" w:uiPriority="0" w:unhideWhenUsed="0"/>
+    <w:lsdException w:name="Body Text Indent 2" w:semiHidden="0" w:uiPriority="0" w:unhideWhenUsed="0"/>
+    <w:lsdException w:name="Body Text Indent 3" w:semiHidden="0" w:uiPriority="0" w:unhideWhenUsed="0"/>
+    <w:lsdException w:name="Block Text" w:semiHidden="0" w:uiPriority="0" w:unhideWhenUsed="0"/>
+    <w:lsdException w:name="Hyperlink" w:semiHidden="0" w:uiPriority="0" w:unhideWhenUsed="0"/>
+    <w:lsdException w:name="FollowedHyperlink" w:semiHidden="0" w:uiPriority="0" w:unhideWhenUsed="0"/>
+    <w:lsdException w:name="Strong" w:semiHidden="0" w:uiPriority="0" w:unhideWhenUsed="0" w:qFormat="1"/>
+    <w:lsdException w:name="Emphasis" w:semiHidden="0" w:uiPriority="0" w:unhideWhenUsed="0" w:qFormat="1"/>
+    <w:lsdException w:name="Document Map" w:semiHidden="0" w:uiPriority="0" w:unhideWhenUsed="0"/>
+    <w:lsdException w:name="Plain Text" w:semiHidden="0" w:uiPriority="0" w:unhideWhenUsed="0"/>
+    <w:lsdException w:name="E-mail Signature" w:semiHidden="0" w:uiPriority="0" w:unhideWhenUsed="0"/>
+    <w:lsdException w:name="Normal (Web)" w:semiHidden="0" w:uiPriority="0" w:unhideWhenUsed="0" w:qFormat="1"/>
+    <w:lsdException w:name="HTML Acronym" w:semiHidden="0" w:uiPriority="0" w:unhideWhenUsed="0"/>
+    <w:lsdException w:name="HTML Address" w:semiHidden="0" w:uiPriority="0" w:unhideWhenUsed="0"/>
+    <w:lsdException w:name="HTML Cite" w:semiHidden="0" w:uiPriority="0" w:unhideWhenUsed="0"/>
+    <w:lsdException w:name="HTML Code" w:semiHidden="0" w:uiPriority="0" w:unhideWhenUsed="0"/>
+    <w:lsdException w:name="HTML Definition" w:semiHidden="0" w:uiPriority="0" w:unhideWhenUsed="0"/>
+    <w:lsdException w:name="HTML Keyboard" w:semiHidden="0" w:uiPriority="0" w:unhideWhenUsed="0"/>
+    <w:lsdException w:name="HTML Preformatted" w:semiHidden="0" w:uiPriority="0" w:unhideWhenUsed="0"/>
+    <w:lsdException w:name="HTML Sample" w:semiHidden="0" w:uiPriority="0" w:unhideWhenUsed="0"/>
+    <w:lsdException w:name="HTML Typewriter" w:semiHidden="0" w:uiPriority="0" w:unhideWhenUsed="0"/>
+    <w:lsdException w:name="HTML Variable" w:semiHidden="0" w:uiPriority="0" w:unhideWhenUsed="0"/>
+    <w:lsdException w:name="Normal Table" w:uiPriority="0" w:unhideWhenUsed="0" w:qFormat="1"/>
+    <w:lsdException w:name="annotation subject" w:semiHidden="0" w:uiPriority="0" w:unhideWhenUsed="0"/>
+    <w:lsdException w:name="Table Simple 1" w:semiHidden="0" w:uiPriority="0" w:unhideWhenUsed="0"/>
+    <w:lsdException w:name="Table Simple 2" w:semiHidden="0" w:uiPriority="0" w:unhideWhenUsed="0"/>
+    <w:lsdException w:name="Table Simple 3" w:semiHidden="0" w:uiPriority="0" w:unhideWhenUsed="0"/>
+    <w:lsdException w:name="Table Classic 1" w:semiHidden="0" w:uiPriority="0" w:unhideWhenUsed="0"/>
+    <w:lsdException w:name="Table Classic 2" w:semiHidden="0" w:uiPriority="0" w:unhideWhenUsed="0"/>
+    <w:lsdException w:name="Table Classic 3" w:semiHidden="0" w:uiPriority="0" w:unhideWhenUsed="0"/>
+    <w:lsdException w:name="Table Classic 4" w:semiHidden="0" w:uiPriority="0" w:unhideWhenUsed="0"/>
+    <w:lsdException w:name="Table Colorful 1" w:semiHidden="0" w:uiPriority="0" w:unhideWhenUsed="0"/>
+    <w:lsdException w:name="Table Colorful 2" w:semiHidden="0" w:uiPriority="0" w:unhideWhenUsed="0"/>
+    <w:lsdException w:name="Table Colorful 3" w:semiHidden="0" w:uiPriority="0" w:unhideWhenUsed="0"/>
+    <w:lsdException w:name="Table Columns 1" w:semiHidden="0" w:uiPriority="0" w:unhideWhenUsed="0"/>
+    <w:lsdException w:name="Table Columns 2" w:semiHidden="0" w:uiPriority="0" w:unhideWhenUsed="0"/>
+    <w:lsdException w:name="Table Columns 3" w:semiHidden="0" w:uiPriority="0" w:unhideWhenUsed="0"/>
+    <w:lsdException w:name="Table Columns 4" w:semiHidden="0" w:uiPriority="0" w:unhideWhenUsed="0"/>
+    <w:lsdException w:name="Table Columns 5" w:semiHidden="0" w:uiPriority="0" w:unhideWhenUsed="0"/>
+    <w:lsdException w:name="Table Grid 1" w:semiHidden="0" w:uiPriority="0" w:unhideWhenUsed="0"/>
+    <w:lsdException w:name="Table Grid 2" w:semiHidden="0" w:uiPriority="0" w:unhideWhenUsed="0"/>
+    <w:lsdException w:name="Table Grid 3" w:semiHidden="0" w:uiPriority="0" w:unhideWhenUsed="0"/>
+    <w:lsdException w:name="Table Grid 4" w:semiHidden="0" w:uiPriority="0" w:unhideWhenUsed="0"/>
+    <w:lsdException w:name="Table Grid 5" w:semiHidden="0" w:uiPriority="0" w:unhideWhenUsed="0"/>
+    <w:lsdException w:name="Table Grid 6" w:semiHidden="0" w:uiPriority="0" w:unhideWhenUsed="0"/>
+    <w:lsdException w:name="Table Grid 7" w:semiHidden="0" w:uiPriority="0" w:unhideWhenUsed="0"/>
+    <w:lsdException w:name="Table Grid 8" w:semiHidden="0" w:uiPriority="0" w:unhideWhenUsed="0"/>
+    <w:lsdException w:name="Table List 1" w:semiHidden="0" w:uiPriority="0" w:unhideWhenUsed="0"/>
+    <w:lsdException w:name="Table List 2" w:semiHidden="0" w:uiPriority="0" w:unhideWhenUsed="0"/>
+    <w:lsdException w:name="Table List 3" w:semiHidden="0" w:uiPriority="0" w:unhideWhenUsed="0"/>
+    <w:lsdException w:name="Table List 4" w:semiHidden="0" w:uiPriority="0" w:unhideWhenUsed="0"/>
+    <w:lsdException w:name="Table List 5" w:semiHidden="0" w:uiPriority="0" w:unhideWhenUsed="0"/>
+    <w:lsdException w:name="Table List 6" w:semiHidden="0" w:uiPriority="0" w:unhideWhenUsed="0"/>
+    <w:lsdException w:name="Table List 7" w:semiHidden="0" w:uiPriority="0" w:unhideWhenUsed="0"/>
+    <w:lsdException w:name="Table List 8" w:semiHidden="0" w:uiPriority="0" w:unhideWhenUsed="0"/>
+    <w:lsdException w:name="Table 3D effects 1" w:semiHidden="0" w:uiPriority="0" w:unhideWhenUsed="0"/>
+    <w:lsdException w:name="Table 3D effects 2" w:semiHidden="0" w:uiPriority="0" w:unhideWhenUsed="0"/>
+    <w:lsdException w:name="Table 3D effects 3" w:semiHidden="0" w:uiPriority="0" w:unhideWhenUsed="0"/>
+    <w:lsdException w:name="Table Contemporary" w:semiHidden="0" w:uiPriority="0" w:unhideWhenUsed="0"/>
+    <w:lsdException w:name="Table Elegant" w:semiHidden="0" w:uiPriority="0" w:unhideWhenUsed="0"/>
+    <w:lsdException w:name="Table Professional" w:semiHidden="0" w:uiPriority="0" w:unhideWhenUsed="0"/>
+    <w:lsdException w:name="Table Subtle 1" w:semiHidden="0" w:uiPriority="0" w:unhideWhenUsed="0"/>
+    <w:lsdException w:name="Table Subtle 2" w:semiHidden="0" w:uiPriority="0" w:unhideWhenUsed="0"/>
+    <w:lsdException w:name="Table Web 1" w:semiHidden="0" w:uiPriority="0" w:unhideWhenUsed="0"/>
+    <w:lsdException w:name="Table Web 2" w:semiHidden="0" w:uiPriority="0" w:unhideWhenUsed="0"/>
+    <w:lsdException w:name="Table Web 3" w:semiHidden="0" w:uiPriority="0" w:unhideWhenUsed="0"/>
+    <w:lsdException w:name="Balloon Text" w:semiHidden="0" w:uiPriority="0" w:unhideWhenUsed="0"/>
+    <w:lsdException w:name="Table Grid" w:semiHidden="0" w:uiPriority="0" w:unhideWhenUsed="0" w:qFormat="1"/>
+    <w:lsdException w:name="Table Theme" w:semiHidden="0" w:uiPriority="0" w:unhideWhenUsed="0"/>
+    <w:lsdException w:name="Light Shading" w:semiHidden="0" w:uiPriority="60" w:unhideWhenUsed="0"/>
+    <w:lsdException w:name="Light List" w:semiHidden="0" w:uiPriority="61" w:unhideWhenUsed="0"/>
+    <w:lsdException w:name="Light Grid" w:semiHidden="0" w:uiPriority="62" w:unhideWhenUsed="0"/>
+    <w:lsdException w:name="Medium Shading 1" w:semiHidden="0" w:uiPriority="63" w:unhideWhenUsed="0"/>
+    <w:lsdException w:name="Medium Shading 2" w:semiHidden="0" w:uiPriority="64" w:unhideWhenUsed="0"/>
+    <w:lsdException w:name="Medium List 1" w:semiHidden="0" w:uiPriority="65" w:unhideWhenUsed="0"/>
+    <w:lsdException w:name="Medium List 2" w:semiHidden="0" w:uiPriority="66" w:unhideWhenUsed="0"/>
+    <w:lsdException w:name="Medium Grid 1" w:semiHidden="0" w:uiPriority="67" w:unhideWhenUsed="0"/>
+    <w:lsdException w:name="Medium Grid 2" w:semiHidden="0" w:uiPriority="68" w:unhideWhenUsed="0"/>
+    <w:lsdException w:name="Medium Grid 3" w:semiHidden="0" w:uiPriority="69" w:unhideWhenUsed="0"/>
+    <w:lsdException w:name="Dark List" w:semiHidden="0" w:uiPriority="70" w:unhideWhenUsed="0"/>
+    <w:lsdException w:name="Colorful Shading" w:semiHidden="0" w:uiPriority="71" w:unhideWhenUsed="0"/>
+    <w:lsdException w:name="Colorful List" w:semiHidden="0" w:uiPriority="72" w:unhideWhenUsed="0"/>
+    <w:lsdException w:name="Colorful Grid" w:semiHidden="0" w:uiPriority="73" w:unhideWhenUsed="0"/>
+    <w:lsdException w:name="Light Shading Accent 1" w:semiHidden="0" w:uiPriority="60" w:unhideWhenUsed="0"/>
+    <w:lsdException w:name="Light List Accent 1" w:semiHidden="0" w:uiPriority="61" w:unhideWhenUsed="0"/>
+    <w:lsdException w:name="Light Grid Accent 1" w:semiHidden="0" w:uiPriority="62" w:unhideWhenUsed="0"/>
+    <w:lsdException w:name="Medium Shading 1 Accent 1" w:semiHidden="0" w:uiPriority="63" w:unhideWhenUsed="0"/>
+    <w:lsdException w:name="Medium Shading 2 Accent 1" w:semiHidden="0" w:uiPriority="64" w:unhideWhenUsed="0"/>
+    <w:lsdException w:name="Medium List 1 Accent 1" w:semiHidden="0" w:uiPriority="65" w:unhideWhenUsed="0"/>
+    <w:lsdException w:name="Medium List 2 Accent 1" w:semiHidden="0" w:uiPriority="66" w:unhideWhenUsed="0"/>
+    <w:lsdException w:name="Medium Grid 1 Accent 1" w:semiHidden="0" w:uiPriority="67" w:unhideWhenUsed="0"/>
+    <w:lsdException w:name="Medium Grid 2 Accent 1" w:semiHidden="0" w:uiPriority="68" w:unhideWhenUsed="0"/>
+    <w:lsdException w:name="Medium Grid 3 Accent 1" w:semiHidden="0" w:uiPriority="69" w:unhideWhenUsed="0"/>
+    <w:lsdException w:name="Dark List Accent 1" w:semiHidden="0" w:uiPriority="70" w:unhideWhenUsed="0"/>
+    <w:lsdException w:name="Colorful Shading Accent 1" w:semiHidden="0" w:uiPriority="71" w:unhideWhenUsed="0"/>
+    <w:lsdException w:name="Colorful List Accent 1" w:semiHidden="0" w:uiPriority="72" w:unhideWhenUsed="0"/>
+    <w:lsdException w:name="Colorful Grid Accent 1" w:semiHidden="0" w:uiPriority="73" w:unhideWhenUsed="0"/>
+    <w:lsdException w:name="Light Shading Accent 2" w:semiHidden="0" w:uiPriority="60" w:unhideWhenUsed="0"/>
+    <w:lsdException w:name="Light List Accent 2" w:semiHidden="0" w:uiPriority="61" w:unhideWhenUsed="0"/>
+    <w:lsdException w:name="Light Grid Accent 2" w:semiHidden="0" w:uiPriority="62" w:unhideWhenUsed="0"/>
+    <w:lsdException w:name="Medium Shading 1 Accent 2" w:semiHidden="0" w:uiPriority="63" w:unhideWhenUsed="0"/>
+    <w:lsdException w:name="Medium Shading 2 Accent 2" w:semiHidden="0" w:uiPriority="64" w:unhideWhenUsed="0"/>
+    <w:lsdException w:name="Medium List 1 Accent 2" w:semiHidden="0" w:uiPriority="65" w:unhideWhenUsed="0"/>
+    <w:lsdException w:name="Medium List 2 Accent 2" w:semiHidden="0" w:uiPriority="66" w:unhideWhenUsed="0"/>
+    <w:lsdException w:name="Medium Grid 1 Accent 2" w:semiHidden="0" w:uiPriority="67" w:unhideWhenUsed="0"/>
+    <w:lsdException w:name="Medium Grid 2 Accent 2" w:semiHidden="0" w:uiPriority="68" w:unhideWhenUsed="0"/>
+    <w:lsdException w:name="Medium Grid 3 Accent 2" w:semiHidden="0" w:uiPriority="69" w:unhideWhenUsed="0"/>
+    <w:lsdException w:name="Dark List Accent 2" w:semiHidden="0" w:uiPriority="70" w:unhideWhenUsed="0"/>
+    <w:lsdException w:name="Colorful Shading Accent 2" w:semiHidden="0" w:uiPriority="71" w:unhideWhenUsed="0"/>
+    <w:lsdException w:name="Colorful List Accent 2" w:semiHidden="0" w:uiPriority="72" w:unhideWhenUsed="0"/>
+    <w:lsdException w:name="Colorful Grid Accent 2" w:semiHidden="0" w:uiPriority="73" w:unhideWhenUsed="0"/>
+    <w:lsdException w:name="Light Shading Accent 3" w:semiHidden="0" w:uiPriority="60" w:unhideWhenUsed="0"/>
+    <w:lsdException w:name="Light List Accent 3" w:semiHidden="0" w:uiPriority="61" w:unhideWhenUsed="0"/>
+    <w:lsdException w:name="Light Grid Accent 3" w:semiHidden="0" w:uiPriority="62" w:unhideWhenUsed="0"/>
+    <w:lsdException w:name="Medium Shading 1 Accent 3" w:semiHidden="0" w:uiPriority="63" w:unhideWhenUsed="0"/>
+    <w:lsdException w:name="Medium Shading 2 Accent 3" w:semiHidden="0" w:uiPriority="64" w:unhideWhenUsed="0"/>
+    <w:lsdException w:name="Medium List 1 Accent 3" w:semiHidden="0" w:uiPriority="65" w:unhideWhenUsed="0"/>
+    <w:lsdException w:name="Medium List 2 Accent 3" w:semiHidden="0" w:uiPriority="66" w:unhideWhenUsed="0"/>
+    <w:lsdException w:name="Medium Grid 1 Accent 3" w:semiHidden="0" w:uiPriority="67" w:unhideWhenUsed="0"/>
+    <w:lsdException w:name="Medium Grid 2 Accent 3" w:semiHidden="0" w:uiPriority="68" w:unhideWhenUsed="0"/>
+    <w:lsdException w:name="Medium Grid 3 Accent 3" w:semiHidden="0" w:uiPriority="69" w:unhideWhenUsed="0"/>
+    <w:lsdException w:name="Dark List Accent 3" w:semiHidden="0" w:uiPriority="70" w:unhideWhenUsed="0"/>
+    <w:lsdException w:name="Colorful Shading Accent 3" w:semiHidden="0" w:uiPriority="71" w:unhideWhenUsed="0"/>
+    <w:lsdException w:name="Colorful List Accent 3" w:semiHidden="0" w:uiPriority="72" w:unhideWhenUsed="0"/>
+    <w:lsdException w:name="Colorful Grid Accent 3" w:semiHidden="0" w:uiPriority="73" w:unhideWhenUsed="0"/>
+    <w:lsdException w:name="Light Shading Accent 4" w:semiHidden="0" w:uiPriority="60" w:unhideWhenUsed="0"/>
+    <w:lsdException w:name="Light List Accent 4" w:semiHidden="0" w:uiPriority="61" w:unhideWhenUsed="0"/>
+    <w:lsdException w:name="Light Grid Accent 4" w:semiHidden="0" w:uiPriority="62" w:unhideWhenUsed="0"/>
+    <w:lsdException w:name="Medium Shading 1 Accent 4" w:semiHidden="0" w:uiPriority="63" w:unhideWhenUsed="0"/>
+    <w:lsdException w:name="Medium Shading 2 Accent 4" w:semiHidden="0" w:uiPriority="64" w:unhideWhenUsed="0"/>
+    <w:lsdException w:name="Medium List 1 Accent 4" w:semiHidden="0" w:uiPriority="65" w:unhideWhenUsed="0"/>
+    <w:lsdException w:name="Medium List 2 Accent 4" w:semiHidden="0" w:uiPriority="66" w:unhideWhenUsed="0"/>
+    <w:lsdException w:name="Medium Grid 1 Accent 4" w:semiHidden="0" w:uiPriority="67" w:unhideWhenUsed="0"/>
+    <w:lsdException w:name="Medium Grid 2 Accent 4" w:semiHidden="0" w:uiPriority="68" w:unhideWhenUsed="0"/>
+    <w:lsdException w:name="Medium Grid 3 Accent 4" w:semiHidden="0" w:uiPriority="69" w:unhideWhenUsed="0"/>
+    <w:lsdException w:name="Dark List Accent 4" w:semiHidden="0" w:uiPriority="70" w:unhideWhenUsed="0"/>
+    <w:lsdException w:name="Colorful Shading Accent 4" w:semiHidden="0" w:uiPriority="71" w:unhideWhenUsed="0"/>
+    <w:lsdException w:name="Colorful List Accent 4" w:semiHidden="0" w:uiPriority="72" w:unhideWhenUsed="0"/>
+    <w:lsdException w:name="Colorful Grid Accent 4" w:semiHidden="0" w:uiPriority="73" w:unhideWhenUsed="0"/>
+    <w:lsdException w:name="Light Shading Accent 5" w:semiHidden="0" w:uiPriority="60" w:unhideWhenUsed="0"/>
+    <w:lsdException w:name="Light List Accent 5" w:semiHidden="0" w:uiPriority="61" w:unhideWhenUsed="0"/>
+    <w:lsdException w:name="Light Grid Accent 5" w:semiHidden="0" w:uiPriority="62" w:unhideWhenUsed="0"/>
+    <w:lsdException w:name="Medium Shading 1 Accent 5" w:semiHidden="0" w:uiPriority="63" w:unhideWhenUsed="0"/>
+    <w:lsdException w:name="Medium Shading 2 Accent 5" w:semiHidden="0" w:uiPriority="64" w:unhideWhenUsed="0"/>
+    <w:lsdException w:name="Medium List 1 Accent 5" w:semiHidden="0" w:uiPriority="65" w:unhideWhenUsed="0"/>
+    <w:lsdException w:name="Medium List 2 Accent 5" w:semiHidden="0" w:uiPriority="66" w:unhideWhenUsed="0"/>
+    <w:lsdException w:name="Medium Grid 1 Accent 5" w:semiHidden="0" w:uiPriority="67" w:unhideWhenUsed="0"/>
+    <w:lsdException w:name="Medium Grid 2 Accent 5" w:semiHidden="0" w:uiPriority="68" w:unhideWhenUsed="0"/>
+    <w:lsdException w:name="Medium Grid 3 Accent 5" w:semiHidden="0" w:uiPriority="69" w:unhideWhenUsed="0"/>
+    <w:lsdException w:name="Dark List Accent 5" w:semiHidden="0" w:uiPriority="70" w:unhideWhenUsed="0"/>
+    <w:lsdException w:name="Colorful Shading Accent 5" w:semiHidden="0" w:uiPriority="71" w:unhideWhenUsed="0"/>
+    <w:lsdException w:name="Colorful List Accent 5" w:semiHidden="0" w:uiPriority="72" w:unhideWhenUsed="0"/>
+    <w:lsdException w:name="Colorful Grid Accent 5" w:semiHidden="0" w:uiPriority="73" w:unhideWhenUsed="0"/>
+    <w:lsdException w:name="Light Shading Accent 6" w:semiHidden="0" w:uiPriority="60" w:unhideWhenUsed="0"/>
+    <w:lsdException w:name="Light List Accent 6" w:semiHidden="0" w:uiPriority="61" w:unhideWhenUsed="0"/>
+    <w:lsdException w:name="Light Grid Accent 6" w:semiHidden="0" w:uiPriority="62" w:unhideWhenUsed="0"/>
+    <w:lsdException w:name="Medium Shading 1 Accent 6" w:semiHidden="0" w:uiPriority="63" w:unhideWhenUsed="0"/>
+    <w:lsdException w:name="Medium Shading 2 Accent 6" w:semiHidden="0" w:uiPriority="64" w:unhideWhenUsed="0"/>
+    <w:lsdException w:name="Medium List 1 Accent 6" w:semiHidden="0" w:uiPriority="65" w:unhideWhenUsed="0"/>
+    <w:lsdException w:name="Medium List 2 Accent 6" w:semiHidden="0" w:uiPriority="66" w:unhideWhenUsed="0"/>
+    <w:lsdException w:name="Medium Grid 1 Accent 6" w:semiHidden="0" w:uiPriority="67" w:unhideWhenUsed="0"/>
+    <w:lsdException w:name="Medium Grid 2 Accent 6" w:semiHidden="0" w:uiPriority="68" w:unhideWhenUsed="0"/>
+    <w:lsdException w:name="Medium Grid 3 Accent 6" w:semiHidden="0" w:uiPriority="69" w:unhideWhenUsed="0"/>
+    <w:lsdException w:name="Dark List Accent 6" w:semiHidden="0" w:uiPriority="70" w:unhideWhenUsed="0"/>
+    <w:lsdException w:name="Colorful Shading Accent 6" w:semiHidden="0" w:uiPriority="71" w:unhideWhenUsed="0"/>
+    <w:lsdException w:name="Colorful List Accent 6" w:semiHidden="0" w:uiPriority="72" w:unhideWhenUsed="0"/>
+    <w:lsdException w:name="Colorful Grid Accent 6" w:semiHidden="0" w:uiPriority="73" w:unhideWhenUsed="0"/>
   </w:latentStyles>
-  <w:style w:type="paragraph" w:default="1" w:styleId="1">
+  <w:style w:type="paragraph" w:default="1" w:styleId="Normal">
     <w:name w:val="Normal"/>
     <w:qFormat/>
-    <w:uiPriority w:val="0"/>
     <w:pPr>
       <w:kinsoku w:val="0"/>
       <w:autoSpaceDE w:val="0"/>
@@ -9373,7 +9119,7 @@
       <w:textAlignment w:val="baseline"/>
     </w:pPr>
     <w:rPr>
-      <w:rFonts w:ascii="Arial" w:hAnsi="Arial" w:eastAsia="宋体" w:cs="Arial"/>
+      <w:rFonts w:ascii="Arial" w:eastAsia="宋体" w:hAnsi="Arial" w:cs="Arial"/>
       <w:snapToGrid w:val="0"/>
       <w:color w:val="000000"/>
       <w:kern w:val="0"/>
@@ -9382,12 +9128,11 @@
       <w:lang w:val="en-US" w:eastAsia="en-US" w:bidi="ar-SA"/>
     </w:rPr>
   </w:style>
-  <w:style w:type="paragraph" w:styleId="2">
+  <w:style w:type="paragraph" w:styleId="Heading1">
     <w:name w:val="heading 1"/>
-    <w:basedOn w:val="1"/>
-    <w:next w:val="1"/>
+    <w:basedOn w:val="Normal"/>
+    <w:next w:val="Normal"/>
     <w:qFormat/>
-    <w:uiPriority w:val="0"/>
     <w:pPr>
       <w:keepNext/>
       <w:keepLines/>
@@ -9405,13 +9150,12 @@
       <w:sz w:val="44"/>
     </w:rPr>
   </w:style>
-  <w:style w:type="paragraph" w:styleId="3">
+  <w:style w:type="paragraph" w:styleId="Heading2">
     <w:name w:val="heading 2"/>
-    <w:basedOn w:val="1"/>
-    <w:next w:val="1"/>
+    <w:basedOn w:val="Normal"/>
+    <w:next w:val="Normal"/>
     <w:unhideWhenUsed/>
     <w:qFormat/>
-    <w:uiPriority w:val="0"/>
     <w:pPr>
       <w:keepNext/>
       <w:keepLines/>
@@ -9424,19 +9168,18 @@
       <w:outlineLvl w:val="1"/>
     </w:pPr>
     <w:rPr>
-      <w:rFonts w:ascii="Arial" w:hAnsi="Arial" w:eastAsia="黑体"/>
+      <w:rFonts w:ascii="Arial" w:eastAsia="黑体" w:hAnsi="Arial"/>
       <w:b/>
       <w:sz w:val="32"/>
     </w:rPr>
   </w:style>
-  <w:style w:type="paragraph" w:styleId="4">
+  <w:style w:type="paragraph" w:styleId="Heading3">
     <w:name w:val="heading 3"/>
-    <w:basedOn w:val="1"/>
-    <w:next w:val="1"/>
+    <w:basedOn w:val="Normal"/>
+    <w:next w:val="Normal"/>
     <w:semiHidden/>
     <w:unhideWhenUsed/>
     <w:qFormat/>
-    <w:uiPriority w:val="0"/>
     <w:pPr>
       <w:keepNext/>
       <w:keepLines/>
@@ -9453,13 +9196,12 @@
       <w:sz w:val="32"/>
     </w:rPr>
   </w:style>
-  <w:style w:type="paragraph" w:styleId="5">
+  <w:style w:type="paragraph" w:styleId="Heading4">
     <w:name w:val="heading 4"/>
-    <w:basedOn w:val="1"/>
-    <w:next w:val="1"/>
+    <w:basedOn w:val="Normal"/>
+    <w:next w:val="Normal"/>
     <w:unhideWhenUsed/>
     <w:qFormat/>
-    <w:uiPriority w:val="0"/>
     <w:pPr>
       <w:keepNext/>
       <w:keepLines/>
@@ -9472,19 +9214,18 @@
       <w:outlineLvl w:val="3"/>
     </w:pPr>
     <w:rPr>
-      <w:rFonts w:ascii="Arial" w:hAnsi="Arial" w:eastAsia="黑体"/>
+      <w:rFonts w:ascii="Arial" w:eastAsia="黑体" w:hAnsi="Arial"/>
       <w:b/>
       <w:sz w:val="28"/>
     </w:rPr>
   </w:style>
-  <w:style w:type="paragraph" w:styleId="6">
+  <w:style w:type="paragraph" w:styleId="Heading5">
     <w:name w:val="heading 5"/>
-    <w:basedOn w:val="1"/>
-    <w:next w:val="1"/>
+    <w:basedOn w:val="Normal"/>
+    <w:next w:val="Normal"/>
     <w:semiHidden/>
     <w:unhideWhenUsed/>
     <w:qFormat/>
-    <w:uiPriority w:val="0"/>
     <w:pPr>
       <w:keepNext/>
       <w:keepLines/>
@@ -9501,14 +9242,13 @@
       <w:sz w:val="28"/>
     </w:rPr>
   </w:style>
-  <w:style w:type="paragraph" w:styleId="7">
+  <w:style w:type="paragraph" w:styleId="Heading6">
     <w:name w:val="heading 6"/>
-    <w:basedOn w:val="1"/>
-    <w:next w:val="1"/>
+    <w:basedOn w:val="Normal"/>
+    <w:next w:val="Normal"/>
     <w:semiHidden/>
     <w:unhideWhenUsed/>
     <w:qFormat/>
-    <w:uiPriority w:val="0"/>
     <w:pPr>
       <w:keepNext/>
       <w:keepLines/>
@@ -9521,19 +9261,18 @@
       <w:outlineLvl w:val="5"/>
     </w:pPr>
     <w:rPr>
-      <w:rFonts w:ascii="Arial" w:hAnsi="Arial" w:eastAsia="黑体"/>
+      <w:rFonts w:ascii="Arial" w:eastAsia="黑体" w:hAnsi="Arial"/>
       <w:b/>
       <w:sz w:val="24"/>
     </w:rPr>
   </w:style>
-  <w:style w:type="paragraph" w:styleId="8">
+  <w:style w:type="paragraph" w:styleId="Heading7">
     <w:name w:val="heading 7"/>
-    <w:basedOn w:val="1"/>
-    <w:next w:val="1"/>
+    <w:basedOn w:val="Normal"/>
+    <w:next w:val="Normal"/>
     <w:semiHidden/>
     <w:unhideWhenUsed/>
     <w:qFormat/>
-    <w:uiPriority w:val="0"/>
     <w:pPr>
       <w:keepNext/>
       <w:keepLines/>
@@ -9550,14 +9289,13 @@
       <w:sz w:val="24"/>
     </w:rPr>
   </w:style>
-  <w:style w:type="paragraph" w:styleId="9">
+  <w:style w:type="paragraph" w:styleId="Heading8">
     <w:name w:val="heading 8"/>
-    <w:basedOn w:val="1"/>
-    <w:next w:val="1"/>
+    <w:basedOn w:val="Normal"/>
+    <w:next w:val="Normal"/>
     <w:semiHidden/>
     <w:unhideWhenUsed/>
     <w:qFormat/>
-    <w:uiPriority w:val="0"/>
     <w:pPr>
       <w:keepNext/>
       <w:keepLines/>
@@ -9570,18 +9308,17 @@
       <w:outlineLvl w:val="7"/>
     </w:pPr>
     <w:rPr>
-      <w:rFonts w:ascii="Arial" w:hAnsi="Arial" w:eastAsia="黑体"/>
+      <w:rFonts w:ascii="Arial" w:eastAsia="黑体" w:hAnsi="Arial"/>
       <w:sz w:val="24"/>
     </w:rPr>
   </w:style>
-  <w:style w:type="paragraph" w:styleId="10">
+  <w:style w:type="paragraph" w:styleId="Heading9">
     <w:name w:val="heading 9"/>
-    <w:basedOn w:val="1"/>
-    <w:next w:val="1"/>
+    <w:basedOn w:val="Normal"/>
+    <w:next w:val="Normal"/>
     <w:semiHidden/>
     <w:unhideWhenUsed/>
     <w:qFormat/>
-    <w:uiPriority w:val="0"/>
     <w:pPr>
       <w:keepNext/>
       <w:keepLines/>
@@ -9594,21 +9331,19 @@
       <w:outlineLvl w:val="8"/>
     </w:pPr>
     <w:rPr>
-      <w:rFonts w:ascii="Arial" w:hAnsi="Arial" w:eastAsia="黑体"/>
+      <w:rFonts w:ascii="Arial" w:eastAsia="黑体" w:hAnsi="Arial"/>
       <w:sz w:val="21"/>
     </w:rPr>
   </w:style>
-  <w:style w:type="character" w:default="1" w:styleId="22">
+  <w:style w:type="character" w:default="1" w:styleId="DefaultParagraphFont">
     <w:name w:val="Default Paragraph Font"/>
     <w:semiHidden/>
     <w:qFormat/>
-    <w:uiPriority w:val="0"/>
   </w:style>
-  <w:style w:type="table" w:default="1" w:styleId="20">
+  <w:style w:type="table" w:default="1" w:styleId="TableNormal">
     <w:name w:val="Normal Table"/>
     <w:semiHidden/>
     <w:qFormat/>
-    <w:uiPriority w:val="0"/>
     <w:tblPr>
       <w:tblCellMar>
         <w:top w:w="0" w:type="dxa"/>
@@ -9618,43 +9353,39 @@
       </w:tblCellMar>
     </w:tblPr>
   </w:style>
-  <w:style w:type="paragraph" w:styleId="11">
+  <w:style w:type="paragraph" w:styleId="CommentText">
     <w:name w:val="annotation text"/>
-    <w:basedOn w:val="1"/>
+    <w:basedOn w:val="Normal"/>
     <w:qFormat/>
-    <w:uiPriority w:val="0"/>
     <w:pPr>
       <w:jc w:val="left"/>
     </w:pPr>
   </w:style>
-  <w:style w:type="paragraph" w:styleId="12">
+  <w:style w:type="paragraph" w:styleId="BodyText">
     <w:name w:val="Body Text"/>
-    <w:basedOn w:val="1"/>
+    <w:basedOn w:val="Normal"/>
     <w:semiHidden/>
     <w:qFormat/>
-    <w:uiPriority w:val="0"/>
     <w:rPr>
-      <w:rFonts w:ascii="Arial" w:hAnsi="Arial" w:eastAsia="Arial" w:cs="Arial"/>
+      <w:rFonts w:ascii="Arial" w:eastAsia="Arial" w:hAnsi="Arial" w:cs="Arial"/>
       <w:sz w:val="21"/>
       <w:szCs w:val="21"/>
       <w:lang w:val="en-US" w:eastAsia="en-US" w:bidi="ar-SA"/>
     </w:rPr>
   </w:style>
-  <w:style w:type="paragraph" w:styleId="13">
+  <w:style w:type="paragraph" w:styleId="TOC3">
     <w:name w:val="toc 3"/>
-    <w:basedOn w:val="1"/>
-    <w:next w:val="1"/>
+    <w:basedOn w:val="Normal"/>
+    <w:next w:val="Normal"/>
     <w:qFormat/>
-    <w:uiPriority w:val="0"/>
     <w:pPr>
       <w:ind w:left="840" w:leftChars="400"/>
     </w:pPr>
   </w:style>
-  <w:style w:type="paragraph" w:styleId="14">
+  <w:style w:type="paragraph" w:styleId="Footer">
     <w:name w:val="footer"/>
-    <w:basedOn w:val="1"/>
+    <w:basedOn w:val="Normal"/>
     <w:qFormat/>
-    <w:uiPriority w:val="0"/>
     <w:pPr>
       <w:tabs>
         <w:tab w:val="center" w:pos="4153"/>
@@ -9667,17 +9398,16 @@
       <w:sz w:val="18"/>
     </w:rPr>
   </w:style>
-  <w:style w:type="paragraph" w:styleId="15">
+  <w:style w:type="paragraph" w:styleId="Header">
     <w:name w:val="header"/>
-    <w:basedOn w:val="1"/>
+    <w:basedOn w:val="Normal"/>
     <w:qFormat/>
-    <w:uiPriority w:val="0"/>
     <w:pPr>
       <w:pBdr>
-        <w:top w:val="none" w:color="auto" w:sz="0" w:space="0"/>
-        <w:left w:val="none" w:color="auto" w:sz="0" w:space="0"/>
-        <w:bottom w:val="none" w:color="auto" w:sz="0" w:space="0"/>
-        <w:right w:val="none" w:color="auto" w:sz="0" w:space="0"/>
+        <w:top w:val="nil"/>
+        <w:left w:val="nil"/>
+        <w:bottom w:val="nil"/>
+        <w:right w:val="nil"/>
       </w:pBdr>
       <w:tabs>
         <w:tab w:val="center" w:pos="4153"/>
@@ -9692,41 +9422,37 @@
       <w:sz w:val="18"/>
     </w:rPr>
   </w:style>
-  <w:style w:type="paragraph" w:styleId="16">
+  <w:style w:type="paragraph" w:styleId="TOC1">
     <w:name w:val="toc 1"/>
-    <w:basedOn w:val="1"/>
-    <w:next w:val="1"/>
+    <w:basedOn w:val="Normal"/>
+    <w:next w:val="Normal"/>
     <w:qFormat/>
-    <w:uiPriority w:val="0"/>
     <w:rPr>
-      <w:rFonts w:ascii="Arial" w:hAnsi="Arial" w:eastAsia="Microsoft JhengHei"/>
+      <w:rFonts w:ascii="Arial" w:eastAsia="Microsoft JhengHei" w:hAnsi="Arial"/>
       <w:sz w:val="24"/>
     </w:rPr>
   </w:style>
-  <w:style w:type="paragraph" w:styleId="17">
+  <w:style w:type="paragraph" w:styleId="TOC2">
     <w:name w:val="toc 2"/>
-    <w:basedOn w:val="1"/>
-    <w:next w:val="1"/>
+    <w:basedOn w:val="Normal"/>
+    <w:next w:val="Normal"/>
     <w:qFormat/>
-    <w:uiPriority w:val="0"/>
     <w:pPr>
       <w:ind w:left="420" w:leftChars="200"/>
     </w:pPr>
   </w:style>
-  <w:style w:type="paragraph" w:styleId="18">
+  <w:style w:type="paragraph" w:styleId="NormalWeb">
     <w:name w:val="Normal (Web)"/>
-    <w:basedOn w:val="1"/>
+    <w:basedOn w:val="Normal"/>
     <w:qFormat/>
-    <w:uiPriority w:val="0"/>
     <w:rPr>
       <w:sz w:val="24"/>
     </w:rPr>
   </w:style>
-  <w:style w:type="paragraph" w:styleId="19">
+  <w:style w:type="paragraph" w:styleId="Title">
     <w:name w:val="Title"/>
-    <w:basedOn w:val="1"/>
+    <w:basedOn w:val="Normal"/>
     <w:qFormat/>
-    <w:uiPriority w:val="0"/>
     <w:pPr>
       <w:spacing w:before="240" w:beforeLines="0" w:beforeAutospacing="0" w:after="60" w:afterLines="0" w:afterAutospacing="0"/>
       <w:jc w:val="center"/>
@@ -9738,73 +9464,68 @@
       <w:sz w:val="32"/>
     </w:rPr>
   </w:style>
-  <w:style w:type="table" w:styleId="21">
+  <w:style w:type="table" w:styleId="TableGrid">
     <w:name w:val="Table Grid"/>
-    <w:basedOn w:val="20"/>
+    <w:basedOn w:val="TableNormal"/>
     <w:qFormat/>
-    <w:uiPriority w:val="0"/>
     <w:pPr>
       <w:widowControl w:val="0"/>
       <w:jc w:val="both"/>
     </w:pPr>
     <w:tblPr>
       <w:tblBorders>
-        <w:top w:val="single" w:color="auto" w:sz="4" w:space="0"/>
-        <w:left w:val="single" w:color="auto" w:sz="4" w:space="0"/>
-        <w:bottom w:val="single" w:color="auto" w:sz="4" w:space="0"/>
-        <w:right w:val="single" w:color="auto" w:sz="4" w:space="0"/>
-        <w:insideH w:val="single" w:color="auto" w:sz="4" w:space="0"/>
-        <w:insideV w:val="single" w:color="auto" w:sz="4" w:space="0"/>
+        <w:top w:val="single" w:sz="4" w:space="0" w:color="auto"/>
+        <w:left w:val="single" w:sz="4" w:space="0" w:color="auto"/>
+        <w:bottom w:val="single" w:sz="4" w:space="0" w:color="auto"/>
+        <w:right w:val="single" w:sz="4" w:space="0" w:color="auto"/>
+        <w:insideH w:val="single" w:sz="4" w:space="0" w:color="auto"/>
+        <w:insideV w:val="single" w:sz="4" w:space="0" w:color="auto"/>
       </w:tblBorders>
     </w:tblPr>
   </w:style>
-  <w:style w:type="character" w:styleId="23">
+  <w:style w:type="character" w:styleId="Strong">
     <w:name w:val="Strong"/>
-    <w:basedOn w:val="22"/>
+    <w:basedOn w:val="DefaultParagraphFont"/>
     <w:qFormat/>
-    <w:uiPriority w:val="0"/>
     <w:rPr>
       <w:b/>
     </w:rPr>
   </w:style>
-  <w:style w:type="paragraph" w:customStyle="1" w:styleId="24">
+  <w:style w:type="paragraph" w:customStyle="1" w:styleId="a">
     <w:name w:val="柴_公司名"/>
-    <w:basedOn w:val="19"/>
+    <w:basedOn w:val="Title"/>
     <w:qFormat/>
-    <w:uiPriority w:val="0"/>
     <w:pPr>
       <w:spacing w:after="600" w:afterLines="600"/>
     </w:pPr>
     <w:rPr>
-      <w:rFonts w:hint="eastAsia" w:ascii="宋体" w:hAnsi="宋体" w:eastAsia="宋体" w:cs="宋体"/>
+      <w:rFonts w:ascii="宋体" w:eastAsia="宋体" w:hAnsi="宋体" w:cs="宋体" w:hint="eastAsia"/>
       <w:bCs/>
       <w:spacing w:val="-6"/>
       <w:sz w:val="52"/>
       <w:szCs w:val="52"/>
     </w:rPr>
   </w:style>
-  <w:style w:type="paragraph" w:customStyle="1" w:styleId="25">
+  <w:style w:type="paragraph" w:customStyle="1" w:styleId="a0">
     <w:name w:val="柴_文档名"/>
-    <w:basedOn w:val="19"/>
+    <w:basedOn w:val="Title"/>
     <w:qFormat/>
-    <w:uiPriority w:val="0"/>
     <w:pPr>
       <w:spacing w:after="900" w:afterLines="900"/>
     </w:pPr>
     <w:rPr>
-      <w:rFonts w:ascii="黑体" w:hAnsi="黑体" w:eastAsia="黑体" w:cs="黑体"/>
+      <w:rFonts w:ascii="黑体" w:eastAsia="黑体" w:hAnsi="黑体" w:cs="黑体"/>
       <w:bCs/>
       <w:spacing w:val="-7"/>
       <w:sz w:val="52"/>
       <w:szCs w:val="52"/>
     </w:rPr>
   </w:style>
-  <w:style w:type="table" w:customStyle="1" w:styleId="26">
+  <w:style w:type="table" w:customStyle="1" w:styleId="TableNormal0">
     <w:name w:val="Table Normal_0"/>
     <w:semiHidden/>
     <w:unhideWhenUsed/>
     <w:qFormat/>
-    <w:uiPriority w:val="0"/>
     <w:tblPr>
       <w:tblCellMar>
         <w:top w:w="0" w:type="dxa"/>
@@ -9814,87 +9535,81 @@
       </w:tblCellMar>
     </w:tblPr>
   </w:style>
-  <w:style w:type="paragraph" w:customStyle="1" w:styleId="27">
+  <w:style w:type="paragraph" w:customStyle="1" w:styleId="TableText">
     <w:name w:val="Table Text"/>
-    <w:basedOn w:val="1"/>
+    <w:basedOn w:val="Normal"/>
     <w:semiHidden/>
     <w:qFormat/>
-    <w:uiPriority w:val="0"/>
     <w:rPr>
-      <w:rFonts w:ascii="宋体" w:hAnsi="宋体" w:eastAsia="宋体" w:cs="宋体"/>
+      <w:rFonts w:ascii="宋体" w:eastAsia="宋体" w:hAnsi="宋体" w:cs="宋体"/>
       <w:sz w:val="21"/>
       <w:szCs w:val="21"/>
       <w:lang w:val="en-US" w:eastAsia="en-US" w:bidi="ar-SA"/>
     </w:rPr>
   </w:style>
-  <w:style w:type="paragraph" w:customStyle="1" w:styleId="28">
+  <w:style w:type="paragraph" w:customStyle="1" w:styleId="1">
     <w:name w:val="柴_标题1"/>
-    <w:basedOn w:val="2"/>
-    <w:next w:val="29"/>
-    <w:link w:val="38"/>
+    <w:basedOn w:val="Heading1"/>
+    <w:next w:val="a1"/>
+    <w:link w:val="1Char"/>
     <w:qFormat/>
-    <w:uiPriority w:val="0"/>
     <w:pPr>
       <w:spacing w:before="100" w:after="90" w:line="360" w:lineRule="auto"/>
     </w:pPr>
     <w:rPr>
-      <w:rFonts w:ascii="Arial" w:hAnsi="Arial" w:eastAsia="宋体"/>
+      <w:rFonts w:ascii="Arial" w:eastAsia="宋体" w:hAnsi="Arial"/>
       <w:sz w:val="32"/>
     </w:rPr>
   </w:style>
-  <w:style w:type="paragraph" w:customStyle="1" w:styleId="29">
+  <w:style w:type="paragraph" w:customStyle="1" w:styleId="a1">
     <w:name w:val="柴_正文"/>
-    <w:basedOn w:val="12"/>
-    <w:link w:val="42"/>
+    <w:basedOn w:val="BodyText"/>
+    <w:link w:val="Char"/>
     <w:qFormat/>
-    <w:uiPriority w:val="0"/>
     <w:pPr>
       <w:spacing w:line="360" w:lineRule="auto"/>
       <w:ind w:firstLine="470" w:firstLineChars="200"/>
     </w:pPr>
     <w:rPr>
-      <w:rFonts w:ascii="Arial" w:hAnsi="Arial" w:eastAsia="宋体"/>
+      <w:rFonts w:ascii="Arial" w:eastAsia="宋体" w:hAnsi="Arial"/>
       <w:sz w:val="24"/>
       <w:lang w:eastAsia="zh-CN"/>
     </w:rPr>
   </w:style>
-  <w:style w:type="paragraph" w:customStyle="1" w:styleId="30">
+  <w:style w:type="paragraph" w:customStyle="1" w:styleId="2">
     <w:name w:val="柴_标题2"/>
-    <w:basedOn w:val="3"/>
-    <w:next w:val="29"/>
+    <w:basedOn w:val="Heading2"/>
+    <w:next w:val="a1"/>
     <w:qFormat/>
-    <w:uiPriority w:val="0"/>
     <w:pPr>
       <w:spacing w:line="360" w:lineRule="auto"/>
     </w:pPr>
     <w:rPr>
-      <w:rFonts w:ascii="Arial" w:hAnsi="Arial" w:eastAsia="宋体"/>
+      <w:rFonts w:ascii="Arial" w:eastAsia="宋体" w:hAnsi="Arial"/>
       <w:sz w:val="28"/>
     </w:rPr>
   </w:style>
-  <w:style w:type="paragraph" w:customStyle="1" w:styleId="31">
+  <w:style w:type="paragraph" w:customStyle="1" w:styleId="3">
     <w:name w:val="柴_标题3"/>
-    <w:basedOn w:val="4"/>
-    <w:next w:val="29"/>
+    <w:basedOn w:val="Heading3"/>
+    <w:next w:val="a1"/>
     <w:qFormat/>
-    <w:uiPriority w:val="0"/>
     <w:pPr>
       <w:spacing w:line="360" w:lineRule="auto"/>
       <w:ind w:left="0" w:firstLine="472" w:firstLineChars="200"/>
     </w:pPr>
     <w:rPr>
-      <w:rFonts w:ascii="宋体" w:hAnsi="宋体" w:eastAsia="宋体" w:cs="宋体"/>
+      <w:rFonts w:ascii="宋体" w:eastAsia="宋体" w:hAnsi="宋体" w:cs="宋体"/>
       <w:spacing w:val="-2"/>
       <w:sz w:val="24"/>
       <w:szCs w:val="24"/>
     </w:rPr>
   </w:style>
-  <w:style w:type="paragraph" w:customStyle="1" w:styleId="32">
+  <w:style w:type="paragraph" w:customStyle="1" w:styleId="a2">
     <w:name w:val="柴_目录"/>
-    <w:basedOn w:val="1"/>
-    <w:next w:val="12"/>
+    <w:basedOn w:val="Normal"/>
+    <w:next w:val="BodyText"/>
     <w:qFormat/>
-    <w:uiPriority w:val="0"/>
     <w:pPr>
       <w:tabs>
         <w:tab w:val="right" w:leader="dot" w:pos="8442"/>
@@ -9902,64 +9617,59 @@
       <w:ind w:left="0" w:leftChars="0"/>
     </w:pPr>
     <w:rPr>
-      <w:rFonts w:ascii="Arial" w:hAnsi="Arial" w:eastAsia="Microsoft JhengHei"/>
+      <w:rFonts w:ascii="Arial" w:eastAsia="Microsoft JhengHei" w:hAnsi="Arial"/>
       <w:sz w:val="24"/>
     </w:rPr>
   </w:style>
-  <w:style w:type="paragraph" w:customStyle="1" w:styleId="33">
+  <w:style w:type="paragraph" w:customStyle="1" w:styleId="WPSOffice1">
     <w:name w:val="WPSOffice手动目录 1"/>
     <w:qFormat/>
-    <w:uiPriority w:val="0"/>
     <w:pPr>
       <w:ind w:leftChars="0"/>
     </w:pPr>
     <w:rPr>
-      <w:rFonts w:ascii="Times New Roman" w:hAnsi="Times New Roman" w:eastAsia="宋体" w:cs="Times New Roman"/>
+      <w:rFonts w:ascii="Times New Roman" w:eastAsia="宋体" w:hAnsi="Times New Roman" w:cs="Times New Roman"/>
       <w:sz w:val="20"/>
       <w:szCs w:val="20"/>
     </w:rPr>
   </w:style>
-  <w:style w:type="paragraph" w:customStyle="1" w:styleId="34">
+  <w:style w:type="paragraph" w:customStyle="1" w:styleId="WPSOffice2">
     <w:name w:val="WPSOffice手动目录 2"/>
     <w:qFormat/>
-    <w:uiPriority w:val="0"/>
     <w:pPr>
       <w:ind w:leftChars="200"/>
     </w:pPr>
     <w:rPr>
-      <w:rFonts w:ascii="Times New Roman" w:hAnsi="Times New Roman" w:eastAsia="宋体" w:cs="Times New Roman"/>
+      <w:rFonts w:ascii="Times New Roman" w:eastAsia="宋体" w:hAnsi="Times New Roman" w:cs="Times New Roman"/>
       <w:sz w:val="20"/>
       <w:szCs w:val="20"/>
     </w:rPr>
   </w:style>
-  <w:style w:type="paragraph" w:customStyle="1" w:styleId="35">
+  <w:style w:type="paragraph" w:customStyle="1" w:styleId="WPSOffice3">
     <w:name w:val="WPSOffice手动目录 3"/>
     <w:qFormat/>
-    <w:uiPriority w:val="0"/>
     <w:pPr>
       <w:ind w:leftChars="400"/>
     </w:pPr>
     <w:rPr>
-      <w:rFonts w:ascii="Times New Roman" w:hAnsi="Times New Roman" w:eastAsia="宋体" w:cs="Times New Roman"/>
+      <w:rFonts w:ascii="Times New Roman" w:eastAsia="宋体" w:hAnsi="Times New Roman" w:cs="Times New Roman"/>
       <w:sz w:val="20"/>
       <w:szCs w:val="20"/>
     </w:rPr>
   </w:style>
-  <w:style w:type="paragraph" w:customStyle="1" w:styleId="36">
+  <w:style w:type="paragraph" w:customStyle="1" w:styleId="Compact">
     <w:name w:val="Compact"/>
-    <w:basedOn w:val="12"/>
+    <w:basedOn w:val="BodyText"/>
     <w:qFormat/>
-    <w:uiPriority w:val="0"/>
     <w:pPr>
       <w:spacing w:before="36" w:after="36"/>
     </w:pPr>
   </w:style>
-  <w:style w:type="table" w:customStyle="1" w:styleId="37">
+  <w:style w:type="table" w:customStyle="1" w:styleId="Table">
     <w:name w:val="Table"/>
     <w:semiHidden/>
     <w:unhideWhenUsed/>
     <w:qFormat/>
-    <w:uiPriority w:val="0"/>
     <w:tblPr>
       <w:tblCellMar>
         <w:top w:w="0" w:type="dxa"/>
@@ -9971,28 +9681,26 @@
     <w:tblStylePr w:type="firstRow">
       <w:tcPr>
         <w:tcBorders>
-          <w:bottom w:val="single" w:color="auto" w:sz="0" w:space="0"/>
+          <w:bottom w:val="single" w:sz="0" w:space="0" w:color="auto"/>
         </w:tcBorders>
         <w:vAlign w:val="bottom"/>
       </w:tcPr>
     </w:tblStylePr>
   </w:style>
-  <w:style w:type="character" w:customStyle="1" w:styleId="38">
+  <w:style w:type="character" w:customStyle="1" w:styleId="1Char">
     <w:name w:val="柴_标题1 Char"/>
-    <w:link w:val="28"/>
+    <w:link w:val="1"/>
     <w:qFormat/>
-    <w:uiPriority w:val="0"/>
     <w:rPr>
-      <w:rFonts w:ascii="Arial" w:hAnsi="Arial" w:eastAsia="宋体"/>
+      <w:rFonts w:ascii="Arial" w:eastAsia="宋体" w:hAnsi="Arial"/>
       <w:sz w:val="32"/>
     </w:rPr>
   </w:style>
-  <w:style w:type="table" w:customStyle="1" w:styleId="39">
+  <w:style w:type="table" w:customStyle="1" w:styleId="TableNormal1">
     <w:name w:val="Table Normal_1"/>
     <w:semiHidden/>
     <w:unhideWhenUsed/>
     <w:qFormat/>
-    <w:uiPriority w:val="0"/>
     <w:tblPr>
       <w:tblCellMar>
         <w:top w:w="0" w:type="dxa"/>
@@ -10002,11 +9710,10 @@
       </w:tblCellMar>
     </w:tblPr>
   </w:style>
-  <w:style w:type="paragraph" w:customStyle="1" w:styleId="40">
+  <w:style w:type="paragraph" w:customStyle="1" w:styleId="a3">
     <w:name w:val="柴_正文_无缩进"/>
-    <w:basedOn w:val="1"/>
+    <w:basedOn w:val="Normal"/>
     <w:qFormat/>
-    <w:uiPriority w:val="0"/>
     <w:pPr>
       <w:ind w:firstLine="0" w:firstLineChars="0"/>
     </w:pPr>
@@ -10016,31 +9723,29 @@
       <w:lang w:eastAsia="zh-CN"/>
     </w:rPr>
   </w:style>
-  <w:style w:type="paragraph" w:customStyle="1" w:styleId="41">
+  <w:style w:type="paragraph" w:customStyle="1" w:styleId="4">
     <w:name w:val="柴_标题4"/>
-    <w:basedOn w:val="5"/>
-    <w:next w:val="1"/>
+    <w:basedOn w:val="Heading4"/>
+    <w:next w:val="Normal"/>
     <w:qFormat/>
-    <w:uiPriority w:val="0"/>
     <w:pPr>
       <w:widowControl w:val="0"/>
       <w:spacing w:before="160" w:line="360" w:lineRule="auto"/>
-      <w:ind w:left="981" w:leftChars="300" w:hanging="862"/>
+      <w:ind w:left="981" w:hanging="862" w:leftChars="300"/>
     </w:pPr>
     <w:rPr>
-      <w:rFonts w:hint="eastAsia" w:ascii="Calibri" w:hAnsi="Calibri" w:eastAsia="宋体" w:cs="宋体"/>
+      <w:rFonts w:ascii="Calibri" w:eastAsia="宋体" w:hAnsi="Calibri" w:cs="宋体" w:hint="eastAsia"/>
       <w:sz w:val="24"/>
       <w:szCs w:val="24"/>
       <w:lang w:eastAsia="zh-CN" w:bidi="zh-CN"/>
     </w:rPr>
   </w:style>
-  <w:style w:type="character" w:customStyle="1" w:styleId="42">
+  <w:style w:type="character" w:customStyle="1" w:styleId="Char">
     <w:name w:val="柴_正文 Char"/>
-    <w:link w:val="29"/>
+    <w:link w:val="a1"/>
     <w:qFormat/>
-    <w:uiPriority w:val="0"/>
     <w:rPr>
-      <w:rFonts w:ascii="Arial" w:hAnsi="Arial" w:eastAsia="宋体"/>
+      <w:rFonts w:ascii="Arial" w:eastAsia="宋体" w:hAnsi="Arial"/>
       <w:sz w:val="24"/>
       <w:lang w:eastAsia="zh-CN"/>
     </w:rPr>
